--- a/admin/class-tests/code/classes.docx
+++ b/admin/class-tests/code/classes.docx
@@ -1,11 +1,11 @@
 
 <file path=word/document.xml><?xml version="1.0" encoding="utf-8"?>
-<w:document xmlns:mc="http://schemas.openxmlformats.org/markup-compatibility/2006" xmlns:ve="http://schemas.openxmlformats.org/markup-compatibility/2006" xmlns:o="urn:schemas-microsoft-com:office:office" xmlns:r="http://schemas.openxmlformats.org/officeDocument/2006/relationships" xmlns:m="http://schemas.openxmlformats.org/officeDocument/2006/math" xmlns:v="urn:schemas-microsoft-com:vml" xmlns:wp="http://schemas.openxmlformats.org/drawingml/2006/wordprocessingDrawing" xmlns:w10="urn:schemas-microsoft-com:office:word" xmlns:w="http://schemas.openxmlformats.org/wordprocessingml/2006/main" xmlns:wne="http://schemas.microsoft.com/office/word/2006/wordml" xmlns:a="http://schemas.openxmlformats.org/drawingml/2006/main" xmlns:pic="http://schemas.openxmlformats.org/drawingml/2006/picture" xmlns:wpg="http://schemas.microsoft.com/office/word/2010/wordprocessingGroup" xmlns:wps="http://schemas.microsoft.com/office/word/2010/wordprocessingShape" xmlns:w14="http://schemas.microsoft.com/office/word/2010/wordml" mc:Ignorable="w14" xml:space="preserve">
+<w:document xmlns:wpc="http://schemas.microsoft.com/office/word/2010/wordprocessingCanvas" xmlns:cx="http://schemas.microsoft.com/office/drawing/2014/chartex" xmlns:cx1="http://schemas.microsoft.com/office/drawing/2015/9/8/chartex" xmlns:cx2="http://schemas.microsoft.com/office/drawing/2015/10/21/chartex" xmlns:cx3="http://schemas.microsoft.com/office/drawing/2016/5/9/chartex" xmlns:cx4="http://schemas.microsoft.com/office/drawing/2016/5/10/chartex" xmlns:cx5="http://schemas.microsoft.com/office/drawing/2016/5/11/chartex" xmlns:cx6="http://schemas.microsoft.com/office/drawing/2016/5/12/chartex" xmlns:cx7="http://schemas.microsoft.com/office/drawing/2016/5/13/chartex" xmlns:cx8="http://schemas.microsoft.com/office/drawing/2016/5/14/chartex" xmlns:mc="http://schemas.openxmlformats.org/markup-compatibility/2006" xmlns:aink="http://schemas.microsoft.com/office/drawing/2016/ink" xmlns:am3d="http://schemas.microsoft.com/office/drawing/2017/model3d" xmlns:o="urn:schemas-microsoft-com:office:office" xmlns:oel="http://schemas.microsoft.com/office/2019/extlst" xmlns:r="http://schemas.openxmlformats.org/officeDocument/2006/relationships" xmlns:m="http://schemas.openxmlformats.org/officeDocument/2006/math" xmlns:v="urn:schemas-microsoft-com:vml" xmlns:wp14="http://schemas.microsoft.com/office/word/2010/wordprocessingDrawing" xmlns:wp="http://schemas.openxmlformats.org/drawingml/2006/wordprocessingDrawing" xmlns:w10="urn:schemas-microsoft-com:office:word" xmlns:w="http://schemas.openxmlformats.org/wordprocessingml/2006/main" xmlns:w14="http://schemas.microsoft.com/office/word/2010/wordml" xmlns:w15="http://schemas.microsoft.com/office/word/2012/wordml" xmlns:w16cex="http://schemas.microsoft.com/office/word/2018/wordml/cex" xmlns:w16cid="http://schemas.microsoft.com/office/word/2016/wordml/cid" xmlns:w16="http://schemas.microsoft.com/office/word/2018/wordml" xmlns:w16du="http://schemas.microsoft.com/office/word/2023/wordml/word16du" xmlns:w16sdtdh="http://schemas.microsoft.com/office/word/2020/wordml/sdtdatahash" xmlns:w16sdtfl="http://schemas.microsoft.com/office/word/2024/wordml/sdtformatlock" xmlns:w16se="http://schemas.microsoft.com/office/word/2015/wordml/symex" xmlns:wpg="http://schemas.microsoft.com/office/word/2010/wordprocessingGroup" xmlns:wpi="http://schemas.microsoft.com/office/word/2010/wordprocessingInk" xmlns:wne="http://schemas.microsoft.com/office/word/2006/wordml" xmlns:wps="http://schemas.microsoft.com/office/word/2010/wordprocessingShape" mc:Ignorable="w14 w15 w16se w16cid w16 w16cex w16sdtdh w16sdtfl w16du wp14">
   <w:body>
     <w:p>
       <w:pPr>
         <w:spacing w:before="213"/>
-        <w:ind w:left="20" w:right="0" w:firstLine="0"/>
+        <w:ind w:left="20"/>
         <w:jc w:val="center"/>
         <w:rPr>
           <w:sz w:val="45"/>
@@ -37,7 +37,7 @@
           <w:spacing w:val="-24"/>
           <w:sz w:val="44"/>
         </w:rPr>
-        <w:t> </w:t>
+        <w:t xml:space="preserve"> </w:t>
       </w:r>
       <w:r>
         <w:rPr>
@@ -58,7 +58,7 @@
           <w:spacing w:val="-24"/>
           <w:sz w:val="44"/>
         </w:rPr>
-        <w:t> </w:t>
+        <w:t xml:space="preserve"> </w:t>
       </w:r>
       <w:r>
         <w:rPr>
@@ -72,7 +72,7 @@
           <w:spacing w:val="-27"/>
           <w:sz w:val="45"/>
         </w:rPr>
-        <w:t> </w:t>
+        <w:t xml:space="preserve"> </w:t>
       </w:r>
       <w:r>
         <w:rPr>
@@ -93,7 +93,7 @@
           <w:spacing w:val="-27"/>
           <w:sz w:val="45"/>
         </w:rPr>
-        <w:t> </w:t>
+        <w:t xml:space="preserve"> </w:t>
       </w:r>
       <w:r>
         <w:rPr>
@@ -113,12 +113,13 @@
       </w:pPr>
       <w:r>
         <w:rPr>
+          <w:noProof/>
           <w:sz w:val="9"/>
         </w:rPr>
         <mc:AlternateContent>
           <mc:Choice Requires="wps">
             <w:drawing>
-              <wp:anchor distT="0" distB="0" distL="0" distR="0" allowOverlap="1" layoutInCell="1" locked="0" behindDoc="1" simplePos="0" relativeHeight="487587840">
+              <wp:anchor distT="0" distB="0" distL="0" distR="0" simplePos="0" relativeHeight="487587840" behindDoc="1" locked="0" layoutInCell="1" allowOverlap="1" wp14:anchorId="5BDB36EF" wp14:editId="03D74CDD">
                 <wp:simplePos x="0" y="0"/>
                 <wp:positionH relativeFrom="page">
                   <wp:posOffset>850899</wp:posOffset>
@@ -131,13 +132,14 @@
                 <wp:wrapTopAndBottom/>
                 <wp:docPr id="3" name="Graphic 3"/>
                 <wp:cNvGraphicFramePr>
-                  <a:graphicFrameLocks/>
+                  <a:graphicFrameLocks xmlns:a="http://schemas.openxmlformats.org/drawingml/2006/main"/>
                 </wp:cNvGraphicFramePr>
-                <a:graphic>
+                <a:graphic xmlns:a="http://schemas.openxmlformats.org/drawingml/2006/main">
                   <a:graphicData uri="http://schemas.microsoft.com/office/word/2010/wordprocessingShape">
                     <wps:wsp>
-                      <wps:cNvPr id="3" name="Graphic 3"/>
-                      <wps:cNvSpPr/>
+                      <wps:cNvSpPr>
+                        <a:spLocks/>
+                      </wps:cNvSpPr>
                       <wps:spPr>
                         <a:xfrm>
                           <a:off x="0" y="0"/>
@@ -188,7 +190,7 @@
               </wp:anchor>
             </w:drawing>
           </mc:Choice>
-          <mc:Fallback>
+          <mc:Fallback xmlns:pic="http://schemas.openxmlformats.org/drawingml/2006/picture" xmlns:a="http://schemas.openxmlformats.org/drawingml/2006/main" xmlns:ve="http://schemas.openxmlformats.org/markup-compatibility/2006">
             <w:pict>
               <v:rect style="position:absolute;margin-left:66.999992pt;margin-top:6.477191pt;width:461.999963pt;height:.75pt;mso-position-horizontal-relative:page;mso-position-vertical-relative:paragraph;z-index:-15728640;mso-wrap-distance-left:0;mso-wrap-distance-right:0" id="docshape3" filled="true" fillcolor="#000000" stroked="false">
                 <v:fill opacity="11822f" type="solid"/>
@@ -202,7 +204,7 @@
     <w:p>
       <w:pPr>
         <w:spacing w:before="346"/>
-        <w:ind w:left="20" w:right="0" w:firstLine="0"/>
+        <w:ind w:left="20"/>
         <w:jc w:val="center"/>
         <w:rPr>
           <w:sz w:val="34"/>
@@ -276,7 +278,7 @@
           <w:spacing w:val="-22"/>
           <w:sz w:val="35"/>
         </w:rPr>
-        <w:t> </w:t>
+        <w:t xml:space="preserve"> </w:t>
       </w:r>
       <w:r>
         <w:rPr>
@@ -339,7 +341,7 @@
           <w:spacing w:val="-18"/>
           <w:sz w:val="34"/>
         </w:rPr>
-        <w:t> </w:t>
+        <w:t xml:space="preserve"> </w:t>
       </w:r>
       <w:r>
         <w:rPr>
@@ -359,12 +361,13 @@
       </w:pPr>
       <w:r>
         <w:rPr>
+          <w:noProof/>
           <w:sz w:val="7"/>
         </w:rPr>
         <mc:AlternateContent>
           <mc:Choice Requires="wps">
             <w:drawing>
-              <wp:anchor distT="0" distB="0" distL="0" distR="0" allowOverlap="1" layoutInCell="1" locked="0" behindDoc="1" simplePos="0" relativeHeight="487588352">
+              <wp:anchor distT="0" distB="0" distL="0" distR="0" simplePos="0" relativeHeight="487588352" behindDoc="1" locked="0" layoutInCell="1" allowOverlap="1" wp14:anchorId="75AC6C2F" wp14:editId="72BF463A">
                 <wp:simplePos x="0" y="0"/>
                 <wp:positionH relativeFrom="page">
                   <wp:posOffset>850899</wp:posOffset>
@@ -377,13 +380,14 @@
                 <wp:wrapTopAndBottom/>
                 <wp:docPr id="4" name="Graphic 4"/>
                 <wp:cNvGraphicFramePr>
-                  <a:graphicFrameLocks/>
+                  <a:graphicFrameLocks xmlns:a="http://schemas.openxmlformats.org/drawingml/2006/main"/>
                 </wp:cNvGraphicFramePr>
-                <a:graphic>
+                <a:graphic xmlns:a="http://schemas.openxmlformats.org/drawingml/2006/main">
                   <a:graphicData uri="http://schemas.microsoft.com/office/word/2010/wordprocessingShape">
                     <wps:wsp>
-                      <wps:cNvPr id="4" name="Graphic 4"/>
-                      <wps:cNvSpPr/>
+                      <wps:cNvSpPr>
+                        <a:spLocks/>
+                      </wps:cNvSpPr>
                       <wps:spPr>
                         <a:xfrm>
                           <a:off x="0" y="0"/>
@@ -434,7 +438,7 @@
               </wp:anchor>
             </w:drawing>
           </mc:Choice>
-          <mc:Fallback>
+          <mc:Fallback xmlns:pic="http://schemas.openxmlformats.org/drawingml/2006/picture" xmlns:a="http://schemas.openxmlformats.org/drawingml/2006/main" xmlns:ve="http://schemas.openxmlformats.org/markup-compatibility/2006">
             <w:pict>
               <v:rect style="position:absolute;margin-left:66.999992pt;margin-top:5.326705pt;width:461.999963pt;height:.75pt;mso-position-horizontal-relative:page;mso-position-vertical-relative:paragraph;z-index:-15728128;mso-wrap-distance-left:0;mso-wrap-distance-right:0" id="docshape4" filled="true" fillcolor="#000000" stroked="false">
                 <v:fill opacity="11822f" type="solid"/>
@@ -469,7 +473,7 @@
         <w:rPr>
           <w:spacing w:val="1"/>
         </w:rPr>
-        <w:t> </w:t>
+        <w:t xml:space="preserve"> </w:t>
       </w:r>
       <w:r>
         <w:rPr>
@@ -488,7 +492,7 @@
         <w:rPr>
           <w:spacing w:val="1"/>
         </w:rPr>
-        <w:t> </w:t>
+        <w:t xml:space="preserve"> </w:t>
       </w:r>
       <w:r>
         <w:rPr>
@@ -521,11 +525,10 @@
           <w:numId w:val="1"/>
         </w:numPr>
         <w:tabs>
-          <w:tab w:pos="357" w:val="left" w:leader="none"/>
+          <w:tab w:val="left" w:pos="357"/>
         </w:tabs>
-        <w:spacing w:line="240" w:lineRule="auto" w:before="0" w:after="0"/>
-        <w:ind w:left="357" w:right="0" w:hanging="295"/>
-        <w:jc w:val="left"/>
+        <w:spacing w:before="0"/>
+        <w:ind w:left="357" w:hanging="295"/>
         <w:rPr>
           <w:sz w:val="34"/>
         </w:rPr>
@@ -549,7 +552,7 @@
           <w:spacing w:val="-30"/>
           <w:sz w:val="34"/>
         </w:rPr>
-        <w:t> </w:t>
+        <w:t xml:space="preserve"> </w:t>
       </w:r>
       <w:r>
         <w:rPr>
@@ -577,7 +580,7 @@
           <w:spacing w:val="-29"/>
           <w:sz w:val="34"/>
         </w:rPr>
-        <w:t> </w:t>
+        <w:t xml:space="preserve"> </w:t>
       </w:r>
       <w:r>
         <w:rPr>
@@ -612,7 +615,7 @@
           <w:spacing w:val="-30"/>
           <w:sz w:val="34"/>
         </w:rPr>
-        <w:t> </w:t>
+        <w:t xml:space="preserve"> </w:t>
       </w:r>
       <w:r>
         <w:rPr>
@@ -647,7 +650,7 @@
           <w:spacing w:val="-29"/>
           <w:sz w:val="34"/>
         </w:rPr>
-        <w:t> </w:t>
+        <w:t xml:space="preserve"> </w:t>
       </w:r>
       <w:r>
         <w:rPr>
@@ -668,7 +671,7 @@
           <w:spacing w:val="-32"/>
           <w:sz w:val="35"/>
         </w:rPr>
-        <w:t> </w:t>
+        <w:t xml:space="preserve"> </w:t>
       </w:r>
       <w:r>
         <w:rPr>
@@ -710,7 +713,7 @@
           <w:spacing w:val="-32"/>
           <w:sz w:val="35"/>
         </w:rPr>
-        <w:t> </w:t>
+        <w:t xml:space="preserve"> </w:t>
       </w:r>
       <w:r>
         <w:rPr>
@@ -745,7 +748,7 @@
           <w:spacing w:val="-29"/>
           <w:sz w:val="34"/>
         </w:rPr>
-        <w:t> </w:t>
+        <w:t xml:space="preserve"> </w:t>
       </w:r>
       <w:r>
         <w:rPr>
@@ -786,12 +789,13 @@
       </w:pPr>
       <w:r>
         <w:rPr>
+          <w:noProof/>
           <w:sz w:val="7"/>
         </w:rPr>
         <mc:AlternateContent>
           <mc:Choice Requires="wps">
             <w:drawing>
-              <wp:anchor distT="0" distB="0" distL="0" distR="0" allowOverlap="1" layoutInCell="1" locked="0" behindDoc="1" simplePos="0" relativeHeight="487588864">
+              <wp:anchor distT="0" distB="0" distL="0" distR="0" simplePos="0" relativeHeight="487588864" behindDoc="1" locked="0" layoutInCell="1" allowOverlap="1" wp14:anchorId="2EF6025A" wp14:editId="2EC50419">
                 <wp:simplePos x="0" y="0"/>
                 <wp:positionH relativeFrom="page">
                   <wp:posOffset>850899</wp:posOffset>
@@ -804,13 +808,14 @@
                 <wp:wrapTopAndBottom/>
                 <wp:docPr id="5" name="Graphic 5"/>
                 <wp:cNvGraphicFramePr>
-                  <a:graphicFrameLocks/>
+                  <a:graphicFrameLocks xmlns:a="http://schemas.openxmlformats.org/drawingml/2006/main"/>
                 </wp:cNvGraphicFramePr>
-                <a:graphic>
+                <a:graphic xmlns:a="http://schemas.openxmlformats.org/drawingml/2006/main">
                   <a:graphicData uri="http://schemas.microsoft.com/office/word/2010/wordprocessingShape">
                     <wps:wsp>
-                      <wps:cNvPr id="5" name="Graphic 5"/>
-                      <wps:cNvSpPr/>
+                      <wps:cNvSpPr>
+                        <a:spLocks/>
+                      </wps:cNvSpPr>
                       <wps:spPr>
                         <a:xfrm>
                           <a:off x="0" y="0"/>
@@ -861,7 +866,7 @@
               </wp:anchor>
             </w:drawing>
           </mc:Choice>
-          <mc:Fallback>
+          <mc:Fallback xmlns:pic="http://schemas.openxmlformats.org/drawingml/2006/picture" xmlns:a="http://schemas.openxmlformats.org/drawingml/2006/main" xmlns:ve="http://schemas.openxmlformats.org/markup-compatibility/2006">
             <w:pict>
               <v:rect style="position:absolute;margin-left:66.999992pt;margin-top:5.328852pt;width:461.999963pt;height:.75pt;mso-position-horizontal-relative:page;mso-position-vertical-relative:paragraph;z-index:-15727616;mso-wrap-distance-left:0;mso-wrap-distance-right:0" id="docshape5" filled="true" fillcolor="#000000" stroked="false">
                 <v:fill opacity="11822f" type="solid"/>
@@ -873,12 +878,13 @@
       </w:r>
       <w:r>
         <w:rPr>
+          <w:noProof/>
           <w:sz w:val="7"/>
         </w:rPr>
         <mc:AlternateContent>
           <mc:Choice Requires="wps">
             <w:drawing>
-              <wp:anchor distT="0" distB="0" distL="0" distR="0" allowOverlap="1" layoutInCell="1" locked="0" behindDoc="1" simplePos="0" relativeHeight="487589376">
+              <wp:anchor distT="0" distB="0" distL="0" distR="0" simplePos="0" relativeHeight="487589376" behindDoc="1" locked="0" layoutInCell="1" allowOverlap="1" wp14:anchorId="573AFEE9" wp14:editId="0D520398">
                 <wp:simplePos x="0" y="0"/>
                 <wp:positionH relativeFrom="page">
                   <wp:posOffset>850899</wp:posOffset>
@@ -891,17 +897,19 @@
                 <wp:wrapTopAndBottom/>
                 <wp:docPr id="6" name="Group 6"/>
                 <wp:cNvGraphicFramePr>
-                  <a:graphicFrameLocks/>
+                  <a:graphicFrameLocks xmlns:a="http://schemas.openxmlformats.org/drawingml/2006/main"/>
                 </wp:cNvGraphicFramePr>
-                <a:graphic>
+                <a:graphic xmlns:a="http://schemas.openxmlformats.org/drawingml/2006/main">
                   <a:graphicData uri="http://schemas.microsoft.com/office/word/2010/wordprocessingGroup">
                     <wpg:wgp>
-                      <wpg:cNvPr id="6" name="Group 6"/>
-                      <wpg:cNvGrpSpPr/>
+                      <wpg:cNvGrpSpPr>
+                        <a:grpSpLocks/>
+                      </wpg:cNvGrpSpPr>
                       <wpg:grpSpPr>
                         <a:xfrm>
                           <a:off x="0" y="0"/>
                           <a:ext cx="5867400" cy="514350"/>
+                          <a:chOff x="0" y="0"/>
                           <a:chExt cx="5867400" cy="514350"/>
                         </a:xfrm>
                       </wpg:grpSpPr>
@@ -990,7 +998,7 @@
                           <w:txbxContent>
                             <w:p>
                               <w:pPr>
-                                <w:spacing w:line="240" w:lineRule="auto" w:before="48"/>
+                                <w:spacing w:before="48"/>
                                 <w:rPr>
                                   <w:sz w:val="21"/>
                                 </w:rPr>
@@ -998,9 +1006,7 @@
                             </w:p>
                             <w:p>
                               <w:pPr>
-                                <w:spacing w:before="0"/>
-                                <w:ind w:left="240" w:right="0" w:firstLine="0"/>
-                                <w:jc w:val="left"/>
+                                <w:ind w:left="240"/>
                                 <w:rPr>
                                   <w:rFonts w:ascii="Courier New"/>
                                   <w:sz w:val="21"/>
@@ -1011,15 +1017,57 @@
                                   <w:rFonts w:ascii="Courier New"/>
                                   <w:sz w:val="21"/>
                                 </w:rPr>
-                                <w:t>public Student(String fullName, String </w:t>
+                                <w:t xml:space="preserve">public </w:t>
                               </w:r>
+                              <w:proofErr w:type="gramStart"/>
+                              <w:r>
+                                <w:rPr>
+                                  <w:rFonts w:ascii="Courier New"/>
+                                  <w:sz w:val="21"/>
+                                </w:rPr>
+                                <w:t>Student(</w:t>
+                              </w:r>
+                              <w:proofErr w:type="gramEnd"/>
+                              <w:r>
+                                <w:rPr>
+                                  <w:rFonts w:ascii="Courier New"/>
+                                  <w:sz w:val="21"/>
+                                </w:rPr>
+                                <w:t xml:space="preserve">String </w:t>
+                              </w:r>
+                              <w:proofErr w:type="spellStart"/>
+                              <w:r>
+                                <w:rPr>
+                                  <w:rFonts w:ascii="Courier New"/>
+                                  <w:sz w:val="21"/>
+                                </w:rPr>
+                                <w:t>fullName</w:t>
+                              </w:r>
+                              <w:proofErr w:type="spellEnd"/>
+                              <w:r>
+                                <w:rPr>
+                                  <w:rFonts w:ascii="Courier New"/>
+                                  <w:sz w:val="21"/>
+                                </w:rPr>
+                                <w:t xml:space="preserve">, String </w:t>
+                              </w:r>
+                              <w:proofErr w:type="spellStart"/>
                               <w:r>
                                 <w:rPr>
                                   <w:rFonts w:ascii="Courier New"/>
                                   <w:spacing w:val="-2"/>
                                   <w:sz w:val="21"/>
                                 </w:rPr>
-                                <w:t>studentID)</w:t>
+                                <w:t>studentID</w:t>
+                              </w:r>
+                              <w:proofErr w:type="spellEnd"/>
+                              <w:r>
+                                <w:rPr>
+                                  <w:rFonts w:ascii="Courier New"/>
+                                  <w:spacing w:val="-2"/>
+                                  <w:sz w:val="21"/>
+                                </w:rPr>
+                                <w:t>)</w:t>
                               </w:r>
                             </w:p>
                           </w:txbxContent>
@@ -1034,7 +1082,7 @@
               </wp:anchor>
             </w:drawing>
           </mc:Choice>
-          <mc:Fallback>
+          <mc:Fallback xmlns:pic="http://schemas.openxmlformats.org/drawingml/2006/picture" xmlns:a="http://schemas.openxmlformats.org/drawingml/2006/main" xmlns:ve="http://schemas.openxmlformats.org/markup-compatibility/2006">
             <w:pict>
               <v:group style="position:absolute;margin-left:66.999992pt;margin-top:18.07885pt;width:462pt;height:40.5pt;mso-position-horizontal-relative:page;mso-position-vertical-relative:paragraph;z-index:-15727104;mso-wrap-distance-left:0;mso-wrap-distance-right:0" id="docshapegroup6" coordorigin="1340,362" coordsize="9240,810">
                 <v:shape style="position:absolute;left:1340;top:361;width:9240;height:810" id="docshape7" coordorigin="1340,362" coordsize="9240,810" path="m10541,1172l1379,1172,1373,1170,1340,1133,1340,1127,1340,401,1379,362,10541,362,10580,401,10580,1133,10547,1170,10541,1172xe" filled="true" fillcolor="#dbdbdb" stroked="false">
@@ -1106,11 +1154,9 @@
           <w:numId w:val="1"/>
         </w:numPr>
         <w:tabs>
-          <w:tab w:pos="339" w:val="left" w:leader="none"/>
+          <w:tab w:val="left" w:pos="339"/>
         </w:tabs>
-        <w:spacing w:line="240" w:lineRule="auto" w:before="356" w:after="0"/>
-        <w:ind w:left="339" w:right="0" w:hanging="277"/>
-        <w:jc w:val="left"/>
+        <w:ind w:left="339" w:hanging="277"/>
         <w:rPr>
           <w:sz w:val="34"/>
         </w:rPr>
@@ -1126,12 +1172,13 @@
       </w:pPr>
       <w:r>
         <w:rPr>
+          <w:noProof/>
           <w:sz w:val="7"/>
         </w:rPr>
         <mc:AlternateContent>
           <mc:Choice Requires="wps">
             <w:drawing>
-              <wp:anchor distT="0" distB="0" distL="0" distR="0" allowOverlap="1" layoutInCell="1" locked="0" behindDoc="1" simplePos="0" relativeHeight="487589888">
+              <wp:anchor distT="0" distB="0" distL="0" distR="0" simplePos="0" relativeHeight="487589888" behindDoc="1" locked="0" layoutInCell="1" allowOverlap="1" wp14:anchorId="1E60949E" wp14:editId="7A32464A">
                 <wp:simplePos x="0" y="0"/>
                 <wp:positionH relativeFrom="page">
                   <wp:posOffset>850899</wp:posOffset>
@@ -1144,13 +1191,14 @@
                 <wp:wrapTopAndBottom/>
                 <wp:docPr id="9" name="Graphic 9"/>
                 <wp:cNvGraphicFramePr>
-                  <a:graphicFrameLocks/>
+                  <a:graphicFrameLocks xmlns:a="http://schemas.openxmlformats.org/drawingml/2006/main"/>
                 </wp:cNvGraphicFramePr>
-                <a:graphic>
+                <a:graphic xmlns:a="http://schemas.openxmlformats.org/drawingml/2006/main">
                   <a:graphicData uri="http://schemas.microsoft.com/office/word/2010/wordprocessingShape">
                     <wps:wsp>
-                      <wps:cNvPr id="9" name="Graphic 9"/>
-                      <wps:cNvSpPr/>
+                      <wps:cNvSpPr>
+                        <a:spLocks/>
+                      </wps:cNvSpPr>
                       <wps:spPr>
                         <a:xfrm>
                           <a:off x="0" y="0"/>
@@ -1201,7 +1249,7 @@
               </wp:anchor>
             </w:drawing>
           </mc:Choice>
-          <mc:Fallback>
+          <mc:Fallback xmlns:pic="http://schemas.openxmlformats.org/drawingml/2006/picture" xmlns:a="http://schemas.openxmlformats.org/drawingml/2006/main" xmlns:ve="http://schemas.openxmlformats.org/markup-compatibility/2006">
             <w:pict>
               <v:rect style="position:absolute;margin-left:66.999992pt;margin-top:5.401679pt;width:461.999963pt;height:.75pt;mso-position-horizontal-relative:page;mso-position-vertical-relative:paragraph;z-index:-15726592;mso-wrap-distance-left:0;mso-wrap-distance-right:0" id="docshape9" filled="true" fillcolor="#000000" stroked="false">
                 <v:fill opacity="11822f" type="solid"/>
@@ -1215,7 +1263,7 @@
     <w:p>
       <w:pPr>
         <w:pStyle w:val="BodyText"/>
-        <w:spacing w:line="300" w:lineRule="auto" w:before="264"/>
+        <w:spacing w:before="264" w:line="300" w:lineRule="auto"/>
         <w:ind w:left="63" w:right="214"/>
         <w:rPr>
           <w:sz w:val="22"/>
@@ -1239,7 +1287,7 @@
           <w:spacing w:val="-6"/>
           <w:sz w:val="22"/>
         </w:rPr>
-        <w:t>, </w:t>
+        <w:t xml:space="preserve">, </w:t>
       </w:r>
       <w:r>
         <w:rPr>
@@ -1258,10 +1306,9 @@
         <w:rPr>
           <w:spacing w:val="-6"/>
         </w:rPr>
-        <w:t>o what </w:t>
-      </w:r>
-      <w:r>
-        <w:rPr/>
+        <w:t xml:space="preserve">o what </w:t>
+      </w:r>
+      <w:r>
         <w:t>class does it belong</w:t>
       </w:r>
       <w:r>
@@ -1281,12 +1328,13 @@
       </w:pPr>
       <w:r>
         <w:rPr>
+          <w:noProof/>
           <w:sz w:val="17"/>
         </w:rPr>
         <mc:AlternateContent>
           <mc:Choice Requires="wps">
             <w:drawing>
-              <wp:anchor distT="0" distB="0" distL="0" distR="0" allowOverlap="1" layoutInCell="1" locked="0" behindDoc="1" simplePos="0" relativeHeight="487590400">
+              <wp:anchor distT="0" distB="0" distL="0" distR="0" simplePos="0" relativeHeight="487590400" behindDoc="1" locked="0" layoutInCell="1" allowOverlap="1" wp14:anchorId="75BF7D5D" wp14:editId="4E395BFC">
                 <wp:simplePos x="0" y="0"/>
                 <wp:positionH relativeFrom="page">
                   <wp:posOffset>850899</wp:posOffset>
@@ -1299,17 +1347,19 @@
                 <wp:wrapTopAndBottom/>
                 <wp:docPr id="10" name="Group 10"/>
                 <wp:cNvGraphicFramePr>
-                  <a:graphicFrameLocks/>
+                  <a:graphicFrameLocks xmlns:a="http://schemas.openxmlformats.org/drawingml/2006/main"/>
                 </wp:cNvGraphicFramePr>
-                <a:graphic>
+                <a:graphic xmlns:a="http://schemas.openxmlformats.org/drawingml/2006/main">
                   <a:graphicData uri="http://schemas.microsoft.com/office/word/2010/wordprocessingGroup">
                     <wpg:wgp>
-                      <wpg:cNvPr id="10" name="Group 10"/>
-                      <wpg:cNvGrpSpPr/>
+                      <wpg:cNvGrpSpPr>
+                        <a:grpSpLocks/>
+                      </wpg:cNvGrpSpPr>
                       <wpg:grpSpPr>
                         <a:xfrm>
                           <a:off x="0" y="0"/>
                           <a:ext cx="5867400" cy="514350"/>
+                          <a:chOff x="0" y="0"/>
                           <a:chExt cx="5867400" cy="514350"/>
                         </a:xfrm>
                       </wpg:grpSpPr>
@@ -1398,7 +1448,7 @@
                           <w:txbxContent>
                             <w:p>
                               <w:pPr>
-                                <w:spacing w:line="240" w:lineRule="auto" w:before="48"/>
+                                <w:spacing w:before="48"/>
                                 <w:rPr>
                                   <w:sz w:val="21"/>
                                 </w:rPr>
@@ -1407,11 +1457,9 @@
                             <w:p>
                               <w:pPr>
                                 <w:tabs>
-                                  <w:tab w:pos="3642" w:val="left" w:leader="none"/>
+                                  <w:tab w:val="left" w:pos="3642"/>
                                 </w:tabs>
-                                <w:spacing w:before="0"/>
-                                <w:ind w:left="240" w:right="0" w:firstLine="0"/>
-                                <w:jc w:val="left"/>
+                                <w:ind w:left="240"/>
                                 <w:rPr>
                                   <w:rFonts w:ascii="Courier New"/>
                                   <w:sz w:val="21"/>
@@ -1422,7 +1470,23 @@
                                   <w:rFonts w:ascii="Courier New"/>
                                   <w:sz w:val="21"/>
                                 </w:rPr>
-                                <w:t>public Book(String </w:t>
+                                <w:t xml:space="preserve">public </w:t>
+                              </w:r>
+                              <w:proofErr w:type="gramStart"/>
+                              <w:r>
+                                <w:rPr>
+                                  <w:rFonts w:ascii="Courier New"/>
+                                  <w:sz w:val="21"/>
+                                </w:rPr>
+                                <w:t>Book(</w:t>
+                              </w:r>
+                              <w:proofErr w:type="gramEnd"/>
+                              <w:r>
+                                <w:rPr>
+                                  <w:rFonts w:ascii="Courier New"/>
+                                  <w:sz w:val="21"/>
+                                </w:rPr>
+                                <w:t xml:space="preserve">String </w:t>
                               </w:r>
                               <w:r>
                                 <w:rPr>
@@ -1438,7 +1502,7 @@
                                   <w:sz w:val="21"/>
                                 </w:rPr>
                                 <w:tab/>
-                                <w:t>int </w:t>
+                                <w:t xml:space="preserve">int </w:t>
                               </w:r>
                               <w:r>
                                 <w:rPr>
@@ -1461,7 +1525,7 @@
               </wp:anchor>
             </w:drawing>
           </mc:Choice>
-          <mc:Fallback>
+          <mc:Fallback xmlns:pic="http://schemas.openxmlformats.org/drawingml/2006/picture" xmlns:a="http://schemas.openxmlformats.org/drawingml/2006/main" xmlns:ve="http://schemas.openxmlformats.org/markup-compatibility/2006">
             <w:pict>
               <v:group style="position:absolute;margin-left:66.999992pt;margin-top:11.490303pt;width:462pt;height:40.5pt;mso-position-horizontal-relative:page;mso-position-vertical-relative:paragraph;z-index:-15726080;mso-wrap-distance-left:0;mso-wrap-distance-right:0" id="docshapegroup10" coordorigin="1340,230" coordsize="9240,810">
                 <v:shape style="position:absolute;left:1340;top:229;width:9240;height:810" id="docshape11" coordorigin="1340,230" coordsize="9240,810" path="m10541,1040l1379,1040,1373,1039,1340,1001,1340,995,1340,269,1379,230,10541,230,10580,269,10580,1001,10547,1039,10541,1040xe" filled="true" fillcolor="#dbdbdb" stroked="false">
@@ -1543,11 +1607,9 @@
           <w:numId w:val="1"/>
         </w:numPr>
         <w:tabs>
-          <w:tab w:pos="341" w:val="left" w:leader="none"/>
+          <w:tab w:val="left" w:pos="341"/>
         </w:tabs>
-        <w:spacing w:line="240" w:lineRule="auto" w:before="356" w:after="0"/>
-        <w:ind w:left="341" w:right="0" w:hanging="279"/>
-        <w:jc w:val="left"/>
+        <w:ind w:left="341" w:hanging="279"/>
         <w:rPr>
           <w:sz w:val="34"/>
         </w:rPr>
@@ -1563,12 +1625,13 @@
       </w:pPr>
       <w:r>
         <w:rPr>
+          <w:noProof/>
           <w:sz w:val="7"/>
         </w:rPr>
         <mc:AlternateContent>
           <mc:Choice Requires="wps">
             <w:drawing>
-              <wp:anchor distT="0" distB="0" distL="0" distR="0" allowOverlap="1" layoutInCell="1" locked="0" behindDoc="1" simplePos="0" relativeHeight="487590912">
+              <wp:anchor distT="0" distB="0" distL="0" distR="0" simplePos="0" relativeHeight="487590912" behindDoc="1" locked="0" layoutInCell="1" allowOverlap="1" wp14:anchorId="098AAE7D" wp14:editId="2854A004">
                 <wp:simplePos x="0" y="0"/>
                 <wp:positionH relativeFrom="page">
                   <wp:posOffset>850899</wp:posOffset>
@@ -1581,13 +1644,14 @@
                 <wp:wrapTopAndBottom/>
                 <wp:docPr id="13" name="Graphic 13"/>
                 <wp:cNvGraphicFramePr>
-                  <a:graphicFrameLocks/>
+                  <a:graphicFrameLocks xmlns:a="http://schemas.openxmlformats.org/drawingml/2006/main"/>
                 </wp:cNvGraphicFramePr>
-                <a:graphic>
+                <a:graphic xmlns:a="http://schemas.openxmlformats.org/drawingml/2006/main">
                   <a:graphicData uri="http://schemas.microsoft.com/office/word/2010/wordprocessingShape">
                     <wps:wsp>
-                      <wps:cNvPr id="13" name="Graphic 13"/>
-                      <wps:cNvSpPr/>
+                      <wps:cNvSpPr>
+                        <a:spLocks/>
+                      </wps:cNvSpPr>
                       <wps:spPr>
                         <a:xfrm>
                           <a:off x="0" y="0"/>
@@ -1638,7 +1702,7 @@
               </wp:anchor>
             </w:drawing>
           </mc:Choice>
-          <mc:Fallback>
+          <mc:Fallback xmlns:pic="http://schemas.openxmlformats.org/drawingml/2006/picture" xmlns:a="http://schemas.openxmlformats.org/drawingml/2006/main" xmlns:ve="http://schemas.openxmlformats.org/markup-compatibility/2006">
             <w:pict>
               <v:rect style="position:absolute;margin-left:66.999992pt;margin-top:5.401679pt;width:461.999963pt;height:.75pt;mso-position-horizontal-relative:page;mso-position-vertical-relative:paragraph;z-index:-15725568;mso-wrap-distance-left:0;mso-wrap-distance-right:0" id="docshape13" filled="true" fillcolor="#000000" stroked="false">
                 <v:fill opacity="11822f" type="solid"/>
@@ -1652,7 +1716,7 @@
     <w:p>
       <w:pPr>
         <w:pStyle w:val="BodyText"/>
-        <w:spacing w:line="300" w:lineRule="auto" w:before="264"/>
+        <w:spacing w:before="264" w:line="300" w:lineRule="auto"/>
         <w:ind w:left="63"/>
         <w:rPr>
           <w:sz w:val="22"/>
@@ -1675,7 +1739,7 @@
         <w:rPr>
           <w:spacing w:val="-10"/>
         </w:rPr>
-        <w:t> </w:t>
+        <w:t xml:space="preserve"> </w:t>
       </w:r>
       <w:r>
         <w:rPr>
@@ -1687,7 +1751,7 @@
         <w:rPr>
           <w:spacing w:val="-10"/>
         </w:rPr>
-        <w:t> </w:t>
+        <w:t xml:space="preserve"> </w:t>
       </w:r>
       <w:r>
         <w:rPr>
@@ -1699,7 +1763,7 @@
         <w:rPr>
           <w:spacing w:val="-10"/>
         </w:rPr>
-        <w:t> </w:t>
+        <w:t xml:space="preserve"> </w:t>
       </w:r>
       <w:r>
         <w:rPr>
@@ -1711,7 +1775,7 @@
         <w:rPr>
           <w:spacing w:val="-10"/>
         </w:rPr>
-        <w:t> </w:t>
+        <w:t xml:space="preserve"> </w:t>
       </w:r>
       <w:r>
         <w:rPr>
@@ -1723,7 +1787,7 @@
         <w:rPr>
           <w:spacing w:val="-10"/>
         </w:rPr>
-        <w:t> </w:t>
+        <w:t xml:space="preserve"> </w:t>
       </w:r>
       <w:r>
         <w:rPr>
@@ -1735,7 +1799,7 @@
         <w:rPr>
           <w:spacing w:val="-10"/>
         </w:rPr>
-        <w:t> </w:t>
+        <w:t xml:space="preserve"> </w:t>
       </w:r>
       <w:r>
         <w:rPr>
@@ -1747,7 +1811,7 @@
         <w:rPr>
           <w:spacing w:val="-10"/>
         </w:rPr>
-        <w:t> </w:t>
+        <w:t xml:space="preserve"> </w:t>
       </w:r>
       <w:r>
         <w:rPr>
@@ -1766,8 +1830,9 @@
         <w:rPr>
           <w:spacing w:val="-10"/>
         </w:rPr>
-        <w:t> </w:t>
-      </w:r>
+        <w:t xml:space="preserve"> </w:t>
+      </w:r>
+      <w:proofErr w:type="spellStart"/>
       <w:r>
         <w:rPr>
           <w:spacing w:val="-4"/>
@@ -1787,11 +1852,12 @@
         </w:rPr>
         <w:t>s</w:t>
       </w:r>
+      <w:proofErr w:type="spellEnd"/>
       <w:r>
         <w:rPr>
           <w:spacing w:val="-10"/>
         </w:rPr>
-        <w:t> </w:t>
+        <w:t xml:space="preserve"> </w:t>
       </w:r>
       <w:r>
         <w:rPr>
@@ -1803,7 +1869,7 @@
         <w:rPr>
           <w:spacing w:val="-10"/>
         </w:rPr>
-        <w:t> </w:t>
+        <w:t xml:space="preserve"> </w:t>
       </w:r>
       <w:r>
         <w:rPr>
@@ -1815,7 +1881,7 @@
         <w:rPr>
           <w:spacing w:val="-10"/>
         </w:rPr>
-        <w:t> </w:t>
+        <w:t xml:space="preserve"> </w:t>
       </w:r>
       <w:r>
         <w:rPr>
@@ -1827,7 +1893,7 @@
         <w:rPr>
           <w:spacing w:val="-10"/>
         </w:rPr>
-        <w:t> </w:t>
+        <w:t xml:space="preserve"> </w:t>
       </w:r>
       <w:r>
         <w:rPr>
@@ -1839,7 +1905,7 @@
         <w:rPr>
           <w:spacing w:val="-10"/>
         </w:rPr>
-        <w:t> </w:t>
+        <w:t xml:space="preserve"> </w:t>
       </w:r>
       <w:r>
         <w:rPr>
@@ -1851,7 +1917,7 @@
         <w:rPr>
           <w:spacing w:val="-10"/>
         </w:rPr>
-        <w:t> </w:t>
+        <w:t xml:space="preserve"> </w:t>
       </w:r>
       <w:r>
         <w:rPr>
@@ -1863,7 +1929,7 @@
         <w:rPr>
           <w:spacing w:val="-10"/>
         </w:rPr>
-        <w:t> </w:t>
+        <w:t xml:space="preserve"> </w:t>
       </w:r>
       <w:r>
         <w:rPr>
@@ -1875,7 +1941,7 @@
         <w:rPr>
           <w:spacing w:val="-10"/>
         </w:rPr>
-        <w:t> </w:t>
+        <w:t xml:space="preserve"> </w:t>
       </w:r>
       <w:r>
         <w:rPr>
@@ -1888,7 +1954,7 @@
           <w:spacing w:val="-4"/>
           <w:sz w:val="22"/>
         </w:rPr>
-        <w:t>? </w:t>
+        <w:t xml:space="preserve">? </w:t>
       </w:r>
       <w:r>
         <w:rPr>
@@ -1907,7 +1973,7 @@
         <w:rPr>
           <w:spacing w:val="-11"/>
         </w:rPr>
-        <w:t> </w:t>
+        <w:t xml:space="preserve"> </w:t>
       </w:r>
       <w:r>
         <w:rPr>
@@ -1919,7 +1985,7 @@
         <w:rPr>
           <w:spacing w:val="-11"/>
         </w:rPr>
-        <w:t> </w:t>
+        <w:t xml:space="preserve"> </w:t>
       </w:r>
       <w:r>
         <w:rPr>
@@ -1931,7 +1997,7 @@
         <w:rPr>
           <w:spacing w:val="-11"/>
         </w:rPr>
-        <w:t> </w:t>
+        <w:t xml:space="preserve"> </w:t>
       </w:r>
       <w:r>
         <w:rPr>
@@ -1943,7 +2009,7 @@
         <w:rPr>
           <w:spacing w:val="-11"/>
         </w:rPr>
-        <w:t> </w:t>
+        <w:t xml:space="preserve"> </w:t>
       </w:r>
       <w:r>
         <w:rPr>
@@ -1955,7 +2021,7 @@
         <w:rPr>
           <w:spacing w:val="-11"/>
         </w:rPr>
-        <w:t> </w:t>
+        <w:t xml:space="preserve"> </w:t>
       </w:r>
       <w:r>
         <w:rPr>
@@ -1967,7 +2033,7 @@
         <w:rPr>
           <w:spacing w:val="-11"/>
         </w:rPr>
-        <w:t> </w:t>
+        <w:t xml:space="preserve"> </w:t>
       </w:r>
       <w:r>
         <w:rPr>
@@ -1979,7 +2045,7 @@
         <w:rPr>
           <w:spacing w:val="-11"/>
         </w:rPr>
-        <w:t> </w:t>
+        <w:t xml:space="preserve"> </w:t>
       </w:r>
       <w:r>
         <w:rPr>
@@ -1991,8 +2057,9 @@
         <w:rPr>
           <w:spacing w:val="-11"/>
         </w:rPr>
-        <w:t> </w:t>
-      </w:r>
+        <w:t xml:space="preserve"> </w:t>
+      </w:r>
+      <w:proofErr w:type="spellStart"/>
       <w:r>
         <w:rPr>
           <w:spacing w:val="-2"/>
@@ -2012,11 +2079,12 @@
         </w:rPr>
         <w:t>s</w:t>
       </w:r>
+      <w:proofErr w:type="spellEnd"/>
       <w:r>
         <w:rPr>
           <w:spacing w:val="-11"/>
         </w:rPr>
-        <w:t> </w:t>
+        <w:t xml:space="preserve"> </w:t>
       </w:r>
       <w:r>
         <w:rPr>
@@ -2028,7 +2096,7 @@
         <w:rPr>
           <w:spacing w:val="-11"/>
         </w:rPr>
-        <w:t> </w:t>
+        <w:t xml:space="preserve"> </w:t>
       </w:r>
       <w:r>
         <w:rPr>
@@ -2040,7 +2108,7 @@
         <w:rPr>
           <w:spacing w:val="-11"/>
         </w:rPr>
-        <w:t> </w:t>
+        <w:t xml:space="preserve"> </w:t>
       </w:r>
       <w:r>
         <w:rPr>
@@ -2060,7 +2128,7 @@
           <w:spacing w:val="-8"/>
           <w:sz w:val="22"/>
         </w:rPr>
-        <w:t> </w:t>
+        <w:t xml:space="preserve"> </w:t>
       </w:r>
       <w:r>
         <w:rPr>
@@ -2072,7 +2140,7 @@
         <w:rPr>
           <w:spacing w:val="-11"/>
         </w:rPr>
-        <w:t> </w:t>
+        <w:t xml:space="preserve"> </w:t>
       </w:r>
       <w:r>
         <w:rPr>
@@ -2084,7 +2152,7 @@
         <w:rPr>
           <w:spacing w:val="-11"/>
         </w:rPr>
-        <w:t> </w:t>
+        <w:t xml:space="preserve"> </w:t>
       </w:r>
       <w:r>
         <w:rPr>
@@ -2096,7 +2164,7 @@
         <w:rPr>
           <w:spacing w:val="-11"/>
         </w:rPr>
-        <w:t> </w:t>
+        <w:t xml:space="preserve"> </w:t>
       </w:r>
       <w:r>
         <w:rPr>
@@ -2108,7 +2176,7 @@
         <w:rPr>
           <w:spacing w:val="-11"/>
         </w:rPr>
-        <w:t> </w:t>
+        <w:t xml:space="preserve"> </w:t>
       </w:r>
       <w:r>
         <w:rPr>
@@ -2128,7 +2196,7 @@
           <w:spacing w:val="-7"/>
           <w:sz w:val="22"/>
         </w:rPr>
-        <w:t> </w:t>
+        <w:t xml:space="preserve"> </w:t>
       </w:r>
       <w:r>
         <w:rPr>
@@ -2147,7 +2215,7 @@
         <w:rPr>
           <w:spacing w:val="-10"/>
         </w:rPr>
-        <w:t> </w:t>
+        <w:t xml:space="preserve"> </w:t>
       </w:r>
       <w:r>
         <w:rPr>
@@ -2159,7 +2227,7 @@
         <w:rPr>
           <w:spacing w:val="-10"/>
         </w:rPr>
-        <w:t> </w:t>
+        <w:t xml:space="preserve"> </w:t>
       </w:r>
       <w:r>
         <w:rPr>
@@ -2171,7 +2239,7 @@
         <w:rPr>
           <w:spacing w:val="-10"/>
         </w:rPr>
-        <w:t> </w:t>
+        <w:t xml:space="preserve"> </w:t>
       </w:r>
       <w:r>
         <w:rPr>
@@ -2183,7 +2251,7 @@
         <w:rPr>
           <w:spacing w:val="-10"/>
         </w:rPr>
-        <w:t> </w:t>
+        <w:t xml:space="preserve"> </w:t>
       </w:r>
       <w:r>
         <w:rPr>
@@ -2195,7 +2263,7 @@
         <w:rPr>
           <w:spacing w:val="-10"/>
         </w:rPr>
-        <w:t> </w:t>
+        <w:t xml:space="preserve"> </w:t>
       </w:r>
       <w:r>
         <w:rPr>
@@ -2207,7 +2275,7 @@
         <w:rPr>
           <w:spacing w:val="-10"/>
         </w:rPr>
-        <w:t> </w:t>
+        <w:t xml:space="preserve"> </w:t>
       </w:r>
       <w:r>
         <w:rPr>
@@ -2219,7 +2287,7 @@
         <w:rPr>
           <w:spacing w:val="-10"/>
         </w:rPr>
-        <w:t> </w:t>
+        <w:t xml:space="preserve"> </w:t>
       </w:r>
       <w:r>
         <w:rPr>
@@ -2231,7 +2299,7 @@
         <w:rPr>
           <w:spacing w:val="-10"/>
         </w:rPr>
-        <w:t> </w:t>
+        <w:t xml:space="preserve"> </w:t>
       </w:r>
       <w:r>
         <w:rPr>
@@ -2243,7 +2311,7 @@
         <w:rPr>
           <w:spacing w:val="-10"/>
         </w:rPr>
-        <w:t> </w:t>
+        <w:t xml:space="preserve"> </w:t>
       </w:r>
       <w:r>
         <w:rPr>
@@ -2255,7 +2323,7 @@
         <w:rPr>
           <w:spacing w:val="-10"/>
         </w:rPr>
-        <w:t> </w:t>
+        <w:t xml:space="preserve"> </w:t>
       </w:r>
       <w:r>
         <w:rPr>
@@ -2267,7 +2335,7 @@
         <w:rPr>
           <w:spacing w:val="-10"/>
         </w:rPr>
-        <w:t> </w:t>
+        <w:t xml:space="preserve"> </w:t>
       </w:r>
       <w:r>
         <w:rPr>
@@ -2300,11 +2368,10 @@
           <w:numId w:val="1"/>
         </w:numPr>
         <w:tabs>
-          <w:tab w:pos="350" w:val="left" w:leader="none"/>
+          <w:tab w:val="left" w:pos="350"/>
         </w:tabs>
-        <w:spacing w:line="240" w:lineRule="auto" w:before="1" w:after="0"/>
-        <w:ind w:left="350" w:right="0" w:hanging="288"/>
-        <w:jc w:val="left"/>
+        <w:spacing w:before="1"/>
+        <w:ind w:left="350" w:hanging="288"/>
         <w:rPr>
           <w:sz w:val="34"/>
         </w:rPr>
@@ -2320,12 +2387,13 @@
       </w:pPr>
       <w:r>
         <w:rPr>
+          <w:noProof/>
           <w:sz w:val="5"/>
         </w:rPr>
         <mc:AlternateContent>
           <mc:Choice Requires="wps">
             <w:drawing>
-              <wp:anchor distT="0" distB="0" distL="0" distR="0" allowOverlap="1" layoutInCell="1" locked="0" behindDoc="1" simplePos="0" relativeHeight="487591424">
+              <wp:anchor distT="0" distB="0" distL="0" distR="0" simplePos="0" relativeHeight="487591424" behindDoc="1" locked="0" layoutInCell="1" allowOverlap="1" wp14:anchorId="518B928B" wp14:editId="7281B735">
                 <wp:simplePos x="0" y="0"/>
                 <wp:positionH relativeFrom="page">
                   <wp:posOffset>850899</wp:posOffset>
@@ -2338,13 +2406,14 @@
                 <wp:wrapTopAndBottom/>
                 <wp:docPr id="14" name="Graphic 14"/>
                 <wp:cNvGraphicFramePr>
-                  <a:graphicFrameLocks/>
+                  <a:graphicFrameLocks xmlns:a="http://schemas.openxmlformats.org/drawingml/2006/main"/>
                 </wp:cNvGraphicFramePr>
-                <a:graphic>
+                <a:graphic xmlns:a="http://schemas.openxmlformats.org/drawingml/2006/main">
                   <a:graphicData uri="http://schemas.microsoft.com/office/word/2010/wordprocessingShape">
                     <wps:wsp>
-                      <wps:cNvPr id="14" name="Graphic 14"/>
-                      <wps:cNvSpPr/>
+                      <wps:cNvSpPr>
+                        <a:spLocks/>
+                      </wps:cNvSpPr>
                       <wps:spPr>
                         <a:xfrm>
                           <a:off x="0" y="0"/>
@@ -2395,7 +2464,7 @@
               </wp:anchor>
             </w:drawing>
           </mc:Choice>
-          <mc:Fallback>
+          <mc:Fallback xmlns:pic="http://schemas.openxmlformats.org/drawingml/2006/picture" xmlns:a="http://schemas.openxmlformats.org/drawingml/2006/main" xmlns:ve="http://schemas.openxmlformats.org/markup-compatibility/2006">
             <w:pict>
               <v:rect style="position:absolute;margin-left:66.999992pt;margin-top:4.638139pt;width:461.999963pt;height:.75pt;mso-position-horizontal-relative:page;mso-position-vertical-relative:paragraph;z-index:-15725056;mso-wrap-distance-left:0;mso-wrap-distance-right:0" id="docshape14" filled="true" fillcolor="#000000" stroked="false">
                 <v:fill opacity="11822f" type="solid"/>
@@ -2408,17 +2477,10 @@
     </w:p>
     <w:p>
       <w:pPr>
-        <w:spacing w:line="300" w:lineRule="auto" w:before="255"/>
-        <w:ind w:left="63" w:right="0" w:firstLine="0"/>
-        <w:jc w:val="left"/>
-        <w:rPr>
-          <w:sz w:val="22"/>
-        </w:rPr>
+        <w:spacing w:before="255" w:line="300" w:lineRule="auto"/>
+        <w:ind w:left="63"/>
       </w:pPr>
       <w:r>
-        <w:rPr>
-          <w:sz w:val="22"/>
-        </w:rPr>
         <w:t>W</w:t>
       </w:r>
       <w:r>
@@ -2432,7 +2494,7 @@
           <w:spacing w:val="-15"/>
           <w:sz w:val="23"/>
         </w:rPr>
-        <w:t> </w:t>
+        <w:t xml:space="preserve"> </w:t>
       </w:r>
       <w:r>
         <w:rPr>
@@ -2445,7 +2507,7 @@
           <w:spacing w:val="-15"/>
           <w:sz w:val="23"/>
         </w:rPr>
-        <w:t> </w:t>
+        <w:t xml:space="preserve"> </w:t>
       </w:r>
       <w:r>
         <w:rPr>
@@ -2458,7 +2520,7 @@
           <w:spacing w:val="-15"/>
           <w:sz w:val="23"/>
         </w:rPr>
-        <w:t> </w:t>
+        <w:t xml:space="preserve"> </w:t>
       </w:r>
       <w:r>
         <w:rPr>
@@ -2471,8 +2533,9 @@
           <w:spacing w:val="-15"/>
           <w:sz w:val="23"/>
         </w:rPr>
-        <w:t> </w:t>
-      </w:r>
+        <w:t xml:space="preserve"> </w:t>
+      </w:r>
+      <w:proofErr w:type="spellStart"/>
       <w:r>
         <w:rPr>
           <w:sz w:val="24"/>
@@ -2486,9 +2549,6 @@
         <w:t>t</w:t>
       </w:r>
       <w:r>
-        <w:rPr>
-          <w:sz w:val="22"/>
-        </w:rPr>
         <w:t>T</w:t>
       </w:r>
       <w:r>
@@ -2509,12 +2569,13 @@
         </w:rPr>
         <w:t>l</w:t>
       </w:r>
+      <w:proofErr w:type="spellEnd"/>
       <w:r>
         <w:rPr>
           <w:spacing w:val="-15"/>
           <w:sz w:val="23"/>
         </w:rPr>
-        <w:t> </w:t>
+        <w:t xml:space="preserve"> </w:t>
       </w:r>
       <w:r>
         <w:rPr>
@@ -2527,7 +2588,7 @@
           <w:spacing w:val="-15"/>
           <w:sz w:val="23"/>
         </w:rPr>
-        <w:t> </w:t>
+        <w:t xml:space="preserve"> </w:t>
       </w:r>
       <w:r>
         <w:rPr>
@@ -2540,7 +2601,7 @@
           <w:spacing w:val="-15"/>
           <w:sz w:val="23"/>
         </w:rPr>
-        <w:t> </w:t>
+        <w:t xml:space="preserve"> </w:t>
       </w:r>
       <w:r>
         <w:rPr>
@@ -2553,12 +2614,10 @@
           <w:spacing w:val="-15"/>
           <w:sz w:val="23"/>
         </w:rPr>
-        <w:t> </w:t>
-      </w:r>
-      <w:r>
-        <w:rPr>
-          <w:sz w:val="22"/>
-        </w:rPr>
+        <w:t xml:space="preserve"> </w:t>
+      </w:r>
+      <w:proofErr w:type="spellStart"/>
+      <w:r>
         <w:t>T</w:t>
       </w:r>
       <w:r>
@@ -2574,9 +2633,6 @@
         <w:t>t</w:t>
       </w:r>
       <w:r>
-        <w:rPr>
-          <w:sz w:val="22"/>
-        </w:rPr>
         <w:t>M</w:t>
       </w:r>
       <w:r>
@@ -2603,12 +2659,13 @@
         </w:rPr>
         <w:t>r</w:t>
       </w:r>
+      <w:proofErr w:type="spellEnd"/>
       <w:r>
         <w:rPr>
           <w:spacing w:val="-15"/>
           <w:sz w:val="23"/>
         </w:rPr>
-        <w:t> </w:t>
+        <w:t xml:space="preserve"> </w:t>
       </w:r>
       <w:r>
         <w:rPr>
@@ -2621,7 +2678,7 @@
           <w:spacing w:val="-15"/>
           <w:sz w:val="23"/>
         </w:rPr>
-        <w:t> </w:t>
+        <w:t xml:space="preserve"> </w:t>
       </w:r>
       <w:r>
         <w:rPr>
@@ -2634,7 +2691,7 @@
           <w:spacing w:val="-15"/>
           <w:sz w:val="23"/>
         </w:rPr>
-        <w:t> </w:t>
+        <w:t xml:space="preserve"> </w:t>
       </w:r>
       <w:r>
         <w:rPr>
@@ -2647,7 +2704,7 @@
           <w:spacing w:val="-15"/>
           <w:sz w:val="23"/>
         </w:rPr>
-        <w:t> </w:t>
+        <w:t xml:space="preserve"> </w:t>
       </w:r>
       <w:r>
         <w:rPr>
@@ -2660,7 +2717,7 @@
           <w:spacing w:val="-15"/>
           <w:sz w:val="23"/>
         </w:rPr>
-        <w:t> </w:t>
+        <w:t xml:space="preserve"> </w:t>
       </w:r>
       <w:r>
         <w:rPr>
@@ -2673,7 +2730,7 @@
           <w:spacing w:val="-15"/>
           <w:sz w:val="23"/>
         </w:rPr>
-        <w:t> </w:t>
+        <w:t xml:space="preserve"> </w:t>
       </w:r>
       <w:r>
         <w:rPr>
@@ -2686,7 +2743,7 @@
           <w:spacing w:val="-15"/>
           <w:sz w:val="23"/>
         </w:rPr>
-        <w:t> </w:t>
+        <w:t xml:space="preserve"> </w:t>
       </w:r>
       <w:r>
         <w:rPr>
@@ -2711,7 +2768,7 @@
           <w:spacing w:val="-15"/>
           <w:sz w:val="23"/>
         </w:rPr>
-        <w:t> </w:t>
+        <w:t xml:space="preserve"> </w:t>
       </w:r>
       <w:r>
         <w:rPr>
@@ -2720,16 +2777,12 @@
         <w:t>field</w:t>
       </w:r>
       <w:r>
-        <w:rPr>
-          <w:sz w:val="22"/>
-        </w:rPr>
-        <w:t>. </w:t>
+        <w:t xml:space="preserve">. </w:t>
       </w:r>
       <w:r>
         <w:rPr>
           <w:spacing w:val="-2"/>
           <w:w w:val="105"/>
-          <w:sz w:val="22"/>
         </w:rPr>
         <w:t>C</w:t>
       </w:r>
@@ -2747,7 +2800,7 @@
           <w:w w:val="105"/>
           <w:sz w:val="23"/>
         </w:rPr>
-        <w:t> </w:t>
+        <w:t xml:space="preserve"> </w:t>
       </w:r>
       <w:r>
         <w:rPr>
@@ -2763,13 +2816,13 @@
           <w:w w:val="105"/>
           <w:sz w:val="23"/>
         </w:rPr>
-        <w:t> </w:t>
-      </w:r>
+        <w:t xml:space="preserve"> </w:t>
+      </w:r>
+      <w:proofErr w:type="spellStart"/>
       <w:r>
         <w:rPr>
           <w:spacing w:val="-2"/>
           <w:w w:val="105"/>
-          <w:sz w:val="22"/>
         </w:rPr>
         <w:t>T</w:t>
       </w:r>
@@ -2793,7 +2846,6 @@
         <w:rPr>
           <w:spacing w:val="-2"/>
           <w:w w:val="105"/>
-          <w:sz w:val="22"/>
         </w:rPr>
         <w:t>M</w:t>
       </w:r>
@@ -2829,13 +2881,14 @@
         </w:rPr>
         <w:t>r</w:t>
       </w:r>
+      <w:proofErr w:type="spellEnd"/>
       <w:r>
         <w:rPr>
           <w:spacing w:val="-15"/>
           <w:w w:val="105"/>
           <w:sz w:val="23"/>
         </w:rPr>
-        <w:t> </w:t>
+        <w:t xml:space="preserve"> </w:t>
       </w:r>
       <w:r>
         <w:rPr>
@@ -2851,13 +2904,12 @@
           <w:w w:val="105"/>
           <w:sz w:val="23"/>
         </w:rPr>
-        <w:t> </w:t>
+        <w:t xml:space="preserve"> </w:t>
       </w:r>
       <w:r>
         <w:rPr>
           <w:spacing w:val="-2"/>
           <w:w w:val="105"/>
-          <w:sz w:val="22"/>
         </w:rPr>
         <w:t>(</w:t>
       </w:r>
@@ -2875,7 +2927,7 @@
           <w:w w:val="105"/>
           <w:sz w:val="23"/>
         </w:rPr>
-        <w:t> </w:t>
+        <w:t xml:space="preserve"> </w:t>
       </w:r>
       <w:r>
         <w:rPr>
@@ -2889,7 +2941,6 @@
         <w:rPr>
           <w:spacing w:val="-2"/>
           <w:w w:val="105"/>
-          <w:sz w:val="22"/>
         </w:rPr>
         <w:t>):</w:t>
       </w:r>
@@ -2904,12 +2955,13 @@
       </w:pPr>
       <w:r>
         <w:rPr>
+          <w:noProof/>
           <w:sz w:val="16"/>
         </w:rPr>
         <mc:AlternateContent>
           <mc:Choice Requires="wps">
             <w:drawing>
-              <wp:anchor distT="0" distB="0" distL="0" distR="0" allowOverlap="1" layoutInCell="1" locked="0" behindDoc="1" simplePos="0" relativeHeight="487591936">
+              <wp:anchor distT="0" distB="0" distL="0" distR="0" simplePos="0" relativeHeight="487591936" behindDoc="1" locked="0" layoutInCell="1" allowOverlap="1" wp14:anchorId="755E6EDA" wp14:editId="42CF921D">
                 <wp:simplePos x="0" y="0"/>
                 <wp:positionH relativeFrom="page">
                   <wp:posOffset>850899</wp:posOffset>
@@ -2922,17 +2974,19 @@
                 <wp:wrapTopAndBottom/>
                 <wp:docPr id="15" name="Group 15"/>
                 <wp:cNvGraphicFramePr>
-                  <a:graphicFrameLocks/>
+                  <a:graphicFrameLocks xmlns:a="http://schemas.openxmlformats.org/drawingml/2006/main"/>
                 </wp:cNvGraphicFramePr>
-                <a:graphic>
+                <a:graphic xmlns:a="http://schemas.openxmlformats.org/drawingml/2006/main">
                   <a:graphicData uri="http://schemas.microsoft.com/office/word/2010/wordprocessingGroup">
                     <wpg:wgp>
-                      <wpg:cNvPr id="15" name="Group 15"/>
-                      <wpg:cNvGrpSpPr/>
+                      <wpg:cNvGrpSpPr>
+                        <a:grpSpLocks/>
+                      </wpg:cNvGrpSpPr>
                       <wpg:grpSpPr>
                         <a:xfrm>
                           <a:off x="0" y="0"/>
                           <a:ext cx="5867400" cy="2486025"/>
+                          <a:chOff x="0" y="0"/>
                           <a:chExt cx="5867400" cy="2486025"/>
                         </a:xfrm>
                       </wpg:grpSpPr>
@@ -3021,7 +3075,6 @@
                           <w:txbxContent>
                             <w:p>
                               <w:pPr>
-                                <w:spacing w:line="240" w:lineRule="auto" w:before="0"/>
                                 <w:rPr>
                                   <w:sz w:val="21"/>
                                 </w:rPr>
@@ -3029,7 +3082,7 @@
                             </w:p>
                             <w:p>
                               <w:pPr>
-                                <w:spacing w:line="240" w:lineRule="auto" w:before="62"/>
+                                <w:spacing w:before="62"/>
                                 <w:rPr>
                                   <w:sz w:val="21"/>
                                 </w:rPr>
@@ -3037,9 +3090,7 @@
                             </w:p>
                             <w:p>
                               <w:pPr>
-                                <w:spacing w:before="0"/>
-                                <w:ind w:left="240" w:right="0" w:firstLine="0"/>
-                                <w:jc w:val="left"/>
+                                <w:ind w:left="240"/>
                                 <w:rPr>
                                   <w:rFonts w:ascii="Courier New"/>
                                   <w:sz w:val="21"/>
@@ -3050,8 +3101,9 @@
                                   <w:rFonts w:ascii="Courier New"/>
                                   <w:sz w:val="21"/>
                                 </w:rPr>
-                                <w:t>public class </w:t>
+                                <w:t xml:space="preserve">public class </w:t>
                               </w:r>
+                              <w:proofErr w:type="spellStart"/>
                               <w:r>
                                 <w:rPr>
                                   <w:rFonts w:ascii="Courier New"/>
@@ -3060,12 +3112,12 @@
                                 </w:rPr>
                                 <w:t>TicketMachine</w:t>
                               </w:r>
+                              <w:proofErr w:type="spellEnd"/>
                             </w:p>
                             <w:p>
                               <w:pPr>
                                 <w:spacing w:before="47"/>
-                                <w:ind w:left="240" w:right="0" w:firstLine="0"/>
-                                <w:jc w:val="left"/>
+                                <w:ind w:left="240"/>
                                 <w:rPr>
                                   <w:rFonts w:ascii="Courier New"/>
                                   <w:sz w:val="21"/>
@@ -3082,9 +3134,8 @@
                             </w:p>
                             <w:p>
                               <w:pPr>
-                                <w:spacing w:line="288" w:lineRule="auto" w:before="47"/>
-                                <w:ind w:left="744" w:right="2254" w:firstLine="0"/>
-                                <w:jc w:val="left"/>
+                                <w:spacing w:before="47" w:line="288" w:lineRule="auto"/>
+                                <w:ind w:left="744" w:right="2254"/>
                                 <w:rPr>
                                   <w:rFonts w:ascii="Courier New"/>
                                   <w:sz w:val="21"/>
@@ -3103,7 +3154,7 @@
                                   <w:spacing w:val="-5"/>
                                   <w:sz w:val="21"/>
                                 </w:rPr>
-                                <w:t> </w:t>
+                                <w:t xml:space="preserve"> </w:t>
                               </w:r>
                               <w:r>
                                 <w:rPr>
@@ -3118,7 +3169,7 @@
                                   <w:spacing w:val="-5"/>
                                   <w:sz w:val="21"/>
                                 </w:rPr>
-                                <w:t> </w:t>
+                                <w:t xml:space="preserve"> </w:t>
                               </w:r>
                               <w:r>
                                 <w:rPr>
@@ -3133,7 +3184,7 @@
                                   <w:spacing w:val="-5"/>
                                   <w:sz w:val="21"/>
                                 </w:rPr>
-                                <w:t> </w:t>
+                                <w:t xml:space="preserve"> </w:t>
                               </w:r>
                               <w:r>
                                 <w:rPr>
@@ -3148,7 +3199,7 @@
                                   <w:spacing w:val="-5"/>
                                   <w:sz w:val="21"/>
                                 </w:rPr>
-                                <w:t> </w:t>
+                                <w:t xml:space="preserve"> </w:t>
                               </w:r>
                               <w:r>
                                 <w:rPr>
@@ -3163,7 +3214,7 @@
                                   <w:spacing w:val="-5"/>
                                   <w:sz w:val="21"/>
                                 </w:rPr>
-                                <w:t> </w:t>
+                                <w:t xml:space="preserve"> </w:t>
                               </w:r>
                               <w:r>
                                 <w:rPr>
@@ -3178,7 +3229,7 @@
                                   <w:spacing w:val="-5"/>
                                   <w:sz w:val="21"/>
                                 </w:rPr>
-                                <w:t> </w:t>
+                                <w:t xml:space="preserve"> </w:t>
                               </w:r>
                               <w:r>
                                 <w:rPr>
@@ -3193,7 +3244,7 @@
                                   <w:spacing w:val="-5"/>
                                   <w:sz w:val="21"/>
                                 </w:rPr>
-                                <w:t> </w:t>
+                                <w:t xml:space="preserve"> </w:t>
                               </w:r>
                               <w:r>
                                 <w:rPr>
@@ -3208,21 +3259,29 @@
                                   <w:spacing w:val="-5"/>
                                   <w:sz w:val="21"/>
                                 </w:rPr>
-                                <w:t> </w:t>
+                                <w:t xml:space="preserve"> </w:t>
                               </w:r>
                               <w:r>
                                 <w:rPr>
                                   <w:rFonts w:ascii="Courier New"/>
                                   <w:sz w:val="21"/>
                                 </w:rPr>
-                                <w:t>machine. private int price;</w:t>
+                                <w:t xml:space="preserve">machine. private int </w:t>
                               </w:r>
+                              <w:proofErr w:type="gramStart"/>
+                              <w:r>
+                                <w:rPr>
+                                  <w:rFonts w:ascii="Courier New"/>
+                                  <w:sz w:val="21"/>
+                                </w:rPr>
+                                <w:t>price;</w:t>
+                              </w:r>
+                              <w:proofErr w:type="gramEnd"/>
                             </w:p>
                             <w:p>
                               <w:pPr>
-                                <w:spacing w:line="288" w:lineRule="auto" w:before="0"/>
-                                <w:ind w:left="744" w:right="1120" w:firstLine="0"/>
-                                <w:jc w:val="left"/>
+                                <w:spacing w:line="288" w:lineRule="auto"/>
+                                <w:ind w:left="744" w:right="1120"/>
                                 <w:rPr>
                                   <w:rFonts w:ascii="Courier New"/>
                                   <w:sz w:val="21"/>
@@ -3241,7 +3300,7 @@
                                   <w:spacing w:val="-4"/>
                                   <w:sz w:val="21"/>
                                 </w:rPr>
-                                <w:t> </w:t>
+                                <w:t xml:space="preserve"> </w:t>
                               </w:r>
                               <w:r>
                                 <w:rPr>
@@ -3256,7 +3315,7 @@
                                   <w:spacing w:val="-4"/>
                                   <w:sz w:val="21"/>
                                 </w:rPr>
-                                <w:t> </w:t>
+                                <w:t xml:space="preserve"> </w:t>
                               </w:r>
                               <w:r>
                                 <w:rPr>
@@ -3271,7 +3330,7 @@
                                   <w:spacing w:val="-4"/>
                                   <w:sz w:val="21"/>
                                 </w:rPr>
-                                <w:t> </w:t>
+                                <w:t xml:space="preserve"> </w:t>
                               </w:r>
                               <w:r>
                                 <w:rPr>
@@ -3286,7 +3345,7 @@
                                   <w:spacing w:val="-4"/>
                                   <w:sz w:val="21"/>
                                 </w:rPr>
-                                <w:t> </w:t>
+                                <w:t xml:space="preserve"> </w:t>
                               </w:r>
                               <w:r>
                                 <w:rPr>
@@ -3301,7 +3360,7 @@
                                   <w:spacing w:val="-4"/>
                                   <w:sz w:val="21"/>
                                 </w:rPr>
-                                <w:t> </w:t>
+                                <w:t xml:space="preserve"> </w:t>
                               </w:r>
                               <w:r>
                                 <w:rPr>
@@ -3316,7 +3375,7 @@
                                   <w:spacing w:val="-4"/>
                                   <w:sz w:val="21"/>
                                 </w:rPr>
-                                <w:t> </w:t>
+                                <w:t xml:space="preserve"> </w:t>
                               </w:r>
                               <w:r>
                                 <w:rPr>
@@ -3331,7 +3390,7 @@
                                   <w:spacing w:val="-4"/>
                                   <w:sz w:val="21"/>
                                 </w:rPr>
-                                <w:t> </w:t>
+                                <w:t xml:space="preserve"> </w:t>
                               </w:r>
                               <w:r>
                                 <w:rPr>
@@ -3346,7 +3405,7 @@
                                   <w:spacing w:val="-4"/>
                                   <w:sz w:val="21"/>
                                 </w:rPr>
-                                <w:t> </w:t>
+                                <w:t xml:space="preserve"> </w:t>
                               </w:r>
                               <w:r>
                                 <w:rPr>
@@ -3361,7 +3420,7 @@
                                   <w:spacing w:val="-4"/>
                                   <w:sz w:val="21"/>
                                 </w:rPr>
-                                <w:t> </w:t>
+                                <w:t xml:space="preserve"> </w:t>
                               </w:r>
                               <w:r>
                                 <w:rPr>
@@ -3376,21 +3435,29 @@
                                   <w:spacing w:val="-4"/>
                                   <w:sz w:val="21"/>
                                 </w:rPr>
-                                <w:t> </w:t>
+                                <w:t xml:space="preserve"> </w:t>
                               </w:r>
                               <w:r>
                                 <w:rPr>
                                   <w:rFonts w:ascii="Courier New"/>
                                   <w:sz w:val="21"/>
                                 </w:rPr>
-                                <w:t>far. private int balance;</w:t>
+                                <w:t xml:space="preserve">far. private int </w:t>
                               </w:r>
+                              <w:proofErr w:type="gramStart"/>
+                              <w:r>
+                                <w:rPr>
+                                  <w:rFonts w:ascii="Courier New"/>
+                                  <w:sz w:val="21"/>
+                                </w:rPr>
+                                <w:t>balance;</w:t>
+                              </w:r>
+                              <w:proofErr w:type="gramEnd"/>
                             </w:p>
                             <w:p>
                               <w:pPr>
-                                <w:spacing w:line="288" w:lineRule="auto" w:before="0"/>
-                                <w:ind w:left="744" w:right="1120" w:firstLine="0"/>
-                                <w:jc w:val="left"/>
+                                <w:spacing w:line="288" w:lineRule="auto"/>
+                                <w:ind w:left="744" w:right="1120"/>
                                 <w:rPr>
                                   <w:rFonts w:ascii="Courier New"/>
                                   <w:sz w:val="21"/>
@@ -3409,7 +3476,7 @@
                                   <w:spacing w:val="-5"/>
                                   <w:sz w:val="21"/>
                                 </w:rPr>
-                                <w:t> </w:t>
+                                <w:t xml:space="preserve"> </w:t>
                               </w:r>
                               <w:r>
                                 <w:rPr>
@@ -3424,7 +3491,7 @@
                                   <w:spacing w:val="-5"/>
                                   <w:sz w:val="21"/>
                                 </w:rPr>
-                                <w:t> </w:t>
+                                <w:t xml:space="preserve"> </w:t>
                               </w:r>
                               <w:r>
                                 <w:rPr>
@@ -3439,7 +3506,7 @@
                                   <w:spacing w:val="-5"/>
                                   <w:sz w:val="21"/>
                                 </w:rPr>
-                                <w:t> </w:t>
+                                <w:t xml:space="preserve"> </w:t>
                               </w:r>
                               <w:r>
                                 <w:rPr>
@@ -3454,7 +3521,7 @@
                                   <w:spacing w:val="-5"/>
                                   <w:sz w:val="21"/>
                                 </w:rPr>
-                                <w:t> </w:t>
+                                <w:t xml:space="preserve"> </w:t>
                               </w:r>
                               <w:r>
                                 <w:rPr>
@@ -3469,7 +3536,7 @@
                                   <w:spacing w:val="-5"/>
                                   <w:sz w:val="21"/>
                                 </w:rPr>
-                                <w:t> </w:t>
+                                <w:t xml:space="preserve"> </w:t>
                               </w:r>
                               <w:r>
                                 <w:rPr>
@@ -3484,7 +3551,7 @@
                                   <w:spacing w:val="-5"/>
                                   <w:sz w:val="21"/>
                                 </w:rPr>
-                                <w:t> </w:t>
+                                <w:t xml:space="preserve"> </w:t>
                               </w:r>
                               <w:r>
                                 <w:rPr>
@@ -3499,7 +3566,7 @@
                                   <w:spacing w:val="-5"/>
                                   <w:sz w:val="21"/>
                                 </w:rPr>
-                                <w:t> </w:t>
+                                <w:t xml:space="preserve"> </w:t>
                               </w:r>
                               <w:r>
                                 <w:rPr>
@@ -3514,7 +3581,7 @@
                                   <w:spacing w:val="-5"/>
                                   <w:sz w:val="21"/>
                                 </w:rPr>
-                                <w:t> </w:t>
+                                <w:t xml:space="preserve"> </w:t>
                               </w:r>
                               <w:r>
                                 <w:rPr>
@@ -3529,19 +3596,28 @@
                                   <w:spacing w:val="-5"/>
                                   <w:sz w:val="21"/>
                                 </w:rPr>
-                                <w:t> </w:t>
+                                <w:t xml:space="preserve"> </w:t>
                               </w:r>
                               <w:r>
                                 <w:rPr>
                                   <w:rFonts w:ascii="Courier New"/>
                                   <w:sz w:val="21"/>
                                 </w:rPr>
-                                <w:t>machine. private int total;</w:t>
+                                <w:t xml:space="preserve">machine. private int </w:t>
                               </w:r>
+                              <w:proofErr w:type="gramStart"/>
+                              <w:r>
+                                <w:rPr>
+                                  <w:rFonts w:ascii="Courier New"/>
+                                  <w:sz w:val="21"/>
+                                </w:rPr>
+                                <w:t>total;</w:t>
+                              </w:r>
+                              <w:proofErr w:type="gramEnd"/>
                             </w:p>
                             <w:p>
                               <w:pPr>
-                                <w:spacing w:line="240" w:lineRule="auto" w:before="44"/>
+                                <w:spacing w:before="44"/>
                                 <w:rPr>
                                   <w:rFonts w:ascii="Courier New"/>
                                   <w:sz w:val="21"/>
@@ -3550,9 +3626,7 @@
                             </w:p>
                             <w:p>
                               <w:pPr>
-                                <w:spacing w:before="0"/>
-                                <w:ind w:left="366" w:right="0" w:firstLine="0"/>
-                                <w:jc w:val="left"/>
+                                <w:ind w:left="366"/>
                                 <w:rPr>
                                   <w:rFonts w:ascii="Courier New"/>
                                   <w:sz w:val="21"/>
@@ -3563,7 +3637,7 @@
                                   <w:rFonts w:ascii="Courier New"/>
                                   <w:sz w:val="21"/>
                                 </w:rPr>
-                                <w:t>: rest of code </w:t>
+                                <w:t xml:space="preserve">: rest of code </w:t>
                               </w:r>
                               <w:r>
                                 <w:rPr>
@@ -3577,8 +3651,7 @@
                             <w:p>
                               <w:pPr>
                                 <w:spacing w:before="48"/>
-                                <w:ind w:left="240" w:right="0" w:firstLine="0"/>
-                                <w:jc w:val="left"/>
+                                <w:ind w:left="240"/>
                                 <w:rPr>
                                   <w:rFonts w:ascii="Courier New"/>
                                   <w:sz w:val="21"/>
@@ -3605,7 +3678,7 @@
               </wp:anchor>
             </w:drawing>
           </mc:Choice>
-          <mc:Fallback>
+          <mc:Fallback xmlns:pic="http://schemas.openxmlformats.org/drawingml/2006/picture" xmlns:a="http://schemas.openxmlformats.org/drawingml/2006/main" xmlns:ve="http://schemas.openxmlformats.org/markup-compatibility/2006">
             <w:pict>
               <v:group style="position:absolute;margin-left:66.999992pt;margin-top:10.502925pt;width:462pt;height:195.75pt;mso-position-horizontal-relative:page;mso-position-vertical-relative:paragraph;z-index:-15724544;mso-wrap-distance-left:0;mso-wrap-distance-right:0" id="docshapegroup15" coordorigin="1340,210" coordsize="9240,3915">
                 <v:shape style="position:absolute;left:1340;top:210;width:9240;height:3915" id="docshape16" coordorigin="1340,210" coordsize="9240,3915" path="m10541,4125l1379,4125,1373,4124,1340,4086,1340,4080,1340,249,1379,210,10541,210,10580,249,10580,4086,10547,4124,10541,4125xe" filled="true" fillcolor="#dbdbdb" stroked="false">
@@ -4203,17 +4276,17 @@
     <w:p>
       <w:pPr>
         <w:pStyle w:val="BodyText"/>
-        <w:spacing w:after="0"/>
         <w:rPr>
           <w:sz w:val="16"/>
         </w:rPr>
         <w:sectPr>
-          <w:headerReference w:type="default" r:id="rId5"/>
-          <w:footerReference w:type="default" r:id="rId6"/>
+          <w:headerReference w:type="default" r:id="rId7"/>
+          <w:footerReference w:type="default" r:id="rId8"/>
           <w:type w:val="continuous"/>
           <w:pgSz w:w="11900" w:h="16840"/>
-          <w:pgMar w:header="335" w:footer="63" w:top="540" w:bottom="260" w:left="1275" w:right="1275"/>
+          <w:pgMar w:top="540" w:right="1275" w:bottom="260" w:left="1275" w:header="335" w:footer="63" w:gutter="0"/>
           <w:pgNumType w:start="1"/>
+          <w:cols w:space="720"/>
         </w:sectPr>
       </w:pPr>
     </w:p>
@@ -4252,7 +4325,7 @@
         <w:rPr>
           <w:spacing w:val="-9"/>
         </w:rPr>
-        <w:t> </w:t>
+        <w:t xml:space="preserve"> </w:t>
       </w:r>
       <w:r>
         <w:rPr>
@@ -4264,7 +4337,7 @@
         <w:rPr>
           <w:spacing w:val="-9"/>
         </w:rPr>
-        <w:t> </w:t>
+        <w:t xml:space="preserve"> </w:t>
       </w:r>
       <w:r>
         <w:rPr>
@@ -4276,7 +4349,7 @@
         <w:rPr>
           <w:spacing w:val="-9"/>
         </w:rPr>
-        <w:t> </w:t>
+        <w:t xml:space="preserve"> </w:t>
       </w:r>
       <w:r>
         <w:rPr>
@@ -4288,7 +4361,7 @@
         <w:rPr>
           <w:spacing w:val="-9"/>
         </w:rPr>
-        <w:t> </w:t>
+        <w:t xml:space="preserve"> </w:t>
       </w:r>
       <w:r>
         <w:rPr>
@@ -4300,7 +4373,7 @@
         <w:rPr>
           <w:spacing w:val="-9"/>
         </w:rPr>
-        <w:t> </w:t>
+        <w:t xml:space="preserve"> </w:t>
       </w:r>
       <w:r>
         <w:rPr>
@@ -4312,7 +4385,7 @@
         <w:rPr>
           <w:spacing w:val="-9"/>
         </w:rPr>
-        <w:t> </w:t>
+        <w:t xml:space="preserve"> </w:t>
       </w:r>
       <w:r>
         <w:rPr>
@@ -4324,7 +4397,7 @@
         <w:rPr>
           <w:spacing w:val="-9"/>
         </w:rPr>
-        <w:t> </w:t>
+        <w:t xml:space="preserve"> </w:t>
       </w:r>
       <w:r>
         <w:rPr>
@@ -4336,7 +4409,7 @@
         <w:rPr>
           <w:spacing w:val="-9"/>
         </w:rPr>
-        <w:t> </w:t>
+        <w:t xml:space="preserve"> </w:t>
       </w:r>
       <w:r>
         <w:rPr>
@@ -4348,7 +4421,7 @@
         <w:rPr>
           <w:spacing w:val="-9"/>
         </w:rPr>
-        <w:t> </w:t>
+        <w:t xml:space="preserve"> </w:t>
       </w:r>
       <w:r>
         <w:rPr>
@@ -4382,7 +4455,7 @@
           <w:spacing w:val="-6"/>
           <w:sz w:val="22"/>
         </w:rPr>
-        <w:t> </w:t>
+        <w:t xml:space="preserve"> </w:t>
       </w:r>
       <w:r>
         <w:rPr>
@@ -4401,7 +4474,7 @@
         <w:rPr>
           <w:spacing w:val="-9"/>
         </w:rPr>
-        <w:t> </w:t>
+        <w:t xml:space="preserve"> </w:t>
       </w:r>
       <w:r>
         <w:rPr>
@@ -4413,7 +4486,7 @@
         <w:rPr>
           <w:spacing w:val="-9"/>
         </w:rPr>
-        <w:t> </w:t>
+        <w:t xml:space="preserve"> </w:t>
       </w:r>
       <w:r>
         <w:rPr>
@@ -4425,7 +4498,7 @@
         <w:rPr>
           <w:spacing w:val="-9"/>
         </w:rPr>
-        <w:t> </w:t>
+        <w:t xml:space="preserve"> </w:t>
       </w:r>
       <w:r>
         <w:rPr>
@@ -4437,7 +4510,7 @@
         <w:rPr>
           <w:spacing w:val="-9"/>
         </w:rPr>
-        <w:t> </w:t>
+        <w:t xml:space="preserve"> </w:t>
       </w:r>
       <w:r>
         <w:rPr>
@@ -4449,106 +4522,97 @@
         <w:rPr>
           <w:spacing w:val="-9"/>
         </w:rPr>
-        <w:t> </w:t>
-      </w:r>
-      <w:r>
-        <w:rPr>
-          <w:spacing w:val="-4"/>
-        </w:rPr>
-        <w:t>brackets </w:t>
-      </w:r>
-      <w:r>
-        <w:rPr/>
+        <w:t xml:space="preserve"> </w:t>
+      </w:r>
+      <w:r>
+        <w:rPr>
+          <w:spacing w:val="-4"/>
+        </w:rPr>
+        <w:t xml:space="preserve">brackets </w:t>
+      </w:r>
+      <w:r>
         <w:t>that</w:t>
       </w:r>
       <w:r>
         <w:rPr>
           <w:spacing w:val="-16"/>
         </w:rPr>
-        <w:t> </w:t>
-      </w:r>
-      <w:r>
-        <w:rPr/>
+        <w:t xml:space="preserve"> </w:t>
+      </w:r>
+      <w:r>
         <w:t>mark</w:t>
       </w:r>
       <w:r>
         <w:rPr>
           <w:spacing w:val="-16"/>
         </w:rPr>
-        <w:t> </w:t>
-      </w:r>
-      <w:r>
-        <w:rPr/>
+        <w:t xml:space="preserve"> </w:t>
+      </w:r>
+      <w:r>
         <w:t>the</w:t>
       </w:r>
       <w:r>
         <w:rPr>
           <w:spacing w:val="-16"/>
         </w:rPr>
-        <w:t> </w:t>
-      </w:r>
-      <w:r>
-        <w:rPr/>
+        <w:t xml:space="preserve"> </w:t>
+      </w:r>
+      <w:r>
         <w:t>start</w:t>
       </w:r>
       <w:r>
         <w:rPr>
           <w:spacing w:val="-16"/>
         </w:rPr>
-        <w:t> </w:t>
-      </w:r>
-      <w:r>
-        <w:rPr/>
+        <w:t xml:space="preserve"> </w:t>
+      </w:r>
+      <w:r>
         <w:t>and</w:t>
       </w:r>
       <w:r>
         <w:rPr>
           <w:spacing w:val="-16"/>
         </w:rPr>
-        <w:t> </w:t>
-      </w:r>
-      <w:r>
-        <w:rPr/>
+        <w:t xml:space="preserve"> </w:t>
+      </w:r>
+      <w:r>
         <w:t>end</w:t>
       </w:r>
       <w:r>
         <w:rPr>
           <w:spacing w:val="-16"/>
         </w:rPr>
-        <w:t> </w:t>
-      </w:r>
-      <w:r>
-        <w:rPr/>
+        <w:t xml:space="preserve"> </w:t>
+      </w:r>
+      <w:r>
         <w:t>of</w:t>
       </w:r>
       <w:r>
         <w:rPr>
           <w:spacing w:val="-16"/>
         </w:rPr>
-        <w:t> </w:t>
-      </w:r>
-      <w:r>
-        <w:rPr/>
+        <w:t xml:space="preserve"> </w:t>
+      </w:r>
+      <w:r>
         <w:t>the</w:t>
       </w:r>
       <w:r>
         <w:rPr>
           <w:spacing w:val="-16"/>
         </w:rPr>
-        <w:t> </w:t>
-      </w:r>
-      <w:r>
-        <w:rPr/>
+        <w:t xml:space="preserve"> </w:t>
+      </w:r>
+      <w:r>
         <w:t>class</w:t>
       </w:r>
       <w:r>
         <w:rPr>
           <w:spacing w:val="-16"/>
         </w:rPr>
-        <w:t> </w:t>
-      </w:r>
-      <w:r>
-        <w:rPr/>
+        <w:t xml:space="preserve"> </w:t>
+      </w:r>
+      <w:proofErr w:type="gramStart"/>
+      <w:r>
         <w:t>body</w:t>
       </w:r>
       <w:r>
@@ -4562,60 +4626,55 @@
           <w:spacing w:val="-16"/>
           <w:sz w:val="22"/>
         </w:rPr>
-        <w:t> </w:t>
-      </w:r>
-      <w:r>
-        <w:rPr/>
+        <w:t xml:space="preserve"> </w:t>
+      </w:r>
+      <w:r>
         <w:t>but</w:t>
       </w:r>
+      <w:proofErr w:type="gramEnd"/>
       <w:r>
         <w:rPr>
           <w:spacing w:val="-16"/>
         </w:rPr>
-        <w:t> </w:t>
-      </w:r>
-      <w:r>
-        <w:rPr/>
+        <w:t xml:space="preserve"> </w:t>
+      </w:r>
+      <w:r>
         <w:t>otherwise</w:t>
       </w:r>
       <w:r>
         <w:rPr>
           <w:spacing w:val="-15"/>
         </w:rPr>
-        <w:t> </w:t>
-      </w:r>
-      <w:r>
-        <w:rPr/>
+        <w:t xml:space="preserve"> </w:t>
+      </w:r>
+      <w:r>
         <w:t>leave</w:t>
       </w:r>
       <w:r>
         <w:rPr>
           <w:spacing w:val="-16"/>
         </w:rPr>
-        <w:t> </w:t>
-      </w:r>
-      <w:r>
-        <w:rPr/>
+        <w:t xml:space="preserve"> </w:t>
+      </w:r>
+      <w:r>
         <w:t>the</w:t>
       </w:r>
       <w:r>
         <w:rPr>
           <w:spacing w:val="-16"/>
         </w:rPr>
-        <w:t> </w:t>
-      </w:r>
-      <w:r>
-        <w:rPr/>
+        <w:t xml:space="preserve"> </w:t>
+      </w:r>
+      <w:r>
         <w:t>body</w:t>
       </w:r>
       <w:r>
         <w:rPr>
           <w:spacing w:val="-16"/>
         </w:rPr>
-        <w:t> </w:t>
-      </w:r>
-      <w:r>
-        <w:rPr/>
+        <w:t xml:space="preserve"> </w:t>
+      </w:r>
+      <w:r>
         <w:t>empty</w:t>
       </w:r>
       <w:r>
@@ -4656,12 +4715,13 @@
       </w:pPr>
       <w:r>
         <w:rPr>
+          <w:noProof/>
           <w:sz w:val="7"/>
         </w:rPr>
         <mc:AlternateContent>
           <mc:Choice Requires="wps">
             <w:drawing>
-              <wp:anchor distT="0" distB="0" distL="0" distR="0" allowOverlap="1" layoutInCell="1" locked="0" behindDoc="1" simplePos="0" relativeHeight="487592448">
+              <wp:anchor distT="0" distB="0" distL="0" distR="0" simplePos="0" relativeHeight="487592448" behindDoc="1" locked="0" layoutInCell="1" allowOverlap="1" wp14:anchorId="3025322F" wp14:editId="1E031223">
                 <wp:simplePos x="0" y="0"/>
                 <wp:positionH relativeFrom="page">
                   <wp:posOffset>850899</wp:posOffset>
@@ -4674,13 +4734,14 @@
                 <wp:wrapTopAndBottom/>
                 <wp:docPr id="22" name="Graphic 22"/>
                 <wp:cNvGraphicFramePr>
-                  <a:graphicFrameLocks/>
+                  <a:graphicFrameLocks xmlns:a="http://schemas.openxmlformats.org/drawingml/2006/main"/>
                 </wp:cNvGraphicFramePr>
-                <a:graphic>
+                <a:graphic xmlns:a="http://schemas.openxmlformats.org/drawingml/2006/main">
                   <a:graphicData uri="http://schemas.microsoft.com/office/word/2010/wordprocessingShape">
                     <wps:wsp>
-                      <wps:cNvPr id="22" name="Graphic 22"/>
-                      <wps:cNvSpPr/>
+                      <wps:cNvSpPr>
+                        <a:spLocks/>
+                      </wps:cNvSpPr>
                       <wps:spPr>
                         <a:xfrm>
                           <a:off x="0" y="0"/>
@@ -4731,7 +4792,7 @@
               </wp:anchor>
             </w:drawing>
           </mc:Choice>
-          <mc:Fallback>
+          <mc:Fallback xmlns:pic="http://schemas.openxmlformats.org/drawingml/2006/picture" xmlns:a="http://schemas.openxmlformats.org/drawingml/2006/main" xmlns:ve="http://schemas.openxmlformats.org/markup-compatibility/2006">
             <w:pict>
               <v:rect style="position:absolute;margin-left:66.999992pt;margin-top:5.415777pt;width:461.999963pt;height:.75pt;mso-position-horizontal-relative:page;mso-position-vertical-relative:paragraph;z-index:-15724032;mso-wrap-distance-left:0;mso-wrap-distance-right:0" id="docshape22" filled="true" fillcolor="#000000" stroked="false">
                 <v:fill opacity="11822f" type="solid"/>
@@ -4768,7 +4829,7 @@
         <w:rPr>
           <w:spacing w:val="-6"/>
         </w:rPr>
-        <w:t> </w:t>
+        <w:t xml:space="preserve"> </w:t>
       </w:r>
       <w:r>
         <w:rPr>
@@ -4780,7 +4841,7 @@
         <w:rPr>
           <w:spacing w:val="-5"/>
         </w:rPr>
-        <w:t> </w:t>
+        <w:t xml:space="preserve"> </w:t>
       </w:r>
       <w:r>
         <w:rPr>
@@ -4792,7 +4853,7 @@
         <w:rPr>
           <w:spacing w:val="-6"/>
         </w:rPr>
-        <w:t> </w:t>
+        <w:t xml:space="preserve"> </w:t>
       </w:r>
       <w:r>
         <w:rPr>
@@ -4804,7 +4865,7 @@
         <w:rPr>
           <w:spacing w:val="-5"/>
         </w:rPr>
-        <w:t> </w:t>
+        <w:t xml:space="preserve"> </w:t>
       </w:r>
       <w:r>
         <w:rPr>
@@ -4816,7 +4877,7 @@
         <w:rPr>
           <w:spacing w:val="-5"/>
         </w:rPr>
-        <w:t> </w:t>
+        <w:t xml:space="preserve"> </w:t>
       </w:r>
       <w:r>
         <w:rPr>
@@ -4828,7 +4889,7 @@
         <w:rPr>
           <w:spacing w:val="-6"/>
         </w:rPr>
-        <w:t> </w:t>
+        <w:t xml:space="preserve"> </w:t>
       </w:r>
       <w:r>
         <w:rPr>
@@ -4856,7 +4917,7 @@
     <w:p>
       <w:pPr>
         <w:pStyle w:val="BodyText"/>
-        <w:spacing w:line="300" w:lineRule="auto" w:before="1"/>
+        <w:spacing w:before="1" w:line="300" w:lineRule="auto"/>
         <w:ind w:left="663" w:right="5324"/>
         <w:rPr>
           <w:sz w:val="24"/>
@@ -4864,12 +4925,13 @@
       </w:pPr>
       <w:r>
         <w:rPr>
+          <w:noProof/>
           <w:sz w:val="24"/>
         </w:rPr>
         <mc:AlternateContent>
           <mc:Choice Requires="wps">
             <w:drawing>
-              <wp:anchor distT="0" distB="0" distL="0" distR="0" allowOverlap="1" layoutInCell="1" locked="0" behindDoc="0" simplePos="0" relativeHeight="15735808">
+              <wp:anchor distT="0" distB="0" distL="0" distR="0" simplePos="0" relativeHeight="15735808" behindDoc="0" locked="0" layoutInCell="1" allowOverlap="1" wp14:anchorId="76DB931E" wp14:editId="60A7CDE6">
                 <wp:simplePos x="0" y="0"/>
                 <wp:positionH relativeFrom="page">
                   <wp:posOffset>1079499</wp:posOffset>
@@ -4882,13 +4944,14 @@
                 <wp:wrapNone/>
                 <wp:docPr id="23" name="Graphic 23"/>
                 <wp:cNvGraphicFramePr>
-                  <a:graphicFrameLocks/>
+                  <a:graphicFrameLocks xmlns:a="http://schemas.openxmlformats.org/drawingml/2006/main"/>
                 </wp:cNvGraphicFramePr>
-                <a:graphic>
+                <a:graphic xmlns:a="http://schemas.openxmlformats.org/drawingml/2006/main">
                   <a:graphicData uri="http://schemas.microsoft.com/office/word/2010/wordprocessingShape">
                     <wps:wsp>
-                      <wps:cNvPr id="23" name="Graphic 23"/>
-                      <wps:cNvSpPr/>
+                      <wps:cNvSpPr>
+                        <a:spLocks/>
+                      </wps:cNvSpPr>
                       <wps:spPr>
                         <a:xfrm>
                           <a:off x="0" y="0"/>
@@ -4952,7 +5015,7 @@
               </wp:anchor>
             </w:drawing>
           </mc:Choice>
-          <mc:Fallback>
+          <mc:Fallback xmlns:pic="http://schemas.openxmlformats.org/drawingml/2006/picture" xmlns:a="http://schemas.openxmlformats.org/drawingml/2006/main" xmlns:ve="http://schemas.openxmlformats.org/markup-compatibility/2006">
             <w:pict>
               <v:shape style="position:absolute;margin-left:84.999985pt;margin-top:6.052145pt;width:3.75pt;height:3.75pt;mso-position-horizontal-relative:page;mso-position-vertical-relative:paragraph;z-index:15735808" id="docshape23" coordorigin="1700,121" coordsize="75,75" path="m1742,196l1733,196,1728,195,1700,164,1700,154,1733,121,1742,121,1775,159,1775,164,1742,196xe" filled="true" fillcolor="#000000" stroked="false">
                 <v:path arrowok="t"/>
@@ -4965,12 +5028,13 @@
       </w:r>
       <w:r>
         <w:rPr>
+          <w:noProof/>
           <w:sz w:val="24"/>
         </w:rPr>
         <mc:AlternateContent>
           <mc:Choice Requires="wps">
             <w:drawing>
-              <wp:anchor distT="0" distB="0" distL="0" distR="0" allowOverlap="1" layoutInCell="1" locked="0" behindDoc="0" simplePos="0" relativeHeight="15736320">
+              <wp:anchor distT="0" distB="0" distL="0" distR="0" simplePos="0" relativeHeight="15736320" behindDoc="0" locked="0" layoutInCell="1" allowOverlap="1" wp14:anchorId="2092CEE4" wp14:editId="3B17CE9B">
                 <wp:simplePos x="0" y="0"/>
                 <wp:positionH relativeFrom="page">
                   <wp:posOffset>1079499</wp:posOffset>
@@ -4983,13 +5047,14 @@
                 <wp:wrapNone/>
                 <wp:docPr id="24" name="Graphic 24"/>
                 <wp:cNvGraphicFramePr>
-                  <a:graphicFrameLocks/>
+                  <a:graphicFrameLocks xmlns:a="http://schemas.openxmlformats.org/drawingml/2006/main"/>
                 </wp:cNvGraphicFramePr>
-                <a:graphic>
+                <a:graphic xmlns:a="http://schemas.openxmlformats.org/drawingml/2006/main">
                   <a:graphicData uri="http://schemas.microsoft.com/office/word/2010/wordprocessingShape">
                     <wps:wsp>
-                      <wps:cNvPr id="24" name="Graphic 24"/>
-                      <wps:cNvSpPr/>
+                      <wps:cNvSpPr>
+                        <a:spLocks/>
+                      </wps:cNvSpPr>
                       <wps:spPr>
                         <a:xfrm>
                           <a:off x="0" y="0"/>
@@ -5053,7 +5118,7 @@
               </wp:anchor>
             </w:drawing>
           </mc:Choice>
-          <mc:Fallback>
+          <mc:Fallback xmlns:pic="http://schemas.openxmlformats.org/drawingml/2006/picture" xmlns:a="http://schemas.openxmlformats.org/drawingml/2006/main" xmlns:ve="http://schemas.openxmlformats.org/markup-compatibility/2006">
             <w:pict>
               <v:shape style="position:absolute;margin-left:84.999985pt;margin-top:23.302143pt;width:3.75pt;height:3.75pt;mso-position-horizontal-relative:page;mso-position-vertical-relative:paragraph;z-index:15736320" id="docshape24" coordorigin="1700,466" coordsize="75,75" path="m1742,541l1733,541,1728,540,1700,509,1700,499,1733,466,1742,466,1775,504,1775,509,1742,541xe" filled="true" fillcolor="#000000" stroked="false">
                 <v:path arrowok="t"/>
@@ -5065,44 +5130,40 @@
         </mc:AlternateContent>
       </w:r>
       <w:r>
-        <w:rPr/>
         <w:t>a</w:t>
       </w:r>
       <w:r>
         <w:rPr>
           <w:spacing w:val="-16"/>
         </w:rPr>
-        <w:t> </w:t>
-      </w:r>
-      <w:r>
-        <w:rPr/>
+        <w:t xml:space="preserve"> </w:t>
+      </w:r>
+      <w:r>
         <w:t>field</w:t>
       </w:r>
       <w:r>
         <w:rPr>
           <w:spacing w:val="-16"/>
         </w:rPr>
-        <w:t> </w:t>
-      </w:r>
-      <w:r>
-        <w:rPr/>
+        <w:t xml:space="preserve"> </w:t>
+      </w:r>
+      <w:r>
         <w:t>of</w:t>
       </w:r>
       <w:r>
         <w:rPr>
           <w:spacing w:val="-16"/>
         </w:rPr>
-        <w:t> </w:t>
-      </w:r>
-      <w:r>
-        <w:rPr/>
+        <w:t xml:space="preserve"> </w:t>
+      </w:r>
+      <w:r>
         <w:t>type</w:t>
       </w:r>
       <w:r>
         <w:rPr>
           <w:spacing w:val="-16"/>
         </w:rPr>
-        <w:t> </w:t>
+        <w:t xml:space="preserve"> </w:t>
       </w:r>
       <w:r>
         <w:rPr>
@@ -5111,7 +5172,6 @@
         <w:t>S</w:t>
       </w:r>
       <w:r>
-        <w:rPr/>
         <w:t>tr</w:t>
       </w:r>
       <w:r>
@@ -5121,7 +5181,6 @@
         <w:t>i</w:t>
       </w:r>
       <w:r>
-        <w:rPr/>
         <w:t>n</w:t>
       </w:r>
       <w:r>
@@ -5135,20 +5194,18 @@
           <w:spacing w:val="-17"/>
           <w:sz w:val="24"/>
         </w:rPr>
-        <w:t> </w:t>
-      </w:r>
-      <w:r>
-        <w:rPr/>
+        <w:t xml:space="preserve"> </w:t>
+      </w:r>
+      <w:r>
         <w:t>called</w:t>
       </w:r>
       <w:r>
         <w:rPr>
           <w:spacing w:val="-16"/>
         </w:rPr>
-        <w:t> </w:t>
-      </w:r>
-      <w:r>
-        <w:rPr/>
+        <w:t xml:space="preserve"> </w:t>
+      </w:r>
+      <w:r>
         <w:t>n</w:t>
       </w:r>
       <w:r>
@@ -5158,18 +5215,16 @@
         <w:t>a</w:t>
       </w:r>
       <w:r>
-        <w:rPr/>
         <w:t>m</w:t>
       </w:r>
       <w:r>
         <w:rPr>
           <w:sz w:val="24"/>
         </w:rPr>
-        <w:t>e </w:t>
-      </w:r>
-      <w:r>
-        <w:rPr/>
-        <w:t>a field of type </w:t>
+        <w:t xml:space="preserve">e </w:t>
+      </w:r>
+      <w:r>
+        <w:t xml:space="preserve">a field of type </w:t>
       </w:r>
       <w:r>
         <w:rPr>
@@ -5178,8 +5233,7 @@
         <w:t>i</w:t>
       </w:r>
       <w:r>
-        <w:rPr/>
-        <w:t>nt called </w:t>
+        <w:t xml:space="preserve">nt called </w:t>
       </w:r>
       <w:r>
         <w:rPr>
@@ -5190,21 +5244,21 @@
     </w:p>
     <w:p>
       <w:pPr>
-        <w:spacing w:line="261" w:lineRule="exact" w:before="0"/>
-        <w:ind w:left="663" w:right="0" w:firstLine="0"/>
-        <w:jc w:val="left"/>
+        <w:spacing w:line="261" w:lineRule="exact"/>
+        <w:ind w:left="663"/>
         <w:rPr>
           <w:sz w:val="24"/>
         </w:rPr>
       </w:pPr>
       <w:r>
         <w:rPr>
+          <w:noProof/>
           <w:sz w:val="24"/>
         </w:rPr>
         <mc:AlternateContent>
           <mc:Choice Requires="wps">
             <w:drawing>
-              <wp:anchor distT="0" distB="0" distL="0" distR="0" allowOverlap="1" layoutInCell="1" locked="0" behindDoc="0" simplePos="0" relativeHeight="15736832">
+              <wp:anchor distT="0" distB="0" distL="0" distR="0" simplePos="0" relativeHeight="15736832" behindDoc="0" locked="0" layoutInCell="1" allowOverlap="1" wp14:anchorId="1B5DD89E" wp14:editId="7A4BE3BC">
                 <wp:simplePos x="0" y="0"/>
                 <wp:positionH relativeFrom="page">
                   <wp:posOffset>1079499</wp:posOffset>
@@ -5217,13 +5271,14 @@
                 <wp:wrapNone/>
                 <wp:docPr id="25" name="Graphic 25"/>
                 <wp:cNvGraphicFramePr>
-                  <a:graphicFrameLocks/>
+                  <a:graphicFrameLocks xmlns:a="http://schemas.openxmlformats.org/drawingml/2006/main"/>
                 </wp:cNvGraphicFramePr>
-                <a:graphic>
+                <a:graphic xmlns:a="http://schemas.openxmlformats.org/drawingml/2006/main">
                   <a:graphicData uri="http://schemas.microsoft.com/office/word/2010/wordprocessingShape">
                     <wps:wsp>
-                      <wps:cNvPr id="25" name="Graphic 25"/>
-                      <wps:cNvSpPr/>
+                      <wps:cNvSpPr>
+                        <a:spLocks/>
+                      </wps:cNvSpPr>
                       <wps:spPr>
                         <a:xfrm>
                           <a:off x="0" y="0"/>
@@ -5287,7 +5342,7 @@
               </wp:anchor>
             </w:drawing>
           </mc:Choice>
-          <mc:Fallback>
+          <mc:Fallback xmlns:pic="http://schemas.openxmlformats.org/drawingml/2006/picture" xmlns:a="http://schemas.openxmlformats.org/drawingml/2006/main" xmlns:ve="http://schemas.openxmlformats.org/markup-compatibility/2006">
             <w:pict>
               <v:shape style="position:absolute;margin-left:84.999985pt;margin-top:5.255072pt;width:3.75pt;height:3.75pt;mso-position-horizontal-relative:page;mso-position-vertical-relative:paragraph;z-index:15736832" id="docshape25" coordorigin="1700,105" coordsize="75,75" path="m1742,180l1733,180,1728,179,1700,148,1700,138,1733,105,1742,105,1775,143,1775,148,1742,180xe" filled="true" fillcolor="#000000" stroked="false">
                 <v:path arrowok="t"/>
@@ -5309,7 +5364,7 @@
           <w:spacing w:val="-16"/>
           <w:sz w:val="23"/>
         </w:rPr>
-        <w:t> </w:t>
+        <w:t xml:space="preserve"> </w:t>
       </w:r>
       <w:r>
         <w:rPr>
@@ -5322,7 +5377,7 @@
           <w:spacing w:val="-15"/>
           <w:sz w:val="23"/>
         </w:rPr>
-        <w:t> </w:t>
+        <w:t xml:space="preserve"> </w:t>
       </w:r>
       <w:r>
         <w:rPr>
@@ -5335,7 +5390,7 @@
           <w:spacing w:val="-15"/>
           <w:sz w:val="23"/>
         </w:rPr>
-        <w:t> </w:t>
+        <w:t xml:space="preserve"> </w:t>
       </w:r>
       <w:r>
         <w:rPr>
@@ -5348,12 +5403,9 @@
           <w:spacing w:val="-14"/>
           <w:sz w:val="23"/>
         </w:rPr>
-        <w:t> </w:t>
-      </w:r>
-      <w:r>
-        <w:rPr>
-          <w:sz w:val="22"/>
-        </w:rPr>
+        <w:t xml:space="preserve"> </w:t>
+      </w:r>
+      <w:r>
         <w:t>S</w:t>
       </w:r>
       <w:r>
@@ -5385,7 +5437,7 @@
           <w:spacing w:val="-17"/>
           <w:sz w:val="24"/>
         </w:rPr>
-        <w:t> </w:t>
+        <w:t xml:space="preserve"> </w:t>
       </w:r>
       <w:r>
         <w:rPr>
@@ -5398,7 +5450,7 @@
           <w:spacing w:val="-15"/>
           <w:sz w:val="23"/>
         </w:rPr>
-        <w:t> </w:t>
+        <w:t xml:space="preserve"> </w:t>
       </w:r>
       <w:r>
         <w:rPr>
@@ -5429,11 +5481,13 @@
         <w:ind w:left="663"/>
       </w:pPr>
       <w:r>
-        <w:rPr/>
+        <w:rPr>
+          <w:noProof/>
+        </w:rPr>
         <mc:AlternateContent>
           <mc:Choice Requires="wps">
             <w:drawing>
-              <wp:anchor distT="0" distB="0" distL="0" distR="0" allowOverlap="1" layoutInCell="1" locked="0" behindDoc="0" simplePos="0" relativeHeight="15737344">
+              <wp:anchor distT="0" distB="0" distL="0" distR="0" simplePos="0" relativeHeight="15737344" behindDoc="0" locked="0" layoutInCell="1" allowOverlap="1" wp14:anchorId="4C6CA84B" wp14:editId="7F812EF7">
                 <wp:simplePos x="0" y="0"/>
                 <wp:positionH relativeFrom="page">
                   <wp:posOffset>1079499</wp:posOffset>
@@ -5446,13 +5500,14 @@
                 <wp:wrapNone/>
                 <wp:docPr id="26" name="Graphic 26"/>
                 <wp:cNvGraphicFramePr>
-                  <a:graphicFrameLocks/>
+                  <a:graphicFrameLocks xmlns:a="http://schemas.openxmlformats.org/drawingml/2006/main"/>
                 </wp:cNvGraphicFramePr>
-                <a:graphic>
+                <a:graphic xmlns:a="http://schemas.openxmlformats.org/drawingml/2006/main">
                   <a:graphicData uri="http://schemas.microsoft.com/office/word/2010/wordprocessingShape">
                     <wps:wsp>
-                      <wps:cNvPr id="26" name="Graphic 26"/>
-                      <wps:cNvSpPr/>
+                      <wps:cNvSpPr>
+                        <a:spLocks/>
+                      </wps:cNvSpPr>
                       <wps:spPr>
                         <a:xfrm>
                           <a:off x="0" y="0"/>
@@ -5516,7 +5571,7 @@
               </wp:anchor>
             </w:drawing>
           </mc:Choice>
-          <mc:Fallback>
+          <mc:Fallback xmlns:pic="http://schemas.openxmlformats.org/drawingml/2006/picture" xmlns:a="http://schemas.openxmlformats.org/drawingml/2006/main" xmlns:ve="http://schemas.openxmlformats.org/markup-compatibility/2006">
             <w:pict>
               <v:shape style="position:absolute;margin-left:84.999985pt;margin-top:8.703313pt;width:3.75pt;height:3.75pt;mso-position-horizontal-relative:page;mso-position-vertical-relative:paragraph;z-index:15737344" id="docshape26" coordorigin="1700,174" coordsize="75,75" path="m1742,249l1733,249,1728,248,1700,217,1700,207,1733,174,1742,174,1775,212,1775,217,1742,249xe" filled="true" fillcolor="#000000" stroked="false">
                 <v:path arrowok="t"/>
@@ -5528,44 +5583,40 @@
         </mc:AlternateContent>
       </w:r>
       <w:r>
-        <w:rPr/>
         <w:t>a</w:t>
       </w:r>
       <w:r>
         <w:rPr>
           <w:spacing w:val="-15"/>
         </w:rPr>
-        <w:t> </w:t>
-      </w:r>
-      <w:r>
-        <w:rPr/>
+        <w:t xml:space="preserve"> </w:t>
+      </w:r>
+      <w:r>
         <w:t>field</w:t>
       </w:r>
       <w:r>
         <w:rPr>
           <w:spacing w:val="-15"/>
         </w:rPr>
-        <w:t> </w:t>
-      </w:r>
-      <w:r>
-        <w:rPr/>
+        <w:t xml:space="preserve"> </w:t>
+      </w:r>
+      <w:r>
         <w:t>of</w:t>
       </w:r>
       <w:r>
         <w:rPr>
           <w:spacing w:val="-15"/>
         </w:rPr>
-        <w:t> </w:t>
-      </w:r>
-      <w:r>
-        <w:rPr/>
+        <w:t xml:space="preserve"> </w:t>
+      </w:r>
+      <w:r>
         <w:t>type</w:t>
       </w:r>
       <w:r>
         <w:rPr>
           <w:spacing w:val="-15"/>
         </w:rPr>
-        <w:t> </w:t>
+        <w:t xml:space="preserve"> </w:t>
       </w:r>
       <w:r>
         <w:rPr>
@@ -5574,24 +5625,22 @@
         <w:t>i</w:t>
       </w:r>
       <w:r>
-        <w:rPr/>
         <w:t>nt</w:t>
       </w:r>
       <w:r>
         <w:rPr>
           <w:spacing w:val="-15"/>
         </w:rPr>
-        <w:t> </w:t>
-      </w:r>
-      <w:r>
-        <w:rPr/>
+        <w:t xml:space="preserve"> </w:t>
+      </w:r>
+      <w:r>
         <w:t>called</w:t>
       </w:r>
       <w:r>
         <w:rPr>
           <w:spacing w:val="-15"/>
         </w:rPr>
-        <w:t> </w:t>
+        <w:t xml:space="preserve"> </w:t>
       </w:r>
       <w:r>
         <w:rPr>
@@ -5627,11 +5676,13 @@
         <w:ind w:left="663"/>
       </w:pPr>
       <w:r>
-        <w:rPr/>
+        <w:rPr>
+          <w:noProof/>
+        </w:rPr>
         <mc:AlternateContent>
           <mc:Choice Requires="wps">
             <w:drawing>
-              <wp:anchor distT="0" distB="0" distL="0" distR="0" allowOverlap="1" layoutInCell="1" locked="0" behindDoc="0" simplePos="0" relativeHeight="15737856">
+              <wp:anchor distT="0" distB="0" distL="0" distR="0" simplePos="0" relativeHeight="15737856" behindDoc="0" locked="0" layoutInCell="1" allowOverlap="1" wp14:anchorId="19F3C540" wp14:editId="37E2E3F8">
                 <wp:simplePos x="0" y="0"/>
                 <wp:positionH relativeFrom="page">
                   <wp:posOffset>1079499</wp:posOffset>
@@ -5644,13 +5695,14 @@
                 <wp:wrapNone/>
                 <wp:docPr id="27" name="Graphic 27"/>
                 <wp:cNvGraphicFramePr>
-                  <a:graphicFrameLocks/>
+                  <a:graphicFrameLocks xmlns:a="http://schemas.openxmlformats.org/drawingml/2006/main"/>
                 </wp:cNvGraphicFramePr>
-                <a:graphic>
+                <a:graphic xmlns:a="http://schemas.openxmlformats.org/drawingml/2006/main">
                   <a:graphicData uri="http://schemas.microsoft.com/office/word/2010/wordprocessingShape">
                     <wps:wsp>
-                      <wps:cNvPr id="27" name="Graphic 27"/>
-                      <wps:cNvSpPr/>
+                      <wps:cNvSpPr>
+                        <a:spLocks/>
+                      </wps:cNvSpPr>
                       <wps:spPr>
                         <a:xfrm>
                           <a:off x="0" y="0"/>
@@ -5714,7 +5766,7 @@
               </wp:anchor>
             </w:drawing>
           </mc:Choice>
-          <mc:Fallback>
+          <mc:Fallback xmlns:pic="http://schemas.openxmlformats.org/drawingml/2006/picture" xmlns:a="http://schemas.openxmlformats.org/drawingml/2006/main" xmlns:ve="http://schemas.openxmlformats.org/markup-compatibility/2006">
             <w:pict>
               <v:shape style="position:absolute;margin-left:84.999985pt;margin-top:9.454483pt;width:3.75pt;height:3.75pt;mso-position-horizontal-relative:page;mso-position-vertical-relative:paragraph;z-index:15737856" id="docshape27" coordorigin="1700,189" coordsize="75,75" path="m1742,264l1733,264,1728,263,1700,232,1700,222,1733,189,1742,189,1775,227,1775,232,1742,264xe" filled="true" fillcolor="#000000" stroked="false">
                 <v:path arrowok="t"/>
@@ -5735,7 +5787,7 @@
         <w:rPr>
           <w:spacing w:val="-14"/>
         </w:rPr>
-        <w:t> </w:t>
+        <w:t xml:space="preserve"> </w:t>
       </w:r>
       <w:r>
         <w:rPr>
@@ -5747,7 +5799,7 @@
         <w:rPr>
           <w:spacing w:val="-14"/>
         </w:rPr>
-        <w:t> </w:t>
+        <w:t xml:space="preserve"> </w:t>
       </w:r>
       <w:r>
         <w:rPr>
@@ -5759,7 +5811,7 @@
         <w:rPr>
           <w:spacing w:val="-14"/>
         </w:rPr>
-        <w:t> </w:t>
+        <w:t xml:space="preserve"> </w:t>
       </w:r>
       <w:r>
         <w:rPr>
@@ -5771,8 +5823,9 @@
         <w:rPr>
           <w:spacing w:val="-14"/>
         </w:rPr>
-        <w:t> </w:t>
-      </w:r>
+        <w:t xml:space="preserve"> </w:t>
+      </w:r>
+      <w:proofErr w:type="spellStart"/>
       <w:r>
         <w:rPr>
           <w:spacing w:val="-2"/>
@@ -5799,11 +5852,12 @@
         </w:rPr>
         <w:t>n</w:t>
       </w:r>
+      <w:proofErr w:type="spellEnd"/>
       <w:r>
         <w:rPr>
           <w:spacing w:val="-14"/>
         </w:rPr>
-        <w:t> </w:t>
+        <w:t xml:space="preserve"> </w:t>
       </w:r>
       <w:r>
         <w:rPr>
@@ -5815,8 +5869,9 @@
         <w:rPr>
           <w:spacing w:val="-14"/>
         </w:rPr>
-        <w:t> </w:t>
-      </w:r>
+        <w:t xml:space="preserve"> </w:t>
+      </w:r>
+      <w:proofErr w:type="spellStart"/>
       <w:r>
         <w:rPr>
           <w:spacing w:val="-2"/>
@@ -5863,6 +5918,7 @@
         </w:rPr>
         <w:t>ount</w:t>
       </w:r>
+      <w:proofErr w:type="spellEnd"/>
     </w:p>
     <w:p>
       <w:pPr>
@@ -5894,12 +5950,13 @@
       </w:pPr>
       <w:r>
         <w:rPr>
+          <w:noProof/>
           <w:sz w:val="7"/>
         </w:rPr>
         <mc:AlternateContent>
           <mc:Choice Requires="wps">
             <w:drawing>
-              <wp:anchor distT="0" distB="0" distL="0" distR="0" allowOverlap="1" layoutInCell="1" locked="0" behindDoc="1" simplePos="0" relativeHeight="487592960">
+              <wp:anchor distT="0" distB="0" distL="0" distR="0" simplePos="0" relativeHeight="487592960" behindDoc="1" locked="0" layoutInCell="1" allowOverlap="1" wp14:anchorId="16507205" wp14:editId="2732E3E3">
                 <wp:simplePos x="0" y="0"/>
                 <wp:positionH relativeFrom="page">
                   <wp:posOffset>850899</wp:posOffset>
@@ -5912,13 +5969,14 @@
                 <wp:wrapTopAndBottom/>
                 <wp:docPr id="28" name="Graphic 28"/>
                 <wp:cNvGraphicFramePr>
-                  <a:graphicFrameLocks/>
+                  <a:graphicFrameLocks xmlns:a="http://schemas.openxmlformats.org/drawingml/2006/main"/>
                 </wp:cNvGraphicFramePr>
-                <a:graphic>
+                <a:graphic xmlns:a="http://schemas.openxmlformats.org/drawingml/2006/main">
                   <a:graphicData uri="http://schemas.microsoft.com/office/word/2010/wordprocessingShape">
                     <wps:wsp>
-                      <wps:cNvPr id="28" name="Graphic 28"/>
-                      <wps:cNvSpPr/>
+                      <wps:cNvSpPr>
+                        <a:spLocks/>
+                      </wps:cNvSpPr>
                       <wps:spPr>
                         <a:xfrm>
                           <a:off x="0" y="0"/>
@@ -5969,7 +6027,7 @@
               </wp:anchor>
             </w:drawing>
           </mc:Choice>
-          <mc:Fallback>
+          <mc:Fallback xmlns:pic="http://schemas.openxmlformats.org/drawingml/2006/picture" xmlns:a="http://schemas.openxmlformats.org/drawingml/2006/main" xmlns:ve="http://schemas.openxmlformats.org/markup-compatibility/2006">
             <w:pict>
               <v:rect style="position:absolute;margin-left:66.999992pt;margin-top:5.433825pt;width:461.999963pt;height:.75pt;mso-position-horizontal-relative:page;mso-position-vertical-relative:paragraph;z-index:-15723520;mso-wrap-distance-left:0;mso-wrap-distance-right:0" id="docshape28" filled="true" fillcolor="#000000" stroked="false">
                 <v:fill opacity="11822f" type="solid"/>
@@ -5983,7 +6041,7 @@
     <w:p>
       <w:pPr>
         <w:pStyle w:val="BodyText"/>
-        <w:spacing w:line="292" w:lineRule="auto" w:before="255"/>
+        <w:spacing w:before="255" w:line="292" w:lineRule="auto"/>
         <w:ind w:left="63" w:right="161"/>
         <w:rPr>
           <w:sz w:val="22"/>
@@ -5996,104 +6054,94 @@
         <w:t>W</w:t>
       </w:r>
       <w:r>
-        <w:rPr/>
         <w:t>rite</w:t>
       </w:r>
       <w:r>
         <w:rPr>
           <w:spacing w:val="-13"/>
         </w:rPr>
-        <w:t> </w:t>
-      </w:r>
-      <w:r>
-        <w:rPr/>
+        <w:t xml:space="preserve"> </w:t>
+      </w:r>
+      <w:r>
         <w:t>out</w:t>
       </w:r>
       <w:r>
         <w:rPr>
           <w:spacing w:val="-13"/>
         </w:rPr>
-        <w:t> </w:t>
-      </w:r>
-      <w:r>
-        <w:rPr/>
+        <w:t xml:space="preserve"> </w:t>
+      </w:r>
+      <w:r>
         <w:t>the</w:t>
       </w:r>
       <w:r>
         <w:rPr>
           <w:spacing w:val="-13"/>
         </w:rPr>
-        <w:t> </w:t>
-      </w:r>
-      <w:r>
-        <w:rPr/>
+        <w:t xml:space="preserve"> </w:t>
+      </w:r>
+      <w:r>
         <w:t>body</w:t>
       </w:r>
       <w:r>
         <w:rPr>
           <w:spacing w:val="-13"/>
         </w:rPr>
-        <w:t> </w:t>
-      </w:r>
-      <w:r>
-        <w:rPr/>
+        <w:t xml:space="preserve"> </w:t>
+      </w:r>
+      <w:r>
         <w:t>of</w:t>
       </w:r>
       <w:r>
         <w:rPr>
           <w:spacing w:val="-13"/>
         </w:rPr>
-        <w:t> </w:t>
-      </w:r>
-      <w:r>
-        <w:rPr/>
+        <w:t xml:space="preserve"> </w:t>
+      </w:r>
+      <w:r>
         <w:t>a</w:t>
       </w:r>
       <w:r>
         <w:rPr>
           <w:spacing w:val="-13"/>
         </w:rPr>
-        <w:t> </w:t>
-      </w:r>
-      <w:r>
-        <w:rPr/>
+        <w:t xml:space="preserve"> </w:t>
+      </w:r>
+      <w:r>
         <w:t>constructor</w:t>
       </w:r>
       <w:r>
         <w:rPr>
           <w:spacing w:val="-13"/>
         </w:rPr>
-        <w:t> </w:t>
-      </w:r>
-      <w:r>
-        <w:rPr/>
+        <w:t xml:space="preserve"> </w:t>
+      </w:r>
+      <w:r>
         <w:t>for</w:t>
       </w:r>
       <w:r>
         <w:rPr>
           <w:spacing w:val="-13"/>
         </w:rPr>
-        <w:t> </w:t>
-      </w:r>
-      <w:r>
-        <w:rPr/>
+        <w:t xml:space="preserve"> </w:t>
+      </w:r>
+      <w:r>
         <w:t>the</w:t>
       </w:r>
       <w:r>
         <w:rPr>
           <w:spacing w:val="-13"/>
         </w:rPr>
-        <w:t> </w:t>
-      </w:r>
-      <w:r>
-        <w:rPr/>
+        <w:t xml:space="preserve"> </w:t>
+      </w:r>
+      <w:r>
         <w:t>class</w:t>
       </w:r>
       <w:r>
         <w:rPr>
           <w:spacing w:val="-13"/>
         </w:rPr>
-        <w:t> </w:t>
+        <w:t xml:space="preserve"> </w:t>
       </w:r>
       <w:r>
         <w:rPr>
@@ -6108,7 +6156,6 @@
         <w:t>e</w:t>
       </w:r>
       <w:r>
-        <w:rPr/>
         <w:t>rson</w:t>
       </w:r>
       <w:r>
@@ -6122,7 +6169,7 @@
           <w:spacing w:val="-10"/>
           <w:sz w:val="22"/>
         </w:rPr>
-        <w:t> </w:t>
+        <w:t xml:space="preserve"> </w:t>
       </w:r>
       <w:r>
         <w:rPr>
@@ -6131,47 +6178,42 @@
         <w:t>T</w:t>
       </w:r>
       <w:r>
-        <w:rPr/>
         <w:t>he</w:t>
       </w:r>
       <w:r>
         <w:rPr>
           <w:spacing w:val="-13"/>
         </w:rPr>
-        <w:t> </w:t>
-      </w:r>
-      <w:r>
-        <w:rPr/>
+        <w:t xml:space="preserve"> </w:t>
+      </w:r>
+      <w:r>
         <w:t>constructor</w:t>
       </w:r>
       <w:r>
         <w:rPr>
           <w:spacing w:val="-13"/>
         </w:rPr>
-        <w:t> </w:t>
-      </w:r>
-      <w:r>
-        <w:rPr/>
+        <w:t xml:space="preserve"> </w:t>
+      </w:r>
+      <w:r>
         <w:t>should</w:t>
       </w:r>
       <w:r>
         <w:rPr>
           <w:spacing w:val="-13"/>
         </w:rPr>
-        <w:t> </w:t>
-      </w:r>
-      <w:r>
-        <w:rPr/>
+        <w:t xml:space="preserve"> </w:t>
+      </w:r>
+      <w:r>
         <w:t>take</w:t>
       </w:r>
       <w:r>
         <w:rPr>
           <w:spacing w:val="-13"/>
         </w:rPr>
-        <w:t> </w:t>
-      </w:r>
-      <w:r>
-        <w:rPr/>
+        <w:t xml:space="preserve"> </w:t>
+      </w:r>
+      <w:r>
         <w:t>two parameters</w:t>
       </w:r>
       <w:r>
@@ -6185,7 +6227,7 @@
           <w:spacing w:val="-9"/>
           <w:sz w:val="22"/>
         </w:rPr>
-        <w:t> </w:t>
+        <w:t xml:space="preserve"> </w:t>
       </w:r>
       <w:r>
         <w:rPr>
@@ -6194,54 +6236,49 @@
         <w:t>T</w:t>
       </w:r>
       <w:r>
-        <w:rPr/>
         <w:t>he</w:t>
       </w:r>
       <w:r>
         <w:rPr>
           <w:spacing w:val="-12"/>
         </w:rPr>
-        <w:t> </w:t>
-      </w:r>
-      <w:r>
-        <w:rPr/>
+        <w:t xml:space="preserve"> </w:t>
+      </w:r>
+      <w:r>
         <w:t>first</w:t>
       </w:r>
       <w:r>
         <w:rPr>
           <w:spacing w:val="-12"/>
         </w:rPr>
-        <w:t> </w:t>
-      </w:r>
-      <w:r>
-        <w:rPr/>
+        <w:t xml:space="preserve"> </w:t>
+      </w:r>
+      <w:r>
         <w:t>is</w:t>
       </w:r>
       <w:r>
         <w:rPr>
           <w:spacing w:val="-12"/>
         </w:rPr>
-        <w:t> </w:t>
-      </w:r>
-      <w:r>
-        <w:rPr/>
+        <w:t xml:space="preserve"> </w:t>
+      </w:r>
+      <w:r>
         <w:t>of</w:t>
       </w:r>
       <w:r>
         <w:rPr>
           <w:spacing w:val="-12"/>
         </w:rPr>
-        <w:t> </w:t>
-      </w:r>
-      <w:r>
-        <w:rPr/>
+        <w:t xml:space="preserve"> </w:t>
+      </w:r>
+      <w:r>
         <w:t>type</w:t>
       </w:r>
       <w:r>
         <w:rPr>
           <w:spacing w:val="-12"/>
         </w:rPr>
-        <w:t> </w:t>
+        <w:t xml:space="preserve"> </w:t>
       </w:r>
       <w:r>
         <w:rPr>
@@ -6250,7 +6287,6 @@
         <w:t>S</w:t>
       </w:r>
       <w:r>
-        <w:rPr/>
         <w:t>tr</w:t>
       </w:r>
       <w:r>
@@ -6260,7 +6296,6 @@
         <w:t>i</w:t>
       </w:r>
       <w:r>
-        <w:rPr/>
         <w:t>n</w:t>
       </w:r>
       <w:r>
@@ -6274,40 +6309,36 @@
           <w:spacing w:val="-15"/>
           <w:sz w:val="24"/>
         </w:rPr>
-        <w:t> </w:t>
-      </w:r>
-      <w:r>
-        <w:rPr/>
+        <w:t xml:space="preserve"> </w:t>
+      </w:r>
+      <w:r>
         <w:t>and</w:t>
       </w:r>
       <w:r>
         <w:rPr>
           <w:spacing w:val="-12"/>
         </w:rPr>
-        <w:t> </w:t>
-      </w:r>
-      <w:r>
-        <w:rPr/>
+        <w:t xml:space="preserve"> </w:t>
+      </w:r>
+      <w:r>
         <w:t>is</w:t>
       </w:r>
       <w:r>
         <w:rPr>
           <w:spacing w:val="-12"/>
         </w:rPr>
-        <w:t> </w:t>
-      </w:r>
-      <w:r>
-        <w:rPr/>
+        <w:t xml:space="preserve"> </w:t>
+      </w:r>
+      <w:r>
         <w:t>called</w:t>
       </w:r>
       <w:r>
         <w:rPr>
           <w:spacing w:val="-12"/>
         </w:rPr>
-        <w:t> </w:t>
-      </w:r>
-      <w:r>
-        <w:rPr/>
+        <w:t xml:space="preserve"> </w:t>
+      </w:r>
+      <w:r>
         <w:t>n</w:t>
       </w:r>
       <w:r>
@@ -6317,7 +6348,6 @@
         <w:t>a</w:t>
       </w:r>
       <w:r>
-        <w:rPr/>
         <w:t>m</w:t>
       </w:r>
       <w:r>
@@ -6337,7 +6367,7 @@
           <w:spacing w:val="-9"/>
           <w:sz w:val="22"/>
         </w:rPr>
-        <w:t> </w:t>
+        <w:t xml:space="preserve"> </w:t>
       </w:r>
       <w:r>
         <w:rPr>
@@ -6346,54 +6376,49 @@
         <w:t>T</w:t>
       </w:r>
       <w:r>
-        <w:rPr/>
         <w:t>he</w:t>
       </w:r>
       <w:r>
         <w:rPr>
           <w:spacing w:val="-12"/>
         </w:rPr>
-        <w:t> </w:t>
-      </w:r>
-      <w:r>
-        <w:rPr/>
+        <w:t xml:space="preserve"> </w:t>
+      </w:r>
+      <w:r>
         <w:t>second</w:t>
       </w:r>
       <w:r>
         <w:rPr>
           <w:spacing w:val="-12"/>
         </w:rPr>
-        <w:t> </w:t>
-      </w:r>
-      <w:r>
-        <w:rPr/>
+        <w:t xml:space="preserve"> </w:t>
+      </w:r>
+      <w:r>
         <w:t>is</w:t>
       </w:r>
       <w:r>
         <w:rPr>
           <w:spacing w:val="-12"/>
         </w:rPr>
-        <w:t> </w:t>
-      </w:r>
-      <w:r>
-        <w:rPr/>
+        <w:t xml:space="preserve"> </w:t>
+      </w:r>
+      <w:r>
         <w:t>of</w:t>
       </w:r>
       <w:r>
         <w:rPr>
           <w:spacing w:val="-12"/>
         </w:rPr>
-        <w:t> </w:t>
-      </w:r>
-      <w:r>
-        <w:rPr/>
+        <w:t xml:space="preserve"> </w:t>
+      </w:r>
+      <w:r>
         <w:t>type</w:t>
       </w:r>
       <w:r>
         <w:rPr>
           <w:spacing w:val="-12"/>
         </w:rPr>
-        <w:t> </w:t>
+        <w:t xml:space="preserve"> </w:t>
       </w:r>
       <w:r>
         <w:rPr>
@@ -6402,28 +6427,25 @@
         <w:t>i</w:t>
       </w:r>
       <w:r>
-        <w:rPr/>
         <w:t>nt</w:t>
       </w:r>
       <w:r>
         <w:rPr>
           <w:spacing w:val="-12"/>
         </w:rPr>
-        <w:t> </w:t>
-      </w:r>
-      <w:r>
-        <w:rPr/>
+        <w:t xml:space="preserve"> </w:t>
+      </w:r>
+      <w:r>
         <w:t>and</w:t>
       </w:r>
       <w:r>
         <w:rPr>
           <w:spacing w:val="-12"/>
         </w:rPr>
-        <w:t> </w:t>
-      </w:r>
-      <w:r>
-        <w:rPr/>
-        <w:t>is </w:t>
+        <w:t xml:space="preserve"> </w:t>
+      </w:r>
+      <w:r>
+        <w:t xml:space="preserve">is </w:t>
       </w:r>
       <w:r>
         <w:rPr>
@@ -6435,7 +6457,7 @@
         <w:rPr>
           <w:spacing w:val="-14"/>
         </w:rPr>
-        <w:t> </w:t>
+        <w:t xml:space="preserve"> </w:t>
       </w:r>
       <w:r>
         <w:rPr>
@@ -6456,7 +6478,7 @@
           <w:spacing w:val="-14"/>
           <w:sz w:val="22"/>
         </w:rPr>
-        <w:t> </w:t>
+        <w:t xml:space="preserve"> </w:t>
       </w:r>
       <w:r>
         <w:rPr>
@@ -6475,7 +6497,7 @@
         <w:rPr>
           <w:spacing w:val="-14"/>
         </w:rPr>
-        <w:t> </w:t>
+        <w:t xml:space="preserve"> </w:t>
       </w:r>
       <w:r>
         <w:rPr>
@@ -6487,7 +6509,7 @@
         <w:rPr>
           <w:spacing w:val="-14"/>
         </w:rPr>
-        <w:t> </w:t>
+        <w:t xml:space="preserve"> </w:t>
       </w:r>
       <w:r>
         <w:rPr>
@@ -6499,7 +6521,7 @@
         <w:rPr>
           <w:spacing w:val="-14"/>
         </w:rPr>
-        <w:t> </w:t>
+        <w:t xml:space="preserve"> </w:t>
       </w:r>
       <w:r>
         <w:rPr>
@@ -6511,7 +6533,7 @@
         <w:rPr>
           <w:spacing w:val="-14"/>
         </w:rPr>
-        <w:t> </w:t>
+        <w:t xml:space="preserve"> </w:t>
       </w:r>
       <w:r>
         <w:rPr>
@@ -6523,7 +6545,7 @@
         <w:rPr>
           <w:spacing w:val="-14"/>
         </w:rPr>
-        <w:t> </w:t>
+        <w:t xml:space="preserve"> </w:t>
       </w:r>
       <w:r>
         <w:rPr>
@@ -6535,7 +6557,7 @@
         <w:rPr>
           <w:spacing w:val="-14"/>
         </w:rPr>
-        <w:t> </w:t>
+        <w:t xml:space="preserve"> </w:t>
       </w:r>
       <w:r>
         <w:rPr>
@@ -6547,7 +6569,7 @@
         <w:rPr>
           <w:spacing w:val="-14"/>
         </w:rPr>
-        <w:t> </w:t>
+        <w:t xml:space="preserve"> </w:t>
       </w:r>
       <w:r>
         <w:rPr>
@@ -6559,7 +6581,7 @@
         <w:rPr>
           <w:spacing w:val="-14"/>
         </w:rPr>
-        <w:t> </w:t>
+        <w:t xml:space="preserve"> </w:t>
       </w:r>
       <w:r>
         <w:rPr>
@@ -6571,7 +6593,7 @@
         <w:rPr>
           <w:spacing w:val="-14"/>
         </w:rPr>
-        <w:t> </w:t>
+        <w:t xml:space="preserve"> </w:t>
       </w:r>
       <w:r>
         <w:rPr>
@@ -6583,7 +6605,7 @@
         <w:rPr>
           <w:spacing w:val="-13"/>
         </w:rPr>
-        <w:t> </w:t>
+        <w:t xml:space="preserve"> </w:t>
       </w:r>
       <w:r>
         <w:rPr>
@@ -6595,7 +6617,7 @@
         <w:rPr>
           <w:spacing w:val="-14"/>
         </w:rPr>
-        <w:t> </w:t>
+        <w:t xml:space="preserve"> </w:t>
       </w:r>
       <w:r>
         <w:rPr>
@@ -6607,7 +6629,7 @@
         <w:rPr>
           <w:spacing w:val="-14"/>
         </w:rPr>
-        <w:t> </w:t>
+        <w:t xml:space="preserve"> </w:t>
       </w:r>
       <w:r>
         <w:rPr>
@@ -6619,7 +6641,7 @@
         <w:rPr>
           <w:spacing w:val="-14"/>
         </w:rPr>
-        <w:t> </w:t>
+        <w:t xml:space="preserve"> </w:t>
       </w:r>
       <w:r>
         <w:rPr>
@@ -6631,7 +6653,7 @@
         <w:rPr>
           <w:spacing w:val="-14"/>
         </w:rPr>
-        <w:t> </w:t>
+        <w:t xml:space="preserve"> </w:t>
       </w:r>
       <w:r>
         <w:rPr>
@@ -6671,7 +6693,7 @@
           <w:spacing w:val="-14"/>
           <w:sz w:val="22"/>
         </w:rPr>
-        <w:t> </w:t>
+        <w:t xml:space="preserve"> </w:t>
       </w:r>
       <w:r>
         <w:rPr>
@@ -6683,13 +6705,13 @@
         <w:rPr>
           <w:spacing w:val="-14"/>
         </w:rPr>
-        <w:t> </w:t>
-      </w:r>
-      <w:r>
-        <w:rPr>
-          <w:spacing w:val="-2"/>
-        </w:rPr>
-        <w:t>the </w:t>
+        <w:t xml:space="preserve"> </w:t>
+      </w:r>
+      <w:r>
+        <w:rPr>
+          <w:spacing w:val="-2"/>
+        </w:rPr>
+        <w:t xml:space="preserve">the </w:t>
       </w:r>
       <w:r>
         <w:rPr>
@@ -6701,7 +6723,7 @@
         <w:rPr>
           <w:spacing w:val="-10"/>
         </w:rPr>
-        <w:t> </w:t>
+        <w:t xml:space="preserve"> </w:t>
       </w:r>
       <w:r>
         <w:rPr>
@@ -6713,7 +6735,7 @@
         <w:rPr>
           <w:spacing w:val="-10"/>
         </w:rPr>
-        <w:t> </w:t>
+        <w:t xml:space="preserve"> </w:t>
       </w:r>
       <w:r>
         <w:rPr>
@@ -6725,7 +6747,7 @@
         <w:rPr>
           <w:spacing w:val="-10"/>
         </w:rPr>
-        <w:t> </w:t>
+        <w:t xml:space="preserve"> </w:t>
       </w:r>
       <w:r>
         <w:rPr>
@@ -6737,7 +6759,7 @@
         <w:rPr>
           <w:spacing w:val="-10"/>
         </w:rPr>
-        <w:t> </w:t>
+        <w:t xml:space="preserve"> </w:t>
       </w:r>
       <w:r>
         <w:rPr>
@@ -6749,7 +6771,7 @@
         <w:rPr>
           <w:spacing w:val="-10"/>
         </w:rPr>
-        <w:t> </w:t>
+        <w:t xml:space="preserve"> </w:t>
       </w:r>
       <w:r>
         <w:rPr>
@@ -6761,7 +6783,7 @@
         <w:rPr>
           <w:spacing w:val="-10"/>
         </w:rPr>
-        <w:t> </w:t>
+        <w:t xml:space="preserve"> </w:t>
       </w:r>
       <w:r>
         <w:rPr>
@@ -6782,7 +6804,7 @@
           <w:spacing w:val="-7"/>
           <w:sz w:val="22"/>
         </w:rPr>
-        <w:t> </w:t>
+        <w:t xml:space="preserve"> </w:t>
       </w:r>
       <w:r>
         <w:rPr>
@@ -6801,7 +6823,7 @@
         <w:rPr>
           <w:spacing w:val="-10"/>
         </w:rPr>
-        <w:t> </w:t>
+        <w:t xml:space="preserve"> </w:t>
       </w:r>
       <w:r>
         <w:rPr>
@@ -6813,7 +6835,7 @@
         <w:rPr>
           <w:spacing w:val="-10"/>
         </w:rPr>
-        <w:t> </w:t>
+        <w:t xml:space="preserve"> </w:t>
       </w:r>
       <w:r>
         <w:rPr>
@@ -6825,7 +6847,7 @@
         <w:rPr>
           <w:spacing w:val="-10"/>
         </w:rPr>
-        <w:t> </w:t>
+        <w:t xml:space="preserve"> </w:t>
       </w:r>
       <w:r>
         <w:rPr>
@@ -6837,7 +6859,7 @@
         <w:rPr>
           <w:spacing w:val="-10"/>
         </w:rPr>
-        <w:t> </w:t>
+        <w:t xml:space="preserve"> </w:t>
       </w:r>
       <w:r>
         <w:rPr>
@@ -6849,7 +6871,7 @@
         <w:rPr>
           <w:spacing w:val="-10"/>
         </w:rPr>
-        <w:t> </w:t>
+        <w:t xml:space="preserve"> </w:t>
       </w:r>
       <w:r>
         <w:rPr>
@@ -6861,7 +6883,7 @@
         <w:rPr>
           <w:spacing w:val="-10"/>
         </w:rPr>
-        <w:t> </w:t>
+        <w:t xml:space="preserve"> </w:t>
       </w:r>
       <w:r>
         <w:rPr>
@@ -6873,7 +6895,7 @@
         <w:rPr>
           <w:spacing w:val="-10"/>
         </w:rPr>
-        <w:t> </w:t>
+        <w:t xml:space="preserve"> </w:t>
       </w:r>
       <w:r>
         <w:rPr>
@@ -6885,7 +6907,7 @@
         <w:rPr>
           <w:spacing w:val="-10"/>
         </w:rPr>
-        <w:t> </w:t>
+        <w:t xml:space="preserve"> </w:t>
       </w:r>
       <w:r>
         <w:rPr>
@@ -6897,7 +6919,7 @@
         <w:rPr>
           <w:spacing w:val="-10"/>
         </w:rPr>
-        <w:t> </w:t>
+        <w:t xml:space="preserve"> </w:t>
       </w:r>
       <w:r>
         <w:rPr>
@@ -6909,7 +6931,7 @@
         <w:rPr>
           <w:spacing w:val="-10"/>
         </w:rPr>
-        <w:t> </w:t>
+        <w:t xml:space="preserve"> </w:t>
       </w:r>
       <w:r>
         <w:rPr>
@@ -6922,10 +6944,9 @@
           <w:spacing w:val="-4"/>
           <w:sz w:val="22"/>
         </w:rPr>
-        <w:t>, </w:t>
-      </w:r>
-      <w:r>
-        <w:rPr/>
+        <w:t xml:space="preserve">, </w:t>
+      </w:r>
+      <w:r>
         <w:t>just the text of the constructor</w:t>
       </w:r>
       <w:r>
@@ -6947,7 +6968,7 @@
     <w:p>
       <w:pPr>
         <w:pStyle w:val="BodyText"/>
-        <w:spacing w:line="288" w:lineRule="auto" w:before="1"/>
+        <w:spacing w:before="1" w:line="288" w:lineRule="auto"/>
         <w:ind w:left="63" w:right="161"/>
         <w:rPr>
           <w:sz w:val="22"/>
@@ -6977,7 +6998,7 @@
         <w:rPr>
           <w:spacing w:val="-13"/>
         </w:rPr>
-        <w:t> </w:t>
+        <w:t xml:space="preserve"> </w:t>
       </w:r>
       <w:r>
         <w:rPr>
@@ -6996,7 +7017,7 @@
         <w:rPr>
           <w:spacing w:val="-13"/>
         </w:rPr>
-        <w:t> </w:t>
+        <w:t xml:space="preserve"> </w:t>
       </w:r>
       <w:r>
         <w:rPr>
@@ -7008,7 +7029,7 @@
         <w:rPr>
           <w:spacing w:val="-13"/>
         </w:rPr>
-        <w:t> </w:t>
+        <w:t xml:space="preserve"> </w:t>
       </w:r>
       <w:r>
         <w:rPr>
@@ -7020,7 +7041,7 @@
         <w:rPr>
           <w:spacing w:val="-13"/>
         </w:rPr>
-        <w:t> </w:t>
+        <w:t xml:space="preserve"> </w:t>
       </w:r>
       <w:r>
         <w:rPr>
@@ -7032,7 +7053,7 @@
         <w:rPr>
           <w:spacing w:val="-13"/>
         </w:rPr>
-        <w:t> </w:t>
+        <w:t xml:space="preserve"> </w:t>
       </w:r>
       <w:r>
         <w:rPr>
@@ -7044,7 +7065,7 @@
         <w:rPr>
           <w:spacing w:val="-13"/>
         </w:rPr>
-        <w:t> </w:t>
+        <w:t xml:space="preserve"> </w:t>
       </w:r>
       <w:r>
         <w:rPr>
@@ -7056,7 +7077,7 @@
         <w:rPr>
           <w:spacing w:val="-13"/>
         </w:rPr>
-        <w:t> </w:t>
+        <w:t xml:space="preserve"> </w:t>
       </w:r>
       <w:r>
         <w:rPr>
@@ -7068,7 +7089,7 @@
         <w:rPr>
           <w:spacing w:val="-13"/>
         </w:rPr>
-        <w:t> </w:t>
+        <w:t xml:space="preserve"> </w:t>
       </w:r>
       <w:r>
         <w:rPr>
@@ -7080,7 +7101,7 @@
         <w:rPr>
           <w:spacing w:val="-13"/>
         </w:rPr>
-        <w:t> </w:t>
+        <w:t xml:space="preserve"> </w:t>
       </w:r>
       <w:r>
         <w:rPr>
@@ -7100,7 +7121,7 @@
           <w:spacing w:val="-10"/>
           <w:sz w:val="22"/>
         </w:rPr>
-        <w:t> </w:t>
+        <w:t xml:space="preserve"> </w:t>
       </w:r>
       <w:r>
         <w:rPr>
@@ -7112,7 +7133,7 @@
         <w:rPr>
           <w:spacing w:val="-13"/>
         </w:rPr>
-        <w:t> </w:t>
+        <w:t xml:space="preserve"> </w:t>
       </w:r>
       <w:r>
         <w:rPr>
@@ -7124,7 +7145,7 @@
         <w:rPr>
           <w:spacing w:val="-13"/>
         </w:rPr>
-        <w:t> </w:t>
+        <w:t xml:space="preserve"> </w:t>
       </w:r>
       <w:r>
         <w:rPr>
@@ -7136,7 +7157,7 @@
         <w:rPr>
           <w:spacing w:val="-13"/>
         </w:rPr>
-        <w:t> </w:t>
+        <w:t xml:space="preserve"> </w:t>
       </w:r>
       <w:r>
         <w:rPr>
@@ -7156,7 +7177,7 @@
           <w:spacing w:val="-10"/>
           <w:sz w:val="22"/>
         </w:rPr>
-        <w:t> </w:t>
+        <w:t xml:space="preserve"> </w:t>
       </w:r>
       <w:r>
         <w:rPr>
@@ -7182,7 +7203,7 @@
         <w:rPr>
           <w:spacing w:val="-13"/>
         </w:rPr>
-        <w:t> </w:t>
+        <w:t xml:space="preserve"> </w:t>
       </w:r>
       <w:r>
         <w:rPr>
@@ -7195,60 +7216,55 @@
         <w:rPr>
           <w:spacing w:val="-2"/>
         </w:rPr>
-        <w:t>ou </w:t>
-      </w:r>
-      <w:r>
-        <w:rPr/>
+        <w:t xml:space="preserve">ou </w:t>
+      </w:r>
+      <w:r>
         <w:t>will</w:t>
       </w:r>
       <w:r>
         <w:rPr>
           <w:spacing w:val="-9"/>
         </w:rPr>
-        <w:t> </w:t>
-      </w:r>
-      <w:r>
-        <w:rPr/>
+        <w:t xml:space="preserve"> </w:t>
+      </w:r>
+      <w:r>
         <w:t>need</w:t>
       </w:r>
       <w:r>
         <w:rPr>
           <w:spacing w:val="-9"/>
         </w:rPr>
-        <w:t> </w:t>
-      </w:r>
-      <w:r>
-        <w:rPr/>
+        <w:t xml:space="preserve"> </w:t>
+      </w:r>
+      <w:r>
         <w:t>to</w:t>
       </w:r>
       <w:r>
         <w:rPr>
           <w:spacing w:val="-9"/>
         </w:rPr>
-        <w:t> </w:t>
-      </w:r>
-      <w:r>
-        <w:rPr/>
+        <w:t xml:space="preserve"> </w:t>
+      </w:r>
+      <w:r>
         <w:t>use</w:t>
       </w:r>
       <w:r>
         <w:rPr>
           <w:spacing w:val="-9"/>
         </w:rPr>
-        <w:t> </w:t>
-      </w:r>
-      <w:r>
-        <w:rPr/>
+        <w:t xml:space="preserve"> </w:t>
+      </w:r>
+      <w:proofErr w:type="gramStart"/>
+      <w:r>
         <w:t>the</w:t>
       </w:r>
       <w:r>
         <w:rPr>
           <w:spacing w:val="-9"/>
         </w:rPr>
-        <w:t> </w:t>
-      </w:r>
-      <w:r>
-        <w:rPr/>
+        <w:t xml:space="preserve"> </w:t>
+      </w:r>
+      <w:r>
         <w:t>t</w:t>
       </w:r>
       <w:r>
@@ -7258,97 +7274,88 @@
         <w:t>hi</w:t>
       </w:r>
       <w:r>
-        <w:rPr/>
         <w:t>s</w:t>
       </w:r>
+      <w:proofErr w:type="gramEnd"/>
       <w:r>
         <w:rPr>
           <w:spacing w:val="-9"/>
         </w:rPr>
-        <w:t> </w:t>
-      </w:r>
-      <w:r>
-        <w:rPr/>
+        <w:t xml:space="preserve"> </w:t>
+      </w:r>
+      <w:r>
         <w:t>keyword</w:t>
       </w:r>
       <w:r>
         <w:rPr>
           <w:spacing w:val="-9"/>
         </w:rPr>
-        <w:t> </w:t>
-      </w:r>
-      <w:r>
-        <w:rPr/>
+        <w:t xml:space="preserve"> </w:t>
+      </w:r>
+      <w:r>
         <w:t>to</w:t>
       </w:r>
       <w:r>
         <w:rPr>
           <w:spacing w:val="-9"/>
         </w:rPr>
-        <w:t> </w:t>
-      </w:r>
-      <w:r>
-        <w:rPr/>
+        <w:t xml:space="preserve"> </w:t>
+      </w:r>
+      <w:r>
         <w:t>refer</w:t>
       </w:r>
       <w:r>
         <w:rPr>
           <w:spacing w:val="-9"/>
         </w:rPr>
-        <w:t> </w:t>
-      </w:r>
-      <w:r>
-        <w:rPr/>
+        <w:t xml:space="preserve"> </w:t>
+      </w:r>
+      <w:r>
         <w:t>to</w:t>
       </w:r>
       <w:r>
         <w:rPr>
           <w:spacing w:val="-9"/>
         </w:rPr>
-        <w:t> </w:t>
-      </w:r>
-      <w:r>
-        <w:rPr/>
+        <w:t xml:space="preserve"> </w:t>
+      </w:r>
+      <w:r>
         <w:t>the</w:t>
       </w:r>
       <w:r>
         <w:rPr>
           <w:spacing w:val="-9"/>
         </w:rPr>
-        <w:t> </w:t>
-      </w:r>
-      <w:r>
-        <w:rPr/>
+        <w:t xml:space="preserve"> </w:t>
+      </w:r>
+      <w:r>
         <w:t>fields</w:t>
       </w:r>
       <w:r>
         <w:rPr>
           <w:spacing w:val="-9"/>
         </w:rPr>
-        <w:t> </w:t>
-      </w:r>
-      <w:r>
-        <w:rPr/>
+        <w:t xml:space="preserve"> </w:t>
+      </w:r>
+      <w:r>
         <w:t>of</w:t>
       </w:r>
       <w:r>
         <w:rPr>
           <w:spacing w:val="-9"/>
         </w:rPr>
-        <w:t> </w:t>
-      </w:r>
-      <w:r>
-        <w:rPr/>
+        <w:t xml:space="preserve"> </w:t>
+      </w:r>
+      <w:r>
         <w:t>the</w:t>
       </w:r>
       <w:r>
         <w:rPr>
           <w:spacing w:val="-9"/>
         </w:rPr>
-        <w:t> </w:t>
-      </w:r>
-      <w:r>
-        <w:rPr/>
+        <w:t xml:space="preserve"> </w:t>
+      </w:r>
+      <w:r>
         <w:t>class</w:t>
       </w:r>
       <w:r>
@@ -7388,12 +7395,13 @@
       </w:pPr>
       <w:r>
         <w:rPr>
+          <w:noProof/>
           <w:sz w:val="6"/>
         </w:rPr>
         <mc:AlternateContent>
           <mc:Choice Requires="wps">
             <w:drawing>
-              <wp:anchor distT="0" distB="0" distL="0" distR="0" allowOverlap="1" layoutInCell="1" locked="0" behindDoc="1" simplePos="0" relativeHeight="487593472">
+              <wp:anchor distT="0" distB="0" distL="0" distR="0" simplePos="0" relativeHeight="487593472" behindDoc="1" locked="0" layoutInCell="1" allowOverlap="1" wp14:anchorId="665D4C89" wp14:editId="244E1224">
                 <wp:simplePos x="0" y="0"/>
                 <wp:positionH relativeFrom="page">
                   <wp:posOffset>850899</wp:posOffset>
@@ -7406,13 +7414,14 @@
                 <wp:wrapTopAndBottom/>
                 <wp:docPr id="29" name="Graphic 29"/>
                 <wp:cNvGraphicFramePr>
-                  <a:graphicFrameLocks/>
+                  <a:graphicFrameLocks xmlns:a="http://schemas.openxmlformats.org/drawingml/2006/main"/>
                 </wp:cNvGraphicFramePr>
-                <a:graphic>
+                <a:graphic xmlns:a="http://schemas.openxmlformats.org/drawingml/2006/main">
                   <a:graphicData uri="http://schemas.microsoft.com/office/word/2010/wordprocessingShape">
                     <wps:wsp>
-                      <wps:cNvPr id="29" name="Graphic 29"/>
-                      <wps:cNvSpPr/>
+                      <wps:cNvSpPr>
+                        <a:spLocks/>
+                      </wps:cNvSpPr>
                       <wps:spPr>
                         <a:xfrm>
                           <a:off x="0" y="0"/>
@@ -7463,7 +7472,7 @@
               </wp:anchor>
             </w:drawing>
           </mc:Choice>
-          <mc:Fallback>
+          <mc:Fallback xmlns:pic="http://schemas.openxmlformats.org/drawingml/2006/picture" xmlns:a="http://schemas.openxmlformats.org/drawingml/2006/main" xmlns:ve="http://schemas.openxmlformats.org/markup-compatibility/2006">
             <w:pict>
               <v:rect style="position:absolute;margin-left:66.999992pt;margin-top:4.665098pt;width:461.999963pt;height:.75pt;mso-position-horizontal-relative:page;mso-position-vertical-relative:paragraph;z-index:-15723008;mso-wrap-distance-left:0;mso-wrap-distance-right:0" id="docshape29" filled="true" fillcolor="#000000" stroked="false">
                 <v:fill opacity="11822f" type="solid"/>
@@ -7477,7 +7486,7 @@
     <w:p>
       <w:pPr>
         <w:pStyle w:val="BodyText"/>
-        <w:spacing w:line="290" w:lineRule="auto" w:before="264"/>
+        <w:spacing w:before="264" w:line="290" w:lineRule="auto"/>
         <w:ind w:left="63"/>
         <w:rPr>
           <w:sz w:val="24"/>
@@ -7500,7 +7509,7 @@
         <w:rPr>
           <w:spacing w:val="-9"/>
         </w:rPr>
-        <w:t> </w:t>
+        <w:t xml:space="preserve"> </w:t>
       </w:r>
       <w:r>
         <w:rPr>
@@ -7512,7 +7521,7 @@
         <w:rPr>
           <w:spacing w:val="-9"/>
         </w:rPr>
-        <w:t> </w:t>
+        <w:t xml:space="preserve"> </w:t>
       </w:r>
       <w:r>
         <w:rPr>
@@ -7524,7 +7533,7 @@
         <w:rPr>
           <w:spacing w:val="-9"/>
         </w:rPr>
-        <w:t> </w:t>
+        <w:t xml:space="preserve"> </w:t>
       </w:r>
       <w:r>
         <w:rPr>
@@ -7536,7 +7545,7 @@
         <w:rPr>
           <w:spacing w:val="-9"/>
         </w:rPr>
-        <w:t> </w:t>
+        <w:t xml:space="preserve"> </w:t>
       </w:r>
       <w:r>
         <w:rPr>
@@ -7548,7 +7557,7 @@
         <w:rPr>
           <w:spacing w:val="-9"/>
         </w:rPr>
-        <w:t> </w:t>
+        <w:t xml:space="preserve"> </w:t>
       </w:r>
       <w:r>
         <w:rPr>
@@ -7560,7 +7569,7 @@
         <w:rPr>
           <w:spacing w:val="-9"/>
         </w:rPr>
-        <w:t> </w:t>
+        <w:t xml:space="preserve"> </w:t>
       </w:r>
       <w:r>
         <w:rPr>
@@ -7580,7 +7589,7 @@
           <w:spacing w:val="-6"/>
           <w:sz w:val="22"/>
         </w:rPr>
-        <w:t> </w:t>
+        <w:t xml:space="preserve"> </w:t>
       </w:r>
       <w:r>
         <w:rPr>
@@ -7592,7 +7601,7 @@
         <w:rPr>
           <w:spacing w:val="-9"/>
         </w:rPr>
-        <w:t> </w:t>
+        <w:t xml:space="preserve"> </w:t>
       </w:r>
       <w:r>
         <w:rPr>
@@ -7604,7 +7613,7 @@
         <w:rPr>
           <w:spacing w:val="-9"/>
         </w:rPr>
-        <w:t> </w:t>
+        <w:t xml:space="preserve"> </w:t>
       </w:r>
       <w:r>
         <w:rPr>
@@ -7616,7 +7625,7 @@
         <w:rPr>
           <w:spacing w:val="-9"/>
         </w:rPr>
-        <w:t> </w:t>
+        <w:t xml:space="preserve"> </w:t>
       </w:r>
       <w:r>
         <w:rPr>
@@ -7628,7 +7637,7 @@
         <w:rPr>
           <w:spacing w:val="-9"/>
         </w:rPr>
-        <w:t> </w:t>
+        <w:t xml:space="preserve"> </w:t>
       </w:r>
       <w:r>
         <w:rPr>
@@ -7640,7 +7649,7 @@
         <w:rPr>
           <w:spacing w:val="-9"/>
         </w:rPr>
-        <w:t> </w:t>
+        <w:t xml:space="preserve"> </w:t>
       </w:r>
       <w:r>
         <w:rPr>
@@ -7652,7 +7661,7 @@
         <w:rPr>
           <w:spacing w:val="-9"/>
         </w:rPr>
-        <w:t> </w:t>
+        <w:t xml:space="preserve"> </w:t>
       </w:r>
       <w:r>
         <w:rPr>
@@ -7664,7 +7673,7 @@
         <w:rPr>
           <w:spacing w:val="-9"/>
         </w:rPr>
-        <w:t> </w:t>
+        <w:t xml:space="preserve"> </w:t>
       </w:r>
       <w:r>
         <w:rPr>
@@ -7676,7 +7685,7 @@
         <w:rPr>
           <w:spacing w:val="-9"/>
         </w:rPr>
-        <w:t> </w:t>
+        <w:t xml:space="preserve"> </w:t>
       </w:r>
       <w:r>
         <w:rPr>
@@ -7688,16 +7697,15 @@
         <w:rPr>
           <w:spacing w:val="-9"/>
         </w:rPr>
-        <w:t> </w:t>
-      </w:r>
-      <w:r>
-        <w:rPr>
-          <w:spacing w:val="-4"/>
-        </w:rPr>
-        <w:t>parameter </w:t>
-      </w:r>
-      <w:r>
-        <w:rPr/>
+        <w:t xml:space="preserve"> </w:t>
+      </w:r>
+      <w:r>
+        <w:rPr>
+          <w:spacing w:val="-4"/>
+        </w:rPr>
+        <w:t xml:space="preserve">parameter </w:t>
+      </w:r>
+      <w:r>
         <w:t>to a field named s</w:t>
       </w:r>
       <w:r>
@@ -7707,7 +7715,6 @@
         <w:t>c</w:t>
       </w:r>
       <w:r>
-        <w:rPr/>
         <w:t>or</w:t>
       </w:r>
       <w:r>
@@ -7727,12 +7734,13 @@
       </w:pPr>
       <w:r>
         <w:rPr>
+          <w:noProof/>
           <w:sz w:val="18"/>
         </w:rPr>
         <mc:AlternateContent>
           <mc:Choice Requires="wps">
             <w:drawing>
-              <wp:anchor distT="0" distB="0" distL="0" distR="0" allowOverlap="1" layoutInCell="1" locked="0" behindDoc="1" simplePos="0" relativeHeight="487593984">
+              <wp:anchor distT="0" distB="0" distL="0" distR="0" simplePos="0" relativeHeight="487593984" behindDoc="1" locked="0" layoutInCell="1" allowOverlap="1" wp14:anchorId="621AB7E8" wp14:editId="360E2E67">
                 <wp:simplePos x="0" y="0"/>
                 <wp:positionH relativeFrom="page">
                   <wp:posOffset>850899</wp:posOffset>
@@ -7745,17 +7753,19 @@
                 <wp:wrapTopAndBottom/>
                 <wp:docPr id="30" name="Group 30"/>
                 <wp:cNvGraphicFramePr>
-                  <a:graphicFrameLocks/>
+                  <a:graphicFrameLocks xmlns:a="http://schemas.openxmlformats.org/drawingml/2006/main"/>
                 </wp:cNvGraphicFramePr>
-                <a:graphic>
+                <a:graphic xmlns:a="http://schemas.openxmlformats.org/drawingml/2006/main">
                   <a:graphicData uri="http://schemas.microsoft.com/office/word/2010/wordprocessingGroup">
                     <wpg:wgp>
-                      <wpg:cNvPr id="30" name="Group 30"/>
-                      <wpg:cNvGrpSpPr/>
+                      <wpg:cNvGrpSpPr>
+                        <a:grpSpLocks/>
+                      </wpg:cNvGrpSpPr>
                       <wpg:grpSpPr>
                         <a:xfrm>
                           <a:off x="0" y="0"/>
                           <a:ext cx="5867400" cy="1038225"/>
+                          <a:chOff x="0" y="0"/>
                           <a:chExt cx="5867400" cy="1038225"/>
                         </a:xfrm>
                       </wpg:grpSpPr>
@@ -7844,7 +7854,7 @@
                           <w:txbxContent>
                             <w:p>
                               <w:pPr>
-                                <w:spacing w:line="240" w:lineRule="auto" w:before="18"/>
+                                <w:spacing w:before="18"/>
                                 <w:rPr>
                                   <w:sz w:val="21"/>
                                 </w:rPr>
@@ -7852,9 +7862,7 @@
                             </w:p>
                             <w:p>
                               <w:pPr>
-                                <w:spacing w:before="0"/>
-                                <w:ind w:left="240" w:right="0" w:firstLine="0"/>
-                                <w:jc w:val="left"/>
+                                <w:ind w:left="240"/>
                                 <w:rPr>
                                   <w:rFonts w:ascii="Courier New"/>
                                   <w:sz w:val="21"/>
@@ -7865,7 +7873,32 @@
                                   <w:rFonts w:ascii="Courier New"/>
                                   <w:sz w:val="21"/>
                                 </w:rPr>
-                                <w:t>public void addPoints(int </w:t>
+                                <w:t xml:space="preserve">public void </w:t>
+                              </w:r>
+                              <w:proofErr w:type="spellStart"/>
+                              <w:proofErr w:type="gramStart"/>
+                              <w:r>
+                                <w:rPr>
+                                  <w:rFonts w:ascii="Courier New"/>
+                                  <w:sz w:val="21"/>
+                                </w:rPr>
+                                <w:t>addPoints</w:t>
+                              </w:r>
+                              <w:proofErr w:type="spellEnd"/>
+                              <w:r>
+                                <w:rPr>
+                                  <w:rFonts w:ascii="Courier New"/>
+                                  <w:sz w:val="21"/>
+                                </w:rPr>
+                                <w:t>(</w:t>
+                              </w:r>
+                              <w:proofErr w:type="gramEnd"/>
+                              <w:r>
+                                <w:rPr>
+                                  <w:rFonts w:ascii="Courier New"/>
+                                  <w:sz w:val="21"/>
+                                </w:rPr>
+                                <w:t xml:space="preserve">int </w:t>
                               </w:r>
                               <w:r>
                                 <w:rPr>
@@ -7879,8 +7912,7 @@
                             <w:p>
                               <w:pPr>
                                 <w:spacing w:before="48"/>
-                                <w:ind w:left="240" w:right="0" w:firstLine="0"/>
-                                <w:jc w:val="left"/>
+                                <w:ind w:left="240"/>
                                 <w:rPr>
                                   <w:rFonts w:ascii="Courier New"/>
                                   <w:sz w:val="21"/>
@@ -7898,8 +7930,7 @@
                             <w:p>
                               <w:pPr>
                                 <w:spacing w:before="47"/>
-                                <w:ind w:left="744" w:right="0" w:firstLine="0"/>
-                                <w:jc w:val="left"/>
+                                <w:ind w:left="744"/>
                                 <w:rPr>
                                   <w:rFonts w:ascii="Courier New"/>
                                   <w:sz w:val="21"/>
@@ -7910,7 +7941,7 @@
                                   <w:rFonts w:ascii="Courier New"/>
                                   <w:sz w:val="21"/>
                                 </w:rPr>
-                                <w:t>TODO- increase the value of score by </w:t>
+                                <w:t xml:space="preserve">TODO- increase the value of score by </w:t>
                               </w:r>
                               <w:r>
                                 <w:rPr>
@@ -7924,8 +7955,7 @@
                             <w:p>
                               <w:pPr>
                                 <w:spacing w:before="47"/>
-                                <w:ind w:left="240" w:right="0" w:firstLine="0"/>
-                                <w:jc w:val="left"/>
+                                <w:ind w:left="240"/>
                                 <w:rPr>
                                   <w:rFonts w:ascii="Courier New"/>
                                   <w:sz w:val="21"/>
@@ -7952,7 +7982,7 @@
               </wp:anchor>
             </w:drawing>
           </mc:Choice>
-          <mc:Fallback>
+          <mc:Fallback xmlns:pic="http://schemas.openxmlformats.org/drawingml/2006/picture" xmlns:a="http://schemas.openxmlformats.org/drawingml/2006/main" xmlns:ve="http://schemas.openxmlformats.org/markup-compatibility/2006">
             <w:pict>
               <v:group style="position:absolute;margin-left:66.999992pt;margin-top:11.852522pt;width:462pt;height:81.75pt;mso-position-horizontal-relative:page;mso-position-vertical-relative:paragraph;z-index:-15722496;mso-wrap-distance-left:0;mso-wrap-distance-right:0" id="docshapegroup30" coordorigin="1340,237" coordsize="9240,1635">
                 <v:shape style="position:absolute;left:1340;top:237;width:9240;height:1635" id="docshape31" coordorigin="1340,237" coordsize="9240,1635" path="m10541,1872l1379,1872,1373,1871,1340,1833,1340,1827,1340,276,1379,237,10541,237,10580,276,10580,1833,10547,1871,10541,1872xe" filled="true" fillcolor="#dbdbdb" stroked="false">
@@ -8094,12 +8124,13 @@
       </w:pPr>
       <w:r>
         <w:rPr>
+          <w:noProof/>
           <w:sz w:val="7"/>
         </w:rPr>
         <mc:AlternateContent>
           <mc:Choice Requires="wps">
             <w:drawing>
-              <wp:anchor distT="0" distB="0" distL="0" distR="0" allowOverlap="1" layoutInCell="1" locked="0" behindDoc="1" simplePos="0" relativeHeight="487594496">
+              <wp:anchor distT="0" distB="0" distL="0" distR="0" simplePos="0" relativeHeight="487594496" behindDoc="1" locked="0" layoutInCell="1" allowOverlap="1" wp14:anchorId="5916E734" wp14:editId="5EB0A229">
                 <wp:simplePos x="0" y="0"/>
                 <wp:positionH relativeFrom="page">
                   <wp:posOffset>850899</wp:posOffset>
@@ -8112,13 +8143,14 @@
                 <wp:wrapTopAndBottom/>
                 <wp:docPr id="33" name="Graphic 33"/>
                 <wp:cNvGraphicFramePr>
-                  <a:graphicFrameLocks/>
+                  <a:graphicFrameLocks xmlns:a="http://schemas.openxmlformats.org/drawingml/2006/main"/>
                 </wp:cNvGraphicFramePr>
-                <a:graphic>
+                <a:graphic xmlns:a="http://schemas.openxmlformats.org/drawingml/2006/main">
                   <a:graphicData uri="http://schemas.microsoft.com/office/word/2010/wordprocessingShape">
                     <wps:wsp>
-                      <wps:cNvPr id="33" name="Graphic 33"/>
-                      <wps:cNvSpPr/>
+                      <wps:cNvSpPr>
+                        <a:spLocks/>
+                      </wps:cNvSpPr>
                       <wps:spPr>
                         <a:xfrm>
                           <a:off x="0" y="0"/>
@@ -8169,7 +8201,7 @@
               </wp:anchor>
             </w:drawing>
           </mc:Choice>
-          <mc:Fallback>
+          <mc:Fallback xmlns:pic="http://schemas.openxmlformats.org/drawingml/2006/picture" xmlns:a="http://schemas.openxmlformats.org/drawingml/2006/main" xmlns:ve="http://schemas.openxmlformats.org/markup-compatibility/2006">
             <w:pict>
               <v:rect style="position:absolute;margin-left:66.999992pt;margin-top:5.401732pt;width:461.999963pt;height:.75pt;mso-position-horizontal-relative:page;mso-position-vertical-relative:paragraph;z-index:-15721984;mso-wrap-distance-left:0;mso-wrap-distance-right:0" id="docshape33" filled="true" fillcolor="#000000" stroked="false">
                 <v:fill opacity="11822f" type="solid"/>
@@ -8183,7 +8215,7 @@
     <w:p>
       <w:pPr>
         <w:pStyle w:val="BodyText"/>
-        <w:spacing w:line="288" w:lineRule="auto" w:before="255"/>
+        <w:spacing w:before="255" w:line="288" w:lineRule="auto"/>
         <w:ind w:left="63"/>
         <w:rPr>
           <w:sz w:val="22"/>
@@ -8206,7 +8238,7 @@
         <w:rPr>
           <w:spacing w:val="-8"/>
         </w:rPr>
-        <w:t> </w:t>
+        <w:t xml:space="preserve"> </w:t>
       </w:r>
       <w:r>
         <w:rPr>
@@ -8218,7 +8250,7 @@
         <w:rPr>
           <w:spacing w:val="-8"/>
         </w:rPr>
-        <w:t> </w:t>
+        <w:t xml:space="preserve"> </w:t>
       </w:r>
       <w:r>
         <w:rPr>
@@ -8230,7 +8262,7 @@
         <w:rPr>
           <w:spacing w:val="-8"/>
         </w:rPr>
-        <w:t> </w:t>
+        <w:t xml:space="preserve"> </w:t>
       </w:r>
       <w:r>
         <w:rPr>
@@ -8242,7 +8274,7 @@
         <w:rPr>
           <w:spacing w:val="-8"/>
         </w:rPr>
-        <w:t> </w:t>
+        <w:t xml:space="preserve"> </w:t>
       </w:r>
       <w:r>
         <w:rPr>
@@ -8254,7 +8286,7 @@
         <w:rPr>
           <w:spacing w:val="-8"/>
         </w:rPr>
-        <w:t> </w:t>
+        <w:t xml:space="preserve"> </w:t>
       </w:r>
       <w:r>
         <w:rPr>
@@ -8266,7 +8298,7 @@
         <w:rPr>
           <w:spacing w:val="-8"/>
         </w:rPr>
-        <w:t> </w:t>
+        <w:t xml:space="preserve"> </w:t>
       </w:r>
       <w:r>
         <w:rPr>
@@ -8278,7 +8310,7 @@
         <w:rPr>
           <w:spacing w:val="-8"/>
         </w:rPr>
-        <w:t> </w:t>
+        <w:t xml:space="preserve"> </w:t>
       </w:r>
       <w:r>
         <w:rPr>
@@ -8290,7 +8322,7 @@
         <w:rPr>
           <w:spacing w:val="-8"/>
         </w:rPr>
-        <w:t> </w:t>
+        <w:t xml:space="preserve"> </w:t>
       </w:r>
       <w:r>
         <w:rPr>
@@ -8302,6 +8334,13 @@
       <w:r>
         <w:rPr>
           <w:spacing w:val="-4"/>
+          <w:sz w:val="24"/>
+        </w:rPr>
+        <w:t xml:space="preserve"> </w:t>
+      </w:r>
+      <w:r>
+        <w:rPr>
+          <w:spacing w:val="-4"/>
         </w:rPr>
         <w:t>which</w:t>
       </w:r>
@@ -8309,7 +8348,7 @@
         <w:rPr>
           <w:spacing w:val="-8"/>
         </w:rPr>
-        <w:t> </w:t>
+        <w:t xml:space="preserve"> </w:t>
       </w:r>
       <w:r>
         <w:rPr>
@@ -8321,7 +8360,7 @@
         <w:rPr>
           <w:spacing w:val="-8"/>
         </w:rPr>
-        <w:t> </w:t>
+        <w:t xml:space="preserve"> </w:t>
       </w:r>
       <w:r>
         <w:rPr>
@@ -8333,7 +8372,7 @@
         <w:rPr>
           <w:spacing w:val="-8"/>
         </w:rPr>
-        <w:t> </w:t>
+        <w:t xml:space="preserve"> </w:t>
       </w:r>
       <w:r>
         <w:rPr>
@@ -8345,7 +8384,7 @@
         <w:rPr>
           <w:spacing w:val="-8"/>
         </w:rPr>
-        <w:t> </w:t>
+        <w:t xml:space="preserve"> </w:t>
       </w:r>
       <w:r>
         <w:rPr>
@@ -8372,7 +8411,7 @@
           <w:spacing w:val="-5"/>
           <w:sz w:val="22"/>
         </w:rPr>
-        <w:t> </w:t>
+        <w:t xml:space="preserve"> </w:t>
       </w:r>
       <w:r>
         <w:rPr>
@@ -8391,7 +8430,7 @@
         <w:rPr>
           <w:spacing w:val="-8"/>
         </w:rPr>
-        <w:t> </w:t>
+        <w:t xml:space="preserve"> </w:t>
       </w:r>
       <w:r>
         <w:rPr>
@@ -8403,7 +8442,7 @@
         <w:rPr>
           <w:spacing w:val="-8"/>
         </w:rPr>
-        <w:t> </w:t>
+        <w:t xml:space="preserve"> </w:t>
       </w:r>
       <w:r>
         <w:rPr>
@@ -8415,7 +8454,7 @@
         <w:rPr>
           <w:spacing w:val="-8"/>
         </w:rPr>
-        <w:t> </w:t>
+        <w:t xml:space="preserve"> </w:t>
       </w:r>
       <w:r>
         <w:rPr>
@@ -8427,14 +8466,15 @@
         <w:rPr>
           <w:spacing w:val="-8"/>
         </w:rPr>
-        <w:t> </w:t>
-      </w:r>
-      <w:r>
-        <w:rPr>
-          <w:spacing w:val="-4"/>
-        </w:rPr>
-        <w:t>name </w:t>
-      </w:r>
+        <w:t xml:space="preserve"> </w:t>
+      </w:r>
+      <w:r>
+        <w:rPr>
+          <w:spacing w:val="-4"/>
+        </w:rPr>
+        <w:t xml:space="preserve">name </w:t>
+      </w:r>
+      <w:proofErr w:type="spellStart"/>
       <w:r>
         <w:rPr>
           <w:spacing w:val="-2"/>
@@ -8481,6 +8521,7 @@
         </w:rPr>
         <w:t>ge</w:t>
       </w:r>
+      <w:proofErr w:type="spellEnd"/>
       <w:r>
         <w:rPr>
           <w:spacing w:val="-2"/>
@@ -8489,21 +8530,6 @@
         </w:rPr>
         <w:t>.</w:t>
       </w:r>
-    </w:p>
-    <w:p>
-      <w:pPr>
-        <w:pStyle w:val="BodyText"/>
-        <w:spacing w:after="0" w:line="288" w:lineRule="auto"/>
-        <w:rPr>
-          <w:sz w:val="22"/>
-        </w:rPr>
-        <w:sectPr>
-          <w:headerReference w:type="default" r:id="rId7"/>
-          <w:footerReference w:type="default" r:id="rId8"/>
-          <w:pgSz w:w="11900" w:h="16840"/>
-          <w:pgMar w:header="335" w:footer="63" w:top="1060" w:bottom="260" w:left="1275" w:right="1275"/>
-        </w:sectPr>
-      </w:pPr>
     </w:p>
     <w:p>
       <w:pPr>
@@ -8539,7 +8565,7 @@
         <w:rPr>
           <w:spacing w:val="-9"/>
         </w:rPr>
-        <w:t> </w:t>
+        <w:t xml:space="preserve"> </w:t>
       </w:r>
       <w:r>
         <w:rPr>
@@ -8551,7 +8577,7 @@
         <w:rPr>
           <w:spacing w:val="-9"/>
         </w:rPr>
-        <w:t> </w:t>
+        <w:t xml:space="preserve"> </w:t>
       </w:r>
       <w:r>
         <w:rPr>
@@ -8563,7 +8589,7 @@
         <w:rPr>
           <w:spacing w:val="-8"/>
         </w:rPr>
-        <w:t> </w:t>
+        <w:t xml:space="preserve"> </w:t>
       </w:r>
       <w:r>
         <w:rPr>
@@ -8575,7 +8601,7 @@
         <w:rPr>
           <w:spacing w:val="-9"/>
         </w:rPr>
-        <w:t> </w:t>
+        <w:t xml:space="preserve"> </w:t>
       </w:r>
       <w:r>
         <w:rPr>
@@ -8587,7 +8613,7 @@
         <w:rPr>
           <w:spacing w:val="-8"/>
         </w:rPr>
-        <w:t> </w:t>
+        <w:t xml:space="preserve"> </w:t>
       </w:r>
       <w:r>
         <w:rPr>
@@ -8599,7 +8625,7 @@
         <w:rPr>
           <w:spacing w:val="-9"/>
         </w:rPr>
-        <w:t> </w:t>
+        <w:t xml:space="preserve"> </w:t>
       </w:r>
       <w:r>
         <w:rPr>
@@ -8611,7 +8637,7 @@
         <w:rPr>
           <w:spacing w:val="-9"/>
         </w:rPr>
-        <w:t> </w:t>
+        <w:t xml:space="preserve"> </w:t>
       </w:r>
       <w:r>
         <w:rPr>
@@ -8637,12 +8663,13 @@
       </w:pPr>
       <w:r>
         <w:rPr>
+          <w:noProof/>
           <w:sz w:val="20"/>
         </w:rPr>
         <mc:AlternateContent>
           <mc:Choice Requires="wps">
             <w:drawing>
-              <wp:anchor distT="0" distB="0" distL="0" distR="0" allowOverlap="1" layoutInCell="1" locked="0" behindDoc="1" simplePos="0" relativeHeight="487597568">
+              <wp:anchor distT="0" distB="0" distL="0" distR="0" simplePos="0" relativeHeight="487597568" behindDoc="1" locked="0" layoutInCell="1" allowOverlap="1" wp14:anchorId="3949EACB" wp14:editId="63C136CD">
                 <wp:simplePos x="0" y="0"/>
                 <wp:positionH relativeFrom="page">
                   <wp:posOffset>850899</wp:posOffset>
@@ -8655,17 +8682,19 @@
                 <wp:wrapTopAndBottom/>
                 <wp:docPr id="38" name="Group 38"/>
                 <wp:cNvGraphicFramePr>
-                  <a:graphicFrameLocks/>
+                  <a:graphicFrameLocks xmlns:a="http://schemas.openxmlformats.org/drawingml/2006/main"/>
                 </wp:cNvGraphicFramePr>
-                <a:graphic>
+                <a:graphic xmlns:a="http://schemas.openxmlformats.org/drawingml/2006/main">
                   <a:graphicData uri="http://schemas.microsoft.com/office/word/2010/wordprocessingGroup">
                     <wpg:wgp>
-                      <wpg:cNvPr id="38" name="Group 38"/>
-                      <wpg:cNvGrpSpPr/>
+                      <wpg:cNvGrpSpPr>
+                        <a:grpSpLocks/>
+                      </wpg:cNvGrpSpPr>
                       <wpg:grpSpPr>
                         <a:xfrm>
                           <a:off x="0" y="0"/>
                           <a:ext cx="5867400" cy="514350"/>
+                          <a:chOff x="0" y="0"/>
                           <a:chExt cx="5867400" cy="514350"/>
                         </a:xfrm>
                       </wpg:grpSpPr>
@@ -8754,7 +8783,7 @@
                           <w:txbxContent>
                             <w:p>
                               <w:pPr>
-                                <w:spacing w:line="240" w:lineRule="auto" w:before="48"/>
+                                <w:spacing w:before="48"/>
                                 <w:rPr>
                                   <w:sz w:val="21"/>
                                 </w:rPr>
@@ -8762,9 +8791,7 @@
                             </w:p>
                             <w:p>
                               <w:pPr>
-                                <w:spacing w:before="0"/>
-                                <w:ind w:left="240" w:right="0" w:firstLine="0"/>
-                                <w:jc w:val="left"/>
+                                <w:ind w:left="240"/>
                                 <w:rPr>
                                   <w:rFonts w:ascii="Courier New"/>
                                   <w:sz w:val="21"/>
@@ -8775,8 +8802,25 @@
                                   <w:rFonts w:ascii="Courier New"/>
                                   <w:sz w:val="21"/>
                                 </w:rPr>
-                                <w:t>private boolean </w:t>
+                                <w:t xml:space="preserve">private </w:t>
                               </w:r>
+                              <w:proofErr w:type="spellStart"/>
+                              <w:r>
+                                <w:rPr>
+                                  <w:rFonts w:ascii="Courier New"/>
+                                  <w:sz w:val="21"/>
+                                </w:rPr>
+                                <w:t>boolean</w:t>
+                              </w:r>
+                              <w:proofErr w:type="spellEnd"/>
+                              <w:r>
+                                <w:rPr>
+                                  <w:rFonts w:ascii="Courier New"/>
+                                  <w:sz w:val="21"/>
+                                </w:rPr>
+                                <w:t xml:space="preserve"> </w:t>
+                              </w:r>
+                              <w:proofErr w:type="gramStart"/>
                               <w:r>
                                 <w:rPr>
                                   <w:rFonts w:ascii="Courier New"/>
@@ -8785,6 +8829,7 @@
                                 </w:rPr>
                                 <w:t>alive;</w:t>
                               </w:r>
+                              <w:proofErr w:type="gramEnd"/>
                             </w:p>
                           </w:txbxContent>
                         </wps:txbx>
@@ -8798,7 +8843,7 @@
               </wp:anchor>
             </w:drawing>
           </mc:Choice>
-          <mc:Fallback>
+          <mc:Fallback xmlns:pic="http://schemas.openxmlformats.org/drawingml/2006/picture" xmlns:a="http://schemas.openxmlformats.org/drawingml/2006/main" xmlns:ve="http://schemas.openxmlformats.org/markup-compatibility/2006">
             <w:pict>
               <v:group style="position:absolute;margin-left:66.999992pt;margin-top:14.102145pt;width:462pt;height:40.5pt;mso-position-horizontal-relative:page;mso-position-vertical-relative:paragraph;z-index:-15718912;mso-wrap-distance-left:0;mso-wrap-distance-right:0" id="docshapegroup38" coordorigin="1340,282" coordsize="9240,810">
                 <v:shape style="position:absolute;left:1340;top:282;width:9240;height:810" id="docshape39" coordorigin="1340,282" coordsize="9240,810" path="m10541,1092l1379,1092,1373,1091,1340,1053,1340,1047,1340,321,1379,282,10541,282,10580,321,10580,1053,10547,1091,10541,1092xe" filled="true" fillcolor="#dbdbdb" stroked="false">
@@ -8879,7 +8924,7 @@
         <w:rPr>
           <w:spacing w:val="-3"/>
         </w:rPr>
-        <w:t> </w:t>
+        <w:t xml:space="preserve"> </w:t>
       </w:r>
       <w:r>
         <w:rPr>
@@ -8891,8 +8936,9 @@
         <w:rPr>
           <w:spacing w:val="-3"/>
         </w:rPr>
-        <w:t> </w:t>
-      </w:r>
+        <w:t xml:space="preserve"> </w:t>
+      </w:r>
+      <w:proofErr w:type="spellStart"/>
       <w:r>
         <w:rPr>
           <w:spacing w:val="-8"/>
@@ -8912,11 +8958,12 @@
         </w:rPr>
         <w:t>s</w:t>
       </w:r>
+      <w:proofErr w:type="spellEnd"/>
       <w:r>
         <w:rPr>
           <w:spacing w:val="-3"/>
         </w:rPr>
-        <w:t> </w:t>
+        <w:t xml:space="preserve"> </w:t>
       </w:r>
       <w:r>
         <w:rPr>
@@ -8928,7 +8975,7 @@
         <w:rPr>
           <w:spacing w:val="-3"/>
         </w:rPr>
-        <w:t> </w:t>
+        <w:t xml:space="preserve"> </w:t>
       </w:r>
       <w:r>
         <w:rPr>
@@ -8940,7 +8987,7 @@
         <w:rPr>
           <w:spacing w:val="-2"/>
         </w:rPr>
-        <w:t> </w:t>
+        <w:t xml:space="preserve"> </w:t>
       </w:r>
       <w:r>
         <w:rPr>
@@ -8952,8 +8999,9 @@
         <w:rPr>
           <w:spacing w:val="-3"/>
         </w:rPr>
-        <w:t> </w:t>
-      </w:r>
+        <w:t xml:space="preserve"> </w:t>
+      </w:r>
+      <w:proofErr w:type="spellStart"/>
       <w:r>
         <w:rPr>
           <w:spacing w:val="-8"/>
@@ -9000,6 +9048,7 @@
         </w:rPr>
         <w:t>e</w:t>
       </w:r>
+      <w:proofErr w:type="spellEnd"/>
       <w:r>
         <w:rPr>
           <w:spacing w:val="-8"/>
@@ -9020,7 +9069,7 @@
     <w:p>
       <w:pPr>
         <w:pStyle w:val="BodyText"/>
-        <w:spacing w:line="300" w:lineRule="auto" w:before="1"/>
+        <w:spacing w:before="1" w:line="300" w:lineRule="auto"/>
         <w:ind w:left="63" w:right="161"/>
         <w:rPr>
           <w:sz w:val="22"/>
@@ -9043,7 +9092,7 @@
         <w:rPr>
           <w:spacing w:val="-11"/>
         </w:rPr>
-        <w:t> </w:t>
+        <w:t xml:space="preserve"> </w:t>
       </w:r>
       <w:r>
         <w:rPr>
@@ -9055,7 +9104,7 @@
         <w:rPr>
           <w:spacing w:val="-11"/>
         </w:rPr>
-        <w:t> </w:t>
+        <w:t xml:space="preserve"> </w:t>
       </w:r>
       <w:r>
         <w:rPr>
@@ -9067,7 +9116,7 @@
         <w:rPr>
           <w:spacing w:val="-11"/>
         </w:rPr>
-        <w:t> </w:t>
+        <w:t xml:space="preserve"> </w:t>
       </w:r>
       <w:r>
         <w:rPr>
@@ -9079,7 +9128,7 @@
         <w:rPr>
           <w:spacing w:val="-11"/>
         </w:rPr>
-        <w:t> </w:t>
+        <w:t xml:space="preserve"> </w:t>
       </w:r>
       <w:r>
         <w:rPr>
@@ -9091,7 +9140,7 @@
         <w:rPr>
           <w:spacing w:val="-11"/>
         </w:rPr>
-        <w:t> </w:t>
+        <w:t xml:space="preserve"> </w:t>
       </w:r>
       <w:r>
         <w:rPr>
@@ -9103,7 +9152,7 @@
         <w:rPr>
           <w:spacing w:val="-11"/>
         </w:rPr>
-        <w:t> </w:t>
+        <w:t xml:space="preserve"> </w:t>
       </w:r>
       <w:r>
         <w:rPr>
@@ -9115,7 +9164,7 @@
         <w:rPr>
           <w:spacing w:val="-11"/>
         </w:rPr>
-        <w:t> </w:t>
+        <w:t xml:space="preserve"> </w:t>
       </w:r>
       <w:r>
         <w:rPr>
@@ -9127,7 +9176,7 @@
         <w:rPr>
           <w:spacing w:val="-11"/>
         </w:rPr>
-        <w:t> </w:t>
+        <w:t xml:space="preserve"> </w:t>
       </w:r>
       <w:r>
         <w:rPr>
@@ -9139,7 +9188,7 @@
         <w:rPr>
           <w:spacing w:val="-11"/>
         </w:rPr>
-        <w:t> </w:t>
+        <w:t xml:space="preserve"> </w:t>
       </w:r>
       <w:r>
         <w:rPr>
@@ -9151,7 +9200,7 @@
         <w:rPr>
           <w:spacing w:val="-11"/>
         </w:rPr>
-        <w:t> </w:t>
+        <w:t xml:space="preserve"> </w:t>
       </w:r>
       <w:r>
         <w:rPr>
@@ -9163,7 +9212,7 @@
         <w:rPr>
           <w:spacing w:val="-11"/>
         </w:rPr>
-        <w:t> </w:t>
+        <w:t xml:space="preserve"> </w:t>
       </w:r>
       <w:r>
         <w:rPr>
@@ -9175,7 +9224,7 @@
         <w:rPr>
           <w:spacing w:val="-11"/>
         </w:rPr>
-        <w:t> </w:t>
+        <w:t xml:space="preserve"> </w:t>
       </w:r>
       <w:r>
         <w:rPr>
@@ -9187,7 +9236,7 @@
         <w:rPr>
           <w:spacing w:val="-11"/>
         </w:rPr>
-        <w:t> </w:t>
+        <w:t xml:space="preserve"> </w:t>
       </w:r>
       <w:r>
         <w:rPr>
@@ -9199,7 +9248,7 @@
         <w:rPr>
           <w:spacing w:val="-11"/>
         </w:rPr>
-        <w:t> </w:t>
+        <w:t xml:space="preserve"> </w:t>
       </w:r>
       <w:r>
         <w:rPr>
@@ -9211,7 +9260,7 @@
         <w:rPr>
           <w:spacing w:val="-11"/>
         </w:rPr>
-        <w:t> </w:t>
+        <w:t xml:space="preserve"> </w:t>
       </w:r>
       <w:r>
         <w:rPr>
@@ -9223,7 +9272,7 @@
         <w:rPr>
           <w:spacing w:val="-11"/>
         </w:rPr>
-        <w:t> </w:t>
+        <w:t xml:space="preserve"> </w:t>
       </w:r>
       <w:r>
         <w:rPr>
@@ -9235,7 +9284,7 @@
         <w:rPr>
           <w:spacing w:val="-11"/>
         </w:rPr>
-        <w:t> </w:t>
+        <w:t xml:space="preserve"> </w:t>
       </w:r>
       <w:r>
         <w:rPr>
@@ -9247,7 +9296,7 @@
         <w:rPr>
           <w:spacing w:val="-11"/>
         </w:rPr>
-        <w:t> </w:t>
+        <w:t xml:space="preserve"> </w:t>
       </w:r>
       <w:r>
         <w:rPr>
@@ -9259,13 +9308,13 @@
         <w:rPr>
           <w:spacing w:val="-11"/>
         </w:rPr>
-        <w:t> </w:t>
-      </w:r>
-      <w:r>
-        <w:rPr>
-          <w:spacing w:val="-2"/>
-        </w:rPr>
-        <w:t>to </w:t>
+        <w:t xml:space="preserve"> </w:t>
+      </w:r>
+      <w:r>
+        <w:rPr>
+          <w:spacing w:val="-2"/>
+        </w:rPr>
+        <w:t xml:space="preserve">to </w:t>
       </w:r>
       <w:r>
         <w:rPr>
@@ -9277,7 +9326,7 @@
         <w:rPr>
           <w:spacing w:val="-10"/>
         </w:rPr>
-        <w:t> </w:t>
+        <w:t xml:space="preserve"> </w:t>
       </w:r>
       <w:r>
         <w:rPr>
@@ -9289,7 +9338,7 @@
         <w:rPr>
           <w:spacing w:val="-9"/>
         </w:rPr>
-        <w:t> </w:t>
+        <w:t xml:space="preserve"> </w:t>
       </w:r>
       <w:r>
         <w:rPr>
@@ -9309,7 +9358,7 @@
           <w:spacing w:val="-6"/>
           <w:sz w:val="22"/>
         </w:rPr>
-        <w:t> </w:t>
+        <w:t xml:space="preserve"> </w:t>
       </w:r>
       <w:r>
         <w:rPr>
@@ -9328,7 +9377,7 @@
         <w:rPr>
           <w:spacing w:val="-9"/>
         </w:rPr>
-        <w:t> </w:t>
+        <w:t xml:space="preserve"> </w:t>
       </w:r>
       <w:r>
         <w:rPr>
@@ -9340,7 +9389,7 @@
         <w:rPr>
           <w:spacing w:val="-10"/>
         </w:rPr>
-        <w:t> </w:t>
+        <w:t xml:space="preserve"> </w:t>
       </w:r>
       <w:r>
         <w:rPr>
@@ -9352,7 +9401,7 @@
         <w:rPr>
           <w:spacing w:val="-9"/>
         </w:rPr>
-        <w:t> </w:t>
+        <w:t xml:space="preserve"> </w:t>
       </w:r>
       <w:r>
         <w:rPr>
@@ -9364,7 +9413,7 @@
         <w:rPr>
           <w:spacing w:val="-9"/>
         </w:rPr>
-        <w:t> </w:t>
+        <w:t xml:space="preserve"> </w:t>
       </w:r>
       <w:r>
         <w:rPr>
@@ -9376,7 +9425,7 @@
         <w:rPr>
           <w:spacing w:val="-9"/>
         </w:rPr>
-        <w:t> </w:t>
+        <w:t xml:space="preserve"> </w:t>
       </w:r>
       <w:r>
         <w:rPr>
@@ -9388,7 +9437,7 @@
         <w:rPr>
           <w:spacing w:val="-9"/>
         </w:rPr>
-        <w:t> </w:t>
+        <w:t xml:space="preserve"> </w:t>
       </w:r>
       <w:r>
         <w:rPr>
@@ -9400,7 +9449,7 @@
         <w:rPr>
           <w:spacing w:val="-10"/>
         </w:rPr>
-        <w:t> </w:t>
+        <w:t xml:space="preserve"> </w:t>
       </w:r>
       <w:r>
         <w:rPr>
@@ -9412,7 +9461,7 @@
         <w:rPr>
           <w:spacing w:val="-9"/>
         </w:rPr>
-        <w:t> </w:t>
+        <w:t xml:space="preserve"> </w:t>
       </w:r>
       <w:r>
         <w:rPr>
@@ -9424,7 +9473,7 @@
         <w:rPr>
           <w:spacing w:val="-9"/>
         </w:rPr>
-        <w:t> </w:t>
+        <w:t xml:space="preserve"> </w:t>
       </w:r>
       <w:r>
         <w:rPr>
@@ -9436,7 +9485,7 @@
         <w:rPr>
           <w:spacing w:val="-9"/>
         </w:rPr>
-        <w:t> </w:t>
+        <w:t xml:space="preserve"> </w:t>
       </w:r>
       <w:r>
         <w:rPr>
@@ -9484,12 +9533,13 @@
       </w:pPr>
       <w:r>
         <w:rPr>
+          <w:noProof/>
           <w:sz w:val="5"/>
         </w:rPr>
         <mc:AlternateContent>
           <mc:Choice Requires="wps">
             <w:drawing>
-              <wp:anchor distT="0" distB="0" distL="0" distR="0" allowOverlap="1" layoutInCell="1" locked="0" behindDoc="1" simplePos="0" relativeHeight="487598080">
+              <wp:anchor distT="0" distB="0" distL="0" distR="0" simplePos="0" relativeHeight="487598080" behindDoc="1" locked="0" layoutInCell="1" allowOverlap="1" wp14:anchorId="06603423" wp14:editId="33BCD824">
                 <wp:simplePos x="0" y="0"/>
                 <wp:positionH relativeFrom="page">
                   <wp:posOffset>850899</wp:posOffset>
@@ -9502,13 +9552,14 @@
                 <wp:wrapTopAndBottom/>
                 <wp:docPr id="41" name="Graphic 41"/>
                 <wp:cNvGraphicFramePr>
-                  <a:graphicFrameLocks/>
+                  <a:graphicFrameLocks xmlns:a="http://schemas.openxmlformats.org/drawingml/2006/main"/>
                 </wp:cNvGraphicFramePr>
-                <a:graphic>
+                <a:graphic xmlns:a="http://schemas.openxmlformats.org/drawingml/2006/main">
                   <a:graphicData uri="http://schemas.microsoft.com/office/word/2010/wordprocessingShape">
                     <wps:wsp>
-                      <wps:cNvPr id="41" name="Graphic 41"/>
-                      <wps:cNvSpPr/>
+                      <wps:cNvSpPr>
+                        <a:spLocks/>
+                      </wps:cNvSpPr>
                       <wps:spPr>
                         <a:xfrm>
                           <a:off x="0" y="0"/>
@@ -9559,7 +9610,7 @@
               </wp:anchor>
             </w:drawing>
           </mc:Choice>
-          <mc:Fallback>
+          <mc:Fallback xmlns:pic="http://schemas.openxmlformats.org/drawingml/2006/picture" xmlns:a="http://schemas.openxmlformats.org/drawingml/2006/main" xmlns:ve="http://schemas.openxmlformats.org/markup-compatibility/2006">
             <w:pict>
               <v:rect style="position:absolute;margin-left:66.999992pt;margin-top:4.645331pt;width:461.999963pt;height:.75pt;mso-position-horizontal-relative:page;mso-position-vertical-relative:paragraph;z-index:-15718400;mso-wrap-distance-left:0;mso-wrap-distance-right:0" id="docshape41" filled="true" fillcolor="#000000" stroked="false">
                 <v:fill opacity="11822f" type="solid"/>
@@ -9573,7 +9624,7 @@
     <w:p>
       <w:pPr>
         <w:pStyle w:val="BodyText"/>
-        <w:spacing w:line="300" w:lineRule="auto" w:before="264"/>
+        <w:spacing w:before="264" w:line="300" w:lineRule="auto"/>
         <w:ind w:left="63"/>
         <w:rPr>
           <w:sz w:val="22"/>
@@ -9596,7 +9647,7 @@
         <w:rPr>
           <w:spacing w:val="-12"/>
         </w:rPr>
-        <w:t> </w:t>
+        <w:t xml:space="preserve"> </w:t>
       </w:r>
       <w:r>
         <w:rPr>
@@ -9608,7 +9659,7 @@
         <w:rPr>
           <w:spacing w:val="-12"/>
         </w:rPr>
-        <w:t> </w:t>
+        <w:t xml:space="preserve"> </w:t>
       </w:r>
       <w:r>
         <w:rPr>
@@ -9620,7 +9671,7 @@
         <w:rPr>
           <w:spacing w:val="-12"/>
         </w:rPr>
-        <w:t> </w:t>
+        <w:t xml:space="preserve"> </w:t>
       </w:r>
       <w:r>
         <w:rPr>
@@ -9632,7 +9683,7 @@
         <w:rPr>
           <w:spacing w:val="-12"/>
         </w:rPr>
-        <w:t> </w:t>
+        <w:t xml:space="preserve"> </w:t>
       </w:r>
       <w:r>
         <w:rPr>
@@ -9644,7 +9695,7 @@
         <w:rPr>
           <w:spacing w:val="-12"/>
         </w:rPr>
-        <w:t> </w:t>
+        <w:t xml:space="preserve"> </w:t>
       </w:r>
       <w:r>
         <w:rPr>
@@ -9656,7 +9707,7 @@
         <w:rPr>
           <w:spacing w:val="-12"/>
         </w:rPr>
-        <w:t> </w:t>
+        <w:t xml:space="preserve"> </w:t>
       </w:r>
       <w:r>
         <w:rPr>
@@ -9676,7 +9727,7 @@
           <w:spacing w:val="-9"/>
           <w:sz w:val="22"/>
         </w:rPr>
-        <w:t> </w:t>
+        <w:t xml:space="preserve"> </w:t>
       </w:r>
       <w:r>
         <w:rPr>
@@ -9685,6 +9736,7 @@
         </w:rPr>
         <w:t>(</w:t>
       </w:r>
+      <w:proofErr w:type="spellStart"/>
       <w:r>
         <w:rPr>
           <w:spacing w:val="-4"/>
@@ -9704,11 +9756,12 @@
         </w:rPr>
         <w:t>e</w:t>
       </w:r>
+      <w:proofErr w:type="spellEnd"/>
       <w:r>
         <w:rPr>
           <w:spacing w:val="-12"/>
         </w:rPr>
-        <w:t> </w:t>
+        <w:t xml:space="preserve"> </w:t>
       </w:r>
       <w:r>
         <w:rPr>
@@ -9720,7 +9773,7 @@
         <w:rPr>
           <w:spacing w:val="-12"/>
         </w:rPr>
-        <w:t> </w:t>
+        <w:t xml:space="preserve"> </w:t>
       </w:r>
       <w:r>
         <w:rPr>
@@ -9732,7 +9785,7 @@
         <w:rPr>
           <w:spacing w:val="-12"/>
         </w:rPr>
-        <w:t> </w:t>
+        <w:t xml:space="preserve"> </w:t>
       </w:r>
       <w:r>
         <w:rPr>
@@ -9744,7 +9797,7 @@
         <w:rPr>
           <w:spacing w:val="-12"/>
         </w:rPr>
-        <w:t> </w:t>
+        <w:t xml:space="preserve"> </w:t>
       </w:r>
       <w:r>
         <w:rPr>
@@ -9756,7 +9809,7 @@
         <w:rPr>
           <w:spacing w:val="-12"/>
         </w:rPr>
-        <w:t> </w:t>
+        <w:t xml:space="preserve"> </w:t>
       </w:r>
       <w:r>
         <w:rPr>
@@ -9768,7 +9821,7 @@
         <w:rPr>
           <w:spacing w:val="-12"/>
         </w:rPr>
-        <w:t> </w:t>
+        <w:t xml:space="preserve"> </w:t>
       </w:r>
       <w:r>
         <w:rPr>
@@ -9780,7 +9833,7 @@
         <w:rPr>
           <w:spacing w:val="-11"/>
         </w:rPr>
-        <w:t> </w:t>
+        <w:t xml:space="preserve"> </w:t>
       </w:r>
       <w:r>
         <w:rPr>
@@ -9792,7 +9845,7 @@
         <w:rPr>
           <w:spacing w:val="-12"/>
         </w:rPr>
-        <w:t> </w:t>
+        <w:t xml:space="preserve"> </w:t>
       </w:r>
       <w:r>
         <w:rPr>
@@ -9804,16 +9857,15 @@
         <w:rPr>
           <w:spacing w:val="-12"/>
         </w:rPr>
-        <w:t> </w:t>
-      </w:r>
-      <w:r>
-        <w:rPr>
-          <w:spacing w:val="-4"/>
-        </w:rPr>
-        <w:t>the </w:t>
-      </w:r>
-      <w:r>
-        <w:rPr/>
+        <w:t xml:space="preserve"> </w:t>
+      </w:r>
+      <w:r>
+        <w:rPr>
+          <w:spacing w:val="-4"/>
+        </w:rPr>
+        <w:t xml:space="preserve">the </w:t>
+      </w:r>
+      <w:r>
         <w:t>same name</w:t>
       </w:r>
       <w:r>
@@ -9834,9 +9886,7 @@
     </w:p>
     <w:p>
       <w:pPr>
-        <w:spacing w:before="0"/>
-        <w:ind w:left="62" w:right="0" w:firstLine="0"/>
-        <w:jc w:val="left"/>
+        <w:ind w:left="62"/>
         <w:rPr>
           <w:sz w:val="34"/>
         </w:rPr>
@@ -9888,7 +9938,7 @@
           <w:spacing w:val="-22"/>
           <w:sz w:val="34"/>
         </w:rPr>
-        <w:t> </w:t>
+        <w:t xml:space="preserve"> </w:t>
       </w:r>
       <w:r>
         <w:rPr>
@@ -9916,7 +9966,7 @@
           <w:spacing w:val="-24"/>
           <w:sz w:val="35"/>
         </w:rPr>
-        <w:t> </w:t>
+        <w:t xml:space="preserve"> </w:t>
       </w:r>
       <w:r>
         <w:rPr>
@@ -9978,12 +10028,13 @@
       </w:pPr>
       <w:r>
         <w:rPr>
+          <w:noProof/>
           <w:sz w:val="5"/>
         </w:rPr>
         <mc:AlternateContent>
           <mc:Choice Requires="wps">
             <w:drawing>
-              <wp:anchor distT="0" distB="0" distL="0" distR="0" allowOverlap="1" layoutInCell="1" locked="0" behindDoc="1" simplePos="0" relativeHeight="487598592">
+              <wp:anchor distT="0" distB="0" distL="0" distR="0" simplePos="0" relativeHeight="487598592" behindDoc="1" locked="0" layoutInCell="1" allowOverlap="1" wp14:anchorId="6EBCA41C" wp14:editId="55F0A781">
                 <wp:simplePos x="0" y="0"/>
                 <wp:positionH relativeFrom="page">
                   <wp:posOffset>850899</wp:posOffset>
@@ -9996,13 +10047,14 @@
                 <wp:wrapTopAndBottom/>
                 <wp:docPr id="42" name="Graphic 42"/>
                 <wp:cNvGraphicFramePr>
-                  <a:graphicFrameLocks/>
+                  <a:graphicFrameLocks xmlns:a="http://schemas.openxmlformats.org/drawingml/2006/main"/>
                 </wp:cNvGraphicFramePr>
-                <a:graphic>
+                <a:graphic xmlns:a="http://schemas.openxmlformats.org/drawingml/2006/main">
                   <a:graphicData uri="http://schemas.microsoft.com/office/word/2010/wordprocessingShape">
                     <wps:wsp>
-                      <wps:cNvPr id="42" name="Graphic 42"/>
-                      <wps:cNvSpPr/>
+                      <wps:cNvSpPr>
+                        <a:spLocks/>
+                      </wps:cNvSpPr>
                       <wps:spPr>
                         <a:xfrm>
                           <a:off x="0" y="0"/>
@@ -10053,7 +10105,7 @@
               </wp:anchor>
             </w:drawing>
           </mc:Choice>
-          <mc:Fallback>
+          <mc:Fallback xmlns:pic="http://schemas.openxmlformats.org/drawingml/2006/picture" xmlns:a="http://schemas.openxmlformats.org/drawingml/2006/main" xmlns:ve="http://schemas.openxmlformats.org/markup-compatibility/2006">
             <w:pict>
               <v:rect style="position:absolute;margin-left:66.999992pt;margin-top:4.543035pt;width:461.999963pt;height:.75pt;mso-position-horizontal-relative:page;mso-position-vertical-relative:paragraph;z-index:-15717888;mso-wrap-distance-left:0;mso-wrap-distance-right:0" id="docshape42" filled="true" fillcolor="#000000" stroked="false">
                 <v:fill opacity="11822f" type="solid"/>
@@ -10069,6 +10121,7 @@
         <w:pStyle w:val="Heading1"/>
         <w:spacing w:before="356"/>
       </w:pPr>
+      <w:proofErr w:type="gramStart"/>
       <w:r>
         <w:rPr>
           <w:spacing w:val="-2"/>
@@ -10081,7 +10134,7 @@
           <w:spacing w:val="-19"/>
           <w:w w:val="90"/>
         </w:rPr>
-        <w:t> </w:t>
+        <w:t xml:space="preserve"> </w:t>
       </w:r>
       <w:r>
         <w:rPr>
@@ -10089,6 +10142,7 @@
         </w:rPr>
         <w:t>.</w:t>
       </w:r>
+      <w:proofErr w:type="gramEnd"/>
     </w:p>
     <w:p>
       <w:pPr>
@@ -10100,12 +10154,13 @@
       </w:pPr>
       <w:r>
         <w:rPr>
+          <w:noProof/>
           <w:sz w:val="7"/>
         </w:rPr>
         <mc:AlternateContent>
           <mc:Choice Requires="wps">
             <w:drawing>
-              <wp:anchor distT="0" distB="0" distL="0" distR="0" allowOverlap="1" layoutInCell="1" locked="0" behindDoc="1" simplePos="0" relativeHeight="487599104">
+              <wp:anchor distT="0" distB="0" distL="0" distR="0" simplePos="0" relativeHeight="487599104" behindDoc="1" locked="0" layoutInCell="1" allowOverlap="1" wp14:anchorId="0C56D7E8" wp14:editId="7AA5A32A">
                 <wp:simplePos x="0" y="0"/>
                 <wp:positionH relativeFrom="page">
                   <wp:posOffset>850899</wp:posOffset>
@@ -10118,13 +10173,14 @@
                 <wp:wrapTopAndBottom/>
                 <wp:docPr id="43" name="Graphic 43"/>
                 <wp:cNvGraphicFramePr>
-                  <a:graphicFrameLocks/>
+                  <a:graphicFrameLocks xmlns:a="http://schemas.openxmlformats.org/drawingml/2006/main"/>
                 </wp:cNvGraphicFramePr>
-                <a:graphic>
+                <a:graphic xmlns:a="http://schemas.openxmlformats.org/drawingml/2006/main">
                   <a:graphicData uri="http://schemas.microsoft.com/office/word/2010/wordprocessingShape">
                     <wps:wsp>
-                      <wps:cNvPr id="43" name="Graphic 43"/>
-                      <wps:cNvSpPr/>
+                      <wps:cNvSpPr>
+                        <a:spLocks/>
+                      </wps:cNvSpPr>
                       <wps:spPr>
                         <a:xfrm>
                           <a:off x="0" y="0"/>
@@ -10175,7 +10231,7 @@
               </wp:anchor>
             </w:drawing>
           </mc:Choice>
-          <mc:Fallback>
+          <mc:Fallback xmlns:pic="http://schemas.openxmlformats.org/drawingml/2006/picture" xmlns:a="http://schemas.openxmlformats.org/drawingml/2006/main" xmlns:ve="http://schemas.openxmlformats.org/markup-compatibility/2006">
             <w:pict>
               <v:rect style="position:absolute;margin-left:66.999992pt;margin-top:5.401657pt;width:461.999963pt;height:.75pt;mso-position-horizontal-relative:page;mso-position-vertical-relative:paragraph;z-index:-15717376;mso-wrap-distance-left:0;mso-wrap-distance-right:0" id="docshape43" filled="true" fillcolor="#000000" stroked="false">
                 <v:fill opacity="11822f" type="solid"/>
@@ -10212,7 +10268,7 @@
         <w:rPr>
           <w:spacing w:val="-7"/>
         </w:rPr>
-        <w:t> </w:t>
+        <w:t xml:space="preserve"> </w:t>
       </w:r>
       <w:r>
         <w:rPr>
@@ -10224,7 +10280,7 @@
         <w:rPr>
           <w:spacing w:val="-7"/>
         </w:rPr>
-        <w:t> </w:t>
+        <w:t xml:space="preserve"> </w:t>
       </w:r>
       <w:r>
         <w:rPr>
@@ -10236,13 +10292,13 @@
         <w:rPr>
           <w:spacing w:val="-7"/>
         </w:rPr>
-        <w:t> </w:t>
+        <w:t xml:space="preserve"> </w:t>
       </w:r>
       <w:r>
         <w:rPr>
           <w:spacing w:val="-6"/>
         </w:rPr>
-        <w:t>of </w:t>
+        <w:t xml:space="preserve">of </w:t>
       </w:r>
       <w:r>
         <w:rPr>
@@ -10256,7 +10312,7 @@
           <w:spacing w:val="-3"/>
           <w:sz w:val="22"/>
         </w:rPr>
-        <w:t> </w:t>
+        <w:t xml:space="preserve"> </w:t>
       </w:r>
       <w:r>
         <w:rPr>
@@ -10268,7 +10324,7 @@
         <w:rPr>
           <w:spacing w:val="-7"/>
         </w:rPr>
-        <w:t> </w:t>
+        <w:t xml:space="preserve"> </w:t>
       </w:r>
       <w:r>
         <w:rPr>
@@ -10314,12 +10370,13 @@
       </w:pPr>
       <w:r>
         <w:rPr>
+          <w:noProof/>
           <w:sz w:val="7"/>
         </w:rPr>
         <mc:AlternateContent>
           <mc:Choice Requires="wps">
             <w:drawing>
-              <wp:anchor distT="0" distB="0" distL="0" distR="0" allowOverlap="1" layoutInCell="1" locked="0" behindDoc="1" simplePos="0" relativeHeight="487599616">
+              <wp:anchor distT="0" distB="0" distL="0" distR="0" simplePos="0" relativeHeight="487599616" behindDoc="1" locked="0" layoutInCell="1" allowOverlap="1" wp14:anchorId="3F7171D4" wp14:editId="7E289752">
                 <wp:simplePos x="0" y="0"/>
                 <wp:positionH relativeFrom="page">
                   <wp:posOffset>850899</wp:posOffset>
@@ -10332,13 +10389,14 @@
                 <wp:wrapTopAndBottom/>
                 <wp:docPr id="44" name="Graphic 44"/>
                 <wp:cNvGraphicFramePr>
-                  <a:graphicFrameLocks/>
+                  <a:graphicFrameLocks xmlns:a="http://schemas.openxmlformats.org/drawingml/2006/main"/>
                 </wp:cNvGraphicFramePr>
-                <a:graphic>
+                <a:graphic xmlns:a="http://schemas.openxmlformats.org/drawingml/2006/main">
                   <a:graphicData uri="http://schemas.microsoft.com/office/word/2010/wordprocessingShape">
                     <wps:wsp>
-                      <wps:cNvPr id="44" name="Graphic 44"/>
-                      <wps:cNvSpPr/>
+                      <wps:cNvSpPr>
+                        <a:spLocks/>
+                      </wps:cNvSpPr>
                       <wps:spPr>
                         <a:xfrm>
                           <a:off x="0" y="0"/>
@@ -10389,7 +10447,7 @@
               </wp:anchor>
             </w:drawing>
           </mc:Choice>
-          <mc:Fallback>
+          <mc:Fallback xmlns:pic="http://schemas.openxmlformats.org/drawingml/2006/picture" xmlns:a="http://schemas.openxmlformats.org/drawingml/2006/main" xmlns:ve="http://schemas.openxmlformats.org/markup-compatibility/2006">
             <w:pict>
               <v:rect style="position:absolute;margin-left:66.999992pt;margin-top:5.403803pt;width:461.999963pt;height:.75pt;mso-position-horizontal-relative:page;mso-position-vertical-relative:paragraph;z-index:-15716864;mso-wrap-distance-left:0;mso-wrap-distance-right:0" id="docshape44" filled="true" fillcolor="#000000" stroked="false">
                 <v:fill opacity="11822f" type="solid"/>
@@ -10426,7 +10484,7 @@
         <w:rPr>
           <w:spacing w:val="-5"/>
         </w:rPr>
-        <w:t> </w:t>
+        <w:t xml:space="preserve"> </w:t>
       </w:r>
       <w:r>
         <w:rPr>
@@ -10438,7 +10496,7 @@
         <w:rPr>
           <w:spacing w:val="-5"/>
         </w:rPr>
-        <w:t> </w:t>
+        <w:t xml:space="preserve"> </w:t>
       </w:r>
       <w:r>
         <w:rPr>
@@ -10450,7 +10508,7 @@
         <w:rPr>
           <w:spacing w:val="-4"/>
         </w:rPr>
-        <w:t> </w:t>
+        <w:t xml:space="preserve"> </w:t>
       </w:r>
       <w:r>
         <w:rPr>
@@ -10462,7 +10520,7 @@
         <w:rPr>
           <w:spacing w:val="-5"/>
         </w:rPr>
-        <w:t> </w:t>
+        <w:t xml:space="preserve"> </w:t>
       </w:r>
       <w:r>
         <w:rPr>
@@ -10474,7 +10532,7 @@
         <w:rPr>
           <w:spacing w:val="-5"/>
         </w:rPr>
-        <w:t> </w:t>
+        <w:t xml:space="preserve"> </w:t>
       </w:r>
       <w:r>
         <w:rPr>
@@ -10486,7 +10544,7 @@
         <w:rPr>
           <w:spacing w:val="-4"/>
         </w:rPr>
-        <w:t> </w:t>
+        <w:t xml:space="preserve"> </w:t>
       </w:r>
       <w:r>
         <w:rPr>
@@ -10498,7 +10556,7 @@
         <w:rPr>
           <w:spacing w:val="-5"/>
         </w:rPr>
-        <w:t> </w:t>
+        <w:t xml:space="preserve"> </w:t>
       </w:r>
       <w:r>
         <w:rPr>
@@ -10510,7 +10568,7 @@
         <w:rPr>
           <w:spacing w:val="-5"/>
         </w:rPr>
-        <w:t> </w:t>
+        <w:t xml:space="preserve"> </w:t>
       </w:r>
       <w:r>
         <w:rPr>
@@ -10522,7 +10580,7 @@
         <w:rPr>
           <w:spacing w:val="-4"/>
         </w:rPr>
-        <w:t> </w:t>
+        <w:t xml:space="preserve"> </w:t>
       </w:r>
       <w:r>
         <w:rPr>
@@ -10534,7 +10592,7 @@
         <w:rPr>
           <w:spacing w:val="-5"/>
         </w:rPr>
-        <w:t> </w:t>
+        <w:t xml:space="preserve"> </w:t>
       </w:r>
       <w:r>
         <w:rPr>
@@ -10546,7 +10604,7 @@
         <w:rPr>
           <w:spacing w:val="-5"/>
         </w:rPr>
-        <w:t> </w:t>
+        <w:t xml:space="preserve"> </w:t>
       </w:r>
       <w:r>
         <w:rPr>
@@ -10558,7 +10616,7 @@
         <w:rPr>
           <w:spacing w:val="-4"/>
         </w:rPr>
-        <w:t> </w:t>
+        <w:t xml:space="preserve"> </w:t>
       </w:r>
       <w:r>
         <w:rPr>
@@ -10604,12 +10662,13 @@
       </w:pPr>
       <w:r>
         <w:rPr>
+          <w:noProof/>
           <w:sz w:val="7"/>
         </w:rPr>
         <mc:AlternateContent>
           <mc:Choice Requires="wps">
             <w:drawing>
-              <wp:anchor distT="0" distB="0" distL="0" distR="0" allowOverlap="1" layoutInCell="1" locked="0" behindDoc="1" simplePos="0" relativeHeight="487600128">
+              <wp:anchor distT="0" distB="0" distL="0" distR="0" simplePos="0" relativeHeight="487600128" behindDoc="1" locked="0" layoutInCell="1" allowOverlap="1" wp14:anchorId="764225AA" wp14:editId="62ABD4C8">
                 <wp:simplePos x="0" y="0"/>
                 <wp:positionH relativeFrom="page">
                   <wp:posOffset>850899</wp:posOffset>
@@ -10622,13 +10681,14 @@
                 <wp:wrapTopAndBottom/>
                 <wp:docPr id="45" name="Graphic 45"/>
                 <wp:cNvGraphicFramePr>
-                  <a:graphicFrameLocks/>
+                  <a:graphicFrameLocks xmlns:a="http://schemas.openxmlformats.org/drawingml/2006/main"/>
                 </wp:cNvGraphicFramePr>
-                <a:graphic>
+                <a:graphic xmlns:a="http://schemas.openxmlformats.org/drawingml/2006/main">
                   <a:graphicData uri="http://schemas.microsoft.com/office/word/2010/wordprocessingShape">
                     <wps:wsp>
-                      <wps:cNvPr id="45" name="Graphic 45"/>
-                      <wps:cNvSpPr/>
+                      <wps:cNvSpPr>
+                        <a:spLocks/>
+                      </wps:cNvSpPr>
                       <wps:spPr>
                         <a:xfrm>
                           <a:off x="0" y="0"/>
@@ -10679,7 +10739,7 @@
               </wp:anchor>
             </w:drawing>
           </mc:Choice>
-          <mc:Fallback>
+          <mc:Fallback xmlns:pic="http://schemas.openxmlformats.org/drawingml/2006/picture" xmlns:a="http://schemas.openxmlformats.org/drawingml/2006/main" xmlns:ve="http://schemas.openxmlformats.org/markup-compatibility/2006">
             <w:pict>
               <v:rect style="position:absolute;margin-left:66.999992pt;margin-top:5.403803pt;width:461.999963pt;height:.75pt;mso-position-horizontal-relative:page;mso-position-vertical-relative:paragraph;z-index:-15716352;mso-wrap-distance-left:0;mso-wrap-distance-right:0" id="docshape45" filled="true" fillcolor="#000000" stroked="false">
                 <v:fill opacity="11822f" type="solid"/>
@@ -10716,7 +10776,7 @@
         <w:rPr>
           <w:spacing w:val="-5"/>
         </w:rPr>
-        <w:t> </w:t>
+        <w:t xml:space="preserve"> </w:t>
       </w:r>
       <w:r>
         <w:rPr>
@@ -10728,7 +10788,7 @@
         <w:rPr>
           <w:spacing w:val="-4"/>
         </w:rPr>
-        <w:t> </w:t>
+        <w:t xml:space="preserve"> </w:t>
       </w:r>
       <w:r>
         <w:rPr>
@@ -10740,7 +10800,7 @@
         <w:rPr>
           <w:spacing w:val="-5"/>
         </w:rPr>
-        <w:t> </w:t>
+        <w:t xml:space="preserve"> </w:t>
       </w:r>
       <w:r>
         <w:rPr>
@@ -10752,7 +10812,7 @@
         <w:rPr>
           <w:spacing w:val="-4"/>
         </w:rPr>
-        <w:t> </w:t>
+        <w:t xml:space="preserve"> </w:t>
       </w:r>
       <w:r>
         <w:rPr>
@@ -10764,7 +10824,7 @@
         <w:rPr>
           <w:spacing w:val="-4"/>
         </w:rPr>
-        <w:t> </w:t>
+        <w:t xml:space="preserve"> </w:t>
       </w:r>
       <w:r>
         <w:rPr>
@@ -10776,7 +10836,7 @@
         <w:rPr>
           <w:spacing w:val="-5"/>
         </w:rPr>
-        <w:t> </w:t>
+        <w:t xml:space="preserve"> </w:t>
       </w:r>
       <w:r>
         <w:rPr>
@@ -10788,7 +10848,7 @@
         <w:rPr>
           <w:spacing w:val="-4"/>
         </w:rPr>
-        <w:t> </w:t>
+        <w:t xml:space="preserve"> </w:t>
       </w:r>
       <w:r>
         <w:rPr>
@@ -10800,7 +10860,7 @@
         <w:rPr>
           <w:spacing w:val="-5"/>
         </w:rPr>
-        <w:t> </w:t>
+        <w:t xml:space="preserve"> </w:t>
       </w:r>
       <w:r>
         <w:rPr>
@@ -10812,7 +10872,7 @@
         <w:rPr>
           <w:spacing w:val="-4"/>
         </w:rPr>
-        <w:t> </w:t>
+        <w:t xml:space="preserve"> </w:t>
       </w:r>
       <w:r>
         <w:rPr>
@@ -10824,7 +10884,7 @@
         <w:rPr>
           <w:spacing w:val="-4"/>
         </w:rPr>
-        <w:t> </w:t>
+        <w:t xml:space="preserve"> </w:t>
       </w:r>
       <w:r>
         <w:rPr>
@@ -10836,7 +10896,7 @@
         <w:rPr>
           <w:spacing w:val="-5"/>
         </w:rPr>
-        <w:t> </w:t>
+        <w:t xml:space="preserve"> </w:t>
       </w:r>
       <w:r>
         <w:rPr>
@@ -10848,7 +10908,7 @@
         <w:rPr>
           <w:spacing w:val="-4"/>
         </w:rPr>
-        <w:t> </w:t>
+        <w:t xml:space="preserve"> </w:t>
       </w:r>
       <w:r>
         <w:rPr>
@@ -10894,12 +10954,13 @@
       </w:pPr>
       <w:r>
         <w:rPr>
+          <w:noProof/>
           <w:sz w:val="7"/>
         </w:rPr>
         <mc:AlternateContent>
           <mc:Choice Requires="wps">
             <w:drawing>
-              <wp:anchor distT="0" distB="0" distL="0" distR="0" allowOverlap="1" layoutInCell="1" locked="0" behindDoc="1" simplePos="0" relativeHeight="487600640">
+              <wp:anchor distT="0" distB="0" distL="0" distR="0" simplePos="0" relativeHeight="487600640" behindDoc="1" locked="0" layoutInCell="1" allowOverlap="1" wp14:anchorId="750ED764" wp14:editId="556A1641">
                 <wp:simplePos x="0" y="0"/>
                 <wp:positionH relativeFrom="page">
                   <wp:posOffset>850899</wp:posOffset>
@@ -10912,13 +10973,14 @@
                 <wp:wrapTopAndBottom/>
                 <wp:docPr id="46" name="Graphic 46"/>
                 <wp:cNvGraphicFramePr>
-                  <a:graphicFrameLocks/>
+                  <a:graphicFrameLocks xmlns:a="http://schemas.openxmlformats.org/drawingml/2006/main"/>
                 </wp:cNvGraphicFramePr>
-                <a:graphic>
+                <a:graphic xmlns:a="http://schemas.openxmlformats.org/drawingml/2006/main">
                   <a:graphicData uri="http://schemas.microsoft.com/office/word/2010/wordprocessingShape">
                     <wps:wsp>
-                      <wps:cNvPr id="46" name="Graphic 46"/>
-                      <wps:cNvSpPr/>
+                      <wps:cNvSpPr>
+                        <a:spLocks/>
+                      </wps:cNvSpPr>
                       <wps:spPr>
                         <a:xfrm>
                           <a:off x="0" y="0"/>
@@ -10969,7 +11031,7 @@
               </wp:anchor>
             </w:drawing>
           </mc:Choice>
-          <mc:Fallback>
+          <mc:Fallback xmlns:pic="http://schemas.openxmlformats.org/drawingml/2006/picture" xmlns:a="http://schemas.openxmlformats.org/drawingml/2006/main" xmlns:ve="http://schemas.openxmlformats.org/markup-compatibility/2006">
             <w:pict>
               <v:rect style="position:absolute;margin-left:66.999992pt;margin-top:5.403803pt;width:461.999963pt;height:.75pt;mso-position-horizontal-relative:page;mso-position-vertical-relative:paragraph;z-index:-15715840;mso-wrap-distance-left:0;mso-wrap-distance-right:0" id="docshape46" filled="true" fillcolor="#000000" stroked="false">
                 <v:fill opacity="11822f" type="solid"/>
@@ -11006,7 +11068,7 @@
         <w:rPr>
           <w:spacing w:val="-7"/>
         </w:rPr>
-        <w:t> </w:t>
+        <w:t xml:space="preserve"> </w:t>
       </w:r>
       <w:r>
         <w:rPr>
@@ -11018,7 +11080,7 @@
         <w:rPr>
           <w:spacing w:val="-7"/>
         </w:rPr>
-        <w:t> </w:t>
+        <w:t xml:space="preserve"> </w:t>
       </w:r>
       <w:r>
         <w:rPr>
@@ -11030,7 +11092,7 @@
         <w:rPr>
           <w:spacing w:val="-7"/>
         </w:rPr>
-        <w:t> </w:t>
+        <w:t xml:space="preserve"> </w:t>
       </w:r>
       <w:r>
         <w:rPr>
@@ -11042,7 +11104,7 @@
         <w:rPr>
           <w:spacing w:val="-7"/>
         </w:rPr>
-        <w:t> </w:t>
+        <w:t xml:space="preserve"> </w:t>
       </w:r>
       <w:r>
         <w:rPr>
@@ -11054,19 +11116,27 @@
         <w:rPr>
           <w:spacing w:val="-7"/>
         </w:rPr>
-        <w:t> </w:t>
+        <w:t xml:space="preserve"> </w:t>
       </w:r>
       <w:r>
         <w:rPr>
           <w:spacing w:val="-6"/>
         </w:rPr>
-        <w:t>the variables</w:t>
-      </w:r>
+        <w:t xml:space="preserve">the </w:t>
+      </w:r>
+      <w:proofErr w:type="gramStart"/>
+      <w:r>
+        <w:rPr>
+          <w:spacing w:val="-6"/>
+        </w:rPr>
+        <w:t>variables</w:t>
+      </w:r>
+      <w:proofErr w:type="gramEnd"/>
       <w:r>
         <w:rPr>
           <w:spacing w:val="-7"/>
         </w:rPr>
-        <w:t> </w:t>
+        <w:t xml:space="preserve"> </w:t>
       </w:r>
       <w:r>
         <w:rPr>
@@ -11078,7 +11148,7 @@
         <w:rPr>
           <w:spacing w:val="-7"/>
         </w:rPr>
-        <w:t> </w:t>
+        <w:t xml:space="preserve"> </w:t>
       </w:r>
       <w:r>
         <w:rPr>
@@ -11090,7 +11160,7 @@
         <w:rPr>
           <w:spacing w:val="-7"/>
         </w:rPr>
-        <w:t> </w:t>
+        <w:t xml:space="preserve"> </w:t>
       </w:r>
       <w:r>
         <w:rPr>
@@ -11102,7 +11172,7 @@
         <w:rPr>
           <w:spacing w:val="-7"/>
         </w:rPr>
-        <w:t> </w:t>
+        <w:t xml:space="preserve"> </w:t>
       </w:r>
       <w:r>
         <w:rPr>
@@ -11114,7 +11184,7 @@
         <w:rPr>
           <w:spacing w:val="-7"/>
         </w:rPr>
-        <w:t> </w:t>
+        <w:t xml:space="preserve"> </w:t>
       </w:r>
       <w:r>
         <w:rPr>
@@ -11126,7 +11196,7 @@
         <w:rPr>
           <w:spacing w:val="-7"/>
         </w:rPr>
-        <w:t> </w:t>
+        <w:t xml:space="preserve"> </w:t>
       </w:r>
       <w:r>
         <w:rPr>
@@ -11138,7 +11208,7 @@
         <w:rPr>
           <w:spacing w:val="-7"/>
         </w:rPr>
-        <w:t> </w:t>
+        <w:t xml:space="preserve"> </w:t>
       </w:r>
       <w:r>
         <w:rPr>
@@ -11150,7 +11220,7 @@
         <w:rPr>
           <w:spacing w:val="-7"/>
         </w:rPr>
-        <w:t> </w:t>
+        <w:t xml:space="preserve"> </w:t>
       </w:r>
       <w:r>
         <w:rPr>
@@ -11169,7 +11239,6 @@
     <w:p>
       <w:pPr>
         <w:pStyle w:val="BodyText"/>
-        <w:spacing w:after="0"/>
         <w:rPr>
           <w:sz w:val="22"/>
         </w:rPr>
@@ -11177,7 +11246,8 @@
           <w:headerReference w:type="default" r:id="rId9"/>
           <w:footerReference w:type="default" r:id="rId10"/>
           <w:pgSz w:w="11900" w:h="16840"/>
-          <w:pgMar w:header="335" w:footer="63" w:top="1060" w:bottom="260" w:left="1275" w:right="1275"/>
+          <w:pgMar w:top="1060" w:right="1275" w:bottom="260" w:left="1275" w:header="335" w:footer="63" w:gutter="0"/>
+          <w:cols w:space="720"/>
         </w:sectPr>
       </w:pPr>
     </w:p>
@@ -11215,7 +11285,7 @@
         <w:rPr>
           <w:spacing w:val="-10"/>
         </w:rPr>
-        <w:t> </w:t>
+        <w:t xml:space="preserve"> </w:t>
       </w:r>
       <w:r>
         <w:rPr>
@@ -11227,7 +11297,7 @@
         <w:rPr>
           <w:spacing w:val="-8"/>
         </w:rPr>
-        <w:t> </w:t>
+        <w:t xml:space="preserve"> </w:t>
       </w:r>
       <w:r>
         <w:rPr>
@@ -11239,7 +11309,7 @@
         <w:rPr>
           <w:spacing w:val="-7"/>
         </w:rPr>
-        <w:t> </w:t>
+        <w:t xml:space="preserve"> </w:t>
       </w:r>
       <w:r>
         <w:rPr>
@@ -11265,12 +11335,13 @@
       </w:pPr>
       <w:r>
         <w:rPr>
+          <w:noProof/>
           <w:sz w:val="20"/>
         </w:rPr>
         <mc:AlternateContent>
           <mc:Choice Requires="wps">
             <w:drawing>
-              <wp:anchor distT="0" distB="0" distL="0" distR="0" allowOverlap="1" layoutInCell="1" locked="0" behindDoc="1" simplePos="0" relativeHeight="487601152">
+              <wp:anchor distT="0" distB="0" distL="0" distR="0" simplePos="0" relativeHeight="487601152" behindDoc="1" locked="0" layoutInCell="1" allowOverlap="1" wp14:anchorId="61E4B046" wp14:editId="1D4B6684">
                 <wp:simplePos x="0" y="0"/>
                 <wp:positionH relativeFrom="page">
                   <wp:posOffset>850899</wp:posOffset>
@@ -11283,17 +11354,19 @@
                 <wp:wrapTopAndBottom/>
                 <wp:docPr id="51" name="Group 51"/>
                 <wp:cNvGraphicFramePr>
-                  <a:graphicFrameLocks/>
+                  <a:graphicFrameLocks xmlns:a="http://schemas.openxmlformats.org/drawingml/2006/main"/>
                 </wp:cNvGraphicFramePr>
-                <a:graphic>
+                <a:graphic xmlns:a="http://schemas.openxmlformats.org/drawingml/2006/main">
                   <a:graphicData uri="http://schemas.microsoft.com/office/word/2010/wordprocessingGroup">
                     <wpg:wgp>
-                      <wpg:cNvPr id="51" name="Group 51"/>
-                      <wpg:cNvGrpSpPr/>
+                      <wpg:cNvGrpSpPr>
+                        <a:grpSpLocks/>
+                      </wpg:cNvGrpSpPr>
                       <wpg:grpSpPr>
                         <a:xfrm>
                           <a:off x="0" y="0"/>
                           <a:ext cx="5867400" cy="676275"/>
+                          <a:chOff x="0" y="0"/>
                           <a:chExt cx="5867400" cy="676275"/>
                         </a:xfrm>
                       </wpg:grpSpPr>
@@ -11382,7 +11455,7 @@
                           <w:txbxContent>
                             <w:p>
                               <w:pPr>
-                                <w:spacing w:line="240" w:lineRule="auto" w:before="18"/>
+                                <w:spacing w:before="18"/>
                                 <w:rPr>
                                   <w:sz w:val="21"/>
                                 </w:rPr>
@@ -11390,9 +11463,8 @@
                             </w:p>
                             <w:p>
                               <w:pPr>
-                                <w:spacing w:line="288" w:lineRule="auto" w:before="0"/>
-                                <w:ind w:left="240" w:right="7608" w:firstLine="0"/>
-                                <w:jc w:val="left"/>
+                                <w:spacing w:line="288" w:lineRule="auto"/>
+                                <w:ind w:left="240" w:right="7608"/>
                                 <w:rPr>
                                   <w:rFonts w:ascii="Courier New"/>
                                   <w:sz w:val="21"/>
@@ -11411,7 +11483,7 @@
                                   <w:spacing w:val="-13"/>
                                   <w:sz w:val="21"/>
                                 </w:rPr>
-                                <w:t> </w:t>
+                                <w:t xml:space="preserve"> </w:t>
                               </w:r>
                               <w:r>
                                 <w:rPr>
@@ -11426,7 +11498,7 @@
                                   <w:spacing w:val="-13"/>
                                   <w:sz w:val="21"/>
                                 </w:rPr>
-                                <w:t> </w:t>
+                                <w:t xml:space="preserve"> </w:t>
                               </w:r>
                               <w:r>
                                 <w:rPr>
@@ -11441,15 +11513,16 @@
                                   <w:spacing w:val="-13"/>
                                   <w:sz w:val="21"/>
                                 </w:rPr>
-                                <w:t> </w:t>
+                                <w:t xml:space="preserve"> </w:t>
                               </w:r>
                               <w:r>
                                 <w:rPr>
                                   <w:rFonts w:ascii="Courier New"/>
                                   <w:sz w:val="21"/>
                                 </w:rPr>
-                                <w:t>10; int y = </w:t>
+                                <w:t xml:space="preserve">10; int y = </w:t>
                               </w:r>
+                              <w:proofErr w:type="gramStart"/>
                               <w:r>
                                 <w:rPr>
                                   <w:rFonts w:ascii="Courier New"/>
@@ -11458,6 +11531,7 @@
                                 </w:rPr>
                                 <w:t>17;</w:t>
                               </w:r>
+                              <w:proofErr w:type="gramEnd"/>
                             </w:p>
                           </w:txbxContent>
                         </wps:txbx>
@@ -11471,7 +11545,7 @@
               </wp:anchor>
             </w:drawing>
           </mc:Choice>
-          <mc:Fallback>
+          <mc:Fallback xmlns:pic="http://schemas.openxmlformats.org/drawingml/2006/picture" xmlns:a="http://schemas.openxmlformats.org/drawingml/2006/main" xmlns:ve="http://schemas.openxmlformats.org/markup-compatibility/2006">
             <w:pict>
               <v:group style="position:absolute;margin-left:66.999992pt;margin-top:14.102145pt;width:462pt;height:53.25pt;mso-position-horizontal-relative:page;mso-position-vertical-relative:paragraph;z-index:-15715328;mso-wrap-distance-left:0;mso-wrap-distance-right:0" id="docshapegroup51" coordorigin="1340,282" coordsize="9240,1065">
                 <v:shape style="position:absolute;left:1340;top:282;width:9240;height:1065" id="docshape52" coordorigin="1340,282" coordsize="9240,1065" path="m10541,1347l1379,1347,1373,1346,1340,1308,1340,1302,1340,321,1379,282,10541,282,10580,321,10580,1308,10547,1346,10541,1347xe" filled="true" fillcolor="#dbdbdb" stroked="false">
@@ -11574,7 +11648,7 @@
     <w:p>
       <w:pPr>
         <w:pStyle w:val="BodyText"/>
-        <w:spacing w:line="312" w:lineRule="auto" w:before="234"/>
+        <w:spacing w:before="234" w:line="312" w:lineRule="auto"/>
         <w:ind w:left="63"/>
         <w:rPr>
           <w:sz w:val="22"/>
@@ -11597,7 +11671,7 @@
         <w:rPr>
           <w:spacing w:val="-11"/>
         </w:rPr>
-        <w:t> </w:t>
+        <w:t xml:space="preserve"> </w:t>
       </w:r>
       <w:r>
         <w:rPr>
@@ -11609,7 +11683,7 @@
         <w:rPr>
           <w:spacing w:val="-11"/>
         </w:rPr>
-        <w:t> </w:t>
+        <w:t xml:space="preserve"> </w:t>
       </w:r>
       <w:r>
         <w:rPr>
@@ -11621,7 +11695,7 @@
         <w:rPr>
           <w:spacing w:val="-11"/>
         </w:rPr>
-        <w:t> </w:t>
+        <w:t xml:space="preserve"> </w:t>
       </w:r>
       <w:r>
         <w:rPr>
@@ -11633,7 +11707,7 @@
         <w:rPr>
           <w:spacing w:val="-11"/>
         </w:rPr>
-        <w:t> </w:t>
+        <w:t xml:space="preserve"> </w:t>
       </w:r>
       <w:r>
         <w:rPr>
@@ -11645,7 +11719,7 @@
         <w:rPr>
           <w:spacing w:val="-11"/>
         </w:rPr>
-        <w:t> </w:t>
+        <w:t xml:space="preserve"> </w:t>
       </w:r>
       <w:r>
         <w:rPr>
@@ -11657,7 +11731,7 @@
         <w:rPr>
           <w:spacing w:val="-11"/>
         </w:rPr>
-        <w:t> </w:t>
+        <w:t xml:space="preserve"> </w:t>
       </w:r>
       <w:r>
         <w:rPr>
@@ -11669,7 +11743,7 @@
         <w:rPr>
           <w:spacing w:val="-11"/>
         </w:rPr>
-        <w:t> </w:t>
+        <w:t xml:space="preserve"> </w:t>
       </w:r>
       <w:r>
         <w:rPr>
@@ -11681,7 +11755,7 @@
         <w:rPr>
           <w:spacing w:val="-11"/>
         </w:rPr>
-        <w:t> </w:t>
+        <w:t xml:space="preserve"> </w:t>
       </w:r>
       <w:r>
         <w:rPr>
@@ -11693,7 +11767,7 @@
         <w:rPr>
           <w:spacing w:val="-11"/>
         </w:rPr>
-        <w:t> </w:t>
+        <w:t xml:space="preserve"> </w:t>
       </w:r>
       <w:r>
         <w:rPr>
@@ -11713,7 +11787,7 @@
           <w:spacing w:val="-8"/>
           <w:sz w:val="22"/>
         </w:rPr>
-        <w:t> </w:t>
+        <w:t xml:space="preserve"> </w:t>
       </w:r>
       <w:r>
         <w:rPr>
@@ -11732,7 +11806,7 @@
         <w:rPr>
           <w:spacing w:val="-11"/>
         </w:rPr>
-        <w:t> </w:t>
+        <w:t xml:space="preserve"> </w:t>
       </w:r>
       <w:r>
         <w:rPr>
@@ -11744,7 +11818,7 @@
         <w:rPr>
           <w:spacing w:val="-11"/>
         </w:rPr>
-        <w:t> </w:t>
+        <w:t xml:space="preserve"> </w:t>
       </w:r>
       <w:r>
         <w:rPr>
@@ -11756,7 +11830,7 @@
         <w:rPr>
           <w:spacing w:val="-11"/>
         </w:rPr>
-        <w:t> </w:t>
+        <w:t xml:space="preserve"> </w:t>
       </w:r>
       <w:r>
         <w:rPr>
@@ -11768,7 +11842,7 @@
         <w:rPr>
           <w:spacing w:val="-11"/>
         </w:rPr>
-        <w:t> </w:t>
+        <w:t xml:space="preserve"> </w:t>
       </w:r>
       <w:r>
         <w:rPr>
@@ -11780,7 +11854,7 @@
         <w:rPr>
           <w:spacing w:val="-11"/>
         </w:rPr>
-        <w:t> </w:t>
+        <w:t xml:space="preserve"> </w:t>
       </w:r>
       <w:r>
         <w:rPr>
@@ -11792,7 +11866,7 @@
         <w:rPr>
           <w:spacing w:val="-11"/>
         </w:rPr>
-        <w:t> </w:t>
+        <w:t xml:space="preserve"> </w:t>
       </w:r>
       <w:r>
         <w:rPr>
@@ -11804,7 +11878,7 @@
         <w:rPr>
           <w:spacing w:val="-11"/>
         </w:rPr>
-        <w:t> </w:t>
+        <w:t xml:space="preserve"> </w:t>
       </w:r>
       <w:r>
         <w:rPr>
@@ -11816,66 +11890,60 @@
         <w:rPr>
           <w:spacing w:val="-11"/>
         </w:rPr>
-        <w:t> </w:t>
-      </w:r>
-      <w:r>
-        <w:rPr>
-          <w:spacing w:val="-4"/>
-        </w:rPr>
-        <w:t>initial </w:t>
-      </w:r>
-      <w:r>
-        <w:rPr/>
+        <w:t xml:space="preserve"> </w:t>
+      </w:r>
+      <w:r>
+        <w:rPr>
+          <w:spacing w:val="-4"/>
+        </w:rPr>
+        <w:t xml:space="preserve">initial </w:t>
+      </w:r>
+      <w:r>
         <w:t>values</w:t>
       </w:r>
       <w:r>
         <w:rPr>
           <w:spacing w:val="-16"/>
         </w:rPr>
-        <w:t> </w:t>
-      </w:r>
-      <w:r>
-        <w:rPr/>
+        <w:t xml:space="preserve"> </w:t>
+      </w:r>
+      <w:r>
         <w:t>of</w:t>
       </w:r>
       <w:r>
         <w:rPr>
           <w:spacing w:val="-16"/>
         </w:rPr>
-        <w:t> </w:t>
-      </w:r>
-      <w:r>
-        <w:rPr/>
+        <w:t xml:space="preserve"> </w:t>
+      </w:r>
+      <w:r>
         <w:t>x</w:t>
       </w:r>
       <w:r>
         <w:rPr>
           <w:spacing w:val="-16"/>
         </w:rPr>
-        <w:t> </w:t>
-      </w:r>
-      <w:r>
-        <w:rPr/>
+        <w:t xml:space="preserve"> </w:t>
+      </w:r>
+      <w:r>
         <w:t>and</w:t>
       </w:r>
       <w:r>
         <w:rPr>
           <w:spacing w:val="-16"/>
         </w:rPr>
-        <w:t> </w:t>
-      </w:r>
-      <w:r>
-        <w:rPr/>
+        <w:t xml:space="preserve"> </w:t>
+      </w:r>
+      <w:r>
         <w:t>y</w:t>
       </w:r>
       <w:r>
         <w:rPr>
           <w:spacing w:val="-16"/>
         </w:rPr>
-        <w:t> </w:t>
-      </w:r>
-      <w:r>
-        <w:rPr/>
+        <w:t xml:space="preserve"> </w:t>
+      </w:r>
+      <w:r>
         <w:t>are</w:t>
       </w:r>
       <w:r>
@@ -11889,7 +11957,7 @@
           <w:spacing w:val="-13"/>
           <w:sz w:val="22"/>
         </w:rPr>
-        <w:t> </w:t>
+        <w:t xml:space="preserve"> </w:t>
       </w:r>
       <w:r>
         <w:rPr>
@@ -11898,7 +11966,6 @@
         <w:t>(</w:t>
       </w:r>
       <w:r>
-        <w:rPr/>
         <w:t>i</w:t>
       </w:r>
       <w:r>
@@ -11908,7 +11975,6 @@
         <w:t>.</w:t>
       </w:r>
       <w:r>
-        <w:rPr/>
         <w:t>e</w:t>
       </w:r>
       <w:r>
@@ -11922,47 +11988,43 @@
           <w:spacing w:val="-13"/>
           <w:sz w:val="22"/>
         </w:rPr>
-        <w:t> </w:t>
-      </w:r>
-      <w:r>
-        <w:rPr/>
+        <w:t xml:space="preserve"> </w:t>
+      </w:r>
+      <w:r>
         <w:t>no</w:t>
       </w:r>
       <w:r>
         <w:rPr>
           <w:spacing w:val="-16"/>
         </w:rPr>
-        <w:t> </w:t>
-      </w:r>
-      <w:r>
-        <w:rPr/>
+        <w:t xml:space="preserve"> </w:t>
+      </w:r>
+      <w:r>
         <w:t>hard</w:t>
       </w:r>
       <w:r>
         <w:rPr>
           <w:spacing w:val="-16"/>
         </w:rPr>
-        <w:t> </w:t>
-      </w:r>
-      <w:r>
-        <w:rPr/>
+        <w:t xml:space="preserve"> </w:t>
+      </w:r>
+      <w:r>
         <w:t>coding</w:t>
       </w:r>
       <w:r>
         <w:rPr>
           <w:spacing w:val="-16"/>
         </w:rPr>
-        <w:t> </w:t>
-      </w:r>
-      <w:r>
-        <w:rPr/>
+        <w:t xml:space="preserve"> </w:t>
+      </w:r>
+      <w:r>
         <w:t>of</w:t>
       </w:r>
       <w:r>
         <w:rPr>
           <w:spacing w:val="-16"/>
         </w:rPr>
-        <w:t> </w:t>
+        <w:t xml:space="preserve"> </w:t>
       </w:r>
       <w:r>
         <w:rPr>
@@ -11975,17 +12037,16 @@
           <w:spacing w:val="-13"/>
           <w:sz w:val="22"/>
         </w:rPr>
-        <w:t> </w:t>
-      </w:r>
-      <w:r>
-        <w:rPr/>
+        <w:t xml:space="preserve"> </w:t>
+      </w:r>
+      <w:r>
         <w:t>and</w:t>
       </w:r>
       <w:r>
         <w:rPr>
           <w:spacing w:val="-16"/>
         </w:rPr>
-        <w:t> </w:t>
+        <w:t xml:space="preserve"> </w:t>
       </w:r>
       <w:r>
         <w:rPr>
@@ -12035,7 +12096,7 @@
           <w:spacing w:val="-12"/>
           <w:sz w:val="22"/>
         </w:rPr>
-        <w:t> </w:t>
+        <w:t xml:space="preserve"> </w:t>
       </w:r>
       <w:r>
         <w:rPr>
@@ -12047,7 +12108,7 @@
         <w:rPr>
           <w:spacing w:val="-12"/>
         </w:rPr>
-        <w:t> </w:t>
+        <w:t xml:space="preserve"> </w:t>
       </w:r>
       <w:r>
         <w:rPr>
@@ -12059,7 +12120,7 @@
         <w:rPr>
           <w:spacing w:val="-12"/>
         </w:rPr>
-        <w:t> </w:t>
+        <w:t xml:space="preserve"> </w:t>
       </w:r>
       <w:r>
         <w:rPr>
@@ -12071,7 +12132,7 @@
         <w:rPr>
           <w:spacing w:val="-12"/>
         </w:rPr>
-        <w:t> </w:t>
+        <w:t xml:space="preserve"> </w:t>
       </w:r>
       <w:r>
         <w:rPr>
@@ -12083,7 +12144,7 @@
         <w:rPr>
           <w:spacing w:val="-12"/>
         </w:rPr>
-        <w:t> </w:t>
+        <w:t xml:space="preserve"> </w:t>
       </w:r>
       <w:r>
         <w:rPr>
@@ -12095,7 +12156,7 @@
         <w:rPr>
           <w:spacing w:val="-12"/>
         </w:rPr>
-        <w:t> </w:t>
+        <w:t xml:space="preserve"> </w:t>
       </w:r>
       <w:r>
         <w:rPr>
@@ -12107,7 +12168,7 @@
         <w:rPr>
           <w:spacing w:val="-12"/>
         </w:rPr>
-        <w:t> </w:t>
+        <w:t xml:space="preserve"> </w:t>
       </w:r>
       <w:r>
         <w:rPr>
@@ -12119,7 +12180,7 @@
         <w:rPr>
           <w:spacing w:val="-12"/>
         </w:rPr>
-        <w:t> </w:t>
+        <w:t xml:space="preserve"> </w:t>
       </w:r>
       <w:r>
         <w:rPr>
@@ -12139,7 +12200,7 @@
           <w:spacing w:val="-9"/>
           <w:sz w:val="22"/>
         </w:rPr>
-        <w:t> </w:t>
+        <w:t xml:space="preserve"> </w:t>
       </w:r>
       <w:r>
         <w:rPr>
@@ -12151,7 +12212,7 @@
         <w:rPr>
           <w:spacing w:val="-12"/>
         </w:rPr>
-        <w:t> </w:t>
+        <w:t xml:space="preserve"> </w:t>
       </w:r>
       <w:r>
         <w:rPr>
@@ -12163,7 +12224,7 @@
         <w:rPr>
           <w:spacing w:val="-12"/>
         </w:rPr>
-        <w:t> </w:t>
+        <w:t xml:space="preserve"> </w:t>
       </w:r>
       <w:r>
         <w:rPr>
@@ -12175,7 +12236,7 @@
         <w:rPr>
           <w:spacing w:val="-12"/>
         </w:rPr>
-        <w:t> </w:t>
+        <w:t xml:space="preserve"> </w:t>
       </w:r>
       <w:r>
         <w:rPr>
@@ -12187,7 +12248,7 @@
         <w:rPr>
           <w:spacing w:val="-12"/>
         </w:rPr>
-        <w:t> </w:t>
+        <w:t xml:space="preserve"> </w:t>
       </w:r>
       <w:r>
         <w:rPr>
@@ -12199,7 +12260,7 @@
         <w:rPr>
           <w:spacing w:val="-12"/>
         </w:rPr>
-        <w:t> </w:t>
+        <w:t xml:space="preserve"> </w:t>
       </w:r>
       <w:r>
         <w:rPr>
@@ -12211,7 +12272,7 @@
         <w:rPr>
           <w:spacing w:val="-12"/>
         </w:rPr>
-        <w:t> </w:t>
+        <w:t xml:space="preserve"> </w:t>
       </w:r>
       <w:r>
         <w:rPr>
@@ -12223,7 +12284,7 @@
         <w:rPr>
           <w:spacing w:val="-12"/>
         </w:rPr>
-        <w:t> </w:t>
+        <w:t xml:space="preserve"> </w:t>
       </w:r>
       <w:r>
         <w:rPr>
@@ -12235,7 +12296,7 @@
         <w:rPr>
           <w:spacing w:val="-12"/>
         </w:rPr>
-        <w:t> </w:t>
+        <w:t xml:space="preserve"> </w:t>
       </w:r>
       <w:r>
         <w:rPr>
@@ -12247,8 +12308,9 @@
         <w:rPr>
           <w:spacing w:val="-12"/>
         </w:rPr>
-        <w:t> </w:t>
-      </w:r>
+        <w:t xml:space="preserve"> </w:t>
+      </w:r>
+      <w:proofErr w:type="gramStart"/>
       <w:r>
         <w:rPr>
           <w:spacing w:val="-4"/>
@@ -12259,28 +12321,56 @@
         <w:rPr>
           <w:spacing w:val="-12"/>
         </w:rPr>
-        <w:t> </w:t>
+        <w:t xml:space="preserve"> </w:t>
       </w:r>
       <w:r>
         <w:rPr>
           <w:spacing w:val="-5"/>
           <w:sz w:val="22"/>
         </w:rPr>
-        <w:t>).</w:t>
+        <w:t>)</w:t>
+      </w:r>
+      <w:proofErr w:type="gramEnd"/>
+      <w:r>
+        <w:rPr>
+          <w:spacing w:val="-5"/>
+          <w:sz w:val="22"/>
+        </w:rPr>
+        <w:t>.</w:t>
       </w:r>
     </w:p>
     <w:sectPr>
       <w:headerReference w:type="default" r:id="rId11"/>
       <w:footerReference w:type="default" r:id="rId12"/>
       <w:pgSz w:w="11900" w:h="16840"/>
-      <w:pgMar w:header="335" w:footer="63" w:top="1060" w:bottom="260" w:left="1275" w:right="1275"/>
+      <w:pgMar w:top="1060" w:right="1275" w:bottom="260" w:left="1275" w:header="335" w:footer="63" w:gutter="0"/>
+      <w:cols w:space="720"/>
     </w:sectPr>
   </w:body>
 </w:document>
 </file>
 
+<file path=word/endnotes.xml><?xml version="1.0" encoding="utf-8"?>
+<w:endnotes xmlns:wpc="http://schemas.microsoft.com/office/word/2010/wordprocessingCanvas" xmlns:cx="http://schemas.microsoft.com/office/drawing/2014/chartex" xmlns:cx1="http://schemas.microsoft.com/office/drawing/2015/9/8/chartex" xmlns:cx2="http://schemas.microsoft.com/office/drawing/2015/10/21/chartex" xmlns:cx3="http://schemas.microsoft.com/office/drawing/2016/5/9/chartex" xmlns:cx4="http://schemas.microsoft.com/office/drawing/2016/5/10/chartex" xmlns:cx5="http://schemas.microsoft.com/office/drawing/2016/5/11/chartex" xmlns:cx6="http://schemas.microsoft.com/office/drawing/2016/5/12/chartex" xmlns:cx7="http://schemas.microsoft.com/office/drawing/2016/5/13/chartex" xmlns:cx8="http://schemas.microsoft.com/office/drawing/2016/5/14/chartex" xmlns:mc="http://schemas.openxmlformats.org/markup-compatibility/2006" xmlns:aink="http://schemas.microsoft.com/office/drawing/2016/ink" xmlns:am3d="http://schemas.microsoft.com/office/drawing/2017/model3d" xmlns:o="urn:schemas-microsoft-com:office:office" xmlns:oel="http://schemas.microsoft.com/office/2019/extlst" xmlns:r="http://schemas.openxmlformats.org/officeDocument/2006/relationships" xmlns:m="http://schemas.openxmlformats.org/officeDocument/2006/math" xmlns:v="urn:schemas-microsoft-com:vml" xmlns:wp14="http://schemas.microsoft.com/office/word/2010/wordprocessingDrawing" xmlns:wp="http://schemas.openxmlformats.org/drawingml/2006/wordprocessingDrawing" xmlns:w10="urn:schemas-microsoft-com:office:word" xmlns:w="http://schemas.openxmlformats.org/wordprocessingml/2006/main" xmlns:w14="http://schemas.microsoft.com/office/word/2010/wordml" xmlns:w15="http://schemas.microsoft.com/office/word/2012/wordml" xmlns:w16cex="http://schemas.microsoft.com/office/word/2018/wordml/cex" xmlns:w16cid="http://schemas.microsoft.com/office/word/2016/wordml/cid" xmlns:w16="http://schemas.microsoft.com/office/word/2018/wordml" xmlns:w16du="http://schemas.microsoft.com/office/word/2023/wordml/word16du" xmlns:w16sdtdh="http://schemas.microsoft.com/office/word/2020/wordml/sdtdatahash" xmlns:w16sdtfl="http://schemas.microsoft.com/office/word/2024/wordml/sdtformatlock" xmlns:w16se="http://schemas.microsoft.com/office/word/2015/wordml/symex" xmlns:wpg="http://schemas.microsoft.com/office/word/2010/wordprocessingGroup" xmlns:wpi="http://schemas.microsoft.com/office/word/2010/wordprocessingInk" xmlns:wne="http://schemas.microsoft.com/office/word/2006/wordml" xmlns:wps="http://schemas.microsoft.com/office/word/2010/wordprocessingShape" mc:Ignorable="w14 w15 w16se w16cid w16 w16cex w16sdtdh w16sdtfl w16du wp14">
+  <w:endnote w:type="separator" w:id="-1">
+    <w:p>
+      <w:r>
+        <w:separator/>
+      </w:r>
+    </w:p>
+  </w:endnote>
+  <w:endnote w:type="continuationSeparator" w:id="0">
+    <w:p>
+      <w:r>
+        <w:continuationSeparator/>
+      </w:r>
+    </w:p>
+  </w:endnote>
+</w:endnotes>
+</file>
+
 <file path=word/footer1.xml><?xml version="1.0" encoding="utf-8"?>
-<w:ftr xmlns:mc="http://schemas.openxmlformats.org/markup-compatibility/2006" xmlns:ve="http://schemas.openxmlformats.org/markup-compatibility/2006" xmlns:o="urn:schemas-microsoft-com:office:office" xmlns:r="http://schemas.openxmlformats.org/officeDocument/2006/relationships" xmlns:m="http://schemas.openxmlformats.org/officeDocument/2006/math" xmlns:v="urn:schemas-microsoft-com:vml" xmlns:wp="http://schemas.openxmlformats.org/drawingml/2006/wordprocessingDrawing" xmlns:w10="urn:schemas-microsoft-com:office:word" xmlns:w="http://schemas.openxmlformats.org/wordprocessingml/2006/main" xmlns:wne="http://schemas.microsoft.com/office/word/2006/wordml" xmlns:a="http://schemas.openxmlformats.org/drawingml/2006/main" xmlns:pic="http://schemas.openxmlformats.org/drawingml/2006/picture" xmlns:wpg="http://schemas.microsoft.com/office/word/2010/wordprocessingGroup" xmlns:wps="http://schemas.microsoft.com/office/word/2010/wordprocessingShape" xmlns:w14="http://schemas.microsoft.com/office/word/2010/wordml" mc:Ignorable="w14" xml:space="preserve">
+<w:ftr xmlns:wpc="http://schemas.microsoft.com/office/word/2010/wordprocessingCanvas" xmlns:cx="http://schemas.microsoft.com/office/drawing/2014/chartex" xmlns:cx1="http://schemas.microsoft.com/office/drawing/2015/9/8/chartex" xmlns:cx2="http://schemas.microsoft.com/office/drawing/2015/10/21/chartex" xmlns:cx3="http://schemas.microsoft.com/office/drawing/2016/5/9/chartex" xmlns:cx4="http://schemas.microsoft.com/office/drawing/2016/5/10/chartex" xmlns:cx5="http://schemas.microsoft.com/office/drawing/2016/5/11/chartex" xmlns:cx6="http://schemas.microsoft.com/office/drawing/2016/5/12/chartex" xmlns:cx7="http://schemas.microsoft.com/office/drawing/2016/5/13/chartex" xmlns:cx8="http://schemas.microsoft.com/office/drawing/2016/5/14/chartex" xmlns:mc="http://schemas.openxmlformats.org/markup-compatibility/2006" xmlns:aink="http://schemas.microsoft.com/office/drawing/2016/ink" xmlns:am3d="http://schemas.microsoft.com/office/drawing/2017/model3d" xmlns:o="urn:schemas-microsoft-com:office:office" xmlns:oel="http://schemas.microsoft.com/office/2019/extlst" xmlns:r="http://schemas.openxmlformats.org/officeDocument/2006/relationships" xmlns:m="http://schemas.openxmlformats.org/officeDocument/2006/math" xmlns:v="urn:schemas-microsoft-com:vml" xmlns:wp14="http://schemas.microsoft.com/office/word/2010/wordprocessingDrawing" xmlns:wp="http://schemas.openxmlformats.org/drawingml/2006/wordprocessingDrawing" xmlns:w10="urn:schemas-microsoft-com:office:word" xmlns:w="http://schemas.openxmlformats.org/wordprocessingml/2006/main" xmlns:w14="http://schemas.microsoft.com/office/word/2010/wordml" xmlns:w15="http://schemas.microsoft.com/office/word/2012/wordml" xmlns:w16cex="http://schemas.microsoft.com/office/word/2018/wordml/cex" xmlns:w16cid="http://schemas.microsoft.com/office/word/2016/wordml/cid" xmlns:w16="http://schemas.microsoft.com/office/word/2018/wordml" xmlns:w16du="http://schemas.microsoft.com/office/word/2023/wordml/word16du" xmlns:w16sdtdh="http://schemas.microsoft.com/office/word/2020/wordml/sdtdatahash" xmlns:w16sdtfl="http://schemas.microsoft.com/office/word/2024/wordml/sdtformatlock" xmlns:w16se="http://schemas.microsoft.com/office/word/2015/wordml/symex" xmlns:wpg="http://schemas.microsoft.com/office/word/2010/wordprocessingGroup" xmlns:wpi="http://schemas.microsoft.com/office/word/2010/wordprocessingInk" xmlns:wne="http://schemas.microsoft.com/office/word/2006/wordml" xmlns:wps="http://schemas.microsoft.com/office/word/2010/wordprocessingShape" mc:Ignorable="w14 w15 w16se w16cid w16 w16cex w16sdtdh w16sdtfl w16du wp14">
   <w:p>
     <w:pPr>
       <w:pStyle w:val="BodyText"/>
@@ -12291,12 +12381,13 @@
     </w:pPr>
     <w:r>
       <w:rPr>
+        <w:noProof/>
         <w:sz w:val="20"/>
       </w:rPr>
       <mc:AlternateContent>
         <mc:Choice Requires="wps">
           <w:drawing>
-            <wp:anchor distT="0" distB="0" distL="0" distR="0" allowOverlap="1" layoutInCell="1" locked="0" behindDoc="1" simplePos="0" relativeHeight="487459328">
+            <wp:anchor distT="0" distB="0" distL="0" distR="0" simplePos="0" relativeHeight="487459328" behindDoc="1" locked="0" layoutInCell="1" allowOverlap="1" wp14:anchorId="0ED620BD" wp14:editId="47B2BB7E">
               <wp:simplePos x="0" y="0"/>
               <wp:positionH relativeFrom="page">
                 <wp:posOffset>3650853</wp:posOffset>
@@ -12309,13 +12400,14 @@
               <wp:wrapNone/>
               <wp:docPr id="2" name="Textbox 2"/>
               <wp:cNvGraphicFramePr>
-                <a:graphicFrameLocks/>
+                <a:graphicFrameLocks xmlns:a="http://schemas.openxmlformats.org/drawingml/2006/main"/>
               </wp:cNvGraphicFramePr>
-              <a:graphic>
+              <a:graphic xmlns:a="http://schemas.openxmlformats.org/drawingml/2006/main">
                 <a:graphicData uri="http://schemas.microsoft.com/office/word/2010/wordprocessingShape">
                   <wps:wsp>
-                    <wps:cNvPr id="2" name="Textbox 2"/>
-                    <wps:cNvSpPr txBox="1"/>
+                    <wps:cNvSpPr txBox="1">
+                      <a:spLocks/>
+                    </wps:cNvSpPr>
                     <wps:spPr>
                       <a:xfrm>
                         <a:off x="0" y="0"/>
@@ -12329,19 +12421,16 @@
                       <w:txbxContent>
                         <w:p>
                           <w:pPr>
-                            <w:spacing w:line="233" w:lineRule="exact" w:before="0"/>
-                            <w:ind w:left="60" w:right="0" w:firstLine="0"/>
-                            <w:jc w:val="left"/>
+                            <w:spacing w:line="233" w:lineRule="exact"/>
+                            <w:ind w:left="60"/>
                             <w:rPr>
                               <w:rFonts w:ascii="Times New Roman"/>
-                              <w:sz w:val="22"/>
                             </w:rPr>
                           </w:pPr>
                           <w:r>
                             <w:rPr>
                               <w:rFonts w:ascii="Times New Roman"/>
                               <w:spacing w:val="-5"/>
-                              <w:sz w:val="22"/>
                             </w:rPr>
                             <w:fldChar w:fldCharType="begin"/>
                           </w:r>
@@ -12349,15 +12438,13 @@
                             <w:rPr>
                               <w:rFonts w:ascii="Times New Roman"/>
                               <w:spacing w:val="-5"/>
-                              <w:sz w:val="22"/>
                             </w:rPr>
-                            <w:instrText> PAGE </w:instrText>
+                            <w:instrText xml:space="preserve"> PAGE </w:instrText>
                           </w:r>
                           <w:r>
                             <w:rPr>
                               <w:rFonts w:ascii="Times New Roman"/>
                               <w:spacing w:val="-5"/>
-                              <w:sz w:val="22"/>
                             </w:rPr>
                             <w:fldChar w:fldCharType="separate"/>
                           </w:r>
@@ -12365,7 +12452,6 @@
                             <w:rPr>
                               <w:rFonts w:ascii="Times New Roman"/>
                               <w:spacing w:val="-5"/>
-                              <w:sz w:val="22"/>
                             </w:rPr>
                             <w:t>1</w:t>
                           </w:r>
@@ -12373,7 +12459,6 @@
                             <w:rPr>
                               <w:rFonts w:ascii="Times New Roman"/>
                               <w:spacing w:val="-5"/>
-                              <w:sz w:val="22"/>
                             </w:rPr>
                             <w:fldChar w:fldCharType="end"/>
                           </w:r>
@@ -12381,7 +12466,6 @@
                             <w:rPr>
                               <w:rFonts w:ascii="Times New Roman"/>
                               <w:spacing w:val="-5"/>
-                              <w:sz w:val="22"/>
                             </w:rPr>
                             <w:t>/</w:t>
                           </w:r>
@@ -12389,7 +12473,6 @@
                             <w:rPr>
                               <w:rFonts w:ascii="Times New Roman"/>
                               <w:spacing w:val="-5"/>
-                              <w:sz w:val="22"/>
                             </w:rPr>
                             <w:fldChar w:fldCharType="begin"/>
                           </w:r>
@@ -12397,15 +12480,13 @@
                             <w:rPr>
                               <w:rFonts w:ascii="Times New Roman"/>
                               <w:spacing w:val="-5"/>
-                              <w:sz w:val="22"/>
                             </w:rPr>
-                            <w:instrText> NUMPAGES </w:instrText>
+                            <w:instrText xml:space="preserve"> NUMPAGES </w:instrText>
                           </w:r>
                           <w:r>
                             <w:rPr>
                               <w:rFonts w:ascii="Times New Roman"/>
                               <w:spacing w:val="-5"/>
-                              <w:sz w:val="22"/>
                             </w:rPr>
                             <w:fldChar w:fldCharType="separate"/>
                           </w:r>
@@ -12413,7 +12494,6 @@
                             <w:rPr>
                               <w:rFonts w:ascii="Times New Roman"/>
                               <w:spacing w:val="-5"/>
-                              <w:sz w:val="22"/>
                             </w:rPr>
                             <w:t>4</w:t>
                           </w:r>
@@ -12421,7 +12501,6 @@
                             <w:rPr>
                               <w:rFonts w:ascii="Times New Roman"/>
                               <w:spacing w:val="-5"/>
-                              <w:sz w:val="22"/>
                             </w:rPr>
                             <w:fldChar w:fldCharType="end"/>
                           </w:r>
@@ -12437,7 +12516,7 @@
             </wp:anchor>
           </w:drawing>
         </mc:Choice>
-        <mc:Fallback>
+        <mc:Fallback xmlns:pic="http://schemas.openxmlformats.org/drawingml/2006/picture" xmlns:a="http://schemas.openxmlformats.org/drawingml/2006/main" xmlns:ve="http://schemas.openxmlformats.org/markup-compatibility/2006">
           <w:pict>
             <v:shape style="position:absolute;margin-left:287.46875pt;margin-top:827.750061pt;width:18.05pt;height:13pt;mso-position-horizontal-relative:page;mso-position-vertical-relative:page;z-index:-15857152" type="#_x0000_t202" id="docshape2" filled="false" stroked="false">
               <v:textbox inset="0,0,0,0">
@@ -12554,7 +12633,7 @@
 </file>
 
 <file path=word/footer2.xml><?xml version="1.0" encoding="utf-8"?>
-<w:ftr xmlns:mc="http://schemas.openxmlformats.org/markup-compatibility/2006" xmlns:ve="http://schemas.openxmlformats.org/markup-compatibility/2006" xmlns:o="urn:schemas-microsoft-com:office:office" xmlns:r="http://schemas.openxmlformats.org/officeDocument/2006/relationships" xmlns:m="http://schemas.openxmlformats.org/officeDocument/2006/math" xmlns:v="urn:schemas-microsoft-com:vml" xmlns:wp="http://schemas.openxmlformats.org/drawingml/2006/wordprocessingDrawing" xmlns:w10="urn:schemas-microsoft-com:office:word" xmlns:w="http://schemas.openxmlformats.org/wordprocessingml/2006/main" xmlns:wne="http://schemas.microsoft.com/office/word/2006/wordml" xmlns:a="http://schemas.openxmlformats.org/drawingml/2006/main" xmlns:pic="http://schemas.openxmlformats.org/drawingml/2006/picture" xmlns:wpg="http://schemas.microsoft.com/office/word/2010/wordprocessingGroup" xmlns:wps="http://schemas.microsoft.com/office/word/2010/wordprocessingShape" xmlns:w14="http://schemas.microsoft.com/office/word/2010/wordml" mc:Ignorable="w14" xml:space="preserve">
+<w:ftr xmlns:wpc="http://schemas.microsoft.com/office/word/2010/wordprocessingCanvas" xmlns:cx="http://schemas.microsoft.com/office/drawing/2014/chartex" xmlns:cx1="http://schemas.microsoft.com/office/drawing/2015/9/8/chartex" xmlns:cx2="http://schemas.microsoft.com/office/drawing/2015/10/21/chartex" xmlns:cx3="http://schemas.microsoft.com/office/drawing/2016/5/9/chartex" xmlns:cx4="http://schemas.microsoft.com/office/drawing/2016/5/10/chartex" xmlns:cx5="http://schemas.microsoft.com/office/drawing/2016/5/11/chartex" xmlns:cx6="http://schemas.microsoft.com/office/drawing/2016/5/12/chartex" xmlns:cx7="http://schemas.microsoft.com/office/drawing/2016/5/13/chartex" xmlns:cx8="http://schemas.microsoft.com/office/drawing/2016/5/14/chartex" xmlns:mc="http://schemas.openxmlformats.org/markup-compatibility/2006" xmlns:aink="http://schemas.microsoft.com/office/drawing/2016/ink" xmlns:am3d="http://schemas.microsoft.com/office/drawing/2017/model3d" xmlns:o="urn:schemas-microsoft-com:office:office" xmlns:oel="http://schemas.microsoft.com/office/2019/extlst" xmlns:r="http://schemas.openxmlformats.org/officeDocument/2006/relationships" xmlns:m="http://schemas.openxmlformats.org/officeDocument/2006/math" xmlns:v="urn:schemas-microsoft-com:vml" xmlns:wp14="http://schemas.microsoft.com/office/word/2010/wordprocessingDrawing" xmlns:wp="http://schemas.openxmlformats.org/drawingml/2006/wordprocessingDrawing" xmlns:w10="urn:schemas-microsoft-com:office:word" xmlns:w="http://schemas.openxmlformats.org/wordprocessingml/2006/main" xmlns:w14="http://schemas.microsoft.com/office/word/2010/wordml" xmlns:w15="http://schemas.microsoft.com/office/word/2012/wordml" xmlns:w16cex="http://schemas.microsoft.com/office/word/2018/wordml/cex" xmlns:w16cid="http://schemas.microsoft.com/office/word/2016/wordml/cid" xmlns:w16="http://schemas.microsoft.com/office/word/2018/wordml" xmlns:w16du="http://schemas.microsoft.com/office/word/2023/wordml/word16du" xmlns:w16sdtdh="http://schemas.microsoft.com/office/word/2020/wordml/sdtdatahash" xmlns:w16sdtfl="http://schemas.microsoft.com/office/word/2024/wordml/sdtformatlock" xmlns:w16se="http://schemas.microsoft.com/office/word/2015/wordml/symex" xmlns:wpg="http://schemas.microsoft.com/office/word/2010/wordprocessingGroup" xmlns:wpi="http://schemas.microsoft.com/office/word/2010/wordprocessingInk" xmlns:wne="http://schemas.microsoft.com/office/word/2006/wordml" xmlns:wps="http://schemas.microsoft.com/office/word/2010/wordprocessingShape" mc:Ignorable="w14 w15 w16se w16cid w16 w16cex w16sdtdh w16sdtfl w16du wp14">
   <w:p>
     <w:pPr>
       <w:pStyle w:val="BodyText"/>
@@ -12565,12 +12644,13 @@
     </w:pPr>
     <w:r>
       <w:rPr>
+        <w:noProof/>
         <w:sz w:val="20"/>
       </w:rPr>
       <mc:AlternateContent>
         <mc:Choice Requires="wps">
           <w:drawing>
-            <wp:anchor distT="0" distB="0" distL="0" distR="0" allowOverlap="1" layoutInCell="1" locked="0" behindDoc="1" simplePos="0" relativeHeight="487461376">
+            <wp:anchor distT="0" distB="0" distL="0" distR="0" simplePos="0" relativeHeight="487463424" behindDoc="1" locked="0" layoutInCell="1" allowOverlap="1" wp14:anchorId="55ADD284" wp14:editId="08720499">
               <wp:simplePos x="0" y="0"/>
               <wp:positionH relativeFrom="page">
                 <wp:posOffset>3650853</wp:posOffset>
@@ -12581,15 +12661,16 @@
               <wp:extent cx="229235" cy="165100"/>
               <wp:effectExtent l="0" t="0" r="0" b="0"/>
               <wp:wrapNone/>
-              <wp:docPr id="21" name="Textbox 21"/>
+              <wp:docPr id="37" name="Textbox 37"/>
               <wp:cNvGraphicFramePr>
-                <a:graphicFrameLocks/>
+                <a:graphicFrameLocks xmlns:a="http://schemas.openxmlformats.org/drawingml/2006/main"/>
               </wp:cNvGraphicFramePr>
-              <a:graphic>
+              <a:graphic xmlns:a="http://schemas.openxmlformats.org/drawingml/2006/main">
                 <a:graphicData uri="http://schemas.microsoft.com/office/word/2010/wordprocessingShape">
                   <wps:wsp>
-                    <wps:cNvPr id="21" name="Textbox 21"/>
-                    <wps:cNvSpPr txBox="1"/>
+                    <wps:cNvSpPr txBox="1">
+                      <a:spLocks/>
+                    </wps:cNvSpPr>
                     <wps:spPr>
                       <a:xfrm>
                         <a:off x="0" y="0"/>
@@ -12603,19 +12684,16 @@
                       <w:txbxContent>
                         <w:p>
                           <w:pPr>
-                            <w:spacing w:line="233" w:lineRule="exact" w:before="0"/>
-                            <w:ind w:left="60" w:right="0" w:firstLine="0"/>
-                            <w:jc w:val="left"/>
+                            <w:spacing w:line="233" w:lineRule="exact"/>
+                            <w:ind w:left="60"/>
                             <w:rPr>
                               <w:rFonts w:ascii="Times New Roman"/>
-                              <w:sz w:val="22"/>
                             </w:rPr>
                           </w:pPr>
                           <w:r>
                             <w:rPr>
                               <w:rFonts w:ascii="Times New Roman"/>
                               <w:spacing w:val="-5"/>
-                              <w:sz w:val="22"/>
                             </w:rPr>
                             <w:fldChar w:fldCharType="begin"/>
                           </w:r>
@@ -12623,15 +12701,13 @@
                             <w:rPr>
                               <w:rFonts w:ascii="Times New Roman"/>
                               <w:spacing w:val="-5"/>
-                              <w:sz w:val="22"/>
                             </w:rPr>
-                            <w:instrText> PAGE </w:instrText>
+                            <w:instrText xml:space="preserve"> PAGE </w:instrText>
                           </w:r>
                           <w:r>
                             <w:rPr>
                               <w:rFonts w:ascii="Times New Roman"/>
                               <w:spacing w:val="-5"/>
-                              <w:sz w:val="22"/>
                             </w:rPr>
                             <w:fldChar w:fldCharType="separate"/>
                           </w:r>
@@ -12639,15 +12715,13 @@
                             <w:rPr>
                               <w:rFonts w:ascii="Times New Roman"/>
                               <w:spacing w:val="-5"/>
-                              <w:sz w:val="22"/>
                             </w:rPr>
-                            <w:t>2</w:t>
+                            <w:t>3</w:t>
                           </w:r>
                           <w:r>
                             <w:rPr>
                               <w:rFonts w:ascii="Times New Roman"/>
                               <w:spacing w:val="-5"/>
-                              <w:sz w:val="22"/>
                             </w:rPr>
                             <w:fldChar w:fldCharType="end"/>
                           </w:r>
@@ -12655,7 +12729,6 @@
                             <w:rPr>
                               <w:rFonts w:ascii="Times New Roman"/>
                               <w:spacing w:val="-5"/>
-                              <w:sz w:val="22"/>
                             </w:rPr>
                             <w:t>/</w:t>
                           </w:r>
@@ -12663,7 +12736,6 @@
                             <w:rPr>
                               <w:rFonts w:ascii="Times New Roman"/>
                               <w:spacing w:val="-5"/>
-                              <w:sz w:val="22"/>
                             </w:rPr>
                             <w:fldChar w:fldCharType="begin"/>
                           </w:r>
@@ -12671,15 +12743,13 @@
                             <w:rPr>
                               <w:rFonts w:ascii="Times New Roman"/>
                               <w:spacing w:val="-5"/>
-                              <w:sz w:val="22"/>
                             </w:rPr>
-                            <w:instrText> NUMPAGES </w:instrText>
+                            <w:instrText xml:space="preserve"> NUMPAGES </w:instrText>
                           </w:r>
                           <w:r>
                             <w:rPr>
                               <w:rFonts w:ascii="Times New Roman"/>
                               <w:spacing w:val="-5"/>
-                              <w:sz w:val="22"/>
                             </w:rPr>
                             <w:fldChar w:fldCharType="separate"/>
                           </w:r>
@@ -12687,7 +12757,6 @@
                             <w:rPr>
                               <w:rFonts w:ascii="Times New Roman"/>
                               <w:spacing w:val="-5"/>
-                              <w:sz w:val="22"/>
                             </w:rPr>
                             <w:t>4</w:t>
                           </w:r>
@@ -12695,7 +12764,6 @@
                             <w:rPr>
                               <w:rFonts w:ascii="Times New Roman"/>
                               <w:spacing w:val="-5"/>
-                              <w:sz w:val="22"/>
                             </w:rPr>
                             <w:fldChar w:fldCharType="end"/>
                           </w:r>
@@ -12711,281 +12779,7 @@
             </wp:anchor>
           </w:drawing>
         </mc:Choice>
-        <mc:Fallback>
-          <w:pict>
-            <v:shape style="position:absolute;margin-left:287.46875pt;margin-top:827.750061pt;width:18.05pt;height:13pt;mso-position-horizontal-relative:page;mso-position-vertical-relative:page;z-index:-15855104" type="#_x0000_t202" id="docshape21" filled="false" stroked="false">
-              <v:textbox inset="0,0,0,0">
-                <w:txbxContent>
-                  <w:p>
-                    <w:pPr>
-                      <w:spacing w:line="233" w:lineRule="exact" w:before="0"/>
-                      <w:ind w:left="60" w:right="0" w:firstLine="0"/>
-                      <w:jc w:val="left"/>
-                      <w:rPr>
-                        <w:rFonts w:ascii="Times New Roman"/>
-                        <w:sz w:val="22"/>
-                      </w:rPr>
-                    </w:pPr>
-                    <w:r>
-                      <w:rPr>
-                        <w:rFonts w:ascii="Times New Roman"/>
-                        <w:spacing w:val="-5"/>
-                        <w:sz w:val="22"/>
-                      </w:rPr>
-                      <w:fldChar w:fldCharType="begin"/>
-                    </w:r>
-                    <w:r>
-                      <w:rPr>
-                        <w:rFonts w:ascii="Times New Roman"/>
-                        <w:spacing w:val="-5"/>
-                        <w:sz w:val="22"/>
-                      </w:rPr>
-                      <w:instrText> PAGE </w:instrText>
-                    </w:r>
-                    <w:r>
-                      <w:rPr>
-                        <w:rFonts w:ascii="Times New Roman"/>
-                        <w:spacing w:val="-5"/>
-                        <w:sz w:val="22"/>
-                      </w:rPr>
-                      <w:fldChar w:fldCharType="separate"/>
-                    </w:r>
-                    <w:r>
-                      <w:rPr>
-                        <w:rFonts w:ascii="Times New Roman"/>
-                        <w:spacing w:val="-5"/>
-                        <w:sz w:val="22"/>
-                      </w:rPr>
-                      <w:t>2</w:t>
-                    </w:r>
-                    <w:r>
-                      <w:rPr>
-                        <w:rFonts w:ascii="Times New Roman"/>
-                        <w:spacing w:val="-5"/>
-                        <w:sz w:val="22"/>
-                      </w:rPr>
-                      <w:fldChar w:fldCharType="end"/>
-                    </w:r>
-                    <w:r>
-                      <w:rPr>
-                        <w:rFonts w:ascii="Times New Roman"/>
-                        <w:spacing w:val="-5"/>
-                        <w:sz w:val="22"/>
-                      </w:rPr>
-                      <w:t>/</w:t>
-                    </w:r>
-                    <w:r>
-                      <w:rPr>
-                        <w:rFonts w:ascii="Times New Roman"/>
-                        <w:spacing w:val="-5"/>
-                        <w:sz w:val="22"/>
-                      </w:rPr>
-                      <w:fldChar w:fldCharType="begin"/>
-                    </w:r>
-                    <w:r>
-                      <w:rPr>
-                        <w:rFonts w:ascii="Times New Roman"/>
-                        <w:spacing w:val="-5"/>
-                        <w:sz w:val="22"/>
-                      </w:rPr>
-                      <w:instrText> NUMPAGES </w:instrText>
-                    </w:r>
-                    <w:r>
-                      <w:rPr>
-                        <w:rFonts w:ascii="Times New Roman"/>
-                        <w:spacing w:val="-5"/>
-                        <w:sz w:val="22"/>
-                      </w:rPr>
-                      <w:fldChar w:fldCharType="separate"/>
-                    </w:r>
-                    <w:r>
-                      <w:rPr>
-                        <w:rFonts w:ascii="Times New Roman"/>
-                        <w:spacing w:val="-5"/>
-                        <w:sz w:val="22"/>
-                      </w:rPr>
-                      <w:t>4</w:t>
-                    </w:r>
-                    <w:r>
-                      <w:rPr>
-                        <w:rFonts w:ascii="Times New Roman"/>
-                        <w:spacing w:val="-5"/>
-                        <w:sz w:val="22"/>
-                      </w:rPr>
-                      <w:fldChar w:fldCharType="end"/>
-                    </w:r>
-                  </w:p>
-                </w:txbxContent>
-              </v:textbox>
-              <w10:wrap type="none"/>
-            </v:shape>
-          </w:pict>
-        </mc:Fallback>
-      </mc:AlternateContent>
-    </w:r>
-  </w:p>
-</w:ftr>
-</file>
-
-<file path=word/footer3.xml><?xml version="1.0" encoding="utf-8"?>
-<w:ftr xmlns:mc="http://schemas.openxmlformats.org/markup-compatibility/2006" xmlns:ve="http://schemas.openxmlformats.org/markup-compatibility/2006" xmlns:o="urn:schemas-microsoft-com:office:office" xmlns:r="http://schemas.openxmlformats.org/officeDocument/2006/relationships" xmlns:m="http://schemas.openxmlformats.org/officeDocument/2006/math" xmlns:v="urn:schemas-microsoft-com:vml" xmlns:wp="http://schemas.openxmlformats.org/drawingml/2006/wordprocessingDrawing" xmlns:w10="urn:schemas-microsoft-com:office:word" xmlns:w="http://schemas.openxmlformats.org/wordprocessingml/2006/main" xmlns:wne="http://schemas.microsoft.com/office/word/2006/wordml" xmlns:a="http://schemas.openxmlformats.org/drawingml/2006/main" xmlns:pic="http://schemas.openxmlformats.org/drawingml/2006/picture" xmlns:wpg="http://schemas.microsoft.com/office/word/2010/wordprocessingGroup" xmlns:wps="http://schemas.microsoft.com/office/word/2010/wordprocessingShape" xmlns:w14="http://schemas.microsoft.com/office/word/2010/wordml" mc:Ignorable="w14" xml:space="preserve">
-  <w:p>
-    <w:pPr>
-      <w:pStyle w:val="BodyText"/>
-      <w:spacing w:line="14" w:lineRule="auto"/>
-      <w:rPr>
-        <w:sz w:val="20"/>
-      </w:rPr>
-    </w:pPr>
-    <w:r>
-      <w:rPr>
-        <w:sz w:val="20"/>
-      </w:rPr>
-      <mc:AlternateContent>
-        <mc:Choice Requires="wps">
-          <w:drawing>
-            <wp:anchor distT="0" distB="0" distL="0" distR="0" allowOverlap="1" layoutInCell="1" locked="0" behindDoc="1" simplePos="0" relativeHeight="487463424">
-              <wp:simplePos x="0" y="0"/>
-              <wp:positionH relativeFrom="page">
-                <wp:posOffset>3650853</wp:posOffset>
-              </wp:positionH>
-              <wp:positionV relativeFrom="page">
-                <wp:posOffset>10512425</wp:posOffset>
-              </wp:positionV>
-              <wp:extent cx="229235" cy="165100"/>
-              <wp:effectExtent l="0" t="0" r="0" b="0"/>
-              <wp:wrapNone/>
-              <wp:docPr id="37" name="Textbox 37"/>
-              <wp:cNvGraphicFramePr>
-                <a:graphicFrameLocks/>
-              </wp:cNvGraphicFramePr>
-              <a:graphic>
-                <a:graphicData uri="http://schemas.microsoft.com/office/word/2010/wordprocessingShape">
-                  <wps:wsp>
-                    <wps:cNvPr id="37" name="Textbox 37"/>
-                    <wps:cNvSpPr txBox="1"/>
-                    <wps:spPr>
-                      <a:xfrm>
-                        <a:off x="0" y="0"/>
-                        <a:ext cx="229235" cy="165100"/>
-                      </a:xfrm>
-                      <a:prstGeom prst="rect">
-                        <a:avLst/>
-                      </a:prstGeom>
-                    </wps:spPr>
-                    <wps:txbx>
-                      <w:txbxContent>
-                        <w:p>
-                          <w:pPr>
-                            <w:spacing w:line="233" w:lineRule="exact" w:before="0"/>
-                            <w:ind w:left="60" w:right="0" w:firstLine="0"/>
-                            <w:jc w:val="left"/>
-                            <w:rPr>
-                              <w:rFonts w:ascii="Times New Roman"/>
-                              <w:sz w:val="22"/>
-                            </w:rPr>
-                          </w:pPr>
-                          <w:r>
-                            <w:rPr>
-                              <w:rFonts w:ascii="Times New Roman"/>
-                              <w:spacing w:val="-5"/>
-                              <w:sz w:val="22"/>
-                            </w:rPr>
-                            <w:fldChar w:fldCharType="begin"/>
-                          </w:r>
-                          <w:r>
-                            <w:rPr>
-                              <w:rFonts w:ascii="Times New Roman"/>
-                              <w:spacing w:val="-5"/>
-                              <w:sz w:val="22"/>
-                            </w:rPr>
-                            <w:instrText> PAGE </w:instrText>
-                          </w:r>
-                          <w:r>
-                            <w:rPr>
-                              <w:rFonts w:ascii="Times New Roman"/>
-                              <w:spacing w:val="-5"/>
-                              <w:sz w:val="22"/>
-                            </w:rPr>
-                            <w:fldChar w:fldCharType="separate"/>
-                          </w:r>
-                          <w:r>
-                            <w:rPr>
-                              <w:rFonts w:ascii="Times New Roman"/>
-                              <w:spacing w:val="-5"/>
-                              <w:sz w:val="22"/>
-                            </w:rPr>
-                            <w:t>3</w:t>
-                          </w:r>
-                          <w:r>
-                            <w:rPr>
-                              <w:rFonts w:ascii="Times New Roman"/>
-                              <w:spacing w:val="-5"/>
-                              <w:sz w:val="22"/>
-                            </w:rPr>
-                            <w:fldChar w:fldCharType="end"/>
-                          </w:r>
-                          <w:r>
-                            <w:rPr>
-                              <w:rFonts w:ascii="Times New Roman"/>
-                              <w:spacing w:val="-5"/>
-                              <w:sz w:val="22"/>
-                            </w:rPr>
-                            <w:t>/</w:t>
-                          </w:r>
-                          <w:r>
-                            <w:rPr>
-                              <w:rFonts w:ascii="Times New Roman"/>
-                              <w:spacing w:val="-5"/>
-                              <w:sz w:val="22"/>
-                            </w:rPr>
-                            <w:fldChar w:fldCharType="begin"/>
-                          </w:r>
-                          <w:r>
-                            <w:rPr>
-                              <w:rFonts w:ascii="Times New Roman"/>
-                              <w:spacing w:val="-5"/>
-                              <w:sz w:val="22"/>
-                            </w:rPr>
-                            <w:instrText> NUMPAGES </w:instrText>
-                          </w:r>
-                          <w:r>
-                            <w:rPr>
-                              <w:rFonts w:ascii="Times New Roman"/>
-                              <w:spacing w:val="-5"/>
-                              <w:sz w:val="22"/>
-                            </w:rPr>
-                            <w:fldChar w:fldCharType="separate"/>
-                          </w:r>
-                          <w:r>
-                            <w:rPr>
-                              <w:rFonts w:ascii="Times New Roman"/>
-                              <w:spacing w:val="-5"/>
-                              <w:sz w:val="22"/>
-                            </w:rPr>
-                            <w:t>4</w:t>
-                          </w:r>
-                          <w:r>
-                            <w:rPr>
-                              <w:rFonts w:ascii="Times New Roman"/>
-                              <w:spacing w:val="-5"/>
-                              <w:sz w:val="22"/>
-                            </w:rPr>
-                            <w:fldChar w:fldCharType="end"/>
-                          </w:r>
-                        </w:p>
-                      </w:txbxContent>
-                    </wps:txbx>
-                    <wps:bodyPr wrap="square" lIns="0" tIns="0" rIns="0" bIns="0" rtlCol="0">
-                      <a:noAutofit/>
-                    </wps:bodyPr>
-                  </wps:wsp>
-                </a:graphicData>
-              </a:graphic>
-            </wp:anchor>
-          </w:drawing>
-        </mc:Choice>
-        <mc:Fallback>
+        <mc:Fallback xmlns:pic="http://schemas.openxmlformats.org/drawingml/2006/picture" xmlns:a="http://schemas.openxmlformats.org/drawingml/2006/main" xmlns:ve="http://schemas.openxmlformats.org/markup-compatibility/2006">
           <w:pict>
             <v:shape style="position:absolute;margin-left:287.46875pt;margin-top:827.750061pt;width:18.05pt;height:13pt;mso-position-horizontal-relative:page;mso-position-vertical-relative:page;z-index:-15853056" type="#_x0000_t202" id="docshape37" filled="false" stroked="false">
               <v:textbox inset="0,0,0,0">
@@ -13101,8 +12895,8 @@
 </w:ftr>
 </file>
 
-<file path=word/footer4.xml><?xml version="1.0" encoding="utf-8"?>
-<w:ftr xmlns:mc="http://schemas.openxmlformats.org/markup-compatibility/2006" xmlns:ve="http://schemas.openxmlformats.org/markup-compatibility/2006" xmlns:o="urn:schemas-microsoft-com:office:office" xmlns:r="http://schemas.openxmlformats.org/officeDocument/2006/relationships" xmlns:m="http://schemas.openxmlformats.org/officeDocument/2006/math" xmlns:v="urn:schemas-microsoft-com:vml" xmlns:wp="http://schemas.openxmlformats.org/drawingml/2006/wordprocessingDrawing" xmlns:w10="urn:schemas-microsoft-com:office:word" xmlns:w="http://schemas.openxmlformats.org/wordprocessingml/2006/main" xmlns:wne="http://schemas.microsoft.com/office/word/2006/wordml" xmlns:a="http://schemas.openxmlformats.org/drawingml/2006/main" xmlns:pic="http://schemas.openxmlformats.org/drawingml/2006/picture" xmlns:wpg="http://schemas.microsoft.com/office/word/2010/wordprocessingGroup" xmlns:wps="http://schemas.microsoft.com/office/word/2010/wordprocessingShape" xmlns:w14="http://schemas.microsoft.com/office/word/2010/wordml" mc:Ignorable="w14" xml:space="preserve">
+<file path=word/footer3.xml><?xml version="1.0" encoding="utf-8"?>
+<w:ftr xmlns:wpc="http://schemas.microsoft.com/office/word/2010/wordprocessingCanvas" xmlns:cx="http://schemas.microsoft.com/office/drawing/2014/chartex" xmlns:cx1="http://schemas.microsoft.com/office/drawing/2015/9/8/chartex" xmlns:cx2="http://schemas.microsoft.com/office/drawing/2015/10/21/chartex" xmlns:cx3="http://schemas.microsoft.com/office/drawing/2016/5/9/chartex" xmlns:cx4="http://schemas.microsoft.com/office/drawing/2016/5/10/chartex" xmlns:cx5="http://schemas.microsoft.com/office/drawing/2016/5/11/chartex" xmlns:cx6="http://schemas.microsoft.com/office/drawing/2016/5/12/chartex" xmlns:cx7="http://schemas.microsoft.com/office/drawing/2016/5/13/chartex" xmlns:cx8="http://schemas.microsoft.com/office/drawing/2016/5/14/chartex" xmlns:mc="http://schemas.openxmlformats.org/markup-compatibility/2006" xmlns:aink="http://schemas.microsoft.com/office/drawing/2016/ink" xmlns:am3d="http://schemas.microsoft.com/office/drawing/2017/model3d" xmlns:o="urn:schemas-microsoft-com:office:office" xmlns:oel="http://schemas.microsoft.com/office/2019/extlst" xmlns:r="http://schemas.openxmlformats.org/officeDocument/2006/relationships" xmlns:m="http://schemas.openxmlformats.org/officeDocument/2006/math" xmlns:v="urn:schemas-microsoft-com:vml" xmlns:wp14="http://schemas.microsoft.com/office/word/2010/wordprocessingDrawing" xmlns:wp="http://schemas.openxmlformats.org/drawingml/2006/wordprocessingDrawing" xmlns:w10="urn:schemas-microsoft-com:office:word" xmlns:w="http://schemas.openxmlformats.org/wordprocessingml/2006/main" xmlns:w14="http://schemas.microsoft.com/office/word/2010/wordml" xmlns:w15="http://schemas.microsoft.com/office/word/2012/wordml" xmlns:w16cex="http://schemas.microsoft.com/office/word/2018/wordml/cex" xmlns:w16cid="http://schemas.microsoft.com/office/word/2016/wordml/cid" xmlns:w16="http://schemas.microsoft.com/office/word/2018/wordml" xmlns:w16du="http://schemas.microsoft.com/office/word/2023/wordml/word16du" xmlns:w16sdtdh="http://schemas.microsoft.com/office/word/2020/wordml/sdtdatahash" xmlns:w16sdtfl="http://schemas.microsoft.com/office/word/2024/wordml/sdtformatlock" xmlns:w16se="http://schemas.microsoft.com/office/word/2015/wordml/symex" xmlns:wpg="http://schemas.microsoft.com/office/word/2010/wordprocessingGroup" xmlns:wpi="http://schemas.microsoft.com/office/word/2010/wordprocessingInk" xmlns:wne="http://schemas.microsoft.com/office/word/2006/wordml" xmlns:wps="http://schemas.microsoft.com/office/word/2010/wordprocessingShape" mc:Ignorable="w14 w15 w16se w16cid w16 w16cex w16sdtdh w16sdtfl w16du wp14">
   <w:p>
     <w:pPr>
       <w:pStyle w:val="BodyText"/>
@@ -13113,12 +12907,13 @@
     </w:pPr>
     <w:r>
       <w:rPr>
+        <w:noProof/>
         <w:sz w:val="20"/>
       </w:rPr>
       <mc:AlternateContent>
         <mc:Choice Requires="wps">
           <w:drawing>
-            <wp:anchor distT="0" distB="0" distL="0" distR="0" allowOverlap="1" layoutInCell="1" locked="0" behindDoc="1" simplePos="0" relativeHeight="487465472">
+            <wp:anchor distT="0" distB="0" distL="0" distR="0" simplePos="0" relativeHeight="487465472" behindDoc="1" locked="0" layoutInCell="1" allowOverlap="1" wp14:anchorId="28D0BF9B" wp14:editId="6B53763F">
               <wp:simplePos x="0" y="0"/>
               <wp:positionH relativeFrom="page">
                 <wp:posOffset>3650853</wp:posOffset>
@@ -13131,13 +12926,14 @@
               <wp:wrapNone/>
               <wp:docPr id="50" name="Textbox 50"/>
               <wp:cNvGraphicFramePr>
-                <a:graphicFrameLocks/>
+                <a:graphicFrameLocks xmlns:a="http://schemas.openxmlformats.org/drawingml/2006/main"/>
               </wp:cNvGraphicFramePr>
-              <a:graphic>
+              <a:graphic xmlns:a="http://schemas.openxmlformats.org/drawingml/2006/main">
                 <a:graphicData uri="http://schemas.microsoft.com/office/word/2010/wordprocessingShape">
                   <wps:wsp>
-                    <wps:cNvPr id="50" name="Textbox 50"/>
-                    <wps:cNvSpPr txBox="1"/>
+                    <wps:cNvSpPr txBox="1">
+                      <a:spLocks/>
+                    </wps:cNvSpPr>
                     <wps:spPr>
                       <a:xfrm>
                         <a:off x="0" y="0"/>
@@ -13151,19 +12947,16 @@
                       <w:txbxContent>
                         <w:p>
                           <w:pPr>
-                            <w:spacing w:line="233" w:lineRule="exact" w:before="0"/>
-                            <w:ind w:left="60" w:right="0" w:firstLine="0"/>
-                            <w:jc w:val="left"/>
+                            <w:spacing w:line="233" w:lineRule="exact"/>
+                            <w:ind w:left="60"/>
                             <w:rPr>
                               <w:rFonts w:ascii="Times New Roman"/>
-                              <w:sz w:val="22"/>
                             </w:rPr>
                           </w:pPr>
                           <w:r>
                             <w:rPr>
                               <w:rFonts w:ascii="Times New Roman"/>
                               <w:spacing w:val="-5"/>
-                              <w:sz w:val="22"/>
                             </w:rPr>
                             <w:fldChar w:fldCharType="begin"/>
                           </w:r>
@@ -13171,15 +12964,13 @@
                             <w:rPr>
                               <w:rFonts w:ascii="Times New Roman"/>
                               <w:spacing w:val="-5"/>
-                              <w:sz w:val="22"/>
                             </w:rPr>
-                            <w:instrText> PAGE </w:instrText>
+                            <w:instrText xml:space="preserve"> PAGE </w:instrText>
                           </w:r>
                           <w:r>
                             <w:rPr>
                               <w:rFonts w:ascii="Times New Roman"/>
                               <w:spacing w:val="-5"/>
-                              <w:sz w:val="22"/>
                             </w:rPr>
                             <w:fldChar w:fldCharType="separate"/>
                           </w:r>
@@ -13187,7 +12978,6 @@
                             <w:rPr>
                               <w:rFonts w:ascii="Times New Roman"/>
                               <w:spacing w:val="-5"/>
-                              <w:sz w:val="22"/>
                             </w:rPr>
                             <w:t>4</w:t>
                           </w:r>
@@ -13195,7 +12985,6 @@
                             <w:rPr>
                               <w:rFonts w:ascii="Times New Roman"/>
                               <w:spacing w:val="-5"/>
-                              <w:sz w:val="22"/>
                             </w:rPr>
                             <w:fldChar w:fldCharType="end"/>
                           </w:r>
@@ -13203,7 +12992,6 @@
                             <w:rPr>
                               <w:rFonts w:ascii="Times New Roman"/>
                               <w:spacing w:val="-5"/>
-                              <w:sz w:val="22"/>
                             </w:rPr>
                             <w:t>/</w:t>
                           </w:r>
@@ -13211,7 +12999,6 @@
                             <w:rPr>
                               <w:rFonts w:ascii="Times New Roman"/>
                               <w:spacing w:val="-5"/>
-                              <w:sz w:val="22"/>
                             </w:rPr>
                             <w:fldChar w:fldCharType="begin"/>
                           </w:r>
@@ -13219,15 +13006,13 @@
                             <w:rPr>
                               <w:rFonts w:ascii="Times New Roman"/>
                               <w:spacing w:val="-5"/>
-                              <w:sz w:val="22"/>
                             </w:rPr>
-                            <w:instrText> NUMPAGES </w:instrText>
+                            <w:instrText xml:space="preserve"> NUMPAGES </w:instrText>
                           </w:r>
                           <w:r>
                             <w:rPr>
                               <w:rFonts w:ascii="Times New Roman"/>
                               <w:spacing w:val="-5"/>
-                              <w:sz w:val="22"/>
                             </w:rPr>
                             <w:fldChar w:fldCharType="separate"/>
                           </w:r>
@@ -13235,7 +13020,6 @@
                             <w:rPr>
                               <w:rFonts w:ascii="Times New Roman"/>
                               <w:spacing w:val="-5"/>
-                              <w:sz w:val="22"/>
                             </w:rPr>
                             <w:t>4</w:t>
                           </w:r>
@@ -13243,7 +13027,6 @@
                             <w:rPr>
                               <w:rFonts w:ascii="Times New Roman"/>
                               <w:spacing w:val="-5"/>
-                              <w:sz w:val="22"/>
                             </w:rPr>
                             <w:fldChar w:fldCharType="end"/>
                           </w:r>
@@ -13259,7 +13042,7 @@
             </wp:anchor>
           </w:drawing>
         </mc:Choice>
-        <mc:Fallback>
+        <mc:Fallback xmlns:pic="http://schemas.openxmlformats.org/drawingml/2006/picture" xmlns:a="http://schemas.openxmlformats.org/drawingml/2006/main" xmlns:ve="http://schemas.openxmlformats.org/markup-compatibility/2006">
           <w:pict>
             <v:shape style="position:absolute;margin-left:287.46875pt;margin-top:827.750061pt;width:18.05pt;height:13pt;mso-position-horizontal-relative:page;mso-position-vertical-relative:page;z-index:-15851008" type="#_x0000_t202" id="docshape50" filled="false" stroked="false">
               <v:textbox inset="0,0,0,0">
@@ -13375,8 +13158,27 @@
 </w:ftr>
 </file>
 
+<file path=word/footnotes.xml><?xml version="1.0" encoding="utf-8"?>
+<w:footnotes xmlns:wpc="http://schemas.microsoft.com/office/word/2010/wordprocessingCanvas" xmlns:cx="http://schemas.microsoft.com/office/drawing/2014/chartex" xmlns:cx1="http://schemas.microsoft.com/office/drawing/2015/9/8/chartex" xmlns:cx2="http://schemas.microsoft.com/office/drawing/2015/10/21/chartex" xmlns:cx3="http://schemas.microsoft.com/office/drawing/2016/5/9/chartex" xmlns:cx4="http://schemas.microsoft.com/office/drawing/2016/5/10/chartex" xmlns:cx5="http://schemas.microsoft.com/office/drawing/2016/5/11/chartex" xmlns:cx6="http://schemas.microsoft.com/office/drawing/2016/5/12/chartex" xmlns:cx7="http://schemas.microsoft.com/office/drawing/2016/5/13/chartex" xmlns:cx8="http://schemas.microsoft.com/office/drawing/2016/5/14/chartex" xmlns:mc="http://schemas.openxmlformats.org/markup-compatibility/2006" xmlns:aink="http://schemas.microsoft.com/office/drawing/2016/ink" xmlns:am3d="http://schemas.microsoft.com/office/drawing/2017/model3d" xmlns:o="urn:schemas-microsoft-com:office:office" xmlns:oel="http://schemas.microsoft.com/office/2019/extlst" xmlns:r="http://schemas.openxmlformats.org/officeDocument/2006/relationships" xmlns:m="http://schemas.openxmlformats.org/officeDocument/2006/math" xmlns:v="urn:schemas-microsoft-com:vml" xmlns:wp14="http://schemas.microsoft.com/office/word/2010/wordprocessingDrawing" xmlns:wp="http://schemas.openxmlformats.org/drawingml/2006/wordprocessingDrawing" xmlns:w10="urn:schemas-microsoft-com:office:word" xmlns:w="http://schemas.openxmlformats.org/wordprocessingml/2006/main" xmlns:w14="http://schemas.microsoft.com/office/word/2010/wordml" xmlns:w15="http://schemas.microsoft.com/office/word/2012/wordml" xmlns:w16cex="http://schemas.microsoft.com/office/word/2018/wordml/cex" xmlns:w16cid="http://schemas.microsoft.com/office/word/2016/wordml/cid" xmlns:w16="http://schemas.microsoft.com/office/word/2018/wordml" xmlns:w16du="http://schemas.microsoft.com/office/word/2023/wordml/word16du" xmlns:w16sdtdh="http://schemas.microsoft.com/office/word/2020/wordml/sdtdatahash" xmlns:w16sdtfl="http://schemas.microsoft.com/office/word/2024/wordml/sdtformatlock" xmlns:w16se="http://schemas.microsoft.com/office/word/2015/wordml/symex" xmlns:wpg="http://schemas.microsoft.com/office/word/2010/wordprocessingGroup" xmlns:wpi="http://schemas.microsoft.com/office/word/2010/wordprocessingInk" xmlns:wne="http://schemas.microsoft.com/office/word/2006/wordml" xmlns:wps="http://schemas.microsoft.com/office/word/2010/wordprocessingShape" mc:Ignorable="w14 w15 w16se w16cid w16 w16cex w16sdtdh w16sdtfl w16du wp14">
+  <w:footnote w:type="separator" w:id="-1">
+    <w:p>
+      <w:r>
+        <w:separator/>
+      </w:r>
+    </w:p>
+  </w:footnote>
+  <w:footnote w:type="continuationSeparator" w:id="0">
+    <w:p>
+      <w:r>
+        <w:continuationSeparator/>
+      </w:r>
+    </w:p>
+  </w:footnote>
+</w:footnotes>
+</file>
+
 <file path=word/header1.xml><?xml version="1.0" encoding="utf-8"?>
-<w:hdr xmlns:mc="http://schemas.openxmlformats.org/markup-compatibility/2006" xmlns:ve="http://schemas.openxmlformats.org/markup-compatibility/2006" xmlns:o="urn:schemas-microsoft-com:office:office" xmlns:r="http://schemas.openxmlformats.org/officeDocument/2006/relationships" xmlns:m="http://schemas.openxmlformats.org/officeDocument/2006/math" xmlns:v="urn:schemas-microsoft-com:vml" xmlns:wp="http://schemas.openxmlformats.org/drawingml/2006/wordprocessingDrawing" xmlns:w10="urn:schemas-microsoft-com:office:word" xmlns:w="http://schemas.openxmlformats.org/wordprocessingml/2006/main" xmlns:wne="http://schemas.microsoft.com/office/word/2006/wordml" xmlns:a="http://schemas.openxmlformats.org/drawingml/2006/main" xmlns:pic="http://schemas.openxmlformats.org/drawingml/2006/picture" xmlns:wpg="http://schemas.microsoft.com/office/word/2010/wordprocessingGroup" xmlns:wps="http://schemas.microsoft.com/office/word/2010/wordprocessingShape" xmlns:w14="http://schemas.microsoft.com/office/word/2010/wordml" mc:Ignorable="w14" xml:space="preserve">
+<w:hdr xmlns:wpc="http://schemas.microsoft.com/office/word/2010/wordprocessingCanvas" xmlns:cx="http://schemas.microsoft.com/office/drawing/2014/chartex" xmlns:cx1="http://schemas.microsoft.com/office/drawing/2015/9/8/chartex" xmlns:cx2="http://schemas.microsoft.com/office/drawing/2015/10/21/chartex" xmlns:cx3="http://schemas.microsoft.com/office/drawing/2016/5/9/chartex" xmlns:cx4="http://schemas.microsoft.com/office/drawing/2016/5/10/chartex" xmlns:cx5="http://schemas.microsoft.com/office/drawing/2016/5/11/chartex" xmlns:cx6="http://schemas.microsoft.com/office/drawing/2016/5/12/chartex" xmlns:cx7="http://schemas.microsoft.com/office/drawing/2016/5/13/chartex" xmlns:cx8="http://schemas.microsoft.com/office/drawing/2016/5/14/chartex" xmlns:mc="http://schemas.openxmlformats.org/markup-compatibility/2006" xmlns:aink="http://schemas.microsoft.com/office/drawing/2016/ink" xmlns:am3d="http://schemas.microsoft.com/office/drawing/2017/model3d" xmlns:o="urn:schemas-microsoft-com:office:office" xmlns:oel="http://schemas.microsoft.com/office/2019/extlst" xmlns:r="http://schemas.openxmlformats.org/officeDocument/2006/relationships" xmlns:m="http://schemas.openxmlformats.org/officeDocument/2006/math" xmlns:v="urn:schemas-microsoft-com:vml" xmlns:wp14="http://schemas.microsoft.com/office/word/2010/wordprocessingDrawing" xmlns:wp="http://schemas.openxmlformats.org/drawingml/2006/wordprocessingDrawing" xmlns:w10="urn:schemas-microsoft-com:office:word" xmlns:w="http://schemas.openxmlformats.org/wordprocessingml/2006/main" xmlns:w14="http://schemas.microsoft.com/office/word/2010/wordml" xmlns:w15="http://schemas.microsoft.com/office/word/2012/wordml" xmlns:w16cex="http://schemas.microsoft.com/office/word/2018/wordml/cex" xmlns:w16cid="http://schemas.microsoft.com/office/word/2016/wordml/cid" xmlns:w16="http://schemas.microsoft.com/office/word/2018/wordml" xmlns:w16du="http://schemas.microsoft.com/office/word/2023/wordml/word16du" xmlns:w16sdtdh="http://schemas.microsoft.com/office/word/2020/wordml/sdtdatahash" xmlns:w16sdtfl="http://schemas.microsoft.com/office/word/2024/wordml/sdtformatlock" xmlns:w16se="http://schemas.microsoft.com/office/word/2015/wordml/symex" xmlns:wpg="http://schemas.microsoft.com/office/word/2010/wordprocessingGroup" xmlns:wpi="http://schemas.microsoft.com/office/word/2010/wordprocessingInk" xmlns:wne="http://schemas.microsoft.com/office/word/2006/wordml" xmlns:wps="http://schemas.microsoft.com/office/word/2010/wordprocessingShape" mc:Ignorable="w14 w15 w16se w16cid w16 w16cex w16sdtdh w16sdtfl w16du wp14">
   <w:p>
     <w:pPr>
       <w:pStyle w:val="BodyText"/>
@@ -13387,12 +13189,13 @@
     </w:pPr>
     <w:r>
       <w:rPr>
+        <w:noProof/>
         <w:sz w:val="20"/>
       </w:rPr>
       <mc:AlternateContent>
         <mc:Choice Requires="wps">
           <w:drawing>
-            <wp:anchor distT="0" distB="0" distL="0" distR="0" allowOverlap="1" layoutInCell="1" locked="0" behindDoc="1" simplePos="0" relativeHeight="487458816">
+            <wp:anchor distT="0" distB="0" distL="0" distR="0" simplePos="0" relativeHeight="487458816" behindDoc="1" locked="0" layoutInCell="1" allowOverlap="1" wp14:anchorId="2E34E79E" wp14:editId="3EA659F7">
               <wp:simplePos x="0" y="0"/>
               <wp:positionH relativeFrom="page">
                 <wp:posOffset>3439715</wp:posOffset>
@@ -13405,13 +13208,14 @@
               <wp:wrapNone/>
               <wp:docPr id="1" name="Textbox 1"/>
               <wp:cNvGraphicFramePr>
-                <a:graphicFrameLocks/>
+                <a:graphicFrameLocks xmlns:a="http://schemas.openxmlformats.org/drawingml/2006/main"/>
               </wp:cNvGraphicFramePr>
-              <a:graphic>
+              <a:graphic xmlns:a="http://schemas.openxmlformats.org/drawingml/2006/main">
                 <a:graphicData uri="http://schemas.microsoft.com/office/word/2010/wordprocessingShape">
                   <wps:wsp>
-                    <wps:cNvPr id="1" name="Textbox 1"/>
-                    <wps:cNvSpPr txBox="1"/>
+                    <wps:cNvSpPr txBox="1">
+                      <a:spLocks/>
+                    </wps:cNvSpPr>
                     <wps:spPr>
                       <a:xfrm>
                         <a:off x="0" y="0"/>
@@ -13425,18 +13229,15 @@
                       <w:txbxContent>
                         <w:p>
                           <w:pPr>
-                            <w:spacing w:line="233" w:lineRule="exact" w:before="0"/>
-                            <w:ind w:left="20" w:right="0" w:firstLine="0"/>
-                            <w:jc w:val="left"/>
+                            <w:spacing w:line="233" w:lineRule="exact"/>
+                            <w:ind w:left="20"/>
                             <w:rPr>
                               <w:rFonts w:ascii="Times New Roman"/>
-                              <w:sz w:val="22"/>
                             </w:rPr>
                           </w:pPr>
                           <w:r>
                             <w:rPr>
                               <w:rFonts w:ascii="Times New Roman"/>
-                              <w:sz w:val="22"/>
                             </w:rPr>
                             <w:t>2025-10-</w:t>
                           </w:r>
@@ -13444,7 +13245,6 @@
                             <w:rPr>
                               <w:rFonts w:ascii="Times New Roman"/>
                               <w:spacing w:val="-5"/>
-                              <w:sz w:val="22"/>
                             </w:rPr>
                             <w:t>09</w:t>
                           </w:r>
@@ -13460,7 +13260,7 @@
             </wp:anchor>
           </w:drawing>
         </mc:Choice>
-        <mc:Fallback>
+        <mc:Fallback xmlns:pic="http://schemas.openxmlformats.org/drawingml/2006/picture" xmlns:a="http://schemas.openxmlformats.org/drawingml/2006/main" xmlns:ve="http://schemas.openxmlformats.org/markup-compatibility/2006">
           <w:pict>
             <v:shapetype id="_x0000_t202" o:spt="202" coordsize="21600,21600" path="m,l,21600r21600,l21600,xe">
               <v:stroke joinstyle="miter"/>
@@ -13508,7 +13308,7 @@
 </file>
 
 <file path=word/header2.xml><?xml version="1.0" encoding="utf-8"?>
-<w:hdr xmlns:mc="http://schemas.openxmlformats.org/markup-compatibility/2006" xmlns:ve="http://schemas.openxmlformats.org/markup-compatibility/2006" xmlns:o="urn:schemas-microsoft-com:office:office" xmlns:r="http://schemas.openxmlformats.org/officeDocument/2006/relationships" xmlns:m="http://schemas.openxmlformats.org/officeDocument/2006/math" xmlns:v="urn:schemas-microsoft-com:vml" xmlns:wp="http://schemas.openxmlformats.org/drawingml/2006/wordprocessingDrawing" xmlns:w10="urn:schemas-microsoft-com:office:word" xmlns:w="http://schemas.openxmlformats.org/wordprocessingml/2006/main" xmlns:wne="http://schemas.microsoft.com/office/word/2006/wordml" xmlns:a="http://schemas.openxmlformats.org/drawingml/2006/main" xmlns:pic="http://schemas.openxmlformats.org/drawingml/2006/picture" xmlns:wpg="http://schemas.microsoft.com/office/word/2010/wordprocessingGroup" xmlns:wps="http://schemas.microsoft.com/office/word/2010/wordprocessingShape" xmlns:w14="http://schemas.microsoft.com/office/word/2010/wordml" mc:Ignorable="w14" xml:space="preserve">
+<w:hdr xmlns:wpc="http://schemas.microsoft.com/office/word/2010/wordprocessingCanvas" xmlns:cx="http://schemas.microsoft.com/office/drawing/2014/chartex" xmlns:cx1="http://schemas.microsoft.com/office/drawing/2015/9/8/chartex" xmlns:cx2="http://schemas.microsoft.com/office/drawing/2015/10/21/chartex" xmlns:cx3="http://schemas.microsoft.com/office/drawing/2016/5/9/chartex" xmlns:cx4="http://schemas.microsoft.com/office/drawing/2016/5/10/chartex" xmlns:cx5="http://schemas.microsoft.com/office/drawing/2016/5/11/chartex" xmlns:cx6="http://schemas.microsoft.com/office/drawing/2016/5/12/chartex" xmlns:cx7="http://schemas.microsoft.com/office/drawing/2016/5/13/chartex" xmlns:cx8="http://schemas.microsoft.com/office/drawing/2016/5/14/chartex" xmlns:mc="http://schemas.openxmlformats.org/markup-compatibility/2006" xmlns:aink="http://schemas.microsoft.com/office/drawing/2016/ink" xmlns:am3d="http://schemas.microsoft.com/office/drawing/2017/model3d" xmlns:o="urn:schemas-microsoft-com:office:office" xmlns:oel="http://schemas.microsoft.com/office/2019/extlst" xmlns:r="http://schemas.openxmlformats.org/officeDocument/2006/relationships" xmlns:m="http://schemas.openxmlformats.org/officeDocument/2006/math" xmlns:v="urn:schemas-microsoft-com:vml" xmlns:wp14="http://schemas.microsoft.com/office/word/2010/wordprocessingDrawing" xmlns:wp="http://schemas.openxmlformats.org/drawingml/2006/wordprocessingDrawing" xmlns:w10="urn:schemas-microsoft-com:office:word" xmlns:w="http://schemas.openxmlformats.org/wordprocessingml/2006/main" xmlns:w14="http://schemas.microsoft.com/office/word/2010/wordml" xmlns:w15="http://schemas.microsoft.com/office/word/2012/wordml" xmlns:w16cex="http://schemas.microsoft.com/office/word/2018/wordml/cex" xmlns:w16cid="http://schemas.microsoft.com/office/word/2016/wordml/cid" xmlns:w16="http://schemas.microsoft.com/office/word/2018/wordml" xmlns:w16du="http://schemas.microsoft.com/office/word/2023/wordml/word16du" xmlns:w16sdtdh="http://schemas.microsoft.com/office/word/2020/wordml/sdtdatahash" xmlns:w16sdtfl="http://schemas.microsoft.com/office/word/2024/wordml/sdtformatlock" xmlns:w16se="http://schemas.microsoft.com/office/word/2015/wordml/symex" xmlns:wpg="http://schemas.microsoft.com/office/word/2010/wordprocessingGroup" xmlns:wpi="http://schemas.microsoft.com/office/word/2010/wordprocessingInk" xmlns:wne="http://schemas.microsoft.com/office/word/2006/wordml" xmlns:wps="http://schemas.microsoft.com/office/word/2010/wordprocessingShape" mc:Ignorable="w14 w15 w16se w16cid w16 w16cex w16sdtdh w16sdtfl w16du wp14">
   <w:p>
     <w:pPr>
       <w:pStyle w:val="BodyText"/>
@@ -13519,31 +13319,33 @@
     </w:pPr>
     <w:r>
       <w:rPr>
+        <w:noProof/>
         <w:sz w:val="20"/>
       </w:rPr>
       <mc:AlternateContent>
         <mc:Choice Requires="wps">
           <w:drawing>
-            <wp:anchor distT="0" distB="0" distL="0" distR="0" allowOverlap="1" layoutInCell="1" locked="0" behindDoc="1" simplePos="0" relativeHeight="487459840">
+            <wp:anchor distT="0" distB="0" distL="0" distR="0" simplePos="0" relativeHeight="487461888" behindDoc="1" locked="0" layoutInCell="1" allowOverlap="1" wp14:anchorId="7FD82229" wp14:editId="21A37F19">
               <wp:simplePos x="0" y="0"/>
               <wp:positionH relativeFrom="page">
                 <wp:posOffset>850899</wp:posOffset>
               </wp:positionH>
               <wp:positionV relativeFrom="page">
-                <wp:posOffset>669924</wp:posOffset>
+                <wp:posOffset>669923</wp:posOffset>
               </wp:positionV>
               <wp:extent cx="5867400" cy="9525"/>
               <wp:effectExtent l="0" t="0" r="0" b="0"/>
               <wp:wrapNone/>
-              <wp:docPr id="18" name="Graphic 18"/>
+              <wp:docPr id="34" name="Graphic 34"/>
               <wp:cNvGraphicFramePr>
-                <a:graphicFrameLocks/>
+                <a:graphicFrameLocks xmlns:a="http://schemas.openxmlformats.org/drawingml/2006/main"/>
               </wp:cNvGraphicFramePr>
-              <a:graphic>
+              <a:graphic xmlns:a="http://schemas.openxmlformats.org/drawingml/2006/main">
                 <a:graphicData uri="http://schemas.microsoft.com/office/word/2010/wordprocessingShape">
                   <wps:wsp>
-                    <wps:cNvPr id="18" name="Graphic 18"/>
-                    <wps:cNvSpPr/>
+                    <wps:cNvSpPr>
+                      <a:spLocks/>
+                    </wps:cNvSpPr>
                     <wps:spPr>
                       <a:xfrm>
                         <a:off x="0" y="0"/>
@@ -13594,9 +13396,9 @@
             </wp:anchor>
           </w:drawing>
         </mc:Choice>
-        <mc:Fallback>
+        <mc:Fallback xmlns:pic="http://schemas.openxmlformats.org/drawingml/2006/picture" xmlns:a="http://schemas.openxmlformats.org/drawingml/2006/main" xmlns:ve="http://schemas.openxmlformats.org/markup-compatibility/2006">
           <w:pict>
-            <v:rect style="position:absolute;margin-left:66.999992pt;margin-top:52.749977pt;width:461.999963pt;height:.75pt;mso-position-horizontal-relative:page;mso-position-vertical-relative:page;z-index:-15856640" id="docshape18" filled="true" fillcolor="#000000" stroked="false">
+            <v:rect style="position:absolute;margin-left:66.999992pt;margin-top:52.749901pt;width:461.999963pt;height:.75pt;mso-position-horizontal-relative:page;mso-position-vertical-relative:page;z-index:-15854592" id="docshape34" filled="true" fillcolor="#000000" stroked="false">
               <v:fill opacity="11822f" type="solid"/>
               <w10:wrap type="none"/>
             </v:rect>
@@ -13606,12 +13408,13 @@
     </w:r>
     <w:r>
       <w:rPr>
+        <w:noProof/>
         <w:sz w:val="20"/>
       </w:rPr>
       <mc:AlternateContent>
         <mc:Choice Requires="wps">
           <w:drawing>
-            <wp:anchor distT="0" distB="0" distL="0" distR="0" allowOverlap="1" layoutInCell="1" locked="0" behindDoc="1" simplePos="0" relativeHeight="487460352">
+            <wp:anchor distT="0" distB="0" distL="0" distR="0" simplePos="0" relativeHeight="487462400" behindDoc="1" locked="0" layoutInCell="1" allowOverlap="1" wp14:anchorId="184FB3D5" wp14:editId="44B2AC60">
               <wp:simplePos x="0" y="0"/>
               <wp:positionH relativeFrom="page">
                 <wp:posOffset>3439715</wp:posOffset>
@@ -13622,15 +13425,16 @@
               <wp:extent cx="677545" cy="165100"/>
               <wp:effectExtent l="0" t="0" r="0" b="0"/>
               <wp:wrapNone/>
-              <wp:docPr id="19" name="Textbox 19"/>
+              <wp:docPr id="35" name="Textbox 35"/>
               <wp:cNvGraphicFramePr>
-                <a:graphicFrameLocks/>
+                <a:graphicFrameLocks xmlns:a="http://schemas.openxmlformats.org/drawingml/2006/main"/>
               </wp:cNvGraphicFramePr>
-              <a:graphic>
+              <a:graphic xmlns:a="http://schemas.openxmlformats.org/drawingml/2006/main">
                 <a:graphicData uri="http://schemas.microsoft.com/office/word/2010/wordprocessingShape">
                   <wps:wsp>
-                    <wps:cNvPr id="19" name="Textbox 19"/>
-                    <wps:cNvSpPr txBox="1"/>
+                    <wps:cNvSpPr txBox="1">
+                      <a:spLocks/>
+                    </wps:cNvSpPr>
                     <wps:spPr>
                       <a:xfrm>
                         <a:off x="0" y="0"/>
@@ -13644,18 +13448,15 @@
                       <w:txbxContent>
                         <w:p>
                           <w:pPr>
-                            <w:spacing w:line="233" w:lineRule="exact" w:before="0"/>
-                            <w:ind w:left="20" w:right="0" w:firstLine="0"/>
-                            <w:jc w:val="left"/>
+                            <w:spacing w:line="233" w:lineRule="exact"/>
+                            <w:ind w:left="20"/>
                             <w:rPr>
                               <w:rFonts w:ascii="Times New Roman"/>
-                              <w:sz w:val="22"/>
                             </w:rPr>
                           </w:pPr>
                           <w:r>
                             <w:rPr>
                               <w:rFonts w:ascii="Times New Roman"/>
-                              <w:sz w:val="22"/>
                             </w:rPr>
                             <w:t>2025-10-</w:t>
                           </w:r>
@@ -13663,7 +13464,6 @@
                             <w:rPr>
                               <w:rFonts w:ascii="Times New Roman"/>
                               <w:spacing w:val="-5"/>
-                              <w:sz w:val="22"/>
                             </w:rPr>
                             <w:t>09</w:t>
                           </w:r>
@@ -13679,9 +13479,9 @@
             </wp:anchor>
           </w:drawing>
         </mc:Choice>
-        <mc:Fallback>
+        <mc:Fallback xmlns:pic="http://schemas.openxmlformats.org/drawingml/2006/picture" xmlns:a="http://schemas.openxmlformats.org/drawingml/2006/main" xmlns:ve="http://schemas.openxmlformats.org/markup-compatibility/2006">
           <w:pict>
-            <v:shape style="position:absolute;margin-left:270.84375pt;margin-top:15.750004pt;width:53.35pt;height:13pt;mso-position-horizontal-relative:page;mso-position-vertical-relative:page;z-index:-15856128" type="#_x0000_t202" id="docshape19" filled="false" stroked="false">
+            <v:shape style="position:absolute;margin-left:270.84375pt;margin-top:15.750004pt;width:53.35pt;height:13pt;mso-position-horizontal-relative:page;mso-position-vertical-relative:page;z-index:-15854080" type="#_x0000_t202" id="docshape35" filled="false" stroked="false">
               <v:textbox inset="0,0,0,0">
                 <w:txbxContent>
                   <w:p>
@@ -13720,12 +13520,13 @@
     </w:r>
     <w:r>
       <w:rPr>
+        <w:noProof/>
         <w:sz w:val="20"/>
       </w:rPr>
       <mc:AlternateContent>
         <mc:Choice Requires="wps">
           <w:drawing>
-            <wp:anchor distT="0" distB="0" distL="0" distR="0" allowOverlap="1" layoutInCell="1" locked="0" behindDoc="1" simplePos="0" relativeHeight="487460864">
+            <wp:anchor distT="0" distB="0" distL="0" distR="0" simplePos="0" relativeHeight="487462912" behindDoc="1" locked="0" layoutInCell="1" allowOverlap="1" wp14:anchorId="158BA8FB" wp14:editId="29DE7150">
               <wp:simplePos x="0" y="0"/>
               <wp:positionH relativeFrom="page">
                 <wp:posOffset>836539</wp:posOffset>
@@ -13733,22 +13534,23 @@
               <wp:positionV relativeFrom="page">
                 <wp:posOffset>352373</wp:posOffset>
               </wp:positionV>
-              <wp:extent cx="202565" cy="264795"/>
+              <wp:extent cx="297180" cy="264795"/>
               <wp:effectExtent l="0" t="0" r="0" b="0"/>
               <wp:wrapNone/>
-              <wp:docPr id="20" name="Textbox 20"/>
+              <wp:docPr id="36" name="Textbox 36"/>
               <wp:cNvGraphicFramePr>
-                <a:graphicFrameLocks/>
+                <a:graphicFrameLocks xmlns:a="http://schemas.openxmlformats.org/drawingml/2006/main"/>
               </wp:cNvGraphicFramePr>
-              <a:graphic>
+              <a:graphic xmlns:a="http://schemas.openxmlformats.org/drawingml/2006/main">
                 <a:graphicData uri="http://schemas.microsoft.com/office/word/2010/wordprocessingShape">
                   <wps:wsp>
-                    <wps:cNvPr id="20" name="Textbox 20"/>
-                    <wps:cNvSpPr txBox="1"/>
+                    <wps:cNvSpPr txBox="1">
+                      <a:spLocks/>
+                    </wps:cNvSpPr>
                     <wps:spPr>
                       <a:xfrm>
                         <a:off x="0" y="0"/>
-                        <a:ext cx="202565" cy="264795"/>
+                        <a:ext cx="297180" cy="264795"/>
                       </a:xfrm>
                       <a:prstGeom prst="rect">
                         <a:avLst/>
@@ -13759,18 +13561,17 @@
                         <w:p>
                           <w:pPr>
                             <w:spacing w:before="1"/>
-                            <w:ind w:left="20" w:right="0" w:firstLine="0"/>
-                            <w:jc w:val="left"/>
+                            <w:ind w:left="20"/>
                             <w:rPr>
                               <w:sz w:val="34"/>
                             </w:rPr>
                           </w:pPr>
                           <w:r>
                             <w:rPr>
-                              <w:spacing w:val="-5"/>
+                              <w:spacing w:val="-13"/>
                               <w:sz w:val="34"/>
                             </w:rPr>
-                            <w:t>5.</w:t>
+                            <w:t>10.</w:t>
                           </w:r>
                         </w:p>
                       </w:txbxContent>
@@ -13784,9 +13585,9 @@
             </wp:anchor>
           </w:drawing>
         </mc:Choice>
-        <mc:Fallback>
+        <mc:Fallback xmlns:pic="http://schemas.openxmlformats.org/drawingml/2006/picture" xmlns:a="http://schemas.openxmlformats.org/drawingml/2006/main" xmlns:ve="http://schemas.openxmlformats.org/markup-compatibility/2006">
           <w:pict>
-            <v:shape style="position:absolute;margin-left:65.869263pt;margin-top:27.745981pt;width:15.95pt;height:20.85pt;mso-position-horizontal-relative:page;mso-position-vertical-relative:page;z-index:-15855616" type="#_x0000_t202" id="docshape20" filled="false" stroked="false">
+            <v:shape style="position:absolute;margin-left:65.869263pt;margin-top:27.745934pt;width:23.4pt;height:20.85pt;mso-position-horizontal-relative:page;mso-position-vertical-relative:page;z-index:-15853568" type="#_x0000_t202" id="docshape36" filled="false" stroked="false">
               <v:textbox inset="0,0,0,0">
                 <w:txbxContent>
                   <w:p>
@@ -13800,10 +13601,10 @@
                     </w:pPr>
                     <w:r>
                       <w:rPr>
-                        <w:spacing w:val="-5"/>
+                        <w:spacing w:val="-13"/>
                         <w:sz w:val="34"/>
                       </w:rPr>
-                      <w:t>5.</w:t>
+                      <w:t>10.</w:t>
                     </w:r>
                   </w:p>
                 </w:txbxContent>
@@ -13819,7 +13620,7 @@
 </file>
 
 <file path=word/header3.xml><?xml version="1.0" encoding="utf-8"?>
-<w:hdr xmlns:mc="http://schemas.openxmlformats.org/markup-compatibility/2006" xmlns:ve="http://schemas.openxmlformats.org/markup-compatibility/2006" xmlns:o="urn:schemas-microsoft-com:office:office" xmlns:r="http://schemas.openxmlformats.org/officeDocument/2006/relationships" xmlns:m="http://schemas.openxmlformats.org/officeDocument/2006/math" xmlns:v="urn:schemas-microsoft-com:vml" xmlns:wp="http://schemas.openxmlformats.org/drawingml/2006/wordprocessingDrawing" xmlns:w10="urn:schemas-microsoft-com:office:word" xmlns:w="http://schemas.openxmlformats.org/wordprocessingml/2006/main" xmlns:wne="http://schemas.microsoft.com/office/word/2006/wordml" xmlns:a="http://schemas.openxmlformats.org/drawingml/2006/main" xmlns:pic="http://schemas.openxmlformats.org/drawingml/2006/picture" xmlns:wpg="http://schemas.microsoft.com/office/word/2010/wordprocessingGroup" xmlns:wps="http://schemas.microsoft.com/office/word/2010/wordprocessingShape" xmlns:w14="http://schemas.microsoft.com/office/word/2010/wordml" mc:Ignorable="w14" xml:space="preserve">
+<w:hdr xmlns:wpc="http://schemas.microsoft.com/office/word/2010/wordprocessingCanvas" xmlns:cx="http://schemas.microsoft.com/office/drawing/2014/chartex" xmlns:cx1="http://schemas.microsoft.com/office/drawing/2015/9/8/chartex" xmlns:cx2="http://schemas.microsoft.com/office/drawing/2015/10/21/chartex" xmlns:cx3="http://schemas.microsoft.com/office/drawing/2016/5/9/chartex" xmlns:cx4="http://schemas.microsoft.com/office/drawing/2016/5/10/chartex" xmlns:cx5="http://schemas.microsoft.com/office/drawing/2016/5/11/chartex" xmlns:cx6="http://schemas.microsoft.com/office/drawing/2016/5/12/chartex" xmlns:cx7="http://schemas.microsoft.com/office/drawing/2016/5/13/chartex" xmlns:cx8="http://schemas.microsoft.com/office/drawing/2016/5/14/chartex" xmlns:mc="http://schemas.openxmlformats.org/markup-compatibility/2006" xmlns:aink="http://schemas.microsoft.com/office/drawing/2016/ink" xmlns:am3d="http://schemas.microsoft.com/office/drawing/2017/model3d" xmlns:o="urn:schemas-microsoft-com:office:office" xmlns:oel="http://schemas.microsoft.com/office/2019/extlst" xmlns:r="http://schemas.openxmlformats.org/officeDocument/2006/relationships" xmlns:m="http://schemas.openxmlformats.org/officeDocument/2006/math" xmlns:v="urn:schemas-microsoft-com:vml" xmlns:wp14="http://schemas.microsoft.com/office/word/2010/wordprocessingDrawing" xmlns:wp="http://schemas.openxmlformats.org/drawingml/2006/wordprocessingDrawing" xmlns:w10="urn:schemas-microsoft-com:office:word" xmlns:w="http://schemas.openxmlformats.org/wordprocessingml/2006/main" xmlns:w14="http://schemas.microsoft.com/office/word/2010/wordml" xmlns:w15="http://schemas.microsoft.com/office/word/2012/wordml" xmlns:w16cex="http://schemas.microsoft.com/office/word/2018/wordml/cex" xmlns:w16cid="http://schemas.microsoft.com/office/word/2016/wordml/cid" xmlns:w16="http://schemas.microsoft.com/office/word/2018/wordml" xmlns:w16du="http://schemas.microsoft.com/office/word/2023/wordml/word16du" xmlns:w16sdtdh="http://schemas.microsoft.com/office/word/2020/wordml/sdtdatahash" xmlns:w16sdtfl="http://schemas.microsoft.com/office/word/2024/wordml/sdtformatlock" xmlns:w16se="http://schemas.microsoft.com/office/word/2015/wordml/symex" xmlns:wpg="http://schemas.microsoft.com/office/word/2010/wordprocessingGroup" xmlns:wpi="http://schemas.microsoft.com/office/word/2010/wordprocessingInk" xmlns:wne="http://schemas.microsoft.com/office/word/2006/wordml" xmlns:wps="http://schemas.microsoft.com/office/word/2010/wordprocessingShape" mc:Ignorable="w14 w15 w16se w16cid w16 w16cex w16sdtdh w16sdtfl w16du wp14">
   <w:p>
     <w:pPr>
       <w:pStyle w:val="BodyText"/>
@@ -13830,31 +13631,33 @@
     </w:pPr>
     <w:r>
       <w:rPr>
+        <w:noProof/>
         <w:sz w:val="20"/>
       </w:rPr>
       <mc:AlternateContent>
         <mc:Choice Requires="wps">
           <w:drawing>
-            <wp:anchor distT="0" distB="0" distL="0" distR="0" allowOverlap="1" layoutInCell="1" locked="0" behindDoc="1" simplePos="0" relativeHeight="487461888">
+            <wp:anchor distT="0" distB="0" distL="0" distR="0" simplePos="0" relativeHeight="487463936" behindDoc="1" locked="0" layoutInCell="1" allowOverlap="1" wp14:anchorId="1927119D" wp14:editId="0ADB7813">
               <wp:simplePos x="0" y="0"/>
               <wp:positionH relativeFrom="page">
                 <wp:posOffset>850899</wp:posOffset>
               </wp:positionH>
               <wp:positionV relativeFrom="page">
-                <wp:posOffset>669923</wp:posOffset>
+                <wp:posOffset>669924</wp:posOffset>
               </wp:positionV>
               <wp:extent cx="5867400" cy="9525"/>
               <wp:effectExtent l="0" t="0" r="0" b="0"/>
               <wp:wrapNone/>
-              <wp:docPr id="34" name="Graphic 34"/>
+              <wp:docPr id="47" name="Graphic 47"/>
               <wp:cNvGraphicFramePr>
-                <a:graphicFrameLocks/>
+                <a:graphicFrameLocks xmlns:a="http://schemas.openxmlformats.org/drawingml/2006/main"/>
               </wp:cNvGraphicFramePr>
-              <a:graphic>
+              <a:graphic xmlns:a="http://schemas.openxmlformats.org/drawingml/2006/main">
                 <a:graphicData uri="http://schemas.microsoft.com/office/word/2010/wordprocessingShape">
                   <wps:wsp>
-                    <wps:cNvPr id="34" name="Graphic 34"/>
-                    <wps:cNvSpPr/>
+                    <wps:cNvSpPr>
+                      <a:spLocks/>
+                    </wps:cNvSpPr>
                     <wps:spPr>
                       <a:xfrm>
                         <a:off x="0" y="0"/>
@@ -13905,9 +13708,9 @@
             </wp:anchor>
           </w:drawing>
         </mc:Choice>
-        <mc:Fallback>
+        <mc:Fallback xmlns:pic="http://schemas.openxmlformats.org/drawingml/2006/picture" xmlns:a="http://schemas.openxmlformats.org/drawingml/2006/main" xmlns:ve="http://schemas.openxmlformats.org/markup-compatibility/2006">
           <w:pict>
-            <v:rect style="position:absolute;margin-left:66.999992pt;margin-top:52.749901pt;width:461.999963pt;height:.75pt;mso-position-horizontal-relative:page;mso-position-vertical-relative:page;z-index:-15854592" id="docshape34" filled="true" fillcolor="#000000" stroked="false">
+            <v:rect style="position:absolute;margin-left:66.999992pt;margin-top:52.749992pt;width:461.999963pt;height:.75pt;mso-position-horizontal-relative:page;mso-position-vertical-relative:page;z-index:-15852544" id="docshape47" filled="true" fillcolor="#000000" stroked="false">
               <v:fill opacity="11822f" type="solid"/>
               <w10:wrap type="none"/>
             </v:rect>
@@ -13917,12 +13720,13 @@
     </w:r>
     <w:r>
       <w:rPr>
+        <w:noProof/>
         <w:sz w:val="20"/>
       </w:rPr>
       <mc:AlternateContent>
         <mc:Choice Requires="wps">
           <w:drawing>
-            <wp:anchor distT="0" distB="0" distL="0" distR="0" allowOverlap="1" layoutInCell="1" locked="0" behindDoc="1" simplePos="0" relativeHeight="487462400">
+            <wp:anchor distT="0" distB="0" distL="0" distR="0" simplePos="0" relativeHeight="487464448" behindDoc="1" locked="0" layoutInCell="1" allowOverlap="1" wp14:anchorId="209A21AF" wp14:editId="540AF391">
               <wp:simplePos x="0" y="0"/>
               <wp:positionH relativeFrom="page">
                 <wp:posOffset>3439715</wp:posOffset>
@@ -13933,15 +13737,16 @@
               <wp:extent cx="677545" cy="165100"/>
               <wp:effectExtent l="0" t="0" r="0" b="0"/>
               <wp:wrapNone/>
-              <wp:docPr id="35" name="Textbox 35"/>
+              <wp:docPr id="48" name="Textbox 48"/>
               <wp:cNvGraphicFramePr>
-                <a:graphicFrameLocks/>
+                <a:graphicFrameLocks xmlns:a="http://schemas.openxmlformats.org/drawingml/2006/main"/>
               </wp:cNvGraphicFramePr>
-              <a:graphic>
+              <a:graphic xmlns:a="http://schemas.openxmlformats.org/drawingml/2006/main">
                 <a:graphicData uri="http://schemas.microsoft.com/office/word/2010/wordprocessingShape">
                   <wps:wsp>
-                    <wps:cNvPr id="35" name="Textbox 35"/>
-                    <wps:cNvSpPr txBox="1"/>
+                    <wps:cNvSpPr txBox="1">
+                      <a:spLocks/>
+                    </wps:cNvSpPr>
                     <wps:spPr>
                       <a:xfrm>
                         <a:off x="0" y="0"/>
@@ -13955,18 +13760,15 @@
                       <w:txbxContent>
                         <w:p>
                           <w:pPr>
-                            <w:spacing w:line="233" w:lineRule="exact" w:before="0"/>
-                            <w:ind w:left="20" w:right="0" w:firstLine="0"/>
-                            <w:jc w:val="left"/>
+                            <w:spacing w:line="233" w:lineRule="exact"/>
+                            <w:ind w:left="20"/>
                             <w:rPr>
                               <w:rFonts w:ascii="Times New Roman"/>
-                              <w:sz w:val="22"/>
                             </w:rPr>
                           </w:pPr>
                           <w:r>
                             <w:rPr>
                               <w:rFonts w:ascii="Times New Roman"/>
-                              <w:sz w:val="22"/>
                             </w:rPr>
                             <w:t>2025-10-</w:t>
                           </w:r>
@@ -13974,7 +13776,6 @@
                             <w:rPr>
                               <w:rFonts w:ascii="Times New Roman"/>
                               <w:spacing w:val="-5"/>
-                              <w:sz w:val="22"/>
                             </w:rPr>
                             <w:t>09</w:t>
                           </w:r>
@@ -13990,318 +13791,7 @@
             </wp:anchor>
           </w:drawing>
         </mc:Choice>
-        <mc:Fallback>
-          <w:pict>
-            <v:shape style="position:absolute;margin-left:270.84375pt;margin-top:15.750004pt;width:53.35pt;height:13pt;mso-position-horizontal-relative:page;mso-position-vertical-relative:page;z-index:-15854080" type="#_x0000_t202" id="docshape35" filled="false" stroked="false">
-              <v:textbox inset="0,0,0,0">
-                <w:txbxContent>
-                  <w:p>
-                    <w:pPr>
-                      <w:spacing w:line="233" w:lineRule="exact" w:before="0"/>
-                      <w:ind w:left="20" w:right="0" w:firstLine="0"/>
-                      <w:jc w:val="left"/>
-                      <w:rPr>
-                        <w:rFonts w:ascii="Times New Roman"/>
-                        <w:sz w:val="22"/>
-                      </w:rPr>
-                    </w:pPr>
-                    <w:r>
-                      <w:rPr>
-                        <w:rFonts w:ascii="Times New Roman"/>
-                        <w:sz w:val="22"/>
-                      </w:rPr>
-                      <w:t>2025-10-</w:t>
-                    </w:r>
-                    <w:r>
-                      <w:rPr>
-                        <w:rFonts w:ascii="Times New Roman"/>
-                        <w:spacing w:val="-5"/>
-                        <w:sz w:val="22"/>
-                      </w:rPr>
-                      <w:t>09</w:t>
-                    </w:r>
-                  </w:p>
-                </w:txbxContent>
-              </v:textbox>
-              <w10:wrap type="none"/>
-            </v:shape>
-          </w:pict>
-        </mc:Fallback>
-      </mc:AlternateContent>
-    </w:r>
-    <w:r>
-      <w:rPr>
-        <w:sz w:val="20"/>
-      </w:rPr>
-      <mc:AlternateContent>
-        <mc:Choice Requires="wps">
-          <w:drawing>
-            <wp:anchor distT="0" distB="0" distL="0" distR="0" allowOverlap="1" layoutInCell="1" locked="0" behindDoc="1" simplePos="0" relativeHeight="487462912">
-              <wp:simplePos x="0" y="0"/>
-              <wp:positionH relativeFrom="page">
-                <wp:posOffset>836539</wp:posOffset>
-              </wp:positionH>
-              <wp:positionV relativeFrom="page">
-                <wp:posOffset>352373</wp:posOffset>
-              </wp:positionV>
-              <wp:extent cx="297180" cy="264795"/>
-              <wp:effectExtent l="0" t="0" r="0" b="0"/>
-              <wp:wrapNone/>
-              <wp:docPr id="36" name="Textbox 36"/>
-              <wp:cNvGraphicFramePr>
-                <a:graphicFrameLocks/>
-              </wp:cNvGraphicFramePr>
-              <a:graphic>
-                <a:graphicData uri="http://schemas.microsoft.com/office/word/2010/wordprocessingShape">
-                  <wps:wsp>
-                    <wps:cNvPr id="36" name="Textbox 36"/>
-                    <wps:cNvSpPr txBox="1"/>
-                    <wps:spPr>
-                      <a:xfrm>
-                        <a:off x="0" y="0"/>
-                        <a:ext cx="297180" cy="264795"/>
-                      </a:xfrm>
-                      <a:prstGeom prst="rect">
-                        <a:avLst/>
-                      </a:prstGeom>
-                    </wps:spPr>
-                    <wps:txbx>
-                      <w:txbxContent>
-                        <w:p>
-                          <w:pPr>
-                            <w:spacing w:before="1"/>
-                            <w:ind w:left="20" w:right="0" w:firstLine="0"/>
-                            <w:jc w:val="left"/>
-                            <w:rPr>
-                              <w:sz w:val="34"/>
-                            </w:rPr>
-                          </w:pPr>
-                          <w:r>
-                            <w:rPr>
-                              <w:spacing w:val="-13"/>
-                              <w:sz w:val="34"/>
-                            </w:rPr>
-                            <w:t>10.</w:t>
-                          </w:r>
-                        </w:p>
-                      </w:txbxContent>
-                    </wps:txbx>
-                    <wps:bodyPr wrap="square" lIns="0" tIns="0" rIns="0" bIns="0" rtlCol="0">
-                      <a:noAutofit/>
-                    </wps:bodyPr>
-                  </wps:wsp>
-                </a:graphicData>
-              </a:graphic>
-            </wp:anchor>
-          </w:drawing>
-        </mc:Choice>
-        <mc:Fallback>
-          <w:pict>
-            <v:shape style="position:absolute;margin-left:65.869263pt;margin-top:27.745934pt;width:23.4pt;height:20.85pt;mso-position-horizontal-relative:page;mso-position-vertical-relative:page;z-index:-15853568" type="#_x0000_t202" id="docshape36" filled="false" stroked="false">
-              <v:textbox inset="0,0,0,0">
-                <w:txbxContent>
-                  <w:p>
-                    <w:pPr>
-                      <w:spacing w:before="1"/>
-                      <w:ind w:left="20" w:right="0" w:firstLine="0"/>
-                      <w:jc w:val="left"/>
-                      <w:rPr>
-                        <w:sz w:val="34"/>
-                      </w:rPr>
-                    </w:pPr>
-                    <w:r>
-                      <w:rPr>
-                        <w:spacing w:val="-13"/>
-                        <w:sz w:val="34"/>
-                      </w:rPr>
-                      <w:t>10.</w:t>
-                    </w:r>
-                  </w:p>
-                </w:txbxContent>
-              </v:textbox>
-              <w10:wrap type="none"/>
-            </v:shape>
-          </w:pict>
-        </mc:Fallback>
-      </mc:AlternateContent>
-    </w:r>
-  </w:p>
-</w:hdr>
-</file>
-
-<file path=word/header4.xml><?xml version="1.0" encoding="utf-8"?>
-<w:hdr xmlns:mc="http://schemas.openxmlformats.org/markup-compatibility/2006" xmlns:ve="http://schemas.openxmlformats.org/markup-compatibility/2006" xmlns:o="urn:schemas-microsoft-com:office:office" xmlns:r="http://schemas.openxmlformats.org/officeDocument/2006/relationships" xmlns:m="http://schemas.openxmlformats.org/officeDocument/2006/math" xmlns:v="urn:schemas-microsoft-com:vml" xmlns:wp="http://schemas.openxmlformats.org/drawingml/2006/wordprocessingDrawing" xmlns:w10="urn:schemas-microsoft-com:office:word" xmlns:w="http://schemas.openxmlformats.org/wordprocessingml/2006/main" xmlns:wne="http://schemas.microsoft.com/office/word/2006/wordml" xmlns:a="http://schemas.openxmlformats.org/drawingml/2006/main" xmlns:pic="http://schemas.openxmlformats.org/drawingml/2006/picture" xmlns:wpg="http://schemas.microsoft.com/office/word/2010/wordprocessingGroup" xmlns:wps="http://schemas.microsoft.com/office/word/2010/wordprocessingShape" xmlns:w14="http://schemas.microsoft.com/office/word/2010/wordml" mc:Ignorable="w14" xml:space="preserve">
-  <w:p>
-    <w:pPr>
-      <w:pStyle w:val="BodyText"/>
-      <w:spacing w:line="14" w:lineRule="auto"/>
-      <w:rPr>
-        <w:sz w:val="20"/>
-      </w:rPr>
-    </w:pPr>
-    <w:r>
-      <w:rPr>
-        <w:sz w:val="20"/>
-      </w:rPr>
-      <mc:AlternateContent>
-        <mc:Choice Requires="wps">
-          <w:drawing>
-            <wp:anchor distT="0" distB="0" distL="0" distR="0" allowOverlap="1" layoutInCell="1" locked="0" behindDoc="1" simplePos="0" relativeHeight="487463936">
-              <wp:simplePos x="0" y="0"/>
-              <wp:positionH relativeFrom="page">
-                <wp:posOffset>850899</wp:posOffset>
-              </wp:positionH>
-              <wp:positionV relativeFrom="page">
-                <wp:posOffset>669924</wp:posOffset>
-              </wp:positionV>
-              <wp:extent cx="5867400" cy="9525"/>
-              <wp:effectExtent l="0" t="0" r="0" b="0"/>
-              <wp:wrapNone/>
-              <wp:docPr id="47" name="Graphic 47"/>
-              <wp:cNvGraphicFramePr>
-                <a:graphicFrameLocks/>
-              </wp:cNvGraphicFramePr>
-              <a:graphic>
-                <a:graphicData uri="http://schemas.microsoft.com/office/word/2010/wordprocessingShape">
-                  <wps:wsp>
-                    <wps:cNvPr id="47" name="Graphic 47"/>
-                    <wps:cNvSpPr/>
-                    <wps:spPr>
-                      <a:xfrm>
-                        <a:off x="0" y="0"/>
-                        <a:ext cx="5867400" cy="9525"/>
-                      </a:xfrm>
-                      <a:custGeom>
-                        <a:avLst/>
-                        <a:gdLst/>
-                        <a:ahLst/>
-                        <a:cxnLst/>
-                        <a:rect l="l" t="t" r="r" b="b"/>
-                        <a:pathLst>
-                          <a:path w="5867400" h="9525">
-                            <a:moveTo>
-                              <a:pt x="5867399" y="9524"/>
-                            </a:moveTo>
-                            <a:lnTo>
-                              <a:pt x="0" y="9524"/>
-                            </a:lnTo>
-                            <a:lnTo>
-                              <a:pt x="0" y="0"/>
-                            </a:lnTo>
-                            <a:lnTo>
-                              <a:pt x="5867399" y="0"/>
-                            </a:lnTo>
-                            <a:lnTo>
-                              <a:pt x="5867399" y="9524"/>
-                            </a:lnTo>
-                            <a:close/>
-                          </a:path>
-                        </a:pathLst>
-                      </a:custGeom>
-                      <a:solidFill>
-                        <a:srgbClr val="000000">
-                          <a:alpha val="18038"/>
-                        </a:srgbClr>
-                      </a:solidFill>
-                    </wps:spPr>
-                    <wps:bodyPr wrap="square" lIns="0" tIns="0" rIns="0" bIns="0" rtlCol="0">
-                      <a:prstTxWarp prst="textNoShape">
-                        <a:avLst/>
-                      </a:prstTxWarp>
-                      <a:noAutofit/>
-                    </wps:bodyPr>
-                  </wps:wsp>
-                </a:graphicData>
-              </a:graphic>
-            </wp:anchor>
-          </w:drawing>
-        </mc:Choice>
-        <mc:Fallback>
-          <w:pict>
-            <v:rect style="position:absolute;margin-left:66.999992pt;margin-top:52.749992pt;width:461.999963pt;height:.75pt;mso-position-horizontal-relative:page;mso-position-vertical-relative:page;z-index:-15852544" id="docshape47" filled="true" fillcolor="#000000" stroked="false">
-              <v:fill opacity="11822f" type="solid"/>
-              <w10:wrap type="none"/>
-            </v:rect>
-          </w:pict>
-        </mc:Fallback>
-      </mc:AlternateContent>
-    </w:r>
-    <w:r>
-      <w:rPr>
-        <w:sz w:val="20"/>
-      </w:rPr>
-      <mc:AlternateContent>
-        <mc:Choice Requires="wps">
-          <w:drawing>
-            <wp:anchor distT="0" distB="0" distL="0" distR="0" allowOverlap="1" layoutInCell="1" locked="0" behindDoc="1" simplePos="0" relativeHeight="487464448">
-              <wp:simplePos x="0" y="0"/>
-              <wp:positionH relativeFrom="page">
-                <wp:posOffset>3439715</wp:posOffset>
-              </wp:positionH>
-              <wp:positionV relativeFrom="page">
-                <wp:posOffset>200025</wp:posOffset>
-              </wp:positionV>
-              <wp:extent cx="677545" cy="165100"/>
-              <wp:effectExtent l="0" t="0" r="0" b="0"/>
-              <wp:wrapNone/>
-              <wp:docPr id="48" name="Textbox 48"/>
-              <wp:cNvGraphicFramePr>
-                <a:graphicFrameLocks/>
-              </wp:cNvGraphicFramePr>
-              <a:graphic>
-                <a:graphicData uri="http://schemas.microsoft.com/office/word/2010/wordprocessingShape">
-                  <wps:wsp>
-                    <wps:cNvPr id="48" name="Textbox 48"/>
-                    <wps:cNvSpPr txBox="1"/>
-                    <wps:spPr>
-                      <a:xfrm>
-                        <a:off x="0" y="0"/>
-                        <a:ext cx="677545" cy="165100"/>
-                      </a:xfrm>
-                      <a:prstGeom prst="rect">
-                        <a:avLst/>
-                      </a:prstGeom>
-                    </wps:spPr>
-                    <wps:txbx>
-                      <w:txbxContent>
-                        <w:p>
-                          <w:pPr>
-                            <w:spacing w:line="233" w:lineRule="exact" w:before="0"/>
-                            <w:ind w:left="20" w:right="0" w:firstLine="0"/>
-                            <w:jc w:val="left"/>
-                            <w:rPr>
-                              <w:rFonts w:ascii="Times New Roman"/>
-                              <w:sz w:val="22"/>
-                            </w:rPr>
-                          </w:pPr>
-                          <w:r>
-                            <w:rPr>
-                              <w:rFonts w:ascii="Times New Roman"/>
-                              <w:sz w:val="22"/>
-                            </w:rPr>
-                            <w:t>2025-10-</w:t>
-                          </w:r>
-                          <w:r>
-                            <w:rPr>
-                              <w:rFonts w:ascii="Times New Roman"/>
-                              <w:spacing w:val="-5"/>
-                              <w:sz w:val="22"/>
-                            </w:rPr>
-                            <w:t>09</w:t>
-                          </w:r>
-                        </w:p>
-                      </w:txbxContent>
-                    </wps:txbx>
-                    <wps:bodyPr wrap="square" lIns="0" tIns="0" rIns="0" bIns="0" rtlCol="0">
-                      <a:noAutofit/>
-                    </wps:bodyPr>
-                  </wps:wsp>
-                </a:graphicData>
-              </a:graphic>
-            </wp:anchor>
-          </w:drawing>
-        </mc:Choice>
-        <mc:Fallback>
+        <mc:Fallback xmlns:pic="http://schemas.openxmlformats.org/drawingml/2006/picture" xmlns:a="http://schemas.openxmlformats.org/drawingml/2006/main" xmlns:ve="http://schemas.openxmlformats.org/markup-compatibility/2006">
           <w:pict>
             <v:shape style="position:absolute;margin-left:270.84375pt;margin-top:15.750004pt;width:53.35pt;height:13pt;mso-position-horizontal-relative:page;mso-position-vertical-relative:page;z-index:-15852032" type="#_x0000_t202" id="docshape48" filled="false" stroked="false">
               <v:textbox inset="0,0,0,0">
@@ -14342,12 +13832,13 @@
     </w:r>
     <w:r>
       <w:rPr>
+        <w:noProof/>
         <w:sz w:val="20"/>
       </w:rPr>
       <mc:AlternateContent>
         <mc:Choice Requires="wps">
           <w:drawing>
-            <wp:anchor distT="0" distB="0" distL="0" distR="0" allowOverlap="1" layoutInCell="1" locked="0" behindDoc="1" simplePos="0" relativeHeight="487464960">
+            <wp:anchor distT="0" distB="0" distL="0" distR="0" simplePos="0" relativeHeight="487464960" behindDoc="1" locked="0" layoutInCell="1" allowOverlap="1" wp14:anchorId="432ED5F8" wp14:editId="76D37231">
               <wp:simplePos x="0" y="0"/>
               <wp:positionH relativeFrom="page">
                 <wp:posOffset>836539</wp:posOffset>
@@ -14360,13 +13851,14 @@
               <wp:wrapNone/>
               <wp:docPr id="49" name="Textbox 49"/>
               <wp:cNvGraphicFramePr>
-                <a:graphicFrameLocks/>
+                <a:graphicFrameLocks xmlns:a="http://schemas.openxmlformats.org/drawingml/2006/main"/>
               </wp:cNvGraphicFramePr>
-              <a:graphic>
+              <a:graphic xmlns:a="http://schemas.openxmlformats.org/drawingml/2006/main">
                 <a:graphicData uri="http://schemas.microsoft.com/office/word/2010/wordprocessingShape">
                   <wps:wsp>
-                    <wps:cNvPr id="49" name="Textbox 49"/>
-                    <wps:cNvSpPr txBox="1"/>
+                    <wps:cNvSpPr txBox="1">
+                      <a:spLocks/>
+                    </wps:cNvSpPr>
                     <wps:spPr>
                       <a:xfrm>
                         <a:off x="0" y="0"/>
@@ -14381,8 +13873,7 @@
                         <w:p>
                           <w:pPr>
                             <w:spacing w:before="1"/>
-                            <w:ind w:left="20" w:right="0" w:firstLine="0"/>
-                            <w:jc w:val="left"/>
+                            <w:ind w:left="20"/>
                             <w:rPr>
                               <w:sz w:val="34"/>
                             </w:rPr>
@@ -14406,7 +13897,7 @@
             </wp:anchor>
           </w:drawing>
         </mc:Choice>
-        <mc:Fallback>
+        <mc:Fallback xmlns:pic="http://schemas.openxmlformats.org/drawingml/2006/picture" xmlns:a="http://schemas.openxmlformats.org/drawingml/2006/main" xmlns:ve="http://schemas.openxmlformats.org/markup-compatibility/2006">
           <w:pict>
             <v:shape style="position:absolute;margin-left:65.869263pt;margin-top:27.746054pt;width:23.65pt;height:20.85pt;mso-position-horizontal-relative:page;mso-position-vertical-relative:page;z-index:-15851520" type="#_x0000_t202" id="docshape49" filled="false" stroked="false">
               <v:textbox inset="0,0,0,0">
@@ -14441,10 +13932,12 @@
 </file>
 
 <file path=word/numbering.xml><?xml version="1.0" encoding="utf-8"?>
-<w:numbering xmlns:ve="http://schemas.openxmlformats.org/markup-compatibility/2006" xmlns:o="urn:schemas-microsoft-com:office:office" xmlns:r="http://schemas.openxmlformats.org/officeDocument/2006/relationships" xmlns:m="http://schemas.openxmlformats.org/officeDocument/2006/math" xmlns:v="urn:schemas-microsoft-com:vml" xmlns:wp="http://schemas.openxmlformats.org/drawingml/2006/wordprocessingDrawing" xmlns:w10="urn:schemas-microsoft-com:office:word" xmlns:w="http://schemas.openxmlformats.org/wordprocessingml/2006/main" xmlns:wne="http://schemas.microsoft.com/office/word/2006/wordml">
-  <w:abstractNum w:abstractNumId="0">
+<w:numbering xmlns:wpc="http://schemas.microsoft.com/office/word/2010/wordprocessingCanvas" xmlns:cx="http://schemas.microsoft.com/office/drawing/2014/chartex" xmlns:cx1="http://schemas.microsoft.com/office/drawing/2015/9/8/chartex" xmlns:cx2="http://schemas.microsoft.com/office/drawing/2015/10/21/chartex" xmlns:cx3="http://schemas.microsoft.com/office/drawing/2016/5/9/chartex" xmlns:cx4="http://schemas.microsoft.com/office/drawing/2016/5/10/chartex" xmlns:cx5="http://schemas.microsoft.com/office/drawing/2016/5/11/chartex" xmlns:cx6="http://schemas.microsoft.com/office/drawing/2016/5/12/chartex" xmlns:cx7="http://schemas.microsoft.com/office/drawing/2016/5/13/chartex" xmlns:cx8="http://schemas.microsoft.com/office/drawing/2016/5/14/chartex" xmlns:mc="http://schemas.openxmlformats.org/markup-compatibility/2006" xmlns:aink="http://schemas.microsoft.com/office/drawing/2016/ink" xmlns:am3d="http://schemas.microsoft.com/office/drawing/2017/model3d" xmlns:o="urn:schemas-microsoft-com:office:office" xmlns:oel="http://schemas.microsoft.com/office/2019/extlst" xmlns:r="http://schemas.openxmlformats.org/officeDocument/2006/relationships" xmlns:m="http://schemas.openxmlformats.org/officeDocument/2006/math" xmlns:v="urn:schemas-microsoft-com:vml" xmlns:wp14="http://schemas.microsoft.com/office/word/2010/wordprocessingDrawing" xmlns:wp="http://schemas.openxmlformats.org/drawingml/2006/wordprocessingDrawing" xmlns:w10="urn:schemas-microsoft-com:office:word" xmlns:w="http://schemas.openxmlformats.org/wordprocessingml/2006/main" xmlns:w14="http://schemas.microsoft.com/office/word/2010/wordml" xmlns:w15="http://schemas.microsoft.com/office/word/2012/wordml" xmlns:w16cex="http://schemas.microsoft.com/office/word/2018/wordml/cex" xmlns:w16cid="http://schemas.microsoft.com/office/word/2016/wordml/cid" xmlns:w16="http://schemas.microsoft.com/office/word/2018/wordml" xmlns:w16du="http://schemas.microsoft.com/office/word/2023/wordml/word16du" xmlns:w16sdtdh="http://schemas.microsoft.com/office/word/2020/wordml/sdtdatahash" xmlns:w16sdtfl="http://schemas.microsoft.com/office/word/2024/wordml/sdtformatlock" xmlns:w16se="http://schemas.microsoft.com/office/word/2015/wordml/symex" xmlns:wpg="http://schemas.microsoft.com/office/word/2010/wordprocessingGroup" xmlns:wpi="http://schemas.microsoft.com/office/word/2010/wordprocessingInk" xmlns:wne="http://schemas.microsoft.com/office/word/2006/wordml" xmlns:wps="http://schemas.microsoft.com/office/word/2010/wordprocessingShape" mc:Ignorable="w14 w15 w16se w16cid w16 w16cex w16sdtdh w16sdtfl w16du wp14">
+  <w:abstractNum w:abstractNumId="0" w15:restartNumberingAfterBreak="0">
+    <w:nsid w:val="5A1D4866"/>
     <w:multiLevelType w:val="hybridMultilevel"/>
-    <w:lvl w:ilvl="0">
+    <w:tmpl w:val="467A12EA"/>
+    <w:lvl w:ilvl="0" w:tplc="1FF2EBD6">
       <w:start w:val="1"/>
       <w:numFmt w:val="decimal"/>
       <w:lvlText w:val="%1."/>
@@ -14454,7 +13947,7 @@
         <w:jc w:val="left"/>
       </w:pPr>
       <w:rPr>
-        <w:rFonts w:hint="default" w:ascii="Arial" w:hAnsi="Arial" w:eastAsia="Arial" w:cs="Arial"/>
+        <w:rFonts w:ascii="Arial" w:eastAsia="Arial" w:hAnsi="Arial" w:cs="Arial" w:hint="default"/>
         <w:b w:val="0"/>
         <w:bCs w:val="0"/>
         <w:i w:val="0"/>
@@ -14466,8 +13959,7 @@
         <w:lang w:val="en-US" w:eastAsia="en-US" w:bidi="ar-SA"/>
       </w:rPr>
     </w:lvl>
-    <w:lvl w:ilvl="1">
-      <w:start w:val="0"/>
+    <w:lvl w:ilvl="1" w:tplc="39D05CFE">
       <w:numFmt w:val="bullet"/>
       <w:lvlText w:val="•"/>
       <w:lvlJc w:val="left"/>
@@ -14479,8 +13971,7 @@
         <w:lang w:val="en-US" w:eastAsia="en-US" w:bidi="ar-SA"/>
       </w:rPr>
     </w:lvl>
-    <w:lvl w:ilvl="2">
-      <w:start w:val="0"/>
+    <w:lvl w:ilvl="2" w:tplc="EA845B5A">
       <w:numFmt w:val="bullet"/>
       <w:lvlText w:val="•"/>
       <w:lvlJc w:val="left"/>
@@ -14492,8 +13983,7 @@
         <w:lang w:val="en-US" w:eastAsia="en-US" w:bidi="ar-SA"/>
       </w:rPr>
     </w:lvl>
-    <w:lvl w:ilvl="3">
-      <w:start w:val="0"/>
+    <w:lvl w:ilvl="3" w:tplc="E2EAA524">
       <w:numFmt w:val="bullet"/>
       <w:lvlText w:val="•"/>
       <w:lvlJc w:val="left"/>
@@ -14505,8 +13995,7 @@
         <w:lang w:val="en-US" w:eastAsia="en-US" w:bidi="ar-SA"/>
       </w:rPr>
     </w:lvl>
-    <w:lvl w:ilvl="4">
-      <w:start w:val="0"/>
+    <w:lvl w:ilvl="4" w:tplc="DFAAF754">
       <w:numFmt w:val="bullet"/>
       <w:lvlText w:val="•"/>
       <w:lvlJc w:val="left"/>
@@ -14518,8 +14007,7 @@
         <w:lang w:val="en-US" w:eastAsia="en-US" w:bidi="ar-SA"/>
       </w:rPr>
     </w:lvl>
-    <w:lvl w:ilvl="5">
-      <w:start w:val="0"/>
+    <w:lvl w:ilvl="5" w:tplc="EE26D574">
       <w:numFmt w:val="bullet"/>
       <w:lvlText w:val="•"/>
       <w:lvlJc w:val="left"/>
@@ -14531,8 +14019,7 @@
         <w:lang w:val="en-US" w:eastAsia="en-US" w:bidi="ar-SA"/>
       </w:rPr>
     </w:lvl>
-    <w:lvl w:ilvl="6">
-      <w:start w:val="0"/>
+    <w:lvl w:ilvl="6" w:tplc="42FE5560">
       <w:numFmt w:val="bullet"/>
       <w:lvlText w:val="•"/>
       <w:lvlJc w:val="left"/>
@@ -14544,8 +14031,7 @@
         <w:lang w:val="en-US" w:eastAsia="en-US" w:bidi="ar-SA"/>
       </w:rPr>
     </w:lvl>
-    <w:lvl w:ilvl="7">
-      <w:start w:val="0"/>
+    <w:lvl w:ilvl="7" w:tplc="B318472A">
       <w:numFmt w:val="bullet"/>
       <w:lvlText w:val="•"/>
       <w:lvlJc w:val="left"/>
@@ -14557,8 +14043,7 @@
         <w:lang w:val="en-US" w:eastAsia="en-US" w:bidi="ar-SA"/>
       </w:rPr>
     </w:lvl>
-    <w:lvl w:ilvl="8">
-      <w:start w:val="0"/>
+    <w:lvl w:ilvl="8" w:tplc="9DC657AE">
       <w:numFmt w:val="bullet"/>
       <w:lvlText w:val="•"/>
       <w:lvlJc w:val="left"/>
@@ -14571,21 +14056,21 @@
       </w:rPr>
     </w:lvl>
   </w:abstractNum>
-  <w:num w:numId="1">
+  <w:num w:numId="1" w16cid:durableId="1266764564">
     <w:abstractNumId w:val="0"/>
   </w:num>
 </w:numbering>
 </file>
 
 <file path=word/styles.xml><?xml version="1.0" encoding="utf-8"?>
-<w:styles xmlns:r="http://schemas.openxmlformats.org/officeDocument/2006/relationships" xmlns:w="http://schemas.openxmlformats.org/wordprocessingml/2006/main">
+<w:styles xmlns:mc="http://schemas.openxmlformats.org/markup-compatibility/2006" xmlns:r="http://schemas.openxmlformats.org/officeDocument/2006/relationships" xmlns:w="http://schemas.openxmlformats.org/wordprocessingml/2006/main" xmlns:w14="http://schemas.microsoft.com/office/word/2010/wordml" xmlns:w15="http://schemas.microsoft.com/office/word/2012/wordml" xmlns:w16cex="http://schemas.microsoft.com/office/word/2018/wordml/cex" xmlns:w16cid="http://schemas.microsoft.com/office/word/2016/wordml/cid" xmlns:w16="http://schemas.microsoft.com/office/word/2018/wordml" xmlns:w16du="http://schemas.microsoft.com/office/word/2023/wordml/word16du" xmlns:w16sdtdh="http://schemas.microsoft.com/office/word/2020/wordml/sdtdatahash" xmlns:w16sdtfl="http://schemas.microsoft.com/office/word/2024/wordml/sdtformatlock" xmlns:w16se="http://schemas.microsoft.com/office/word/2015/wordml/symex" mc:Ignorable="w14 w15 w16se w16cid w16 w16cex w16sdtdh w16sdtfl w16du">
   <w:docDefaults>
     <w:rPrDefault>
       <w:rPr>
-        <w:rFonts w:cstheme="minorBidi" w:hAnsiTheme="minorHAnsi" w:eastAsiaTheme="minorHAnsi" w:asciiTheme="minorHAnsi"/>
+        <w:rFonts w:asciiTheme="minorHAnsi" w:eastAsiaTheme="minorHAnsi" w:hAnsiTheme="minorHAnsi" w:cstheme="minorBidi"/>
         <w:sz w:val="22"/>
         <w:szCs w:val="22"/>
-        <w:lang w:val="en-US" w:bidi="ar-SA" w:eastAsia="en-US"/>
+        <w:lang w:val="en-US" w:eastAsia="en-US" w:bidi="ar-SA"/>
       </w:rPr>
     </w:rPrDefault>
     <w:pPrDefault>
@@ -14593,80 +14078,446 @@
         <w:widowControl w:val="0"/>
         <w:autoSpaceDE w:val="0"/>
         <w:autoSpaceDN w:val="0"/>
-        <w:spacing w:lineRule="auto" w:line="240" w:before="0" w:after="0"/>
-        <w:ind w:left="0" w:right="0"/>
-        <w:jc w:val="left"/>
       </w:pPr>
     </w:pPrDefault>
   </w:docDefaults>
-  <w:style w:styleId="DefaultParagraphFont" w:default="1" w:type="character">
+  <w:latentStyles w:defLockedState="0" w:defUIPriority="99" w:defSemiHidden="0" w:defUnhideWhenUsed="0" w:defQFormat="0" w:count="376">
+    <w:lsdException w:name="Normal" w:uiPriority="0" w:qFormat="1"/>
+    <w:lsdException w:name="heading 1" w:uiPriority="9" w:qFormat="1"/>
+    <w:lsdException w:name="heading 2" w:semiHidden="1" w:uiPriority="9" w:unhideWhenUsed="1" w:qFormat="1"/>
+    <w:lsdException w:name="heading 3" w:semiHidden="1" w:uiPriority="9" w:unhideWhenUsed="1" w:qFormat="1"/>
+    <w:lsdException w:name="heading 4" w:semiHidden="1" w:uiPriority="9" w:unhideWhenUsed="1" w:qFormat="1"/>
+    <w:lsdException w:name="heading 5" w:semiHidden="1" w:uiPriority="9" w:unhideWhenUsed="1" w:qFormat="1"/>
+    <w:lsdException w:name="heading 6" w:semiHidden="1" w:uiPriority="9" w:unhideWhenUsed="1" w:qFormat="1"/>
+    <w:lsdException w:name="heading 7" w:semiHidden="1" w:uiPriority="9" w:unhideWhenUsed="1" w:qFormat="1"/>
+    <w:lsdException w:name="heading 8" w:semiHidden="1" w:uiPriority="9" w:unhideWhenUsed="1" w:qFormat="1"/>
+    <w:lsdException w:name="heading 9" w:semiHidden="1" w:uiPriority="9" w:unhideWhenUsed="1" w:qFormat="1"/>
+    <w:lsdException w:name="index 1" w:semiHidden="1" w:unhideWhenUsed="1"/>
+    <w:lsdException w:name="index 2" w:semiHidden="1" w:unhideWhenUsed="1"/>
+    <w:lsdException w:name="index 3" w:semiHidden="1" w:unhideWhenUsed="1"/>
+    <w:lsdException w:name="index 4" w:semiHidden="1" w:unhideWhenUsed="1"/>
+    <w:lsdException w:name="index 5" w:semiHidden="1" w:unhideWhenUsed="1"/>
+    <w:lsdException w:name="index 6" w:semiHidden="1" w:unhideWhenUsed="1"/>
+    <w:lsdException w:name="index 7" w:semiHidden="1" w:unhideWhenUsed="1"/>
+    <w:lsdException w:name="index 8" w:semiHidden="1" w:unhideWhenUsed="1"/>
+    <w:lsdException w:name="index 9" w:semiHidden="1" w:unhideWhenUsed="1"/>
+    <w:lsdException w:name="toc 1" w:semiHidden="1" w:uiPriority="39" w:unhideWhenUsed="1"/>
+    <w:lsdException w:name="toc 2" w:semiHidden="1" w:uiPriority="39" w:unhideWhenUsed="1"/>
+    <w:lsdException w:name="toc 3" w:semiHidden="1" w:uiPriority="39" w:unhideWhenUsed="1"/>
+    <w:lsdException w:name="toc 4" w:semiHidden="1" w:uiPriority="39" w:unhideWhenUsed="1"/>
+    <w:lsdException w:name="toc 5" w:semiHidden="1" w:uiPriority="39" w:unhideWhenUsed="1"/>
+    <w:lsdException w:name="toc 6" w:semiHidden="1" w:uiPriority="39" w:unhideWhenUsed="1"/>
+    <w:lsdException w:name="toc 7" w:semiHidden="1" w:uiPriority="39" w:unhideWhenUsed="1"/>
+    <w:lsdException w:name="toc 8" w:semiHidden="1" w:uiPriority="39" w:unhideWhenUsed="1"/>
+    <w:lsdException w:name="toc 9" w:semiHidden="1" w:uiPriority="39" w:unhideWhenUsed="1"/>
+    <w:lsdException w:name="Normal Indent" w:semiHidden="1" w:unhideWhenUsed="1"/>
+    <w:lsdException w:name="footnote text" w:semiHidden="1" w:unhideWhenUsed="1"/>
+    <w:lsdException w:name="annotation text" w:semiHidden="1" w:unhideWhenUsed="1"/>
+    <w:lsdException w:name="header" w:semiHidden="1" w:unhideWhenUsed="1"/>
+    <w:lsdException w:name="footer" w:semiHidden="1" w:unhideWhenUsed="1"/>
+    <w:lsdException w:name="index heading" w:semiHidden="1" w:unhideWhenUsed="1"/>
+    <w:lsdException w:name="caption" w:semiHidden="1" w:uiPriority="35" w:unhideWhenUsed="1" w:qFormat="1"/>
+    <w:lsdException w:name="table of figures" w:semiHidden="1" w:unhideWhenUsed="1"/>
+    <w:lsdException w:name="envelope address" w:semiHidden="1" w:unhideWhenUsed="1"/>
+    <w:lsdException w:name="envelope return" w:semiHidden="1" w:unhideWhenUsed="1"/>
+    <w:lsdException w:name="footnote reference" w:semiHidden="1" w:unhideWhenUsed="1"/>
+    <w:lsdException w:name="annotation reference" w:semiHidden="1" w:unhideWhenUsed="1"/>
+    <w:lsdException w:name="line number" w:semiHidden="1" w:unhideWhenUsed="1"/>
+    <w:lsdException w:name="page number" w:semiHidden="1" w:unhideWhenUsed="1"/>
+    <w:lsdException w:name="endnote reference" w:semiHidden="1" w:unhideWhenUsed="1"/>
+    <w:lsdException w:name="endnote text" w:semiHidden="1" w:unhideWhenUsed="1"/>
+    <w:lsdException w:name="table of authorities" w:semiHidden="1" w:unhideWhenUsed="1"/>
+    <w:lsdException w:name="macro" w:semiHidden="1" w:unhideWhenUsed="1"/>
+    <w:lsdException w:name="toa heading" w:semiHidden="1" w:unhideWhenUsed="1"/>
+    <w:lsdException w:name="List" w:semiHidden="1" w:unhideWhenUsed="1"/>
+    <w:lsdException w:name="List Bullet" w:semiHidden="1" w:unhideWhenUsed="1"/>
+    <w:lsdException w:name="List Number" w:semiHidden="1" w:unhideWhenUsed="1"/>
+    <w:lsdException w:name="List 2" w:semiHidden="1" w:unhideWhenUsed="1"/>
+    <w:lsdException w:name="List 3" w:semiHidden="1" w:unhideWhenUsed="1"/>
+    <w:lsdException w:name="List 4" w:semiHidden="1" w:unhideWhenUsed="1"/>
+    <w:lsdException w:name="List 5" w:semiHidden="1" w:unhideWhenUsed="1"/>
+    <w:lsdException w:name="List Bullet 2" w:semiHidden="1" w:unhideWhenUsed="1"/>
+    <w:lsdException w:name="List Bullet 3" w:semiHidden="1" w:unhideWhenUsed="1"/>
+    <w:lsdException w:name="List Bullet 4" w:semiHidden="1" w:unhideWhenUsed="1"/>
+    <w:lsdException w:name="List Bullet 5" w:semiHidden="1" w:unhideWhenUsed="1"/>
+    <w:lsdException w:name="List Number 2" w:semiHidden="1" w:unhideWhenUsed="1"/>
+    <w:lsdException w:name="List Number 3" w:semiHidden="1" w:unhideWhenUsed="1"/>
+    <w:lsdException w:name="List Number 4" w:semiHidden="1" w:unhideWhenUsed="1"/>
+    <w:lsdException w:name="List Number 5" w:semiHidden="1" w:unhideWhenUsed="1"/>
+    <w:lsdException w:name="Title" w:uiPriority="10" w:qFormat="1"/>
+    <w:lsdException w:name="Closing" w:semiHidden="1" w:unhideWhenUsed="1"/>
+    <w:lsdException w:name="Signature" w:semiHidden="1" w:unhideWhenUsed="1"/>
+    <w:lsdException w:name="Default Paragraph Font" w:semiHidden="1" w:uiPriority="1" w:unhideWhenUsed="1"/>
+    <w:lsdException w:name="Body Text" w:semiHidden="1" w:unhideWhenUsed="1"/>
+    <w:lsdException w:name="Body Text Indent" w:semiHidden="1" w:unhideWhenUsed="1"/>
+    <w:lsdException w:name="List Continue" w:semiHidden="1" w:unhideWhenUsed="1"/>
+    <w:lsdException w:name="List Continue 2" w:semiHidden="1" w:unhideWhenUsed="1"/>
+    <w:lsdException w:name="List Continue 3" w:semiHidden="1" w:unhideWhenUsed="1"/>
+    <w:lsdException w:name="List Continue 4" w:semiHidden="1" w:unhideWhenUsed="1"/>
+    <w:lsdException w:name="List Continue 5" w:semiHidden="1" w:unhideWhenUsed="1"/>
+    <w:lsdException w:name="Message Header" w:semiHidden="1" w:unhideWhenUsed="1"/>
+    <w:lsdException w:name="Subtitle" w:uiPriority="11" w:qFormat="1"/>
+    <w:lsdException w:name="Salutation" w:semiHidden="1" w:unhideWhenUsed="1"/>
+    <w:lsdException w:name="Date" w:semiHidden="1" w:unhideWhenUsed="1"/>
+    <w:lsdException w:name="Body Text First Indent" w:semiHidden="1" w:unhideWhenUsed="1"/>
+    <w:lsdException w:name="Body Text First Indent 2" w:semiHidden="1" w:unhideWhenUsed="1"/>
+    <w:lsdException w:name="Note Heading" w:semiHidden="1" w:unhideWhenUsed="1"/>
+    <w:lsdException w:name="Body Text 2" w:semiHidden="1" w:unhideWhenUsed="1"/>
+    <w:lsdException w:name="Body Text 3" w:semiHidden="1" w:unhideWhenUsed="1"/>
+    <w:lsdException w:name="Body Text Indent 2" w:semiHidden="1" w:unhideWhenUsed="1"/>
+    <w:lsdException w:name="Body Text Indent 3" w:semiHidden="1" w:unhideWhenUsed="1"/>
+    <w:lsdException w:name="Block Text" w:semiHidden="1" w:unhideWhenUsed="1"/>
+    <w:lsdException w:name="Hyperlink" w:semiHidden="1" w:unhideWhenUsed="1"/>
+    <w:lsdException w:name="FollowedHyperlink" w:semiHidden="1" w:unhideWhenUsed="1"/>
+    <w:lsdException w:name="Strong" w:uiPriority="22" w:qFormat="1"/>
+    <w:lsdException w:name="Emphasis" w:uiPriority="20" w:qFormat="1"/>
+    <w:lsdException w:name="Document Map" w:semiHidden="1" w:unhideWhenUsed="1"/>
+    <w:lsdException w:name="Plain Text" w:semiHidden="1" w:unhideWhenUsed="1"/>
+    <w:lsdException w:name="E-mail Signature" w:semiHidden="1" w:unhideWhenUsed="1"/>
+    <w:lsdException w:name="HTML Top of Form" w:semiHidden="1" w:unhideWhenUsed="1"/>
+    <w:lsdException w:name="HTML Bottom of Form" w:semiHidden="1" w:unhideWhenUsed="1"/>
+    <w:lsdException w:name="Normal (Web)" w:semiHidden="1" w:unhideWhenUsed="1"/>
+    <w:lsdException w:name="HTML Acronym" w:semiHidden="1" w:unhideWhenUsed="1"/>
+    <w:lsdException w:name="HTML Address" w:semiHidden="1" w:unhideWhenUsed="1"/>
+    <w:lsdException w:name="HTML Cite" w:semiHidden="1" w:unhideWhenUsed="1"/>
+    <w:lsdException w:name="HTML Code" w:semiHidden="1" w:unhideWhenUsed="1"/>
+    <w:lsdException w:name="HTML Definition" w:semiHidden="1" w:unhideWhenUsed="1"/>
+    <w:lsdException w:name="HTML Keyboard" w:semiHidden="1" w:unhideWhenUsed="1"/>
+    <w:lsdException w:name="HTML Preformatted" w:semiHidden="1" w:unhideWhenUsed="1"/>
+    <w:lsdException w:name="HTML Sample" w:semiHidden="1" w:unhideWhenUsed="1"/>
+    <w:lsdException w:name="HTML Typewriter" w:semiHidden="1" w:unhideWhenUsed="1"/>
+    <w:lsdException w:name="HTML Variable" w:semiHidden="1" w:unhideWhenUsed="1"/>
+    <w:lsdException w:name="Normal Table" w:semiHidden="1" w:unhideWhenUsed="1"/>
+    <w:lsdException w:name="annotation subject" w:semiHidden="1" w:unhideWhenUsed="1"/>
+    <w:lsdException w:name="No List" w:semiHidden="1" w:unhideWhenUsed="1"/>
+    <w:lsdException w:name="Outline List 1" w:semiHidden="1" w:unhideWhenUsed="1"/>
+    <w:lsdException w:name="Outline List 2" w:semiHidden="1" w:unhideWhenUsed="1"/>
+    <w:lsdException w:name="Outline List 3" w:semiHidden="1" w:unhideWhenUsed="1"/>
+    <w:lsdException w:name="Table Simple 1" w:semiHidden="1" w:unhideWhenUsed="1"/>
+    <w:lsdException w:name="Table Simple 2" w:semiHidden="1" w:unhideWhenUsed="1"/>
+    <w:lsdException w:name="Table Simple 3" w:semiHidden="1" w:unhideWhenUsed="1"/>
+    <w:lsdException w:name="Table Classic 1" w:semiHidden="1" w:unhideWhenUsed="1"/>
+    <w:lsdException w:name="Table Classic 2" w:semiHidden="1" w:unhideWhenUsed="1"/>
+    <w:lsdException w:name="Table Classic 3" w:semiHidden="1" w:unhideWhenUsed="1"/>
+    <w:lsdException w:name="Table Classic 4" w:semiHidden="1" w:unhideWhenUsed="1"/>
+    <w:lsdException w:name="Table Colorful 1" w:semiHidden="1" w:unhideWhenUsed="1"/>
+    <w:lsdException w:name="Table Colorful 2" w:semiHidden="1" w:unhideWhenUsed="1"/>
+    <w:lsdException w:name="Table Colorful 3" w:semiHidden="1" w:unhideWhenUsed="1"/>
+    <w:lsdException w:name="Table Columns 1" w:semiHidden="1" w:unhideWhenUsed="1"/>
+    <w:lsdException w:name="Table Columns 2" w:semiHidden="1" w:unhideWhenUsed="1"/>
+    <w:lsdException w:name="Table Columns 3" w:semiHidden="1" w:unhideWhenUsed="1"/>
+    <w:lsdException w:name="Table Columns 4" w:semiHidden="1" w:unhideWhenUsed="1"/>
+    <w:lsdException w:name="Table Columns 5" w:semiHidden="1" w:unhideWhenUsed="1"/>
+    <w:lsdException w:name="Table Grid 1" w:semiHidden="1" w:unhideWhenUsed="1"/>
+    <w:lsdException w:name="Table Grid 2" w:semiHidden="1" w:unhideWhenUsed="1"/>
+    <w:lsdException w:name="Table Grid 3" w:semiHidden="1" w:unhideWhenUsed="1"/>
+    <w:lsdException w:name="Table Grid 4" w:semiHidden="1" w:unhideWhenUsed="1"/>
+    <w:lsdException w:name="Table Grid 5" w:semiHidden="1" w:unhideWhenUsed="1"/>
+    <w:lsdException w:name="Table Grid 6" w:semiHidden="1" w:unhideWhenUsed="1"/>
+    <w:lsdException w:name="Table Grid 7" w:semiHidden="1" w:unhideWhenUsed="1"/>
+    <w:lsdException w:name="Table Grid 8" w:semiHidden="1" w:unhideWhenUsed="1"/>
+    <w:lsdException w:name="Table List 1" w:semiHidden="1" w:unhideWhenUsed="1"/>
+    <w:lsdException w:name="Table List 2" w:semiHidden="1" w:unhideWhenUsed="1"/>
+    <w:lsdException w:name="Table List 3" w:semiHidden="1" w:unhideWhenUsed="1"/>
+    <w:lsdException w:name="Table List 4" w:semiHidden="1" w:unhideWhenUsed="1"/>
+    <w:lsdException w:name="Table List 5" w:semiHidden="1" w:unhideWhenUsed="1"/>
+    <w:lsdException w:name="Table List 6" w:semiHidden="1" w:unhideWhenUsed="1"/>
+    <w:lsdException w:name="Table List 7" w:semiHidden="1" w:unhideWhenUsed="1"/>
+    <w:lsdException w:name="Table List 8" w:semiHidden="1" w:unhideWhenUsed="1"/>
+    <w:lsdException w:name="Table 3D effects 1" w:semiHidden="1" w:unhideWhenUsed="1"/>
+    <w:lsdException w:name="Table 3D effects 2" w:semiHidden="1" w:unhideWhenUsed="1"/>
+    <w:lsdException w:name="Table 3D effects 3" w:semiHidden="1" w:unhideWhenUsed="1"/>
+    <w:lsdException w:name="Table Contemporary" w:semiHidden="1" w:unhideWhenUsed="1"/>
+    <w:lsdException w:name="Table Elegant" w:semiHidden="1" w:unhideWhenUsed="1"/>
+    <w:lsdException w:name="Table Professional" w:semiHidden="1" w:unhideWhenUsed="1"/>
+    <w:lsdException w:name="Table Subtle 1" w:semiHidden="1" w:unhideWhenUsed="1"/>
+    <w:lsdException w:name="Table Subtle 2" w:semiHidden="1" w:unhideWhenUsed="1"/>
+    <w:lsdException w:name="Table Web 1" w:semiHidden="1" w:unhideWhenUsed="1"/>
+    <w:lsdException w:name="Table Web 2" w:semiHidden="1" w:unhideWhenUsed="1"/>
+    <w:lsdException w:name="Table Web 3" w:semiHidden="1" w:unhideWhenUsed="1"/>
+    <w:lsdException w:name="Balloon Text" w:semiHidden="1" w:unhideWhenUsed="1"/>
+    <w:lsdException w:name="Table Grid" w:uiPriority="39"/>
+    <w:lsdException w:name="Table Theme" w:semiHidden="1" w:unhideWhenUsed="1"/>
+    <w:lsdException w:name="Placeholder Text" w:semiHidden="1"/>
+    <w:lsdException w:name="No Spacing" w:uiPriority="1" w:qFormat="1"/>
+    <w:lsdException w:name="Light Shading" w:uiPriority="60"/>
+    <w:lsdException w:name="Light List" w:uiPriority="61"/>
+    <w:lsdException w:name="Light Grid" w:uiPriority="62"/>
+    <w:lsdException w:name="Medium Shading 1" w:uiPriority="63"/>
+    <w:lsdException w:name="Medium Shading 2" w:uiPriority="64"/>
+    <w:lsdException w:name="Medium List 1" w:uiPriority="65"/>
+    <w:lsdException w:name="Medium List 2" w:uiPriority="66"/>
+    <w:lsdException w:name="Medium Grid 1" w:uiPriority="67"/>
+    <w:lsdException w:name="Medium Grid 2" w:uiPriority="68"/>
+    <w:lsdException w:name="Medium Grid 3" w:uiPriority="69"/>
+    <w:lsdException w:name="Dark List" w:uiPriority="70"/>
+    <w:lsdException w:name="Colorful Shading" w:uiPriority="71"/>
+    <w:lsdException w:name="Colorful List" w:uiPriority="72"/>
+    <w:lsdException w:name="Colorful Grid" w:uiPriority="73"/>
+    <w:lsdException w:name="Light Shading Accent 1" w:uiPriority="60"/>
+    <w:lsdException w:name="Light List Accent 1" w:uiPriority="61"/>
+    <w:lsdException w:name="Light Grid Accent 1" w:uiPriority="62"/>
+    <w:lsdException w:name="Medium Shading 1 Accent 1" w:uiPriority="63"/>
+    <w:lsdException w:name="Medium Shading 2 Accent 1" w:uiPriority="64"/>
+    <w:lsdException w:name="Medium List 1 Accent 1" w:uiPriority="65"/>
+    <w:lsdException w:name="Revision" w:semiHidden="1"/>
+    <w:lsdException w:name="List Paragraph" w:uiPriority="34" w:qFormat="1"/>
+    <w:lsdException w:name="Quote" w:uiPriority="29" w:qFormat="1"/>
+    <w:lsdException w:name="Intense Quote" w:uiPriority="30" w:qFormat="1"/>
+    <w:lsdException w:name="Medium List 2 Accent 1" w:uiPriority="66"/>
+    <w:lsdException w:name="Medium Grid 1 Accent 1" w:uiPriority="67"/>
+    <w:lsdException w:name="Medium Grid 2 Accent 1" w:uiPriority="68"/>
+    <w:lsdException w:name="Medium Grid 3 Accent 1" w:uiPriority="69"/>
+    <w:lsdException w:name="Dark List Accent 1" w:uiPriority="70"/>
+    <w:lsdException w:name="Colorful Shading Accent 1" w:uiPriority="71"/>
+    <w:lsdException w:name="Colorful List Accent 1" w:uiPriority="72"/>
+    <w:lsdException w:name="Colorful Grid Accent 1" w:uiPriority="73"/>
+    <w:lsdException w:name="Light Shading Accent 2" w:uiPriority="60"/>
+    <w:lsdException w:name="Light List Accent 2" w:uiPriority="61"/>
+    <w:lsdException w:name="Light Grid Accent 2" w:uiPriority="62"/>
+    <w:lsdException w:name="Medium Shading 1 Accent 2" w:uiPriority="63"/>
+    <w:lsdException w:name="Medium Shading 2 Accent 2" w:uiPriority="64"/>
+    <w:lsdException w:name="Medium List 1 Accent 2" w:uiPriority="65"/>
+    <w:lsdException w:name="Medium List 2 Accent 2" w:uiPriority="66"/>
+    <w:lsdException w:name="Medium Grid 1 Accent 2" w:uiPriority="67"/>
+    <w:lsdException w:name="Medium Grid 2 Accent 2" w:uiPriority="68"/>
+    <w:lsdException w:name="Medium Grid 3 Accent 2" w:uiPriority="69"/>
+    <w:lsdException w:name="Dark List Accent 2" w:uiPriority="70"/>
+    <w:lsdException w:name="Colorful Shading Accent 2" w:uiPriority="71"/>
+    <w:lsdException w:name="Colorful List Accent 2" w:uiPriority="72"/>
+    <w:lsdException w:name="Colorful Grid Accent 2" w:uiPriority="73"/>
+    <w:lsdException w:name="Light Shading Accent 3" w:uiPriority="60"/>
+    <w:lsdException w:name="Light List Accent 3" w:uiPriority="61"/>
+    <w:lsdException w:name="Light Grid Accent 3" w:uiPriority="62"/>
+    <w:lsdException w:name="Medium Shading 1 Accent 3" w:uiPriority="63"/>
+    <w:lsdException w:name="Medium Shading 2 Accent 3" w:uiPriority="64"/>
+    <w:lsdException w:name="Medium List 1 Accent 3" w:uiPriority="65"/>
+    <w:lsdException w:name="Medium List 2 Accent 3" w:uiPriority="66"/>
+    <w:lsdException w:name="Medium Grid 1 Accent 3" w:uiPriority="67"/>
+    <w:lsdException w:name="Medium Grid 2 Accent 3" w:uiPriority="68"/>
+    <w:lsdException w:name="Medium Grid 3 Accent 3" w:uiPriority="69"/>
+    <w:lsdException w:name="Dark List Accent 3" w:uiPriority="70"/>
+    <w:lsdException w:name="Colorful Shading Accent 3" w:uiPriority="71"/>
+    <w:lsdException w:name="Colorful List Accent 3" w:uiPriority="72"/>
+    <w:lsdException w:name="Colorful Grid Accent 3" w:uiPriority="73"/>
+    <w:lsdException w:name="Light Shading Accent 4" w:uiPriority="60"/>
+    <w:lsdException w:name="Light List Accent 4" w:uiPriority="61"/>
+    <w:lsdException w:name="Light Grid Accent 4" w:uiPriority="62"/>
+    <w:lsdException w:name="Medium Shading 1 Accent 4" w:uiPriority="63"/>
+    <w:lsdException w:name="Medium Shading 2 Accent 4" w:uiPriority="64"/>
+    <w:lsdException w:name="Medium List 1 Accent 4" w:uiPriority="65"/>
+    <w:lsdException w:name="Medium List 2 Accent 4" w:uiPriority="66"/>
+    <w:lsdException w:name="Medium Grid 1 Accent 4" w:uiPriority="67"/>
+    <w:lsdException w:name="Medium Grid 2 Accent 4" w:uiPriority="68"/>
+    <w:lsdException w:name="Medium Grid 3 Accent 4" w:uiPriority="69"/>
+    <w:lsdException w:name="Dark List Accent 4" w:uiPriority="70"/>
+    <w:lsdException w:name="Colorful Shading Accent 4" w:uiPriority="71"/>
+    <w:lsdException w:name="Colorful List Accent 4" w:uiPriority="72"/>
+    <w:lsdException w:name="Colorful Grid Accent 4" w:uiPriority="73"/>
+    <w:lsdException w:name="Light Shading Accent 5" w:uiPriority="60"/>
+    <w:lsdException w:name="Light List Accent 5" w:uiPriority="61"/>
+    <w:lsdException w:name="Light Grid Accent 5" w:uiPriority="62"/>
+    <w:lsdException w:name="Medium Shading 1 Accent 5" w:uiPriority="63"/>
+    <w:lsdException w:name="Medium Shading 2 Accent 5" w:uiPriority="64"/>
+    <w:lsdException w:name="Medium List 1 Accent 5" w:uiPriority="65"/>
+    <w:lsdException w:name="Medium List 2 Accent 5" w:uiPriority="66"/>
+    <w:lsdException w:name="Medium Grid 1 Accent 5" w:uiPriority="67"/>
+    <w:lsdException w:name="Medium Grid 2 Accent 5" w:uiPriority="68"/>
+    <w:lsdException w:name="Medium Grid 3 Accent 5" w:uiPriority="69"/>
+    <w:lsdException w:name="Dark List Accent 5" w:uiPriority="70"/>
+    <w:lsdException w:name="Colorful Shading Accent 5" w:uiPriority="71"/>
+    <w:lsdException w:name="Colorful List Accent 5" w:uiPriority="72"/>
+    <w:lsdException w:name="Colorful Grid Accent 5" w:uiPriority="73"/>
+    <w:lsdException w:name="Light Shading Accent 6" w:uiPriority="60"/>
+    <w:lsdException w:name="Light List Accent 6" w:uiPriority="61"/>
+    <w:lsdException w:name="Light Grid Accent 6" w:uiPriority="62"/>
+    <w:lsdException w:name="Medium Shading 1 Accent 6" w:uiPriority="63"/>
+    <w:lsdException w:name="Medium Shading 2 Accent 6" w:uiPriority="64"/>
+    <w:lsdException w:name="Medium List 1 Accent 6" w:uiPriority="65"/>
+    <w:lsdException w:name="Medium List 2 Accent 6" w:uiPriority="66"/>
+    <w:lsdException w:name="Medium Grid 1 Accent 6" w:uiPriority="67"/>
+    <w:lsdException w:name="Medium Grid 2 Accent 6" w:uiPriority="68"/>
+    <w:lsdException w:name="Medium Grid 3 Accent 6" w:uiPriority="69"/>
+    <w:lsdException w:name="Dark List Accent 6" w:uiPriority="70"/>
+    <w:lsdException w:name="Colorful Shading Accent 6" w:uiPriority="71"/>
+    <w:lsdException w:name="Colorful List Accent 6" w:uiPriority="72"/>
+    <w:lsdException w:name="Colorful Grid Accent 6" w:uiPriority="73"/>
+    <w:lsdException w:name="Subtle Emphasis" w:uiPriority="19" w:qFormat="1"/>
+    <w:lsdException w:name="Intense Emphasis" w:uiPriority="21" w:qFormat="1"/>
+    <w:lsdException w:name="Subtle Reference" w:uiPriority="31" w:qFormat="1"/>
+    <w:lsdException w:name="Intense Reference" w:uiPriority="32" w:qFormat="1"/>
+    <w:lsdException w:name="Book Title" w:uiPriority="33" w:qFormat="1"/>
+    <w:lsdException w:name="Bibliography" w:semiHidden="1" w:uiPriority="37" w:unhideWhenUsed="1"/>
+    <w:lsdException w:name="TOC Heading" w:semiHidden="1" w:uiPriority="39" w:unhideWhenUsed="1" w:qFormat="1"/>
+    <w:lsdException w:name="Plain Table 1" w:uiPriority="41"/>
+    <w:lsdException w:name="Plain Table 2" w:uiPriority="42"/>
+    <w:lsdException w:name="Plain Table 3" w:uiPriority="43"/>
+    <w:lsdException w:name="Plain Table 4" w:uiPriority="44"/>
+    <w:lsdException w:name="Plain Table 5" w:uiPriority="45"/>
+    <w:lsdException w:name="Grid Table Light" w:uiPriority="40"/>
+    <w:lsdException w:name="Grid Table 1 Light" w:uiPriority="46"/>
+    <w:lsdException w:name="Grid Table 2" w:uiPriority="47"/>
+    <w:lsdException w:name="Grid Table 3" w:uiPriority="48"/>
+    <w:lsdException w:name="Grid Table 4" w:uiPriority="49"/>
+    <w:lsdException w:name="Grid Table 5 Dark" w:uiPriority="50"/>
+    <w:lsdException w:name="Grid Table 6 Colorful" w:uiPriority="51"/>
+    <w:lsdException w:name="Grid Table 7 Colorful" w:uiPriority="52"/>
+    <w:lsdException w:name="Grid Table 1 Light Accent 1" w:uiPriority="46"/>
+    <w:lsdException w:name="Grid Table 2 Accent 1" w:uiPriority="47"/>
+    <w:lsdException w:name="Grid Table 3 Accent 1" w:uiPriority="48"/>
+    <w:lsdException w:name="Grid Table 4 Accent 1" w:uiPriority="49"/>
+    <w:lsdException w:name="Grid Table 5 Dark Accent 1" w:uiPriority="50"/>
+    <w:lsdException w:name="Grid Table 6 Colorful Accent 1" w:uiPriority="51"/>
+    <w:lsdException w:name="Grid Table 7 Colorful Accent 1" w:uiPriority="52"/>
+    <w:lsdException w:name="Grid Table 1 Light Accent 2" w:uiPriority="46"/>
+    <w:lsdException w:name="Grid Table 2 Accent 2" w:uiPriority="47"/>
+    <w:lsdException w:name="Grid Table 3 Accent 2" w:uiPriority="48"/>
+    <w:lsdException w:name="Grid Table 4 Accent 2" w:uiPriority="49"/>
+    <w:lsdException w:name="Grid Table 5 Dark Accent 2" w:uiPriority="50"/>
+    <w:lsdException w:name="Grid Table 6 Colorful Accent 2" w:uiPriority="51"/>
+    <w:lsdException w:name="Grid Table 7 Colorful Accent 2" w:uiPriority="52"/>
+    <w:lsdException w:name="Grid Table 1 Light Accent 3" w:uiPriority="46"/>
+    <w:lsdException w:name="Grid Table 2 Accent 3" w:uiPriority="47"/>
+    <w:lsdException w:name="Grid Table 3 Accent 3" w:uiPriority="48"/>
+    <w:lsdException w:name="Grid Table 4 Accent 3" w:uiPriority="49"/>
+    <w:lsdException w:name="Grid Table 5 Dark Accent 3" w:uiPriority="50"/>
+    <w:lsdException w:name="Grid Table 6 Colorful Accent 3" w:uiPriority="51"/>
+    <w:lsdException w:name="Grid Table 7 Colorful Accent 3" w:uiPriority="52"/>
+    <w:lsdException w:name="Grid Table 1 Light Accent 4" w:uiPriority="46"/>
+    <w:lsdException w:name="Grid Table 2 Accent 4" w:uiPriority="47"/>
+    <w:lsdException w:name="Grid Table 3 Accent 4" w:uiPriority="48"/>
+    <w:lsdException w:name="Grid Table 4 Accent 4" w:uiPriority="49"/>
+    <w:lsdException w:name="Grid Table 5 Dark Accent 4" w:uiPriority="50"/>
+    <w:lsdException w:name="Grid Table 6 Colorful Accent 4" w:uiPriority="51"/>
+    <w:lsdException w:name="Grid Table 7 Colorful Accent 4" w:uiPriority="52"/>
+    <w:lsdException w:name="Grid Table 1 Light Accent 5" w:uiPriority="46"/>
+    <w:lsdException w:name="Grid Table 2 Accent 5" w:uiPriority="47"/>
+    <w:lsdException w:name="Grid Table 3 Accent 5" w:uiPriority="48"/>
+    <w:lsdException w:name="Grid Table 4 Accent 5" w:uiPriority="49"/>
+    <w:lsdException w:name="Grid Table 5 Dark Accent 5" w:uiPriority="50"/>
+    <w:lsdException w:name="Grid Table 6 Colorful Accent 5" w:uiPriority="51"/>
+    <w:lsdException w:name="Grid Table 7 Colorful Accent 5" w:uiPriority="52"/>
+    <w:lsdException w:name="Grid Table 1 Light Accent 6" w:uiPriority="46"/>
+    <w:lsdException w:name="Grid Table 2 Accent 6" w:uiPriority="47"/>
+    <w:lsdException w:name="Grid Table 3 Accent 6" w:uiPriority="48"/>
+    <w:lsdException w:name="Grid Table 4 Accent 6" w:uiPriority="49"/>
+    <w:lsdException w:name="Grid Table 5 Dark Accent 6" w:uiPriority="50"/>
+    <w:lsdException w:name="Grid Table 6 Colorful Accent 6" w:uiPriority="51"/>
+    <w:lsdException w:name="Grid Table 7 Colorful Accent 6" w:uiPriority="52"/>
+    <w:lsdException w:name="List Table 1 Light" w:uiPriority="46"/>
+    <w:lsdException w:name="List Table 2" w:uiPriority="47"/>
+    <w:lsdException w:name="List Table 3" w:uiPriority="48"/>
+    <w:lsdException w:name="List Table 4" w:uiPriority="49"/>
+    <w:lsdException w:name="List Table 5 Dark" w:uiPriority="50"/>
+    <w:lsdException w:name="List Table 6 Colorful" w:uiPriority="51"/>
+    <w:lsdException w:name="List Table 7 Colorful" w:uiPriority="52"/>
+    <w:lsdException w:name="List Table 1 Light Accent 1" w:uiPriority="46"/>
+    <w:lsdException w:name="List Table 2 Accent 1" w:uiPriority="47"/>
+    <w:lsdException w:name="List Table 3 Accent 1" w:uiPriority="48"/>
+    <w:lsdException w:name="List Table 4 Accent 1" w:uiPriority="49"/>
+    <w:lsdException w:name="List Table 5 Dark Accent 1" w:uiPriority="50"/>
+    <w:lsdException w:name="List Table 6 Colorful Accent 1" w:uiPriority="51"/>
+    <w:lsdException w:name="List Table 7 Colorful Accent 1" w:uiPriority="52"/>
+    <w:lsdException w:name="List Table 1 Light Accent 2" w:uiPriority="46"/>
+    <w:lsdException w:name="List Table 2 Accent 2" w:uiPriority="47"/>
+    <w:lsdException w:name="List Table 3 Accent 2" w:uiPriority="48"/>
+    <w:lsdException w:name="List Table 4 Accent 2" w:uiPriority="49"/>
+    <w:lsdException w:name="List Table 5 Dark Accent 2" w:uiPriority="50"/>
+    <w:lsdException w:name="List Table 6 Colorful Accent 2" w:uiPriority="51"/>
+    <w:lsdException w:name="List Table 7 Colorful Accent 2" w:uiPriority="52"/>
+    <w:lsdException w:name="List Table 1 Light Accent 3" w:uiPriority="46"/>
+    <w:lsdException w:name="List Table 2 Accent 3" w:uiPriority="47"/>
+    <w:lsdException w:name="List Table 3 Accent 3" w:uiPriority="48"/>
+    <w:lsdException w:name="List Table 4 Accent 3" w:uiPriority="49"/>
+    <w:lsdException w:name="List Table 5 Dark Accent 3" w:uiPriority="50"/>
+    <w:lsdException w:name="List Table 6 Colorful Accent 3" w:uiPriority="51"/>
+    <w:lsdException w:name="List Table 7 Colorful Accent 3" w:uiPriority="52"/>
+    <w:lsdException w:name="List Table 1 Light Accent 4" w:uiPriority="46"/>
+    <w:lsdException w:name="List Table 2 Accent 4" w:uiPriority="47"/>
+    <w:lsdException w:name="List Table 3 Accent 4" w:uiPriority="48"/>
+    <w:lsdException w:name="List Table 4 Accent 4" w:uiPriority="49"/>
+    <w:lsdException w:name="List Table 5 Dark Accent 4" w:uiPriority="50"/>
+    <w:lsdException w:name="List Table 6 Colorful Accent 4" w:uiPriority="51"/>
+    <w:lsdException w:name="List Table 7 Colorful Accent 4" w:uiPriority="52"/>
+    <w:lsdException w:name="List Table 1 Light Accent 5" w:uiPriority="46"/>
+    <w:lsdException w:name="List Table 2 Accent 5" w:uiPriority="47"/>
+    <w:lsdException w:name="List Table 3 Accent 5" w:uiPriority="48"/>
+    <w:lsdException w:name="List Table 4 Accent 5" w:uiPriority="49"/>
+    <w:lsdException w:name="List Table 5 Dark Accent 5" w:uiPriority="50"/>
+    <w:lsdException w:name="List Table 6 Colorful Accent 5" w:uiPriority="51"/>
+    <w:lsdException w:name="List Table 7 Colorful Accent 5" w:uiPriority="52"/>
+    <w:lsdException w:name="List Table 1 Light Accent 6" w:uiPriority="46"/>
+    <w:lsdException w:name="List Table 2 Accent 6" w:uiPriority="47"/>
+    <w:lsdException w:name="List Table 3 Accent 6" w:uiPriority="48"/>
+    <w:lsdException w:name="List Table 4 Accent 6" w:uiPriority="49"/>
+    <w:lsdException w:name="List Table 5 Dark Accent 6" w:uiPriority="50"/>
+    <w:lsdException w:name="List Table 6 Colorful Accent 6" w:uiPriority="51"/>
+    <w:lsdException w:name="List Table 7 Colorful Accent 6" w:uiPriority="52"/>
+    <w:lsdException w:name="Mention" w:semiHidden="1" w:unhideWhenUsed="1"/>
+    <w:lsdException w:name="Smart Hyperlink" w:semiHidden="1" w:unhideWhenUsed="1"/>
+    <w:lsdException w:name="Hashtag" w:semiHidden="1" w:unhideWhenUsed="1"/>
+    <w:lsdException w:name="Unresolved Mention" w:semiHidden="1" w:unhideWhenUsed="1"/>
+    <w:lsdException w:name="Smart Link" w:semiHidden="1" w:unhideWhenUsed="1"/>
+  </w:latentStyles>
+  <w:style w:type="paragraph" w:default="1" w:styleId="Normal">
+    <w:name w:val="Normal"/>
+    <w:qFormat/>
+    <w:rPr>
+      <w:rFonts w:ascii="Arial" w:eastAsia="Arial" w:hAnsi="Arial" w:cs="Arial"/>
+    </w:rPr>
+  </w:style>
+  <w:style w:type="paragraph" w:styleId="Heading1">
+    <w:name w:val="heading 1"/>
+    <w:basedOn w:val="Normal"/>
+    <w:uiPriority w:val="9"/>
+    <w:qFormat/>
+    <w:pPr>
+      <w:ind w:left="62"/>
+      <w:outlineLvl w:val="0"/>
+    </w:pPr>
+    <w:rPr>
+      <w:sz w:val="34"/>
+      <w:szCs w:val="34"/>
+    </w:rPr>
+  </w:style>
+  <w:style w:type="character" w:default="1" w:styleId="DefaultParagraphFont">
     <w:name w:val="Default Paragraph Font"/>
     <w:uiPriority w:val="1"/>
     <w:semiHidden/>
     <w:unhideWhenUsed/>
   </w:style>
-  <w:style w:styleId="TableNormal" w:default="1" w:type="table">
-    <w:name w:val="Table Normal"/>
-    <w:uiPriority w:val="2"/>
+  <w:style w:type="table" w:default="1" w:styleId="TableNormal">
+    <w:name w:val="Normal Table"/>
+    <w:uiPriority w:val="99"/>
     <w:semiHidden/>
     <w:unhideWhenUsed/>
-    <w:qFormat/>
     <w:tblPr>
       <w:tblInd w:w="0" w:type="dxa"/>
       <w:tblCellMar>
         <w:top w:w="0" w:type="dxa"/>
-        <w:left w:w="0" w:type="dxa"/>
+        <w:left w:w="108" w:type="dxa"/>
         <w:bottom w:w="0" w:type="dxa"/>
-        <w:right w:w="0" w:type="dxa"/>
+        <w:right w:w="108" w:type="dxa"/>
       </w:tblCellMar>
     </w:tblPr>
   </w:style>
-  <w:style w:styleId="NoList" w:default="1" w:type="numbering">
+  <w:style w:type="numbering" w:default="1" w:styleId="NoList">
     <w:name w:val="No List"/>
     <w:uiPriority w:val="99"/>
     <w:semiHidden/>
     <w:unhideWhenUsed/>
   </w:style>
-  <w:style w:default="1" w:styleId="Normal" w:type="paragraph">
-    <w:name w:val="Normal"/>
-    <w:uiPriority w:val="1"/>
-    <w:qFormat/>
-    <w:pPr/>
-    <w:rPr>
-      <w:rFonts w:ascii="Arial" w:hAnsi="Arial" w:eastAsia="Arial" w:cs="Arial"/>
-      <w:lang w:val="en-US" w:eastAsia="en-US" w:bidi="ar-SA"/>
-    </w:rPr>
-  </w:style>
-  <w:style w:styleId="BodyText" w:type="paragraph">
+  <w:style w:type="paragraph" w:styleId="BodyText">
     <w:name w:val="Body Text"/>
     <w:basedOn w:val="Normal"/>
     <w:uiPriority w:val="1"/>
     <w:qFormat/>
-    <w:pPr/>
     <w:rPr>
-      <w:rFonts w:ascii="Arial" w:hAnsi="Arial" w:eastAsia="Arial" w:cs="Arial"/>
       <w:sz w:val="23"/>
       <w:szCs w:val="23"/>
-      <w:lang w:val="en-US" w:eastAsia="en-US" w:bidi="ar-SA"/>
     </w:rPr>
   </w:style>
-  <w:style w:styleId="Heading1" w:type="paragraph">
-    <w:name w:val="Heading 1"/>
-    <w:basedOn w:val="Normal"/>
-    <w:uiPriority w:val="1"/>
-    <w:qFormat/>
-    <w:pPr>
-      <w:ind w:left="62"/>
-      <w:outlineLvl w:val="1"/>
-    </w:pPr>
-    <w:rPr>
-      <w:rFonts w:ascii="Arial" w:hAnsi="Arial" w:eastAsia="Arial" w:cs="Arial"/>
-      <w:sz w:val="34"/>
-      <w:szCs w:val="34"/>
-      <w:lang w:val="en-US" w:eastAsia="en-US" w:bidi="ar-SA"/>
-    </w:rPr>
-  </w:style>
-  <w:style w:styleId="ListParagraph" w:type="paragraph">
+  <w:style w:type="paragraph" w:styleId="ListParagraph">
     <w:name w:val="List Paragraph"/>
     <w:basedOn w:val="Normal"/>
     <w:uiPriority w:val="1"/>
@@ -14675,20 +14526,12 @@
       <w:spacing w:before="356"/>
       <w:ind w:left="339" w:hanging="295"/>
     </w:pPr>
-    <w:rPr>
-      <w:rFonts w:ascii="Arial" w:hAnsi="Arial" w:eastAsia="Arial" w:cs="Arial"/>
-      <w:lang w:val="en-US" w:eastAsia="en-US" w:bidi="ar-SA"/>
-    </w:rPr>
   </w:style>
-  <w:style w:styleId="TableParagraph" w:type="paragraph">
+  <w:style w:type="paragraph" w:customStyle="1" w:styleId="TableParagraph">
     <w:name w:val="Table Paragraph"/>
     <w:basedOn w:val="Normal"/>
     <w:uiPriority w:val="1"/>
     <w:qFormat/>
-    <w:pPr/>
-    <w:rPr>
-      <w:lang w:val="en-US" w:eastAsia="en-US" w:bidi="ar-SA"/>
-    </w:rPr>
   </w:style>
 </w:styles>
 </file>
